--- a/TESIS FERNANDA NICOLE DUBON REYNOSO.docx
+++ b/TESIS FERNANDA NICOLE DUBON REYNOSO.docx
@@ -11,9 +11,17 @@
           <w:noProof/>
         </w:rPr>
         <w:drawing>
-          <wp:inline distT="0" distB="0" distL="0" distR="0" wp14:anchorId="4CE431EF" wp14:editId="0F0EA6F3">
+          <wp:anchor distT="0" distB="0" distL="114300" distR="114300" simplePos="0" relativeHeight="251661312" behindDoc="0" locked="0" layoutInCell="1" allowOverlap="1" wp14:anchorId="4CE431EF" wp14:editId="21DD5AD8">
+            <wp:simplePos x="0" y="0"/>
+            <wp:positionH relativeFrom="column">
+              <wp:posOffset>1733550</wp:posOffset>
+            </wp:positionH>
+            <wp:positionV relativeFrom="paragraph">
+              <wp:posOffset>-608330</wp:posOffset>
+            </wp:positionV>
             <wp:extent cx="2482215" cy="675005"/>
             <wp:effectExtent l="0" t="0" r="0" b="0"/>
+            <wp:wrapNone/>
             <wp:docPr id="2068188949" name="Picture 1" descr="Centro Universitario Tecnológico | Universidad Ceutec Honduras"/>
             <wp:cNvGraphicFramePr>
               <a:graphicFrameLocks xmlns:a="http://schemas.openxmlformats.org/drawingml/2006/main" noChangeAspect="1"/>
@@ -56,170 +64,147 @@
                 </pic:pic>
               </a:graphicData>
             </a:graphic>
-          </wp:inline>
+          </wp:anchor>
         </w:drawing>
       </w:r>
     </w:p>
     <w:p>
       <w:pPr>
+        <w:pStyle w:val="Portadas"/>
+      </w:pPr>
+      <w:r>
+        <w:t>FACULTAD DE</w:t>
+      </w:r>
+      <w:r>
+        <w:rPr>
+          <w:spacing w:val="-6"/>
+        </w:rPr>
+        <w:t xml:space="preserve"> </w:t>
+      </w:r>
+      <w:r>
+        <w:t>P</w:t>
+      </w:r>
+      <w:r>
+        <w:t>RE</w:t>
+      </w:r>
+      <w:r>
+        <w:t>GRADO</w:t>
+      </w:r>
+      <w:r>
+        <w:t xml:space="preserve"> </w:t>
+      </w:r>
+      <w:r>
+        <w:t>TRABAJO FINAL DE GRADUACI</w:t>
+      </w:r>
+      <w:r>
+        <w:t>Ó</w:t>
+      </w:r>
+      <w:r>
+        <w:t>N</w:t>
+      </w:r>
+    </w:p>
+    <w:p>
+      <w:pPr>
         <w:jc w:val="center"/>
         <w:rPr>
           <w:b/>
-        </w:rPr>
-      </w:pPr>
-      <w:r>
-        <w:rPr>
-          <w:b/>
-        </w:rPr>
-        <w:fldChar w:fldCharType="begin"/>
-      </w:r>
-      <w:r>
-        <w:rPr>
-          <w:b/>
-        </w:rPr>
-        <w:instrText xml:space="preserve"> INCLUDEPICTURE "https://ceutec.hn/wp-content/uploads/2025/01/logo-ceutec-web.png" \* MERGEFORMATINET </w:instrText>
-      </w:r>
-      <w:r>
-        <w:rPr>
-          <w:b/>
-        </w:rPr>
-        <w:fldChar w:fldCharType="separate"/>
-      </w:r>
-      <w:r>
-        <w:rPr>
-          <w:b/>
-        </w:rPr>
-        <w:fldChar w:fldCharType="end"/>
-      </w:r>
+          <w:lang w:val="es-HN"/>
+        </w:rPr>
+      </w:pPr>
+    </w:p>
+    <w:p>
+      <w:pPr>
+        <w:jc w:val="center"/>
+        <w:rPr>
+          <w:rFonts w:eastAsia="Times New Roman" w:cs="Times New Roman"/>
+          <w:b/>
+          <w:caps/>
+          <w:sz w:val="32"/>
+          <w:szCs w:val="32"/>
+          <w:lang w:val="es-HN"/>
+          <w14:ligatures w14:val="none"/>
+        </w:rPr>
+      </w:pPr>
+      <w:r>
+        <w:rPr>
+          <w:rFonts w:eastAsia="Times New Roman" w:cs="Times New Roman"/>
+          <w:b/>
+          <w:caps/>
+          <w:sz w:val="32"/>
+          <w:szCs w:val="32"/>
+          <w:lang w:val="es-HN"/>
+          <w14:ligatures w14:val="none"/>
+        </w:rPr>
+        <w:t>Desarrollo e implementación de InforumGo: plataforma integral de gestión comercial y de administración de permisos, incapacidades y vacaciones del personal de la empresa Inforum, San Pedro Sula, Honduras, 2026.</w:t>
+      </w:r>
+    </w:p>
+    <w:p>
+      <w:pPr>
+        <w:jc w:val="center"/>
+        <w:rPr>
+          <w:b/>
+          <w:lang w:val="es-HN"/>
+        </w:rPr>
+      </w:pPr>
     </w:p>
     <w:p>
       <w:pPr>
         <w:pStyle w:val="Portadas"/>
       </w:pPr>
       <w:r>
-        <w:t>FACULTAD DE</w:t>
-      </w:r>
-      <w:r>
-        <w:rPr>
-          <w:spacing w:val="-6"/>
-        </w:rPr>
+        <w:t>SUSTENTADO POR:</w:t>
+      </w:r>
+    </w:p>
+    <w:p>
+      <w:pPr>
+        <w:pStyle w:val="Portadas"/>
+      </w:pPr>
+      <w:r>
+        <w:t>FERNANDA NICOLE DUBÓN REYNOSO</w:t>
+      </w:r>
+    </w:p>
+    <w:p>
+      <w:pPr>
+        <w:jc w:val="center"/>
+        <w:rPr>
+          <w:b/>
+          <w:lang w:val="es-HN"/>
+        </w:rPr>
+      </w:pPr>
+    </w:p>
+    <w:p>
+      <w:pPr>
+        <w:pStyle w:val="Portadas"/>
+      </w:pPr>
+      <w:r>
+        <w:t>PREVI</w:t>
+      </w:r>
+      <w:r>
+        <w:t>O A LA OBTENCIÓN DEL</w:t>
+      </w:r>
+      <w:r>
+        <w:t xml:space="preserve"> TÍTULO</w:t>
+      </w:r>
+    </w:p>
+    <w:p>
+      <w:pPr>
+        <w:pStyle w:val="Portadas"/>
+      </w:pPr>
+      <w:r>
+        <w:t>INGENIER</w:t>
+      </w:r>
+      <w:r>
+        <w:t>O</w:t>
+      </w:r>
+      <w:r>
+        <w:t xml:space="preserve"> EN</w:t>
+      </w:r>
+      <w:r>
+        <w:t xml:space="preserve"> INFORMÁTICA</w:t>
+      </w:r>
+      <w:r>
         <w:t xml:space="preserve"> </w:t>
       </w:r>
-      <w:r>
-        <w:t>P</w:t>
-      </w:r>
-      <w:r>
-        <w:t>RE</w:t>
-      </w:r>
-      <w:r>
-        <w:t>GRADO</w:t>
-      </w:r>
-      <w:r>
-        <w:t xml:space="preserve"> </w:t>
-      </w:r>
-      <w:r>
-        <w:t>TRABAJO FINAL DE GRADUACI</w:t>
-      </w:r>
-      <w:r>
-        <w:t>Ó</w:t>
-      </w:r>
-      <w:r>
-        <w:t>N</w:t>
-      </w:r>
-    </w:p>
-    <w:p>
-      <w:pPr>
-        <w:jc w:val="center"/>
-        <w:rPr>
-          <w:b/>
-          <w:lang w:val="es-HN"/>
-        </w:rPr>
-      </w:pPr>
-    </w:p>
-    <w:p>
-      <w:pPr>
-        <w:pStyle w:val="Portadas"/>
-      </w:pPr>
-      <w:r>
-        <w:t>INFORUM GO SISTEMA DE GESTIÓN DE RECURSOS HUMANOS Y COMERCIAL</w:t>
-      </w:r>
-    </w:p>
-    <w:p>
-      <w:pPr>
-        <w:jc w:val="center"/>
-        <w:rPr>
-          <w:b/>
-          <w:lang w:val="es-HN"/>
-        </w:rPr>
-      </w:pPr>
-    </w:p>
-    <w:p>
-      <w:pPr>
-        <w:pStyle w:val="Portadas"/>
-      </w:pPr>
-      <w:r>
-        <w:t>SUSTENTADO POR:</w:t>
-      </w:r>
-    </w:p>
-    <w:p>
-      <w:pPr>
-        <w:pStyle w:val="Portadas"/>
-      </w:pPr>
-      <w:r>
-        <w:t>FERNANDA NICOLE DUBÓN REYNOSO</w:t>
-      </w:r>
-    </w:p>
-    <w:p>
-      <w:pPr>
-        <w:jc w:val="center"/>
-        <w:rPr>
-          <w:b/>
-          <w:lang w:val="es-HN"/>
-        </w:rPr>
-      </w:pPr>
-    </w:p>
-    <w:p>
-      <w:pPr>
-        <w:pStyle w:val="Portadas"/>
-      </w:pPr>
-      <w:r>
-        <w:t>PREVI</w:t>
-      </w:r>
-      <w:r>
-        <w:t>O A LA OBTENCIÓN DEL</w:t>
-      </w:r>
-      <w:r>
-        <w:t xml:space="preserve"> TÍTULO</w:t>
-      </w:r>
-    </w:p>
-    <w:p>
-      <w:pPr>
-        <w:pStyle w:val="Portadas"/>
-      </w:pPr>
-      <w:r>
-        <w:t>INGENIER</w:t>
-      </w:r>
-      <w:r>
-        <w:t>O</w:t>
-      </w:r>
-      <w:r>
-        <w:t xml:space="preserve"> EN</w:t>
-      </w:r>
-      <w:r>
-        <w:t xml:space="preserve"> INFORMÁTICA</w:t>
-      </w:r>
-      <w:r>
-        <w:t xml:space="preserve"> </w:t>
-      </w:r>
-    </w:p>
-    <w:p>
-      <w:pPr>
-        <w:jc w:val="center"/>
-        <w:rPr>
-          <w:b/>
-          <w:lang w:val="es-HN"/>
-        </w:rPr>
-      </w:pPr>
     </w:p>
     <w:p>
       <w:pPr>
@@ -1690,25 +1675,7 @@
           <w:szCs w:val="24"/>
           <w:lang w:val="es-ES"/>
         </w:rPr>
-        <w:t xml:space="preserve">Los abajo firmantes damos fe, en nuestra posición de miembro de Terna, Asesor y/o </w:t>
-      </w:r>
-      <w:proofErr w:type="gramStart"/>
-      <w:r>
-        <w:rPr>
-          <w:rFonts w:eastAsia="Times New Roman" w:cs="Times New Roman"/>
-          <w:szCs w:val="24"/>
-          <w:lang w:val="es-ES"/>
-        </w:rPr>
-        <w:t>Jefe</w:t>
-      </w:r>
-      <w:proofErr w:type="gramEnd"/>
-      <w:r>
-        <w:rPr>
-          <w:rFonts w:eastAsia="Times New Roman" w:cs="Times New Roman"/>
-          <w:szCs w:val="24"/>
-          <w:lang w:val="es-ES"/>
-        </w:rPr>
-        <w:t xml:space="preserve"> Académico y en el marco de nuestras responsabilidades adquiridas, que el presente documento cumple con los lineamientos exigidos por la Facultad de Ingeniería y Arquitectura y los requerimientos académicos que la Universidad dispone dentro de los procesos de graduación.</w:t>
+        <w:t>Los abajo firmantes damos fe, en nuestra posición de miembro de Terna, Asesor y/o Jefe Académico y en el marco de nuestras responsabilidades adquiridas, que el presente documento cumple con los lineamientos exigidos por la Facultad de Ingeniería y Arquitectura y los requerimientos académicos que la Universidad dispone dentro de los procesos de graduación.</w:t>
       </w:r>
     </w:p>
     <w:p>
@@ -2583,7 +2550,7 @@
         </w:rPr>
         <w:lastRenderedPageBreak/>
         <w:drawing>
-          <wp:inline distT="0" distB="0" distL="0" distR="0" wp14:anchorId="7B442253" wp14:editId="05A110D0">
+          <wp:inline distT="0" distB="0" distL="0" distR="0" wp14:anchorId="7B442253" wp14:editId="16E6732E">
             <wp:extent cx="2482215" cy="675005"/>
             <wp:effectExtent l="0" t="0" r="0" b="0"/>
             <wp:docPr id="2001976741" name="Picture 1" descr="Centro Universitario Tecnológico | Universidad Ceutec Honduras"/>
@@ -3042,7 +3009,7 @@
         </w:rPr>
         <w:lastRenderedPageBreak/>
         <w:drawing>
-          <wp:inline distT="0" distB="0" distL="0" distR="0" wp14:anchorId="7826E88D" wp14:editId="6EF9F10A">
+          <wp:inline distT="0" distB="0" distL="0" distR="0" wp14:anchorId="7826E88D" wp14:editId="088FFCEB">
             <wp:extent cx="2482215" cy="675005"/>
             <wp:effectExtent l="0" t="0" r="0" b="0"/>
             <wp:docPr id="1635753813" name="Picture 1" descr="Centro Universitario Tecnológico | Universidad Ceutec Honduras"/>
@@ -13365,7 +13332,12 @@
     <w:sdt>
       <w:sdtPr>
         <w:rPr>
+          <w:rFonts w:eastAsiaTheme="minorHAnsi" w:cstheme="minorBidi"/>
+          <w:b w:val="0"/>
+          <w:kern w:val="2"/>
+          <w:szCs w:val="22"/>
           <w:lang w:val="es-ES"/>
+          <w14:ligatures w14:val="standardContextual"/>
         </w:rPr>
         <w:id w:val="-2107098158"/>
         <w:docPartObj>
@@ -13375,12 +13347,7 @@
       </w:sdtPr>
       <w:sdtEndPr>
         <w:rPr>
-          <w:rFonts w:eastAsiaTheme="minorHAnsi" w:cstheme="minorBidi"/>
-          <w:b w:val="0"/>
-          <w:kern w:val="2"/>
-          <w:szCs w:val="22"/>
           <w:lang w:val="en-US"/>
-          <w14:ligatures w14:val="standardContextual"/>
         </w:rPr>
       </w:sdtEndPr>
       <w:sdtContent>
@@ -13410,9 +13377,6 @@
                 <w:fldChar w:fldCharType="begin"/>
               </w:r>
               <w:r>
-                <w:rPr>
-                  <w:lang w:val="es-HN"/>
-                </w:rPr>
                 <w:instrText>BIBLIOGRAPHY</w:instrText>
               </w:r>
               <w:r>
@@ -13421,7 +13385,6 @@
               <w:r>
                 <w:rPr>
                   <w:noProof/>
-                  <w:lang w:val="es-ES"/>
                 </w:rPr>
                 <w:t xml:space="preserve">Abubakar, A. A., &amp; Mohammed, A. D. (2025). </w:t>
               </w:r>
@@ -18151,7 +18114,6 @@
   <w:style w:type="character" w:default="1" w:styleId="Fuentedeprrafopredeter">
     <w:name w:val="Default Paragraph Font"/>
     <w:uiPriority w:val="1"/>
-    <w:semiHidden/>
     <w:unhideWhenUsed/>
   </w:style>
   <w:style w:type="table" w:default="1" w:styleId="Tablanormal">

--- a/TESIS FERNANDA NICOLE DUBON REYNOSO.docx
+++ b/TESIS FERNANDA NICOLE DUBON REYNOSO.docx
@@ -11,7 +11,7 @@
           <w:noProof/>
         </w:rPr>
         <w:drawing>
-          <wp:anchor distT="0" distB="0" distL="114300" distR="114300" simplePos="0" relativeHeight="251661312" behindDoc="0" locked="0" layoutInCell="1" allowOverlap="1" wp14:anchorId="4CE431EF" wp14:editId="21DD5AD8">
+          <wp:anchor distT="0" distB="0" distL="114300" distR="114300" simplePos="0" relativeHeight="251661312" behindDoc="0" locked="0" layoutInCell="1" allowOverlap="1" wp14:anchorId="4CE431EF" wp14:editId="422C8F50">
             <wp:simplePos x="0" y="0"/>
             <wp:positionH relativeFrom="column">
               <wp:posOffset>1733550</wp:posOffset>
@@ -1675,7 +1675,25 @@
           <w:szCs w:val="24"/>
           <w:lang w:val="es-ES"/>
         </w:rPr>
-        <w:t>Los abajo firmantes damos fe, en nuestra posición de miembro de Terna, Asesor y/o Jefe Académico y en el marco de nuestras responsabilidades adquiridas, que el presente documento cumple con los lineamientos exigidos por la Facultad de Ingeniería y Arquitectura y los requerimientos académicos que la Universidad dispone dentro de los procesos de graduación.</w:t>
+        <w:t xml:space="preserve">Los abajo firmantes damos fe, en nuestra posición de miembro de Terna, Asesor y/o </w:t>
+      </w:r>
+      <w:proofErr w:type="gramStart"/>
+      <w:r>
+        <w:rPr>
+          <w:rFonts w:eastAsia="Times New Roman" w:cs="Times New Roman"/>
+          <w:szCs w:val="24"/>
+          <w:lang w:val="es-ES"/>
+        </w:rPr>
+        <w:t>Jefe</w:t>
+      </w:r>
+      <w:proofErr w:type="gramEnd"/>
+      <w:r>
+        <w:rPr>
+          <w:rFonts w:eastAsia="Times New Roman" w:cs="Times New Roman"/>
+          <w:szCs w:val="24"/>
+          <w:lang w:val="es-ES"/>
+        </w:rPr>
+        <w:t xml:space="preserve"> Académico y en el marco de nuestras responsabilidades adquiridas, que el presente documento cumple con los lineamientos exigidos por la Facultad de Ingeniería y Arquitectura y los requerimientos académicos que la Universidad dispone dentro de los procesos de graduación.</w:t>
       </w:r>
     </w:p>
     <w:p>
@@ -2550,7 +2568,7 @@
         </w:rPr>
         <w:lastRenderedPageBreak/>
         <w:drawing>
-          <wp:inline distT="0" distB="0" distL="0" distR="0" wp14:anchorId="7B442253" wp14:editId="16E6732E">
+          <wp:inline distT="0" distB="0" distL="0" distR="0" wp14:anchorId="7B442253" wp14:editId="7FC84C85">
             <wp:extent cx="2482215" cy="675005"/>
             <wp:effectExtent l="0" t="0" r="0" b="0"/>
             <wp:docPr id="2001976741" name="Picture 1" descr="Centro Universitario Tecnológico | Universidad Ceutec Honduras"/>
@@ -3009,7 +3027,7 @@
         </w:rPr>
         <w:lastRenderedPageBreak/>
         <w:drawing>
-          <wp:inline distT="0" distB="0" distL="0" distR="0" wp14:anchorId="7826E88D" wp14:editId="088FFCEB">
+          <wp:inline distT="0" distB="0" distL="0" distR="0" wp14:anchorId="7826E88D" wp14:editId="058CA5FB">
             <wp:extent cx="2482215" cy="675005"/>
             <wp:effectExtent l="0" t="0" r="0" b="0"/>
             <wp:docPr id="1635753813" name="Picture 1" descr="Centro Universitario Tecnológico | Universidad Ceutec Honduras"/>
@@ -9734,12 +9752,129 @@
     </w:sdt>
     <w:p>
       <w:pPr>
-        <w:pStyle w:val="ParrafoCeutec"/>
+        <w:jc w:val="center"/>
+        <w:rPr>
+          <w:b/>
+          <w:bCs/>
+          <w:lang w:val="es-HN"/>
+        </w:rPr>
+      </w:pPr>
+      <w:r>
+        <w:rPr>
+          <w:b/>
+          <w:bCs/>
+          <w:lang w:val="es-HN"/>
+        </w:rPr>
+        <w:t>Índice de Tablas</w:t>
+      </w:r>
+    </w:p>
+    <w:p>
+      <w:pPr>
+        <w:pStyle w:val="Tabladeilustraciones"/>
+        <w:tabs>
+          <w:tab w:val="right" w:leader="dot" w:pos="9350"/>
+        </w:tabs>
+        <w:rPr>
+          <w:rFonts w:asciiTheme="minorHAnsi" w:eastAsiaTheme="minorEastAsia" w:hAnsiTheme="minorHAnsi"/>
+          <w:noProof/>
+          <w:szCs w:val="24"/>
+          <w:lang w:val="es-HN" w:eastAsia="es-HN"/>
+        </w:rPr>
+      </w:pPr>
+      <w:r>
         <w:rPr>
           <w:rFonts w:eastAsia="Aptos"/>
           <w:lang w:val="es-HN"/>
         </w:rPr>
-      </w:pPr>
+        <w:fldChar w:fldCharType="begin"/>
+      </w:r>
+      <w:r>
+        <w:rPr>
+          <w:rFonts w:eastAsia="Aptos"/>
+          <w:lang w:val="es-HN"/>
+        </w:rPr>
+        <w:instrText xml:space="preserve"> TOC \h \z \c "Tabla" </w:instrText>
+      </w:r>
+      <w:r>
+        <w:rPr>
+          <w:rFonts w:eastAsia="Aptos"/>
+          <w:lang w:val="es-HN"/>
+        </w:rPr>
+        <w:fldChar w:fldCharType="separate"/>
+      </w:r>
+      <w:hyperlink w:anchor="_Toc243920924" w:history="1">
+        <w:r>
+          <w:rPr>
+            <w:rStyle w:val="Hipervnculo"/>
+            <w:noProof/>
+          </w:rPr>
+          <w:t>Tabla 1: Muestra y Población</w:t>
+        </w:r>
+        <w:r>
+          <w:rPr>
+            <w:noProof/>
+            <w:webHidden/>
+          </w:rPr>
+          <w:tab/>
+        </w:r>
+        <w:r>
+          <w:rPr>
+            <w:noProof/>
+            <w:webHidden/>
+          </w:rPr>
+          <w:fldChar w:fldCharType="begin"/>
+        </w:r>
+        <w:r>
+          <w:rPr>
+            <w:noProof/>
+            <w:webHidden/>
+          </w:rPr>
+          <w:instrText xml:space="preserve"> PAGEREF _Toc243920924 \h </w:instrText>
+        </w:r>
+        <w:r>
+          <w:rPr>
+            <w:noProof/>
+            <w:webHidden/>
+          </w:rPr>
+        </w:r>
+        <w:r>
+          <w:rPr>
+            <w:noProof/>
+            <w:webHidden/>
+          </w:rPr>
+          <w:fldChar w:fldCharType="separate"/>
+        </w:r>
+        <w:r>
+          <w:rPr>
+            <w:noProof/>
+            <w:webHidden/>
+          </w:rPr>
+          <w:t>11</w:t>
+        </w:r>
+        <w:r>
+          <w:rPr>
+            <w:noProof/>
+            <w:webHidden/>
+          </w:rPr>
+          <w:fldChar w:fldCharType="end"/>
+        </w:r>
+      </w:hyperlink>
+    </w:p>
+    <w:p>
+      <w:pPr>
+        <w:pStyle w:val="ParrafoCeutec"/>
+        <w:rPr>
+          <w:rFonts w:eastAsia="Aptos"/>
+          <w:lang w:val="es-HN"/>
+        </w:rPr>
+      </w:pPr>
+      <w:r>
+        <w:rPr>
+          <w:rFonts w:eastAsia="Aptos"/>
+          <w:lang w:val="es-HN"/>
+        </w:rPr>
+        <w:fldChar w:fldCharType="end"/>
+      </w:r>
     </w:p>
     <w:p>
       <w:pPr>
@@ -10328,7 +10463,21 @@
         <w:rPr>
           <w:lang w:val="es-ES_tradnl"/>
         </w:rPr>
-        <w:t>Proceso automático que se ejecuta a una hora o frecuencia fija, por ejemplo avisar de un aniversario cada día a las 7:00.</w:t>
+        <w:t xml:space="preserve">Proceso automático que se ejecuta a una hora o frecuencia fija, por </w:t>
+      </w:r>
+      <w:proofErr w:type="gramStart"/>
+      <w:r>
+        <w:rPr>
+          <w:lang w:val="es-ES_tradnl"/>
+        </w:rPr>
+        <w:t>ejemplo</w:t>
+      </w:r>
+      <w:proofErr w:type="gramEnd"/>
+      <w:r>
+        <w:rPr>
+          <w:lang w:val="es-ES_tradnl"/>
+        </w:rPr>
+        <w:t xml:space="preserve"> avisar de un aniversario cada día a las 7:00.</w:t>
       </w:r>
     </w:p>
     <w:p>
@@ -11138,7 +11287,21 @@
         <w:rPr>
           <w:lang w:val="es-ES_tradnl"/>
         </w:rPr>
-        <w:t xml:space="preserve"> que se ejecuta antes de la lógica principal de una ruta, por ejemplo para verificar el token o los permisos.</w:t>
+        <w:t xml:space="preserve"> que se ejecuta antes de la lógica principal de una ruta, por </w:t>
+      </w:r>
+      <w:proofErr w:type="gramStart"/>
+      <w:r>
+        <w:rPr>
+          <w:lang w:val="es-ES_tradnl"/>
+        </w:rPr>
+        <w:t>ejemplo</w:t>
+      </w:r>
+      <w:proofErr w:type="gramEnd"/>
+      <w:r>
+        <w:rPr>
+          <w:lang w:val="es-ES_tradnl"/>
+        </w:rPr>
+        <w:t xml:space="preserve"> para verificar el token o los permisos.</w:t>
       </w:r>
     </w:p>
     <w:p>
@@ -11346,7 +11509,21 @@
         <w:rPr>
           <w:lang w:val="es-ES_tradnl"/>
         </w:rPr>
-        <w:t xml:space="preserve"> que representa una respuesta futura, por ejemplo la de una petición al </w:t>
+        <w:t xml:space="preserve"> que representa una respuesta futura, por </w:t>
+      </w:r>
+      <w:proofErr w:type="gramStart"/>
+      <w:r>
+        <w:rPr>
+          <w:lang w:val="es-ES_tradnl"/>
+        </w:rPr>
+        <w:t>ejemplo</w:t>
+      </w:r>
+      <w:proofErr w:type="gramEnd"/>
+      <w:r>
+        <w:rPr>
+          <w:lang w:val="es-ES_tradnl"/>
+        </w:rPr>
+        <w:t xml:space="preserve"> la de una petición al </w:t>
       </w:r>
       <w:proofErr w:type="spellStart"/>
       <w:r>
@@ -11623,7 +11800,21 @@
         <w:rPr>
           <w:lang w:val="es-ES_tradnl"/>
         </w:rPr>
-        <w:t xml:space="preserve">Conjunto de permisos de acceso que define lo que un usuario puede ver y hacer (por ejemplo </w:t>
+        <w:t xml:space="preserve">Conjunto de permisos de acceso que define lo que un usuario puede ver y hacer (por </w:t>
+      </w:r>
+      <w:proofErr w:type="gramStart"/>
+      <w:r>
+        <w:rPr>
+          <w:lang w:val="es-ES_tradnl"/>
+        </w:rPr>
+        <w:t>ejemplo</w:t>
+      </w:r>
+      <w:proofErr w:type="gramEnd"/>
+      <w:r>
+        <w:rPr>
+          <w:lang w:val="es-ES_tradnl"/>
+        </w:rPr>
+        <w:t xml:space="preserve"> </w:t>
       </w:r>
       <w:proofErr w:type="spellStart"/>
       <w:r>
@@ -11637,7 +11828,21 @@
         <w:rPr>
           <w:lang w:val="es-ES_tradnl"/>
         </w:rPr>
-        <w:t>, RRHH, Jefe de área).</w:t>
+        <w:t xml:space="preserve">, RRHH, </w:t>
+      </w:r>
+      <w:proofErr w:type="gramStart"/>
+      <w:r>
+        <w:rPr>
+          <w:lang w:val="es-ES_tradnl"/>
+        </w:rPr>
+        <w:t>Jefe</w:t>
+      </w:r>
+      <w:proofErr w:type="gramEnd"/>
+      <w:r>
+        <w:rPr>
+          <w:lang w:val="es-ES_tradnl"/>
+        </w:rPr>
+        <w:t xml:space="preserve"> de área).</w:t>
       </w:r>
     </w:p>
     <w:p>
@@ -12004,7 +12209,14 @@
         <w:rPr>
           <w:lang w:val="es-ES_tradnl"/>
         </w:rPr>
-        <w:t>Valor de configuración (como una clave o una dirección) que se guarda fuera del código, en el archivo .</w:t>
+        <w:t xml:space="preserve">Valor de configuración (como una clave o una dirección) que se guarda fuera del código, en el </w:t>
+      </w:r>
+      <w:proofErr w:type="gramStart"/>
+      <w:r>
+        <w:rPr>
+          <w:lang w:val="es-ES_tradnl"/>
+        </w:rPr>
+        <w:t>archivo .</w:t>
       </w:r>
       <w:proofErr w:type="spellStart"/>
       <w:r>
@@ -12014,6 +12226,7 @@
         <w:t>env</w:t>
       </w:r>
       <w:proofErr w:type="spellEnd"/>
+      <w:proofErr w:type="gramEnd"/>
       <w:r>
         <w:rPr>
           <w:lang w:val="es-ES_tradnl"/>
@@ -13060,274 +13273,573 @@
     </w:p>
     <w:p>
       <w:pPr>
+        <w:pStyle w:val="Descripcin"/>
+        <w:keepNext/>
+      </w:pPr>
+      <w:bookmarkStart w:id="51" w:name="_Toc243920924"/>
+      <w:proofErr w:type="spellStart"/>
+      <w:r>
+        <w:t>Tabla</w:t>
+      </w:r>
+      <w:proofErr w:type="spellEnd"/>
+      <w:r>
+        <w:t xml:space="preserve"> </w:t>
+      </w:r>
+      <w:r>
+        <w:fldChar w:fldCharType="begin"/>
+      </w:r>
+      <w:r>
+        <w:instrText xml:space="preserve"> SEQ Tabla \* ARABIC </w:instrText>
+      </w:r>
+      <w:r>
+        <w:fldChar w:fldCharType="separate"/>
+      </w:r>
+      <w:r>
+        <w:rPr>
+          <w:noProof/>
+        </w:rPr>
+        <w:t>1</w:t>
+      </w:r>
+      <w:r>
+        <w:fldChar w:fldCharType="end"/>
+      </w:r>
+      <w:r>
+        <w:t xml:space="preserve">: </w:t>
+      </w:r>
+      <w:proofErr w:type="spellStart"/>
+      <w:r>
+        <w:t>Muestra</w:t>
+      </w:r>
+      <w:proofErr w:type="spellEnd"/>
+      <w:r>
+        <w:t xml:space="preserve"> y Población</w:t>
+      </w:r>
+      <w:bookmarkEnd w:id="51"/>
+    </w:p>
+    <w:tbl>
+      <w:tblPr>
+        <w:tblStyle w:val="Tablaconcuadrcula"/>
+        <w:tblW w:w="0" w:type="auto"/>
+        <w:tblLook w:val="04A0" w:firstRow="1" w:lastRow="0" w:firstColumn="1" w:lastColumn="0" w:noHBand="0" w:noVBand="1"/>
+      </w:tblPr>
+      <w:tblGrid>
+        <w:gridCol w:w="3116"/>
+        <w:gridCol w:w="3117"/>
+        <w:gridCol w:w="3117"/>
+      </w:tblGrid>
+      <w:tr>
+        <w:tc>
+          <w:tcPr>
+            <w:tcW w:w="3116" w:type="dxa"/>
+          </w:tcPr>
+          <w:p>
+            <w:pPr>
+              <w:rPr>
+                <w:lang w:val="es-ES_tradnl"/>
+              </w:rPr>
+            </w:pPr>
+          </w:p>
+        </w:tc>
+        <w:tc>
+          <w:tcPr>
+            <w:tcW w:w="3117" w:type="dxa"/>
+          </w:tcPr>
+          <w:p>
+            <w:pPr>
+              <w:rPr>
+                <w:lang w:val="es-ES_tradnl"/>
+              </w:rPr>
+            </w:pPr>
+          </w:p>
+        </w:tc>
+        <w:tc>
+          <w:tcPr>
+            <w:tcW w:w="3117" w:type="dxa"/>
+          </w:tcPr>
+          <w:p>
+            <w:pPr>
+              <w:rPr>
+                <w:lang w:val="es-ES_tradnl"/>
+              </w:rPr>
+            </w:pPr>
+          </w:p>
+        </w:tc>
+      </w:tr>
+      <w:tr>
+        <w:tc>
+          <w:tcPr>
+            <w:tcW w:w="3116" w:type="dxa"/>
+          </w:tcPr>
+          <w:p>
+            <w:pPr>
+              <w:rPr>
+                <w:lang w:val="es-ES_tradnl"/>
+              </w:rPr>
+            </w:pPr>
+          </w:p>
+        </w:tc>
+        <w:tc>
+          <w:tcPr>
+            <w:tcW w:w="3117" w:type="dxa"/>
+          </w:tcPr>
+          <w:p>
+            <w:pPr>
+              <w:rPr>
+                <w:lang w:val="es-ES_tradnl"/>
+              </w:rPr>
+            </w:pPr>
+          </w:p>
+        </w:tc>
+        <w:tc>
+          <w:tcPr>
+            <w:tcW w:w="3117" w:type="dxa"/>
+          </w:tcPr>
+          <w:p>
+            <w:pPr>
+              <w:rPr>
+                <w:lang w:val="es-ES_tradnl"/>
+              </w:rPr>
+            </w:pPr>
+          </w:p>
+        </w:tc>
+      </w:tr>
+      <w:tr>
+        <w:tc>
+          <w:tcPr>
+            <w:tcW w:w="3116" w:type="dxa"/>
+          </w:tcPr>
+          <w:p>
+            <w:pPr>
+              <w:rPr>
+                <w:lang w:val="es-ES_tradnl"/>
+              </w:rPr>
+            </w:pPr>
+          </w:p>
+        </w:tc>
+        <w:tc>
+          <w:tcPr>
+            <w:tcW w:w="3117" w:type="dxa"/>
+          </w:tcPr>
+          <w:p>
+            <w:pPr>
+              <w:rPr>
+                <w:lang w:val="es-ES_tradnl"/>
+              </w:rPr>
+            </w:pPr>
+          </w:p>
+        </w:tc>
+        <w:tc>
+          <w:tcPr>
+            <w:tcW w:w="3117" w:type="dxa"/>
+          </w:tcPr>
+          <w:p>
+            <w:pPr>
+              <w:rPr>
+                <w:lang w:val="es-ES_tradnl"/>
+              </w:rPr>
+            </w:pPr>
+          </w:p>
+        </w:tc>
+      </w:tr>
+      <w:tr>
+        <w:tc>
+          <w:tcPr>
+            <w:tcW w:w="3116" w:type="dxa"/>
+          </w:tcPr>
+          <w:p>
+            <w:pPr>
+              <w:rPr>
+                <w:lang w:val="es-ES_tradnl"/>
+              </w:rPr>
+            </w:pPr>
+          </w:p>
+        </w:tc>
+        <w:tc>
+          <w:tcPr>
+            <w:tcW w:w="3117" w:type="dxa"/>
+          </w:tcPr>
+          <w:p>
+            <w:pPr>
+              <w:rPr>
+                <w:lang w:val="es-ES_tradnl"/>
+              </w:rPr>
+            </w:pPr>
+          </w:p>
+        </w:tc>
+        <w:tc>
+          <w:tcPr>
+            <w:tcW w:w="3117" w:type="dxa"/>
+          </w:tcPr>
+          <w:p>
+            <w:pPr>
+              <w:rPr>
+                <w:lang w:val="es-ES_tradnl"/>
+              </w:rPr>
+            </w:pPr>
+          </w:p>
+        </w:tc>
+      </w:tr>
+      <w:tr>
+        <w:tc>
+          <w:tcPr>
+            <w:tcW w:w="3116" w:type="dxa"/>
+          </w:tcPr>
+          <w:p>
+            <w:pPr>
+              <w:rPr>
+                <w:lang w:val="es-ES_tradnl"/>
+              </w:rPr>
+            </w:pPr>
+          </w:p>
+        </w:tc>
+        <w:tc>
+          <w:tcPr>
+            <w:tcW w:w="3117" w:type="dxa"/>
+          </w:tcPr>
+          <w:p>
+            <w:pPr>
+              <w:rPr>
+                <w:lang w:val="es-ES_tradnl"/>
+              </w:rPr>
+            </w:pPr>
+          </w:p>
+        </w:tc>
+        <w:tc>
+          <w:tcPr>
+            <w:tcW w:w="3117" w:type="dxa"/>
+          </w:tcPr>
+          <w:p>
+            <w:pPr>
+              <w:rPr>
+                <w:lang w:val="es-ES_tradnl"/>
+              </w:rPr>
+            </w:pPr>
+          </w:p>
+        </w:tc>
+      </w:tr>
+      <w:tr>
+        <w:tc>
+          <w:tcPr>
+            <w:tcW w:w="3116" w:type="dxa"/>
+          </w:tcPr>
+          <w:p>
+            <w:pPr>
+              <w:rPr>
+                <w:lang w:val="es-ES_tradnl"/>
+              </w:rPr>
+            </w:pPr>
+          </w:p>
+        </w:tc>
+        <w:tc>
+          <w:tcPr>
+            <w:tcW w:w="3117" w:type="dxa"/>
+          </w:tcPr>
+          <w:p>
+            <w:pPr>
+              <w:rPr>
+                <w:lang w:val="es-ES_tradnl"/>
+              </w:rPr>
+            </w:pPr>
+          </w:p>
+        </w:tc>
+        <w:tc>
+          <w:tcPr>
+            <w:tcW w:w="3117" w:type="dxa"/>
+          </w:tcPr>
+          <w:p>
+            <w:pPr>
+              <w:rPr>
+                <w:lang w:val="es-ES_tradnl"/>
+              </w:rPr>
+            </w:pPr>
+          </w:p>
+        </w:tc>
+      </w:tr>
+    </w:tbl>
+    <w:p>
+      <w:pPr>
+        <w:rPr>
+          <w:lang w:val="es-ES_tradnl"/>
+        </w:rPr>
+      </w:pPr>
+    </w:p>
+    <w:p>
+      <w:pPr>
         <w:pStyle w:val="Ttulo2"/>
       </w:pPr>
-      <w:bookmarkStart w:id="51" w:name="_Toc243321368"/>
-      <w:r>
+      <w:bookmarkStart w:id="52" w:name="_Toc243321368"/>
+      <w:r>
+        <w:lastRenderedPageBreak/>
         <w:t>Técnicas e Instrumentos de Investigación</w:t>
       </w:r>
-      <w:bookmarkEnd w:id="51"/>
+      <w:bookmarkEnd w:id="52"/>
     </w:p>
     <w:p>
       <w:pPr>
         <w:pStyle w:val="Ttulo3"/>
       </w:pPr>
-      <w:bookmarkStart w:id="52" w:name="_Toc243321369"/>
+      <w:bookmarkStart w:id="53" w:name="_Toc243321369"/>
       <w:r>
         <w:t>Encuesta</w:t>
       </w:r>
-      <w:bookmarkEnd w:id="52"/>
+      <w:bookmarkEnd w:id="53"/>
     </w:p>
     <w:p>
       <w:pPr>
         <w:pStyle w:val="Ttulo2"/>
       </w:pPr>
-      <w:bookmarkStart w:id="53" w:name="_Toc243321370"/>
+      <w:bookmarkStart w:id="54" w:name="_Toc243321370"/>
       <w:r>
         <w:t>Fuentes de Información</w:t>
       </w:r>
-      <w:bookmarkEnd w:id="53"/>
+      <w:bookmarkEnd w:id="54"/>
     </w:p>
     <w:p>
       <w:pPr>
         <w:pStyle w:val="Ttulo3"/>
       </w:pPr>
-      <w:bookmarkStart w:id="54" w:name="_Toc243321371"/>
+      <w:bookmarkStart w:id="55" w:name="_Toc243321371"/>
       <w:r>
         <w:t>Fuentes Primarias</w:t>
       </w:r>
-      <w:bookmarkEnd w:id="54"/>
+      <w:bookmarkEnd w:id="55"/>
     </w:p>
     <w:p>
       <w:pPr>
         <w:pStyle w:val="Ttulo3"/>
       </w:pPr>
-      <w:bookmarkStart w:id="55" w:name="_Toc243321372"/>
+      <w:bookmarkStart w:id="56" w:name="_Toc243321372"/>
       <w:r>
         <w:t>Fuentes Secundarias</w:t>
       </w:r>
-      <w:bookmarkEnd w:id="55"/>
+      <w:bookmarkEnd w:id="56"/>
     </w:p>
     <w:p>
       <w:pPr>
         <w:pStyle w:val="Ttulo2"/>
       </w:pPr>
-      <w:bookmarkStart w:id="56" w:name="_Toc243321373"/>
+      <w:bookmarkStart w:id="57" w:name="_Toc243321373"/>
       <w:r>
         <w:t>Resultados</w:t>
       </w:r>
-      <w:bookmarkEnd w:id="56"/>
+      <w:bookmarkEnd w:id="57"/>
     </w:p>
     <w:p>
       <w:pPr>
         <w:pStyle w:val="Ttulo1"/>
       </w:pPr>
-      <w:bookmarkStart w:id="57" w:name="_Toc243321374"/>
+      <w:bookmarkStart w:id="58" w:name="_Toc243321374"/>
+      <w:r>
+        <w:t>Capítulo V. Descripción del Trabajo Desarrollado</w:t>
+      </w:r>
+      <w:bookmarkEnd w:id="58"/>
+    </w:p>
+    <w:p>
+      <w:pPr>
+        <w:pStyle w:val="Nmerodecaptulo"/>
+        <w:rPr>
+          <w:lang w:val="es-ES_tradnl"/>
+        </w:rPr>
+      </w:pPr>
+    </w:p>
+    <w:p>
+      <w:pPr>
+        <w:pStyle w:val="Ttulo2"/>
+      </w:pPr>
+      <w:bookmarkStart w:id="59" w:name="_Toc243321375"/>
+      <w:r>
+        <w:t xml:space="preserve">Implementación de </w:t>
+      </w:r>
+      <w:proofErr w:type="spellStart"/>
+      <w:r>
+        <w:t>Inforum</w:t>
+      </w:r>
+      <w:proofErr w:type="spellEnd"/>
+      <w:r>
+        <w:t xml:space="preserve"> </w:t>
+      </w:r>
+      <w:proofErr w:type="spellStart"/>
+      <w:r>
+        <w:t>Go</w:t>
+      </w:r>
+      <w:bookmarkEnd w:id="59"/>
+      <w:proofErr w:type="spellEnd"/>
+    </w:p>
+    <w:p>
+      <w:pPr>
+        <w:pStyle w:val="Ttulo3"/>
+      </w:pPr>
+      <w:bookmarkStart w:id="60" w:name="_Toc243321376"/>
+      <w:r>
+        <w:t>Justificación</w:t>
+      </w:r>
+      <w:bookmarkEnd w:id="60"/>
+    </w:p>
+    <w:p>
+      <w:pPr>
+        <w:pStyle w:val="Ttulo3"/>
+      </w:pPr>
+      <w:bookmarkStart w:id="61" w:name="_Toc243321377"/>
+      <w:r>
+        <w:t>Alcance</w:t>
+      </w:r>
+      <w:bookmarkEnd w:id="61"/>
+    </w:p>
+    <w:p>
+      <w:pPr>
+        <w:pStyle w:val="Ttulo3"/>
+      </w:pPr>
+      <w:bookmarkStart w:id="62" w:name="_Toc243321378"/>
+      <w:r>
+        <w:t>Recursos Disponibles y Limitaciones</w:t>
+      </w:r>
+      <w:bookmarkEnd w:id="62"/>
+    </w:p>
+    <w:p>
+      <w:pPr>
+        <w:pStyle w:val="Ttulo3"/>
+      </w:pPr>
+      <w:bookmarkStart w:id="63" w:name="_Toc243321379"/>
+      <w:r>
+        <w:t>Actividades Desarrolladas</w:t>
+      </w:r>
+      <w:bookmarkEnd w:id="63"/>
+    </w:p>
+    <w:p>
+      <w:pPr>
+        <w:pStyle w:val="Ttulo3"/>
+      </w:pPr>
+      <w:bookmarkStart w:id="64" w:name="_Toc243321380"/>
+      <w:r>
+        <w:t>Resultados Obtenidos</w:t>
+      </w:r>
+      <w:bookmarkEnd w:id="64"/>
+    </w:p>
+    <w:p>
+      <w:pPr>
+        <w:pStyle w:val="Ttulo2"/>
+      </w:pPr>
+      <w:bookmarkStart w:id="65" w:name="_Toc243321381"/>
+      <w:r>
+        <w:t>Análisis Costo-Beneficio</w:t>
+      </w:r>
+      <w:bookmarkEnd w:id="65"/>
+    </w:p>
+    <w:p>
+      <w:pPr>
+        <w:pStyle w:val="Ttulo3"/>
+      </w:pPr>
+      <w:bookmarkStart w:id="66" w:name="_Toc243321382"/>
+      <w:r>
+        <w:t>Análisis de Costo Eléctrico</w:t>
+      </w:r>
+      <w:bookmarkEnd w:id="66"/>
+    </w:p>
+    <w:p>
+      <w:pPr>
+        <w:pStyle w:val="Ttulo3"/>
+      </w:pPr>
+      <w:bookmarkStart w:id="67" w:name="_Toc243321383"/>
+      <w:r>
+        <w:t>Análisis de Costo de Internet</w:t>
+      </w:r>
+      <w:bookmarkEnd w:id="67"/>
+    </w:p>
+    <w:p>
+      <w:pPr>
+        <w:pStyle w:val="Ttulo3"/>
+      </w:pPr>
+      <w:bookmarkStart w:id="68" w:name="_Toc243321384"/>
+      <w:r>
+        <w:t>Análisis de Costo Variados</w:t>
+      </w:r>
+      <w:bookmarkEnd w:id="68"/>
+    </w:p>
+    <w:p>
+      <w:pPr>
+        <w:pStyle w:val="Ttulo3"/>
+      </w:pPr>
+      <w:bookmarkStart w:id="69" w:name="_Toc243321385"/>
+      <w:r>
+        <w:t>Análisis de Costo Salarial</w:t>
+      </w:r>
+      <w:bookmarkEnd w:id="69"/>
+    </w:p>
+    <w:p>
+      <w:pPr>
+        <w:pStyle w:val="Ttulo3"/>
+      </w:pPr>
+      <w:bookmarkStart w:id="70" w:name="_Toc243321386"/>
+      <w:r>
+        <w:t>Análisis Financiero Costo Beneficio</w:t>
+      </w:r>
+      <w:bookmarkEnd w:id="70"/>
+    </w:p>
+    <w:p>
+      <w:pPr>
+        <w:pStyle w:val="Ttulo1"/>
+      </w:pPr>
+      <w:bookmarkStart w:id="71" w:name="_Toc243321387"/>
       <w:r>
         <w:lastRenderedPageBreak/>
-        <w:t>Capítulo V. Descripción del Trabajo Desarrollado</w:t>
-      </w:r>
-      <w:bookmarkEnd w:id="57"/>
-    </w:p>
-    <w:p>
-      <w:pPr>
-        <w:pStyle w:val="Nmerodecaptulo"/>
-        <w:rPr>
-          <w:lang w:val="es-ES_tradnl"/>
-        </w:rPr>
-      </w:pPr>
-    </w:p>
-    <w:p>
-      <w:pPr>
-        <w:pStyle w:val="Ttulo2"/>
-      </w:pPr>
-      <w:bookmarkStart w:id="58" w:name="_Toc243321375"/>
-      <w:r>
-        <w:t xml:space="preserve">Implementación de </w:t>
-      </w:r>
-      <w:proofErr w:type="spellStart"/>
-      <w:r>
-        <w:t>Inforum</w:t>
-      </w:r>
-      <w:proofErr w:type="spellEnd"/>
-      <w:r>
-        <w:t xml:space="preserve"> </w:t>
-      </w:r>
-      <w:proofErr w:type="spellStart"/>
-      <w:r>
-        <w:t>Go</w:t>
-      </w:r>
-      <w:bookmarkEnd w:id="58"/>
-      <w:proofErr w:type="spellEnd"/>
-    </w:p>
-    <w:p>
-      <w:pPr>
-        <w:pStyle w:val="Ttulo3"/>
-      </w:pPr>
-      <w:bookmarkStart w:id="59" w:name="_Toc243321376"/>
-      <w:r>
-        <w:t>Justificación</w:t>
-      </w:r>
-      <w:bookmarkEnd w:id="59"/>
-    </w:p>
-    <w:p>
-      <w:pPr>
-        <w:pStyle w:val="Ttulo3"/>
-      </w:pPr>
-      <w:bookmarkStart w:id="60" w:name="_Toc243321377"/>
-      <w:r>
-        <w:t>Alcance</w:t>
-      </w:r>
-      <w:bookmarkEnd w:id="60"/>
-    </w:p>
-    <w:p>
-      <w:pPr>
-        <w:pStyle w:val="Ttulo3"/>
-      </w:pPr>
-      <w:bookmarkStart w:id="61" w:name="_Toc243321378"/>
-      <w:r>
-        <w:t>Recursos Disponibles y Limitaciones</w:t>
-      </w:r>
-      <w:bookmarkEnd w:id="61"/>
-    </w:p>
-    <w:p>
-      <w:pPr>
-        <w:pStyle w:val="Ttulo3"/>
-      </w:pPr>
-      <w:bookmarkStart w:id="62" w:name="_Toc243321379"/>
-      <w:r>
-        <w:t>Actividades Desarrolladas</w:t>
-      </w:r>
-      <w:bookmarkEnd w:id="62"/>
-    </w:p>
-    <w:p>
-      <w:pPr>
-        <w:pStyle w:val="Ttulo3"/>
-      </w:pPr>
-      <w:bookmarkStart w:id="63" w:name="_Toc243321380"/>
-      <w:r>
-        <w:t>Resultados Obtenidos</w:t>
-      </w:r>
-      <w:bookmarkEnd w:id="63"/>
-    </w:p>
-    <w:p>
-      <w:pPr>
-        <w:pStyle w:val="Ttulo2"/>
-      </w:pPr>
-      <w:bookmarkStart w:id="64" w:name="_Toc243321381"/>
-      <w:r>
-        <w:t>Análisis Costo-Beneficio</w:t>
-      </w:r>
-      <w:bookmarkEnd w:id="64"/>
-    </w:p>
-    <w:p>
-      <w:pPr>
-        <w:pStyle w:val="Ttulo3"/>
-      </w:pPr>
-      <w:bookmarkStart w:id="65" w:name="_Toc243321382"/>
-      <w:r>
-        <w:t>Análisis de Costo Eléctrico</w:t>
-      </w:r>
-      <w:bookmarkEnd w:id="65"/>
-    </w:p>
-    <w:p>
-      <w:pPr>
-        <w:pStyle w:val="Ttulo3"/>
-      </w:pPr>
-      <w:bookmarkStart w:id="66" w:name="_Toc243321383"/>
-      <w:r>
-        <w:t>Análisis de Costo de Internet</w:t>
-      </w:r>
-      <w:bookmarkEnd w:id="66"/>
-    </w:p>
-    <w:p>
-      <w:pPr>
-        <w:pStyle w:val="Ttulo3"/>
-      </w:pPr>
-      <w:bookmarkStart w:id="67" w:name="_Toc243321384"/>
-      <w:r>
-        <w:t>Análisis de Costo Variados</w:t>
-      </w:r>
-      <w:bookmarkEnd w:id="67"/>
-    </w:p>
-    <w:p>
-      <w:pPr>
-        <w:pStyle w:val="Ttulo3"/>
-      </w:pPr>
-      <w:bookmarkStart w:id="68" w:name="_Toc243321385"/>
-      <w:r>
-        <w:t>Análisis de Costo Salarial</w:t>
-      </w:r>
-      <w:bookmarkEnd w:id="68"/>
-    </w:p>
-    <w:p>
-      <w:pPr>
-        <w:pStyle w:val="Ttulo3"/>
-      </w:pPr>
-      <w:bookmarkStart w:id="69" w:name="_Toc243321386"/>
-      <w:r>
-        <w:t>Análisis Financiero Costo Beneficio</w:t>
-      </w:r>
-      <w:bookmarkEnd w:id="69"/>
+        <w:t>Capítulo VI Conclusiones</w:t>
+      </w:r>
+      <w:bookmarkEnd w:id="71"/>
     </w:p>
     <w:p>
       <w:pPr>
         <w:pStyle w:val="Ttulo1"/>
       </w:pPr>
-      <w:bookmarkStart w:id="70" w:name="_Toc243321387"/>
-      <w:r>
-        <w:t>Capítulo VI Conclusiones</w:t>
-      </w:r>
-      <w:bookmarkEnd w:id="70"/>
+      <w:bookmarkStart w:id="72" w:name="_Toc243321388"/>
+      <w:r>
+        <w:t>Capítulo VII Recomendaciones</w:t>
+      </w:r>
+      <w:bookmarkEnd w:id="72"/>
+    </w:p>
+    <w:p>
+      <w:pPr>
+        <w:rPr>
+          <w:lang w:val="es-ES_tradnl"/>
+        </w:rPr>
+      </w:pPr>
+    </w:p>
+    <w:p>
+      <w:pPr>
+        <w:rPr>
+          <w:lang w:val="es-ES_tradnl"/>
+        </w:rPr>
+      </w:pPr>
+    </w:p>
+    <w:p>
+      <w:pPr>
+        <w:rPr>
+          <w:lang w:val="es-ES_tradnl"/>
+        </w:rPr>
+      </w:pPr>
+    </w:p>
+    <w:p>
+      <w:pPr>
+        <w:rPr>
+          <w:lang w:val="es-ES_tradnl"/>
+        </w:rPr>
+      </w:pPr>
+    </w:p>
+    <w:p>
+      <w:pPr>
+        <w:rPr>
+          <w:lang w:val="es-ES_tradnl"/>
+        </w:rPr>
+      </w:pPr>
     </w:p>
     <w:p>
       <w:pPr>
         <w:pStyle w:val="Ttulo1"/>
       </w:pPr>
-      <w:bookmarkStart w:id="71" w:name="_Toc243321388"/>
-      <w:r>
-        <w:t>Capítulo VII Recomendaciones</w:t>
-      </w:r>
-      <w:bookmarkEnd w:id="71"/>
-    </w:p>
-    <w:p>
-      <w:pPr>
-        <w:rPr>
-          <w:lang w:val="es-ES_tradnl"/>
-        </w:rPr>
-      </w:pPr>
-    </w:p>
-    <w:p>
-      <w:pPr>
-        <w:rPr>
-          <w:lang w:val="es-ES_tradnl"/>
-        </w:rPr>
-      </w:pPr>
-    </w:p>
-    <w:p>
-      <w:pPr>
-        <w:rPr>
-          <w:lang w:val="es-ES_tradnl"/>
-        </w:rPr>
-      </w:pPr>
-    </w:p>
-    <w:p>
-      <w:pPr>
-        <w:rPr>
-          <w:lang w:val="es-ES_tradnl"/>
-        </w:rPr>
-      </w:pPr>
-    </w:p>
-    <w:p>
-      <w:pPr>
-        <w:pStyle w:val="Ttulo1"/>
-      </w:pPr>
-      <w:bookmarkStart w:id="72" w:name="_Toc243321389"/>
-      <w:r>
-        <w:lastRenderedPageBreak/>
+      <w:bookmarkStart w:id="73" w:name="_Toc243321389"/>
+      <w:r>
         <w:t>Bibliografía</w:t>
       </w:r>
-      <w:bookmarkEnd w:id="72"/>
+      <w:bookmarkEnd w:id="73"/>
     </w:p>
     <w:sdt>
       <w:sdtPr>
@@ -18114,6 +18626,7 @@
   <w:style w:type="character" w:default="1" w:styleId="Fuentedeprrafopredeter">
     <w:name w:val="Default Paragraph Font"/>
     <w:uiPriority w:val="1"/>
+    <w:semiHidden/>
     <w:unhideWhenUsed/>
   </w:style>
   <w:style w:type="table" w:default="1" w:styleId="Tablanormal">
@@ -18734,6 +19247,33 @@
     <w:unhideWhenUsed/>
     <w:rsid w:val="002F634F"/>
   </w:style>
+  <w:style w:type="paragraph" w:styleId="Descripcin">
+    <w:name w:val="caption"/>
+    <w:basedOn w:val="Normal"/>
+    <w:next w:val="Normal"/>
+    <w:uiPriority w:val="35"/>
+    <w:unhideWhenUsed/>
+    <w:qFormat/>
+    <w:rsid w:val="00DB4DCC"/>
+    <w:pPr>
+      <w:spacing w:after="200" w:line="240" w:lineRule="auto"/>
+    </w:pPr>
+    <w:rPr>
+      <w:i/>
+      <w:iCs/>
+      <w:color w:val="44546A" w:themeColor="text2"/>
+      <w:sz w:val="18"/>
+      <w:szCs w:val="18"/>
+    </w:rPr>
+  </w:style>
+  <w:style w:type="paragraph" w:styleId="Tabladeilustraciones">
+    <w:name w:val="table of figures"/>
+    <w:basedOn w:val="Normal"/>
+    <w:next w:val="Normal"/>
+    <w:uiPriority w:val="99"/>
+    <w:unhideWhenUsed/>
+    <w:rsid w:val="00DB4DCC"/>
+  </w:style>
 </w:styles>
 </file>
 

--- a/TESIS FERNANDA NICOLE DUBON REYNOSO.docx
+++ b/TESIS FERNANDA NICOLE DUBON REYNOSO.docx
@@ -11,7 +11,7 @@
           <w:noProof/>
         </w:rPr>
         <w:drawing>
-          <wp:anchor distT="0" distB="0" distL="114300" distR="114300" simplePos="0" relativeHeight="251661312" behindDoc="0" locked="0" layoutInCell="1" allowOverlap="1" wp14:anchorId="4CE431EF" wp14:editId="422C8F50">
+          <wp:anchor distT="0" distB="0" distL="114300" distR="114300" simplePos="0" relativeHeight="251661312" behindDoc="0" locked="0" layoutInCell="1" allowOverlap="1" wp14:anchorId="4CE431EF" wp14:editId="5F329A90">
             <wp:simplePos x="0" y="0"/>
             <wp:positionH relativeFrom="column">
               <wp:posOffset>1733550</wp:posOffset>
@@ -490,7 +490,10 @@
       </w:r>
       <w:r>
         <w:lastRenderedPageBreak/>
-        <w:t>INFORUM GO SISTEMA DE GESTIÓN DE RECURSOS HUMANOS Y COMERCIAL</w:t>
+        <w:t>plataforma integral de gestión comercial y de administración de permisos, incapacidades y vacaciones</w:t>
+      </w:r>
+      <w:r>
+        <w:t xml:space="preserve"> del personal de la empresa inforum</w:t>
       </w:r>
     </w:p>
     <w:p>
@@ -771,14 +774,6 @@
       <w:pPr>
         <w:jc w:val="center"/>
         <w:rPr>
-          <w:lang w:val="es-HN"/>
-        </w:rPr>
-      </w:pPr>
-    </w:p>
-    <w:p>
-      <w:pPr>
-        <w:jc w:val="center"/>
-        <w:rPr>
           <w:b/>
           <w:bCs/>
           <w:lang w:val="es-HN"/>
@@ -997,23 +992,7 @@
           <w:szCs w:val="24"/>
           <w:lang w:val="es-ES"/>
         </w:rPr>
-        <w:t xml:space="preserve">INFORUM GO SISTEMA DE GESTIÓN DE RECURSOS HUMANOS Y COMERCIAL, </w:t>
-      </w:r>
-      <w:r>
-        <w:rPr>
-          <w:rFonts w:eastAsia="Times New Roman" w:cs="Times New Roman"/>
-          <w:szCs w:val="24"/>
-          <w:lang w:val="es-ES"/>
-        </w:rPr>
-        <w:t>202</w:t>
-      </w:r>
-      <w:r>
-        <w:rPr>
-          <w:rFonts w:eastAsia="Times New Roman" w:cs="Times New Roman"/>
-          <w:szCs w:val="24"/>
-          <w:lang w:val="es-ES"/>
-        </w:rPr>
-        <w:t>6</w:t>
+        <w:t>DESARROLLO E IMPLEMENTACIÓN DE INFORUMGO: PLATAFORMA INTEGRAL DE GESTIÓN COMERCIAL Y DE ADMINISTRACIÓN DE PERMISOS, INCAPACIDADES Y VACACIONES DEL PERSONAL DE LA EMPRESA INFORUM, SAN PEDRO SULA, HONDURAS, 2026.</w:t>
       </w:r>
       <w:r>
         <w:rPr>
@@ -1084,7 +1063,7 @@
           <w:szCs w:val="24"/>
           <w:lang w:val="es-ES"/>
         </w:rPr>
-        <w:t>1). A través de sus Centros Asociados y Bibliotecas de los “Centros de Recursos para el Aprendizaje y la Investigación (CRAI)”, para que, con fines académicos, puedan libremente registrar, copiar o utilizar la información contenida en él, con fines educativos, investigativos o sociales. Asimismo,</w:t>
+        <w:t xml:space="preserve">1). A través de sus Centros Asociados y Bibliotecas de los “Centros de Recursos para el Aprendizaje y la Investigación (CRAI)”, para que, con fines académicos, puedan libremente registrar, copiar o utilizar la información contenida en él, con fines educativos, investigativos o </w:t>
       </w:r>
       <w:r>
         <w:rPr>
@@ -1093,7 +1072,8 @@
           <w:szCs w:val="24"/>
           <w:lang w:val="es-ES"/>
         </w:rPr>
-        <w:t xml:space="preserve"> </w:t>
+        <w:lastRenderedPageBreak/>
+        <w:t>sociales. Asimismo,</w:t>
       </w:r>
       <w:r>
         <w:rPr>
@@ -1102,7 +1082,7 @@
           <w:szCs w:val="24"/>
           <w:lang w:val="es-ES"/>
         </w:rPr>
-        <w:t xml:space="preserve">para que exponga mi trabajo como medio didáctico en los Centros de Recursos para el Aprendizaje y la Investigación (CRAI o Biblioteca), y con fines académicos </w:t>
+        <w:t xml:space="preserve"> </w:t>
       </w:r>
       <w:r>
         <w:rPr>
@@ -1111,8 +1091,7 @@
           <w:szCs w:val="24"/>
           <w:lang w:val="es-ES"/>
         </w:rPr>
-        <w:lastRenderedPageBreak/>
-        <w:t>permita a los usuarios de dichos centros su consulta y acceso mediante catálogos electrónicos, repositorios académicos nacionales o internacionales, página web institucional, así como medios electrónicos en general, internet, intranet, DVD, u otro formato conocido o por conocer, así como integrados en programas de cooperación bibliotecaria académicos, que permitan mostrar al mundo la producción académica de la Universidad a través de la visibilidad de su contenido.</w:t>
+        <w:t>para que exponga mi trabajo como medio didáctico en los Centros de Recursos para el Aprendizaje y la Investigación (CRAI o Biblioteca), y con fines académicos permita a los usuarios de dichos centros su consulta y acceso mediante catálogos electrónicos, repositorios académicos nacionales o internacionales, página web institucional, así como medios electrónicos en general, internet, intranet, DVD, u otro formato conocido o por conocer, así como integrados en programas de cooperación bibliotecaria académicos, que permitan mostrar al mundo la producción académica de la Universidad a través de la visibilidad de su contenido.</w:t>
       </w:r>
       <w:r>
         <w:rPr>
@@ -1214,7 +1193,16 @@
           <w:szCs w:val="24"/>
           <w:lang w:val="es-ES"/>
         </w:rPr>
-        <w:t xml:space="preserve">autor del presente Trabajo Final de Graduación, que el contenido de dicho trabajo es obra original del suscrito y de la veracidad de los datos incluidos en el documento. Eximo a UNITEC/CEUTEC; así como el Tutor y Lector que han revisado el presente, por las manifestaciones y/o apreciaciones personales incluidas en el mismo, de cualquier responsabilidad por su autoría o cualquier situación de perjuicio que se pudiera presentar. </w:t>
+        <w:t xml:space="preserve">autor del presente Trabajo Final de Graduación, que el contenido de dicho trabajo es obra original del suscrito y de la veracidad de los datos incluidos en el documento. Eximo a UNITEC/CEUTEC; así como el Tutor y Lector que han revisado el presente, por las manifestaciones y/o apreciaciones personales incluidas en el mismo, de </w:t>
+      </w:r>
+      <w:r>
+        <w:rPr>
+          <w:rFonts w:eastAsia="Times New Roman" w:cs="Times New Roman"/>
+          <w:szCs w:val="24"/>
+          <w:lang w:val="es-ES"/>
+        </w:rPr>
+        <w:lastRenderedPageBreak/>
+        <w:t xml:space="preserve">cualquier responsabilidad por su autoría o cualquier situación de perjuicio que se pudiera presentar. </w:t>
       </w:r>
     </w:p>
     <w:p>
@@ -1619,26 +1607,6 @@
     </w:p>
     <w:p>
       <w:pPr>
-        <w:jc w:val="center"/>
-        <w:rPr>
-          <w:b/>
-          <w:bCs/>
-          <w:lang w:val="es-ES"/>
-        </w:rPr>
-      </w:pPr>
-    </w:p>
-    <w:p>
-      <w:pPr>
-        <w:jc w:val="center"/>
-        <w:rPr>
-          <w:b/>
-          <w:bCs/>
-          <w:lang w:val="es-ES"/>
-        </w:rPr>
-      </w:pPr>
-    </w:p>
-    <w:p>
-      <w:pPr>
         <w:widowControl/>
         <w:jc w:val="center"/>
         <w:rPr>
@@ -2097,20 +2065,32 @@
               <w:jc w:val="center"/>
               <w:rPr>
                 <w:rFonts w:eastAsia="Times New Roman" w:cs="Times New Roman"/>
+                <w:szCs w:val="24"/>
+                <w:lang w:val="es-ES"/>
+              </w:rPr>
+            </w:pPr>
+            <w:r>
+              <w:rPr>
+                <w:rFonts w:eastAsia="Times New Roman" w:cs="Times New Roman"/>
+                <w:szCs w:val="24"/>
+                <w:lang w:val="es-ES"/>
+              </w:rPr>
+              <w:t>Miembro de Terna</w:t>
+            </w:r>
+          </w:p>
+          <w:p>
+            <w:pPr>
+              <w:widowControl/>
+              <w:ind w:firstLine="709"/>
+              <w:jc w:val="center"/>
+              <w:rPr>
+                <w:rFonts w:eastAsia="Times New Roman" w:cs="Times New Roman"/>
                 <w:b/>
                 <w:smallCaps/>
                 <w:szCs w:val="24"/>
                 <w:lang w:val="es-ES"/>
               </w:rPr>
             </w:pPr>
-            <w:r>
-              <w:rPr>
-                <w:rFonts w:eastAsia="Times New Roman" w:cs="Times New Roman"/>
-                <w:szCs w:val="24"/>
-                <w:lang w:val="es-ES"/>
-              </w:rPr>
-              <w:t>Miembro de Terna</w:t>
-            </w:r>
           </w:p>
         </w:tc>
         <w:tc>
@@ -2142,17 +2122,6 @@
         </w:tc>
       </w:tr>
     </w:tbl>
-    <w:p>
-      <w:pPr>
-        <w:widowControl/>
-        <w:ind w:firstLine="708"/>
-        <w:rPr>
-          <w:rFonts w:eastAsia="Times New Roman" w:cs="Times New Roman"/>
-          <w:szCs w:val="24"/>
-          <w:lang w:val="es-ES"/>
-        </w:rPr>
-      </w:pPr>
-    </w:p>
     <w:p>
       <w:pPr>
         <w:widowControl/>
@@ -2269,18 +2238,26 @@
           </w:p>
         </w:tc>
       </w:tr>
+      <w:tr>
+        <w:tc>
+          <w:tcPr>
+            <w:tcW w:w="6379" w:type="dxa"/>
+          </w:tcPr>
+          <w:p>
+            <w:pPr>
+              <w:widowControl/>
+              <w:ind w:firstLine="709"/>
+              <w:jc w:val="center"/>
+              <w:rPr>
+                <w:rFonts w:eastAsia="Times New Roman" w:cs="Times New Roman"/>
+                <w:szCs w:val="24"/>
+                <w:lang w:val="es-ES"/>
+              </w:rPr>
+            </w:pPr>
+          </w:p>
+        </w:tc>
+      </w:tr>
     </w:tbl>
-    <w:p>
-      <w:pPr>
-        <w:widowControl/>
-        <w:ind w:firstLine="708"/>
-        <w:rPr>
-          <w:rFonts w:eastAsia="Times New Roman" w:cs="Times New Roman"/>
-          <w:szCs w:val="24"/>
-          <w:lang w:val="es-ES"/>
-        </w:rPr>
-      </w:pPr>
-    </w:p>
     <w:p>
       <w:pPr>
         <w:jc w:val="center"/>
@@ -2568,7 +2545,7 @@
         </w:rPr>
         <w:lastRenderedPageBreak/>
         <w:drawing>
-          <wp:inline distT="0" distB="0" distL="0" distR="0" wp14:anchorId="7B442253" wp14:editId="7FC84C85">
+          <wp:inline distT="0" distB="0" distL="0" distR="0" wp14:anchorId="7B442253" wp14:editId="529CAA00">
             <wp:extent cx="2482215" cy="675005"/>
             <wp:effectExtent l="0" t="0" r="0" b="0"/>
             <wp:docPr id="2001976741" name="Picture 1" descr="Centro Universitario Tecnológico | Universidad Ceutec Honduras"/>
@@ -3027,7 +3004,7 @@
         </w:rPr>
         <w:lastRenderedPageBreak/>
         <w:drawing>
-          <wp:inline distT="0" distB="0" distL="0" distR="0" wp14:anchorId="7826E88D" wp14:editId="058CA5FB">
+          <wp:inline distT="0" distB="0" distL="0" distR="0" wp14:anchorId="7826E88D" wp14:editId="3571321F">
             <wp:extent cx="2482215" cy="675005"/>
             <wp:effectExtent l="0" t="0" r="0" b="0"/>
             <wp:docPr id="1635753813" name="Picture 1" descr="Centro Universitario Tecnológico | Universidad Ceutec Honduras"/>
@@ -3527,7 +3504,7 @@
                 <w:noProof/>
                 <w:webHidden/>
               </w:rPr>
-              <w:t>1</w:t>
+              <w:t>IX</w:t>
             </w:r>
             <w:r>
               <w:rPr>
@@ -3598,7 +3575,7 @@
                 <w:noProof/>
                 <w:webHidden/>
               </w:rPr>
-              <w:t>7</w:t>
+              <w:t>1</w:t>
             </w:r>
             <w:r>
               <w:rPr>
@@ -3669,7 +3646,7 @@
                 <w:noProof/>
                 <w:webHidden/>
               </w:rPr>
-              <w:t>9</w:t>
+              <w:t>3</w:t>
             </w:r>
             <w:r>
               <w:rPr>
@@ -3757,7 +3734,7 @@
                 <w:noProof/>
                 <w:webHidden/>
               </w:rPr>
-              <w:t>9</w:t>
+              <w:t>3</w:t>
             </w:r>
             <w:r>
               <w:rPr>
@@ -3845,7 +3822,7 @@
                 <w:noProof/>
                 <w:webHidden/>
               </w:rPr>
-              <w:t>9</w:t>
+              <w:t>3</w:t>
             </w:r>
             <w:r>
               <w:rPr>
@@ -3933,7 +3910,7 @@
                 <w:noProof/>
                 <w:webHidden/>
               </w:rPr>
-              <w:t>9</w:t>
+              <w:t>3</w:t>
             </w:r>
             <w:r>
               <w:rPr>
@@ -4021,7 +3998,7 @@
                 <w:noProof/>
                 <w:webHidden/>
               </w:rPr>
-              <w:t>9</w:t>
+              <w:t>3</w:t>
             </w:r>
             <w:r>
               <w:rPr>
@@ -4109,7 +4086,7 @@
                 <w:noProof/>
                 <w:webHidden/>
               </w:rPr>
-              <w:t>9</w:t>
+              <w:t>3</w:t>
             </w:r>
             <w:r>
               <w:rPr>
@@ -4197,7 +4174,7 @@
                 <w:noProof/>
                 <w:webHidden/>
               </w:rPr>
-              <w:t>9</w:t>
+              <w:t>3</w:t>
             </w:r>
             <w:r>
               <w:rPr>
@@ -4285,7 +4262,7 @@
                 <w:noProof/>
                 <w:webHidden/>
               </w:rPr>
-              <w:t>9</w:t>
+              <w:t>3</w:t>
             </w:r>
             <w:r>
               <w:rPr>
@@ -4373,7 +4350,7 @@
                 <w:noProof/>
                 <w:webHidden/>
               </w:rPr>
-              <w:t>9</w:t>
+              <w:t>4</w:t>
             </w:r>
             <w:r>
               <w:rPr>
@@ -4461,7 +4438,7 @@
                 <w:noProof/>
                 <w:webHidden/>
               </w:rPr>
-              <w:t>9</w:t>
+              <w:t>4</w:t>
             </w:r>
             <w:r>
               <w:rPr>
@@ -4549,7 +4526,7 @@
                 <w:noProof/>
                 <w:webHidden/>
               </w:rPr>
-              <w:t>9</w:t>
+              <w:t>4</w:t>
             </w:r>
             <w:r>
               <w:rPr>
@@ -4620,7 +4597,7 @@
                 <w:noProof/>
                 <w:webHidden/>
               </w:rPr>
-              <w:t>9</w:t>
+              <w:t>4</w:t>
             </w:r>
             <w:r>
               <w:rPr>
@@ -4708,7 +4685,7 @@
                 <w:noProof/>
                 <w:webHidden/>
               </w:rPr>
-              <w:t>9</w:t>
+              <w:t>4</w:t>
             </w:r>
             <w:r>
               <w:rPr>
@@ -4796,7 +4773,7 @@
                 <w:noProof/>
                 <w:webHidden/>
               </w:rPr>
-              <w:t>9</w:t>
+              <w:t>4</w:t>
             </w:r>
             <w:r>
               <w:rPr>
@@ -4884,7 +4861,7 @@
                 <w:noProof/>
                 <w:webHidden/>
               </w:rPr>
-              <w:t>9</w:t>
+              <w:t>4</w:t>
             </w:r>
             <w:r>
               <w:rPr>
@@ -4972,7 +4949,7 @@
                 <w:noProof/>
                 <w:webHidden/>
               </w:rPr>
-              <w:t>9</w:t>
+              <w:t>4</w:t>
             </w:r>
             <w:r>
               <w:rPr>
@@ -5060,7 +5037,7 @@
                 <w:noProof/>
                 <w:webHidden/>
               </w:rPr>
-              <w:t>9</w:t>
+              <w:t>4</w:t>
             </w:r>
             <w:r>
               <w:rPr>
@@ -5148,7 +5125,7 @@
                 <w:noProof/>
                 <w:webHidden/>
               </w:rPr>
-              <w:t>9</w:t>
+              <w:t>4</w:t>
             </w:r>
             <w:r>
               <w:rPr>
@@ -5236,7 +5213,7 @@
                 <w:noProof/>
                 <w:webHidden/>
               </w:rPr>
-              <w:t>10</w:t>
+              <w:t>4</w:t>
             </w:r>
             <w:r>
               <w:rPr>
@@ -5324,7 +5301,7 @@
                 <w:noProof/>
                 <w:webHidden/>
               </w:rPr>
-              <w:t>10</w:t>
+              <w:t>4</w:t>
             </w:r>
             <w:r>
               <w:rPr>
@@ -5412,7 +5389,7 @@
                 <w:noProof/>
                 <w:webHidden/>
               </w:rPr>
-              <w:t>10</w:t>
+              <w:t>4</w:t>
             </w:r>
             <w:r>
               <w:rPr>
@@ -5500,7 +5477,7 @@
                 <w:noProof/>
                 <w:webHidden/>
               </w:rPr>
-              <w:t>10</w:t>
+              <w:t>4</w:t>
             </w:r>
             <w:r>
               <w:rPr>
@@ -5588,7 +5565,7 @@
                 <w:noProof/>
                 <w:webHidden/>
               </w:rPr>
-              <w:t>10</w:t>
+              <w:t>4</w:t>
             </w:r>
             <w:r>
               <w:rPr>
@@ -5676,7 +5653,7 @@
                 <w:noProof/>
                 <w:webHidden/>
               </w:rPr>
-              <w:t>10</w:t>
+              <w:t>4</w:t>
             </w:r>
             <w:r>
               <w:rPr>
@@ -5764,7 +5741,7 @@
                 <w:noProof/>
                 <w:webHidden/>
               </w:rPr>
-              <w:t>10</w:t>
+              <w:t>4</w:t>
             </w:r>
             <w:r>
               <w:rPr>
@@ -5852,7 +5829,7 @@
                 <w:noProof/>
                 <w:webHidden/>
               </w:rPr>
-              <w:t>10</w:t>
+              <w:t>4</w:t>
             </w:r>
             <w:r>
               <w:rPr>
@@ -5940,7 +5917,7 @@
                 <w:noProof/>
                 <w:webHidden/>
               </w:rPr>
-              <w:t>10</w:t>
+              <w:t>4</w:t>
             </w:r>
             <w:r>
               <w:rPr>
@@ -6028,7 +6005,7 @@
                 <w:noProof/>
                 <w:webHidden/>
               </w:rPr>
-              <w:t>10</w:t>
+              <w:t>5</w:t>
             </w:r>
             <w:r>
               <w:rPr>
@@ -6116,7 +6093,7 @@
                 <w:noProof/>
                 <w:webHidden/>
               </w:rPr>
-              <w:t>10</w:t>
+              <w:t>5</w:t>
             </w:r>
             <w:r>
               <w:rPr>
@@ -6204,7 +6181,7 @@
                 <w:noProof/>
                 <w:webHidden/>
               </w:rPr>
-              <w:t>10</w:t>
+              <w:t>5</w:t>
             </w:r>
             <w:r>
               <w:rPr>
@@ -6292,7 +6269,7 @@
                 <w:noProof/>
                 <w:webHidden/>
               </w:rPr>
-              <w:t>10</w:t>
+              <w:t>5</w:t>
             </w:r>
             <w:r>
               <w:rPr>
@@ -6380,7 +6357,7 @@
                 <w:noProof/>
                 <w:webHidden/>
               </w:rPr>
-              <w:t>10</w:t>
+              <w:t>5</w:t>
             </w:r>
             <w:r>
               <w:rPr>
@@ -6468,7 +6445,7 @@
                 <w:noProof/>
                 <w:webHidden/>
               </w:rPr>
-              <w:t>10</w:t>
+              <w:t>5</w:t>
             </w:r>
             <w:r>
               <w:rPr>
@@ -6556,7 +6533,7 @@
                 <w:noProof/>
                 <w:webHidden/>
               </w:rPr>
-              <w:t>10</w:t>
+              <w:t>5</w:t>
             </w:r>
             <w:r>
               <w:rPr>
@@ -6644,7 +6621,7 @@
                 <w:noProof/>
                 <w:webHidden/>
               </w:rPr>
-              <w:t>10</w:t>
+              <w:t>5</w:t>
             </w:r>
             <w:r>
               <w:rPr>
@@ -6732,7 +6709,7 @@
                 <w:noProof/>
                 <w:webHidden/>
               </w:rPr>
-              <w:t>10</w:t>
+              <w:t>5</w:t>
             </w:r>
             <w:r>
               <w:rPr>
@@ -6820,7 +6797,7 @@
                 <w:noProof/>
                 <w:webHidden/>
               </w:rPr>
-              <w:t>10</w:t>
+              <w:t>5</w:t>
             </w:r>
             <w:r>
               <w:rPr>
@@ -6908,7 +6885,7 @@
                 <w:noProof/>
                 <w:webHidden/>
               </w:rPr>
-              <w:t>11</w:t>
+              <w:t>5</w:t>
             </w:r>
             <w:r>
               <w:rPr>
@@ -6996,7 +6973,7 @@
                 <w:noProof/>
                 <w:webHidden/>
               </w:rPr>
-              <w:t>11</w:t>
+              <w:t>5</w:t>
             </w:r>
             <w:r>
               <w:rPr>
@@ -7084,7 +7061,7 @@
                 <w:noProof/>
                 <w:webHidden/>
               </w:rPr>
-              <w:t>11</w:t>
+              <w:t>5</w:t>
             </w:r>
             <w:r>
               <w:rPr>
@@ -7172,7 +7149,7 @@
                 <w:noProof/>
                 <w:webHidden/>
               </w:rPr>
-              <w:t>11</w:t>
+              <w:t>5</w:t>
             </w:r>
             <w:r>
               <w:rPr>
@@ -7260,7 +7237,7 @@
                 <w:noProof/>
                 <w:webHidden/>
               </w:rPr>
-              <w:t>11</w:t>
+              <w:t>5</w:t>
             </w:r>
             <w:r>
               <w:rPr>
@@ -7331,7 +7308,7 @@
                 <w:noProof/>
                 <w:webHidden/>
               </w:rPr>
-              <w:t>11</w:t>
+              <w:t>5</w:t>
             </w:r>
             <w:r>
               <w:rPr>
@@ -7419,7 +7396,7 @@
                 <w:noProof/>
                 <w:webHidden/>
               </w:rPr>
-              <w:t>11</w:t>
+              <w:t>5</w:t>
             </w:r>
             <w:r>
               <w:rPr>
@@ -7507,7 +7484,7 @@
                 <w:noProof/>
                 <w:webHidden/>
               </w:rPr>
-              <w:t>11</w:t>
+              <w:t>5</w:t>
             </w:r>
             <w:r>
               <w:rPr>
@@ -7595,7 +7572,7 @@
                 <w:noProof/>
                 <w:webHidden/>
               </w:rPr>
-              <w:t>11</w:t>
+              <w:t>5</w:t>
             </w:r>
             <w:r>
               <w:rPr>
@@ -7683,7 +7660,7 @@
                 <w:noProof/>
                 <w:webHidden/>
               </w:rPr>
-              <w:t>11</w:t>
+              <w:t>6</w:t>
             </w:r>
             <w:r>
               <w:rPr>
@@ -7771,7 +7748,7 @@
                 <w:noProof/>
                 <w:webHidden/>
               </w:rPr>
-              <w:t>11</w:t>
+              <w:t>6</w:t>
             </w:r>
             <w:r>
               <w:rPr>
@@ -7859,7 +7836,7 @@
                 <w:noProof/>
                 <w:webHidden/>
               </w:rPr>
-              <w:t>11</w:t>
+              <w:t>6</w:t>
             </w:r>
             <w:r>
               <w:rPr>
@@ -7947,7 +7924,7 @@
                 <w:noProof/>
                 <w:webHidden/>
               </w:rPr>
-              <w:t>11</w:t>
+              <w:t>7</w:t>
             </w:r>
             <w:r>
               <w:rPr>
@@ -8035,7 +8012,7 @@
                 <w:noProof/>
                 <w:webHidden/>
               </w:rPr>
-              <w:t>11</w:t>
+              <w:t>7</w:t>
             </w:r>
             <w:r>
               <w:rPr>
@@ -8123,7 +8100,7 @@
                 <w:noProof/>
                 <w:webHidden/>
               </w:rPr>
-              <w:t>11</w:t>
+              <w:t>7</w:t>
             </w:r>
             <w:r>
               <w:rPr>
@@ -8211,7 +8188,7 @@
                 <w:noProof/>
                 <w:webHidden/>
               </w:rPr>
-              <w:t>11</w:t>
+              <w:t>7</w:t>
             </w:r>
             <w:r>
               <w:rPr>
@@ -8299,7 +8276,7 @@
                 <w:noProof/>
                 <w:webHidden/>
               </w:rPr>
-              <w:t>11</w:t>
+              <w:t>7</w:t>
             </w:r>
             <w:r>
               <w:rPr>
@@ -8387,7 +8364,7 @@
                 <w:noProof/>
                 <w:webHidden/>
               </w:rPr>
-              <w:t>11</w:t>
+              <w:t>7</w:t>
             </w:r>
             <w:r>
               <w:rPr>
@@ -8458,7 +8435,7 @@
                 <w:noProof/>
                 <w:webHidden/>
               </w:rPr>
-              <w:t>12</w:t>
+              <w:t>7</w:t>
             </w:r>
             <w:r>
               <w:rPr>
@@ -8546,7 +8523,7 @@
                 <w:noProof/>
                 <w:webHidden/>
               </w:rPr>
-              <w:t>12</w:t>
+              <w:t>7</w:t>
             </w:r>
             <w:r>
               <w:rPr>
@@ -8634,7 +8611,7 @@
                 <w:noProof/>
                 <w:webHidden/>
               </w:rPr>
-              <w:t>12</w:t>
+              <w:t>7</w:t>
             </w:r>
             <w:r>
               <w:rPr>
@@ -8722,7 +8699,7 @@
                 <w:noProof/>
                 <w:webHidden/>
               </w:rPr>
-              <w:t>12</w:t>
+              <w:t>7</w:t>
             </w:r>
             <w:r>
               <w:rPr>
@@ -8810,7 +8787,7 @@
                 <w:noProof/>
                 <w:webHidden/>
               </w:rPr>
-              <w:t>12</w:t>
+              <w:t>7</w:t>
             </w:r>
             <w:r>
               <w:rPr>
@@ -8898,7 +8875,7 @@
                 <w:noProof/>
                 <w:webHidden/>
               </w:rPr>
-              <w:t>12</w:t>
+              <w:t>7</w:t>
             </w:r>
             <w:r>
               <w:rPr>
@@ -8986,7 +8963,7 @@
                 <w:noProof/>
                 <w:webHidden/>
               </w:rPr>
-              <w:t>12</w:t>
+              <w:t>7</w:t>
             </w:r>
             <w:r>
               <w:rPr>
@@ -9074,7 +9051,7 @@
                 <w:noProof/>
                 <w:webHidden/>
               </w:rPr>
-              <w:t>12</w:t>
+              <w:t>7</w:t>
             </w:r>
             <w:r>
               <w:rPr>
@@ -9162,7 +9139,7 @@
                 <w:noProof/>
                 <w:webHidden/>
               </w:rPr>
-              <w:t>12</w:t>
+              <w:t>7</w:t>
             </w:r>
             <w:r>
               <w:rPr>
@@ -9250,7 +9227,7 @@
                 <w:noProof/>
                 <w:webHidden/>
               </w:rPr>
-              <w:t>12</w:t>
+              <w:t>7</w:t>
             </w:r>
             <w:r>
               <w:rPr>
@@ -9338,7 +9315,7 @@
                 <w:noProof/>
                 <w:webHidden/>
               </w:rPr>
-              <w:t>12</w:t>
+              <w:t>7</w:t>
             </w:r>
             <w:r>
               <w:rPr>
@@ -9426,7 +9403,7 @@
                 <w:noProof/>
                 <w:webHidden/>
               </w:rPr>
-              <w:t>12</w:t>
+              <w:t>7</w:t>
             </w:r>
             <w:r>
               <w:rPr>
@@ -9514,7 +9491,7 @@
                 <w:noProof/>
                 <w:webHidden/>
               </w:rPr>
-              <w:t>12</w:t>
+              <w:t>7</w:t>
             </w:r>
             <w:r>
               <w:rPr>
@@ -9585,7 +9562,7 @@
                 <w:noProof/>
                 <w:webHidden/>
               </w:rPr>
-              <w:t>12</w:t>
+              <w:t>8</w:t>
             </w:r>
             <w:r>
               <w:rPr>
@@ -9656,7 +9633,7 @@
                 <w:noProof/>
                 <w:webHidden/>
               </w:rPr>
-              <w:t>12</w:t>
+              <w:t>8</w:t>
             </w:r>
             <w:r>
               <w:rPr>
@@ -9727,7 +9704,7 @@
                 <w:noProof/>
                 <w:webHidden/>
               </w:rPr>
-              <w:t>13</w:t>
+              <w:t>8</w:t>
             </w:r>
             <w:r>
               <w:rPr>
@@ -9888,10 +9865,2346 @@
     </w:p>
     <w:p>
       <w:pPr>
-        <w:jc w:val="center"/>
+        <w:pStyle w:val="Ttulo1"/>
+        <w:pageBreakBefore/>
+      </w:pPr>
+      <w:bookmarkStart w:id="0" w:name="_Toc243321317"/>
+      <w:r>
+        <w:lastRenderedPageBreak/>
+        <w:t>Glosario</w:t>
+      </w:r>
+      <w:bookmarkEnd w:id="0"/>
+    </w:p>
+    <w:p>
+      <w:pPr>
+        <w:ind w:firstLine="720"/>
         <w:rPr>
           <w:b/>
           <w:bCs/>
+          <w:lang w:val="es-ES_tradnl"/>
+        </w:rPr>
+      </w:pPr>
+      <w:r>
+        <w:rPr>
+          <w:b/>
+          <w:bCs/>
+          <w:lang w:val="es-ES_tradnl"/>
+        </w:rPr>
+        <w:t>A</w:t>
+      </w:r>
+    </w:p>
+    <w:p>
+      <w:pPr>
+        <w:pStyle w:val="Prrafodelista"/>
+        <w:numPr>
+          <w:ilvl w:val="0"/>
+          <w:numId w:val="31"/>
+        </w:numPr>
+        <w:rPr>
+          <w:lang w:val="es-ES_tradnl"/>
+        </w:rPr>
+      </w:pPr>
+      <w:r>
+        <w:rPr>
+          <w:b/>
+          <w:bCs/>
+          <w:lang w:val="es-ES_tradnl"/>
+        </w:rPr>
+        <w:t xml:space="preserve">Aiven: </w:t>
+      </w:r>
+      <w:r>
+        <w:rPr>
+          <w:lang w:val="es-ES_tradnl"/>
+        </w:rPr>
+        <w:t>Servicio en la nube donde está alojada la base de datos MySQL del sistema.</w:t>
+      </w:r>
+    </w:p>
+    <w:p>
+      <w:pPr>
+        <w:pStyle w:val="Prrafodelista"/>
+        <w:numPr>
+          <w:ilvl w:val="0"/>
+          <w:numId w:val="31"/>
+        </w:numPr>
+        <w:rPr>
+          <w:lang w:val="es-ES_tradnl"/>
+        </w:rPr>
+      </w:pPr>
+      <w:r>
+        <w:rPr>
+          <w:b/>
+          <w:bCs/>
+          <w:lang w:val="es-ES_tradnl"/>
+        </w:rPr>
+        <w:t xml:space="preserve">Angular: </w:t>
+      </w:r>
+      <w:r>
+        <w:rPr>
+          <w:lang w:val="es-ES_tradnl"/>
+        </w:rPr>
+        <w:t xml:space="preserve">Framework de Google, basado en </w:t>
+      </w:r>
+      <w:proofErr w:type="spellStart"/>
+      <w:r>
+        <w:rPr>
+          <w:lang w:val="es-ES_tradnl"/>
+        </w:rPr>
+        <w:t>TypeScript</w:t>
+      </w:r>
+      <w:proofErr w:type="spellEnd"/>
+      <w:r>
+        <w:rPr>
+          <w:lang w:val="es-ES_tradnl"/>
+        </w:rPr>
+        <w:t>, con el que se construyó la interfaz (</w:t>
+      </w:r>
+      <w:proofErr w:type="spellStart"/>
+      <w:r>
+        <w:rPr>
+          <w:lang w:val="es-ES_tradnl"/>
+        </w:rPr>
+        <w:t>frontend</w:t>
+      </w:r>
+      <w:proofErr w:type="spellEnd"/>
+      <w:r>
+        <w:rPr>
+          <w:lang w:val="es-ES_tradnl"/>
+        </w:rPr>
+        <w:t>) de la aplicación.</w:t>
+      </w:r>
+    </w:p>
+    <w:p>
+      <w:pPr>
+        <w:pStyle w:val="Prrafodelista"/>
+        <w:numPr>
+          <w:ilvl w:val="0"/>
+          <w:numId w:val="31"/>
+        </w:numPr>
+        <w:rPr>
+          <w:lang w:val="es-ES_tradnl"/>
+        </w:rPr>
+      </w:pPr>
+      <w:r>
+        <w:rPr>
+          <w:b/>
+          <w:bCs/>
+          <w:lang w:val="es-ES_tradnl"/>
+        </w:rPr>
+        <w:t xml:space="preserve">Aniversario laboral: </w:t>
+      </w:r>
+      <w:r>
+        <w:rPr>
+          <w:lang w:val="es-ES_tradnl"/>
+        </w:rPr>
+        <w:t>Fecha en que un empleado cumple un año más en la empresa. Determina cuántos días de vacaciones le corresponden.</w:t>
+      </w:r>
+    </w:p>
+    <w:p>
+      <w:pPr>
+        <w:pStyle w:val="Prrafodelista"/>
+        <w:numPr>
+          <w:ilvl w:val="0"/>
+          <w:numId w:val="31"/>
+        </w:numPr>
+        <w:rPr>
+          <w:lang w:val="es-ES_tradnl"/>
+        </w:rPr>
+      </w:pPr>
+      <w:r>
+        <w:rPr>
+          <w:b/>
+          <w:bCs/>
+          <w:lang w:val="es-ES_tradnl"/>
+        </w:rPr>
+        <w:t xml:space="preserve">API REST: </w:t>
+      </w:r>
+      <w:r>
+        <w:rPr>
+          <w:lang w:val="es-ES_tradnl"/>
+        </w:rPr>
+        <w:t xml:space="preserve">Conjunto de rutas del </w:t>
+      </w:r>
+      <w:proofErr w:type="spellStart"/>
+      <w:r>
+        <w:rPr>
+          <w:lang w:val="es-ES_tradnl"/>
+        </w:rPr>
+        <w:t>backend</w:t>
+      </w:r>
+      <w:proofErr w:type="spellEnd"/>
+      <w:r>
+        <w:rPr>
+          <w:lang w:val="es-ES_tradnl"/>
+        </w:rPr>
+        <w:t xml:space="preserve"> (por ejemplo /api/vacaciones) mediante las cuales el </w:t>
+      </w:r>
+      <w:proofErr w:type="spellStart"/>
+      <w:r>
+        <w:rPr>
+          <w:lang w:val="es-ES_tradnl"/>
+        </w:rPr>
+        <w:t>frontend</w:t>
+      </w:r>
+      <w:proofErr w:type="spellEnd"/>
+      <w:r>
+        <w:rPr>
+          <w:lang w:val="es-ES_tradnl"/>
+        </w:rPr>
+        <w:t xml:space="preserve"> pide y envía datos usando los métodos HTTP (GET, POST, PUT, DELETE).</w:t>
+      </w:r>
+    </w:p>
+    <w:p>
+      <w:pPr>
+        <w:pStyle w:val="Prrafodelista"/>
+        <w:numPr>
+          <w:ilvl w:val="0"/>
+          <w:numId w:val="31"/>
+        </w:numPr>
+        <w:rPr>
+          <w:lang w:val="es-ES_tradnl"/>
+        </w:rPr>
+      </w:pPr>
+      <w:r>
+        <w:rPr>
+          <w:b/>
+          <w:bCs/>
+          <w:lang w:val="es-ES_tradnl"/>
+        </w:rPr>
+        <w:t xml:space="preserve">Aprobación: </w:t>
+      </w:r>
+      <w:r>
+        <w:rPr>
+          <w:lang w:val="es-ES_tradnl"/>
+        </w:rPr>
+        <w:t>Paso en el que un jefe o RRHH acepta o rechaza una solicitud de permiso, incapacidad o vacaciones.</w:t>
+      </w:r>
+    </w:p>
+    <w:p>
+      <w:pPr>
+        <w:pStyle w:val="Prrafodelista"/>
+        <w:numPr>
+          <w:ilvl w:val="0"/>
+          <w:numId w:val="31"/>
+        </w:numPr>
+        <w:rPr>
+          <w:lang w:val="es-ES_tradnl"/>
+        </w:rPr>
+      </w:pPr>
+      <w:r>
+        <w:rPr>
+          <w:b/>
+          <w:bCs/>
+          <w:lang w:val="es-ES_tradnl"/>
+        </w:rPr>
+        <w:t xml:space="preserve">Autenticación: </w:t>
+      </w:r>
+      <w:r>
+        <w:rPr>
+          <w:lang w:val="es-ES_tradnl"/>
+        </w:rPr>
+        <w:t>Proceso de comprobar que un usuario es quien dice ser, mediante correo y contraseña.</w:t>
+      </w:r>
+    </w:p>
+    <w:p>
+      <w:pPr>
+        <w:ind w:firstLine="720"/>
+        <w:rPr>
+          <w:b/>
+          <w:bCs/>
+          <w:lang w:val="es-ES_tradnl"/>
+        </w:rPr>
+      </w:pPr>
+      <w:r>
+        <w:rPr>
+          <w:b/>
+          <w:bCs/>
+          <w:lang w:val="es-ES_tradnl"/>
+        </w:rPr>
+        <w:t>B</w:t>
+      </w:r>
+    </w:p>
+    <w:p>
+      <w:pPr>
+        <w:pStyle w:val="Prrafodelista"/>
+        <w:numPr>
+          <w:ilvl w:val="0"/>
+          <w:numId w:val="31"/>
+        </w:numPr>
+        <w:rPr>
+          <w:lang w:val="es-ES_tradnl"/>
+        </w:rPr>
+      </w:pPr>
+      <w:proofErr w:type="spellStart"/>
+      <w:r>
+        <w:rPr>
+          <w:b/>
+          <w:bCs/>
+          <w:lang w:val="es-ES_tradnl"/>
+        </w:rPr>
+        <w:t>Backend</w:t>
+      </w:r>
+      <w:proofErr w:type="spellEnd"/>
+      <w:r>
+        <w:rPr>
+          <w:b/>
+          <w:bCs/>
+          <w:lang w:val="es-ES_tradnl"/>
+        </w:rPr>
+        <w:t xml:space="preserve">: </w:t>
+      </w:r>
+      <w:r>
+        <w:rPr>
+          <w:lang w:val="es-ES_tradnl"/>
+        </w:rPr>
+        <w:t>Parte del sistema que corre en el servidor: aplica las reglas del negocio, valida los datos y se comunica con la base de datos.</w:t>
+      </w:r>
+    </w:p>
+    <w:p>
+      <w:pPr>
+        <w:pStyle w:val="Prrafodelista"/>
+        <w:numPr>
+          <w:ilvl w:val="0"/>
+          <w:numId w:val="31"/>
+        </w:numPr>
+        <w:rPr>
+          <w:lang w:val="es-ES_tradnl"/>
+        </w:rPr>
+      </w:pPr>
+      <w:proofErr w:type="spellStart"/>
+      <w:r>
+        <w:rPr>
+          <w:b/>
+          <w:bCs/>
+          <w:lang w:val="es-ES_tradnl"/>
+        </w:rPr>
+        <w:t>bcrypt</w:t>
+      </w:r>
+      <w:proofErr w:type="spellEnd"/>
+      <w:r>
+        <w:rPr>
+          <w:b/>
+          <w:bCs/>
+          <w:lang w:val="es-ES_tradnl"/>
+        </w:rPr>
+        <w:t xml:space="preserve">: </w:t>
+      </w:r>
+      <w:r>
+        <w:rPr>
+          <w:lang w:val="es-ES_tradnl"/>
+        </w:rPr>
+        <w:t>Librería que cifra las contraseñas antes de guardarlas, de modo que nunca se almacenan en texto legible.</w:t>
+      </w:r>
+    </w:p>
+    <w:p>
+      <w:pPr>
+        <w:pStyle w:val="Prrafodelista"/>
+        <w:numPr>
+          <w:ilvl w:val="0"/>
+          <w:numId w:val="31"/>
+        </w:numPr>
+        <w:rPr>
+          <w:lang w:val="es-ES_tradnl"/>
+        </w:rPr>
+      </w:pPr>
+      <w:r>
+        <w:rPr>
+          <w:b/>
+          <w:bCs/>
+          <w:lang w:val="es-ES_tradnl"/>
+        </w:rPr>
+        <w:t xml:space="preserve">Bootstrap: </w:t>
+      </w:r>
+      <w:r>
+        <w:rPr>
+          <w:lang w:val="es-ES_tradnl"/>
+        </w:rPr>
+        <w:t>Framework de estilos que da el diseño visual y hace que las pantallas se adapten a distintos tamaños.</w:t>
+      </w:r>
+    </w:p>
+    <w:p>
+      <w:pPr>
+        <w:ind w:firstLine="720"/>
+        <w:rPr>
+          <w:b/>
+          <w:bCs/>
+          <w:lang w:val="es-ES_tradnl"/>
+        </w:rPr>
+      </w:pPr>
+      <w:r>
+        <w:rPr>
+          <w:b/>
+          <w:bCs/>
+          <w:lang w:val="es-ES_tradnl"/>
+        </w:rPr>
+        <w:t>C</w:t>
+      </w:r>
+    </w:p>
+    <w:p>
+      <w:pPr>
+        <w:pStyle w:val="Prrafodelista"/>
+        <w:numPr>
+          <w:ilvl w:val="0"/>
+          <w:numId w:val="31"/>
+        </w:numPr>
+        <w:rPr>
+          <w:lang w:val="es-ES_tradnl"/>
+        </w:rPr>
+      </w:pPr>
+      <w:r>
+        <w:rPr>
+          <w:b/>
+          <w:bCs/>
+          <w:lang w:val="es-ES_tradnl"/>
+        </w:rPr>
+        <w:t xml:space="preserve">Calendario de ausencias: </w:t>
+      </w:r>
+      <w:r>
+        <w:rPr>
+          <w:lang w:val="es-ES_tradnl"/>
+        </w:rPr>
+        <w:t xml:space="preserve">Pantalla que muestra quién está ausente cada día (permisos, </w:t>
+      </w:r>
+      <w:r>
+        <w:rPr>
+          <w:lang w:val="es-ES_tradnl"/>
+        </w:rPr>
+        <w:lastRenderedPageBreak/>
+        <w:t>incapacidades, vacaciones y ausencias sin justificación), además de cumpleaños y feriados.</w:t>
+      </w:r>
+    </w:p>
+    <w:p>
+      <w:pPr>
+        <w:pStyle w:val="Prrafodelista"/>
+        <w:numPr>
+          <w:ilvl w:val="0"/>
+          <w:numId w:val="31"/>
+        </w:numPr>
+        <w:rPr>
+          <w:lang w:val="es-ES_tradnl"/>
+        </w:rPr>
+      </w:pPr>
+      <w:r>
+        <w:rPr>
+          <w:b/>
+          <w:bCs/>
+          <w:lang w:val="es-ES_tradnl"/>
+        </w:rPr>
+        <w:t xml:space="preserve">Cliente: </w:t>
+      </w:r>
+      <w:r>
+        <w:rPr>
+          <w:lang w:val="es-ES_tradnl"/>
+        </w:rPr>
+        <w:t>Empresa o contacto del área comercial a quien se da seguimiento y se envían correos.</w:t>
+      </w:r>
+    </w:p>
+    <w:p>
+      <w:pPr>
+        <w:pStyle w:val="Prrafodelista"/>
+        <w:numPr>
+          <w:ilvl w:val="0"/>
+          <w:numId w:val="31"/>
+        </w:numPr>
+        <w:rPr>
+          <w:lang w:val="es-ES_tradnl"/>
+        </w:rPr>
+      </w:pPr>
+      <w:proofErr w:type="spellStart"/>
+      <w:r>
+        <w:rPr>
+          <w:b/>
+          <w:bCs/>
+          <w:lang w:val="es-ES_tradnl"/>
+        </w:rPr>
+        <w:t>Cloudinary</w:t>
+      </w:r>
+      <w:proofErr w:type="spellEnd"/>
+      <w:r>
+        <w:rPr>
+          <w:b/>
+          <w:bCs/>
+          <w:lang w:val="es-ES_tradnl"/>
+        </w:rPr>
+        <w:t xml:space="preserve">: </w:t>
+      </w:r>
+      <w:r>
+        <w:rPr>
+          <w:lang w:val="es-ES_tradnl"/>
+        </w:rPr>
+        <w:t>Servicio en la nube donde se guardan los archivos subidos, como las fotos de perfil y los documentos de incapacidad.</w:t>
+      </w:r>
+    </w:p>
+    <w:p>
+      <w:pPr>
+        <w:pStyle w:val="Prrafodelista"/>
+        <w:numPr>
+          <w:ilvl w:val="0"/>
+          <w:numId w:val="31"/>
+        </w:numPr>
+        <w:rPr>
+          <w:lang w:val="es-ES_tradnl"/>
+        </w:rPr>
+      </w:pPr>
+      <w:r>
+        <w:rPr>
+          <w:b/>
+          <w:bCs/>
+          <w:lang w:val="es-ES_tradnl"/>
+        </w:rPr>
+        <w:t xml:space="preserve">Componente: </w:t>
+      </w:r>
+      <w:r>
+        <w:rPr>
+          <w:lang w:val="es-ES_tradnl"/>
+        </w:rPr>
+        <w:t>Pieza reutilizable de la interfaz en Angular (una pantalla, un formulario o un botón) con su lógica, su estructura y su estilo.</w:t>
+      </w:r>
+    </w:p>
+    <w:p>
+      <w:pPr>
+        <w:pStyle w:val="Prrafodelista"/>
+        <w:numPr>
+          <w:ilvl w:val="0"/>
+          <w:numId w:val="31"/>
+        </w:numPr>
+        <w:rPr>
+          <w:lang w:val="es-ES_tradnl"/>
+        </w:rPr>
+      </w:pPr>
+      <w:r>
+        <w:rPr>
+          <w:b/>
+          <w:bCs/>
+          <w:lang w:val="es-ES_tradnl"/>
+        </w:rPr>
+        <w:t xml:space="preserve">CORS: </w:t>
+      </w:r>
+      <w:r>
+        <w:rPr>
+          <w:lang w:val="es-ES_tradnl"/>
+        </w:rPr>
+        <w:t xml:space="preserve">Mecanismo de seguridad que define qué sitios web tienen permiso de comunicarse con el </w:t>
+      </w:r>
+      <w:proofErr w:type="spellStart"/>
+      <w:r>
+        <w:rPr>
+          <w:lang w:val="es-ES_tradnl"/>
+        </w:rPr>
+        <w:t>backend</w:t>
+      </w:r>
+      <w:proofErr w:type="spellEnd"/>
+      <w:r>
+        <w:rPr>
+          <w:lang w:val="es-ES_tradnl"/>
+        </w:rPr>
+        <w:t>.</w:t>
+      </w:r>
+    </w:p>
+    <w:p>
+      <w:pPr>
+        <w:pStyle w:val="Prrafodelista"/>
+        <w:numPr>
+          <w:ilvl w:val="0"/>
+          <w:numId w:val="31"/>
+        </w:numPr>
+        <w:rPr>
+          <w:lang w:val="es-ES_tradnl"/>
+        </w:rPr>
+      </w:pPr>
+      <w:r>
+        <w:rPr>
+          <w:b/>
+          <w:bCs/>
+          <w:lang w:val="es-ES_tradnl"/>
+        </w:rPr>
+        <w:t xml:space="preserve">Cron (tarea programada): </w:t>
+      </w:r>
+      <w:r>
+        <w:rPr>
+          <w:lang w:val="es-ES_tradnl"/>
+        </w:rPr>
+        <w:t xml:space="preserve">Proceso automático que se ejecuta a una hora o frecuencia fija, por </w:t>
+      </w:r>
+      <w:proofErr w:type="gramStart"/>
+      <w:r>
+        <w:rPr>
+          <w:lang w:val="es-ES_tradnl"/>
+        </w:rPr>
+        <w:t>ejemplo</w:t>
+      </w:r>
+      <w:proofErr w:type="gramEnd"/>
+      <w:r>
+        <w:rPr>
+          <w:lang w:val="es-ES_tradnl"/>
+        </w:rPr>
+        <w:t xml:space="preserve"> avisar de un aniversario cada día a las 7:00.</w:t>
+      </w:r>
+    </w:p>
+    <w:p>
+      <w:pPr>
+        <w:ind w:firstLine="720"/>
+        <w:rPr>
+          <w:b/>
+          <w:bCs/>
+          <w:lang w:val="es-ES_tradnl"/>
+        </w:rPr>
+      </w:pPr>
+      <w:r>
+        <w:rPr>
+          <w:b/>
+          <w:bCs/>
+          <w:lang w:val="es-ES_tradnl"/>
+        </w:rPr>
+        <w:t>D</w:t>
+      </w:r>
+    </w:p>
+    <w:p>
+      <w:pPr>
+        <w:pStyle w:val="Prrafodelista"/>
+        <w:numPr>
+          <w:ilvl w:val="0"/>
+          <w:numId w:val="31"/>
+        </w:numPr>
+        <w:rPr>
+          <w:lang w:val="es-ES_tradnl"/>
+        </w:rPr>
+      </w:pPr>
+      <w:proofErr w:type="spellStart"/>
+      <w:r>
+        <w:rPr>
+          <w:b/>
+          <w:bCs/>
+          <w:lang w:val="es-ES_tradnl"/>
+        </w:rPr>
+        <w:t>Dashboard</w:t>
+      </w:r>
+      <w:proofErr w:type="spellEnd"/>
+      <w:r>
+        <w:rPr>
+          <w:b/>
+          <w:bCs/>
+          <w:lang w:val="es-ES_tradnl"/>
+        </w:rPr>
+        <w:t xml:space="preserve">: </w:t>
+      </w:r>
+      <w:r>
+        <w:rPr>
+          <w:lang w:val="es-ES_tradnl"/>
+        </w:rPr>
+        <w:t>Panel con indicadores y resúmenes (tarjetas y gráficos) para el empleado, el jefe y el área comercial.</w:t>
+      </w:r>
+    </w:p>
+    <w:p>
+      <w:pPr>
+        <w:pStyle w:val="Prrafodelista"/>
+        <w:numPr>
+          <w:ilvl w:val="0"/>
+          <w:numId w:val="31"/>
+        </w:numPr>
+        <w:rPr>
+          <w:lang w:val="es-ES_tradnl"/>
+        </w:rPr>
+      </w:pPr>
+      <w:proofErr w:type="spellStart"/>
+      <w:r>
+        <w:rPr>
+          <w:b/>
+          <w:bCs/>
+          <w:lang w:val="es-ES_tradnl"/>
+        </w:rPr>
+        <w:t>DataTables</w:t>
+      </w:r>
+      <w:proofErr w:type="spellEnd"/>
+      <w:r>
+        <w:rPr>
+          <w:b/>
+          <w:bCs/>
+          <w:lang w:val="es-ES_tradnl"/>
+        </w:rPr>
+        <w:t xml:space="preserve">: </w:t>
+      </w:r>
+      <w:r>
+        <w:rPr>
+          <w:lang w:val="es-ES_tradnl"/>
+        </w:rPr>
+        <w:t>Librería que da a las tablas búsqueda, orden y paginación.</w:t>
+      </w:r>
+    </w:p>
+    <w:p>
+      <w:pPr>
+        <w:pStyle w:val="Prrafodelista"/>
+        <w:numPr>
+          <w:ilvl w:val="0"/>
+          <w:numId w:val="31"/>
+        </w:numPr>
+        <w:rPr>
+          <w:lang w:val="es-ES_tradnl"/>
+        </w:rPr>
+      </w:pPr>
+      <w:r>
+        <w:rPr>
+          <w:b/>
+          <w:bCs/>
+          <w:lang w:val="es-ES_tradnl"/>
+        </w:rPr>
+        <w:t xml:space="preserve">Departamento: </w:t>
+      </w:r>
+      <w:r>
+        <w:rPr>
+          <w:lang w:val="es-ES_tradnl"/>
+        </w:rPr>
+        <w:t>Unidad organizativa de la empresa a la que pertenece cada empleado y que puede tener un jefe asignado.</w:t>
+      </w:r>
+    </w:p>
+    <w:p>
+      <w:pPr>
+        <w:pStyle w:val="Prrafodelista"/>
+        <w:numPr>
+          <w:ilvl w:val="0"/>
+          <w:numId w:val="31"/>
+        </w:numPr>
+        <w:rPr>
+          <w:lang w:val="es-ES_tradnl"/>
+        </w:rPr>
+      </w:pPr>
+      <w:r>
+        <w:rPr>
+          <w:b/>
+          <w:bCs/>
+          <w:lang w:val="es-ES_tradnl"/>
+        </w:rPr>
+        <w:t>Despliegue (</w:t>
+      </w:r>
+      <w:proofErr w:type="spellStart"/>
+      <w:r>
+        <w:rPr>
+          <w:b/>
+          <w:bCs/>
+          <w:lang w:val="es-ES_tradnl"/>
+        </w:rPr>
+        <w:t>deploy</w:t>
+      </w:r>
+      <w:proofErr w:type="spellEnd"/>
+      <w:r>
+        <w:rPr>
+          <w:b/>
+          <w:bCs/>
+          <w:lang w:val="es-ES_tradnl"/>
+        </w:rPr>
+        <w:t xml:space="preserve">): </w:t>
+      </w:r>
+      <w:r>
+        <w:rPr>
+          <w:lang w:val="es-ES_tradnl"/>
+        </w:rPr>
+        <w:t>Proceso de publicar una nueva versión del sistema para que los usuarios la usen.</w:t>
+      </w:r>
+    </w:p>
+    <w:p>
+      <w:pPr>
+        <w:pStyle w:val="Prrafodelista"/>
+        <w:numPr>
+          <w:ilvl w:val="0"/>
+          <w:numId w:val="31"/>
+        </w:numPr>
+        <w:rPr>
+          <w:lang w:val="es-ES_tradnl"/>
+        </w:rPr>
+      </w:pPr>
+      <w:r>
+        <w:rPr>
+          <w:b/>
+          <w:bCs/>
+          <w:lang w:val="es-ES_tradnl"/>
+        </w:rPr>
+        <w:t xml:space="preserve">Día compensatorio: </w:t>
+      </w:r>
+      <w:r>
+        <w:rPr>
+          <w:lang w:val="es-ES_tradnl"/>
+        </w:rPr>
+        <w:t>Día de descanso que gana un empleado por haber trabajado en un feriado, y que puede canjear después.</w:t>
+      </w:r>
+    </w:p>
+    <w:p>
+      <w:pPr>
+        <w:pStyle w:val="Prrafodelista"/>
+        <w:numPr>
+          <w:ilvl w:val="0"/>
+          <w:numId w:val="31"/>
+        </w:numPr>
+        <w:rPr>
+          <w:lang w:val="es-ES_tradnl"/>
+        </w:rPr>
+      </w:pPr>
+      <w:r>
+        <w:rPr>
+          <w:b/>
+          <w:bCs/>
+          <w:lang w:val="es-ES_tradnl"/>
+        </w:rPr>
+        <w:t xml:space="preserve">DNS: </w:t>
+      </w:r>
+      <w:r>
+        <w:rPr>
+          <w:lang w:val="es-ES_tradnl"/>
+        </w:rPr>
+        <w:t xml:space="preserve">Sistema que traduce un dominio (inforumgo.com) a servidores. También guarda los </w:t>
+      </w:r>
+      <w:r>
+        <w:rPr>
+          <w:lang w:val="es-ES_tradnl"/>
+        </w:rPr>
+        <w:lastRenderedPageBreak/>
+        <w:t>registros que verifican el envío de correos.</w:t>
+      </w:r>
+    </w:p>
+    <w:p>
+      <w:pPr>
+        <w:ind w:firstLine="720"/>
+        <w:rPr>
+          <w:b/>
+          <w:bCs/>
+          <w:lang w:val="es-ES_tradnl"/>
+        </w:rPr>
+      </w:pPr>
+      <w:r>
+        <w:rPr>
+          <w:b/>
+          <w:bCs/>
+          <w:lang w:val="es-ES_tradnl"/>
+        </w:rPr>
+        <w:t>E</w:t>
+      </w:r>
+    </w:p>
+    <w:p>
+      <w:pPr>
+        <w:pStyle w:val="Prrafodelista"/>
+        <w:numPr>
+          <w:ilvl w:val="0"/>
+          <w:numId w:val="31"/>
+        </w:numPr>
+        <w:rPr>
+          <w:lang w:val="es-ES_tradnl"/>
+        </w:rPr>
+      </w:pPr>
+      <w:proofErr w:type="spellStart"/>
+      <w:r>
+        <w:rPr>
+          <w:b/>
+          <w:bCs/>
+          <w:lang w:val="es-ES_tradnl"/>
+        </w:rPr>
+        <w:t>Endpoint</w:t>
+      </w:r>
+      <w:proofErr w:type="spellEnd"/>
+      <w:r>
+        <w:rPr>
+          <w:b/>
+          <w:bCs/>
+          <w:lang w:val="es-ES_tradnl"/>
+        </w:rPr>
+        <w:t xml:space="preserve">: </w:t>
+      </w:r>
+      <w:r>
+        <w:rPr>
+          <w:lang w:val="es-ES_tradnl"/>
+        </w:rPr>
+        <w:t>Dirección concreta de la API a la que se hace una petición para realizar una acción.</w:t>
+      </w:r>
+    </w:p>
+    <w:p>
+      <w:pPr>
+        <w:pStyle w:val="Prrafodelista"/>
+        <w:numPr>
+          <w:ilvl w:val="0"/>
+          <w:numId w:val="31"/>
+        </w:numPr>
+        <w:rPr>
+          <w:lang w:val="es-ES_tradnl"/>
+        </w:rPr>
+      </w:pPr>
+      <w:r>
+        <w:rPr>
+          <w:b/>
+          <w:bCs/>
+          <w:lang w:val="es-ES_tradnl"/>
+        </w:rPr>
+        <w:t xml:space="preserve">Express.js: </w:t>
+      </w:r>
+      <w:r>
+        <w:rPr>
+          <w:lang w:val="es-ES_tradnl"/>
+        </w:rPr>
+        <w:t xml:space="preserve">Framework de Node.js con el que se construyó la API del </w:t>
+      </w:r>
+      <w:proofErr w:type="spellStart"/>
+      <w:r>
+        <w:rPr>
+          <w:lang w:val="es-ES_tradnl"/>
+        </w:rPr>
+        <w:t>backend</w:t>
+      </w:r>
+      <w:proofErr w:type="spellEnd"/>
+      <w:r>
+        <w:rPr>
+          <w:lang w:val="es-ES_tradnl"/>
+        </w:rPr>
+        <w:t>.</w:t>
+      </w:r>
+    </w:p>
+    <w:p>
+      <w:pPr>
+        <w:ind w:firstLine="720"/>
+        <w:rPr>
+          <w:b/>
+          <w:bCs/>
+          <w:lang w:val="es-ES_tradnl"/>
+        </w:rPr>
+      </w:pPr>
+      <w:r>
+        <w:rPr>
+          <w:b/>
+          <w:bCs/>
+          <w:lang w:val="es-ES_tradnl"/>
+        </w:rPr>
+        <w:t>F</w:t>
+      </w:r>
+    </w:p>
+    <w:p>
+      <w:pPr>
+        <w:pStyle w:val="Prrafodelista"/>
+        <w:numPr>
+          <w:ilvl w:val="0"/>
+          <w:numId w:val="31"/>
+        </w:numPr>
+        <w:rPr>
+          <w:lang w:val="es-ES_tradnl"/>
+        </w:rPr>
+      </w:pPr>
+      <w:r>
+        <w:rPr>
+          <w:b/>
+          <w:bCs/>
+          <w:lang w:val="es-ES_tradnl"/>
+        </w:rPr>
+        <w:t xml:space="preserve">Feriado: </w:t>
+      </w:r>
+      <w:r>
+        <w:rPr>
+          <w:lang w:val="es-ES_tradnl"/>
+        </w:rPr>
+        <w:t>Día festivo oficial. No cuenta como día laborable al calcular vacaciones.</w:t>
+      </w:r>
+    </w:p>
+    <w:p>
+      <w:pPr>
+        <w:pStyle w:val="Prrafodelista"/>
+        <w:numPr>
+          <w:ilvl w:val="0"/>
+          <w:numId w:val="31"/>
+        </w:numPr>
+        <w:rPr>
+          <w:lang w:val="es-ES_tradnl"/>
+        </w:rPr>
+      </w:pPr>
+      <w:proofErr w:type="spellStart"/>
+      <w:r>
+        <w:rPr>
+          <w:b/>
+          <w:bCs/>
+          <w:lang w:val="es-ES_tradnl"/>
+        </w:rPr>
+        <w:t>Firebase</w:t>
+      </w:r>
+      <w:proofErr w:type="spellEnd"/>
+      <w:r>
+        <w:rPr>
+          <w:b/>
+          <w:bCs/>
+          <w:lang w:val="es-ES_tradnl"/>
+        </w:rPr>
+        <w:t xml:space="preserve"> Hosting: </w:t>
+      </w:r>
+      <w:r>
+        <w:rPr>
+          <w:lang w:val="es-ES_tradnl"/>
+        </w:rPr>
+        <w:t xml:space="preserve">Servicio de Google donde está publicado el </w:t>
+      </w:r>
+      <w:proofErr w:type="spellStart"/>
+      <w:r>
+        <w:rPr>
+          <w:lang w:val="es-ES_tradnl"/>
+        </w:rPr>
+        <w:t>frontend</w:t>
+      </w:r>
+      <w:proofErr w:type="spellEnd"/>
+      <w:r>
+        <w:rPr>
+          <w:lang w:val="es-ES_tradnl"/>
+        </w:rPr>
+        <w:t xml:space="preserve"> de la aplicación.</w:t>
+      </w:r>
+    </w:p>
+    <w:p>
+      <w:pPr>
+        <w:pStyle w:val="Prrafodelista"/>
+        <w:numPr>
+          <w:ilvl w:val="0"/>
+          <w:numId w:val="31"/>
+        </w:numPr>
+        <w:rPr>
+          <w:lang w:val="es-ES_tradnl"/>
+        </w:rPr>
+      </w:pPr>
+      <w:proofErr w:type="spellStart"/>
+      <w:r>
+        <w:rPr>
+          <w:b/>
+          <w:bCs/>
+          <w:lang w:val="es-ES_tradnl"/>
+        </w:rPr>
+        <w:t>Frontend</w:t>
+      </w:r>
+      <w:proofErr w:type="spellEnd"/>
+      <w:r>
+        <w:rPr>
+          <w:b/>
+          <w:bCs/>
+          <w:lang w:val="es-ES_tradnl"/>
+        </w:rPr>
+        <w:t xml:space="preserve">: </w:t>
+      </w:r>
+      <w:r>
+        <w:rPr>
+          <w:lang w:val="es-ES_tradnl"/>
+        </w:rPr>
+        <w:t>Parte del sistema que ve y usa el usuario en el navegador.</w:t>
+      </w:r>
+    </w:p>
+    <w:p>
+      <w:pPr>
+        <w:ind w:firstLine="720"/>
+        <w:rPr>
+          <w:b/>
+          <w:bCs/>
+          <w:lang w:val="es-ES_tradnl"/>
+        </w:rPr>
+      </w:pPr>
+      <w:r>
+        <w:rPr>
+          <w:b/>
+          <w:bCs/>
+          <w:lang w:val="es-ES_tradnl"/>
+        </w:rPr>
+        <w:t>G</w:t>
+      </w:r>
+    </w:p>
+    <w:p>
+      <w:pPr>
+        <w:pStyle w:val="Prrafodelista"/>
+        <w:numPr>
+          <w:ilvl w:val="0"/>
+          <w:numId w:val="31"/>
+        </w:numPr>
+        <w:rPr>
+          <w:lang w:val="es-ES_tradnl"/>
+        </w:rPr>
+      </w:pPr>
+      <w:r>
+        <w:rPr>
+          <w:b/>
+          <w:bCs/>
+          <w:lang w:val="es-ES_tradnl"/>
+        </w:rPr>
+        <w:t xml:space="preserve">Git y GitHub: </w:t>
+      </w:r>
+      <w:r>
+        <w:rPr>
+          <w:lang w:val="es-ES_tradnl"/>
+        </w:rPr>
+        <w:t>Git guarda el historial de cambios del código, y GitHub es el sitio donde se almacena el repositorio.</w:t>
+      </w:r>
+    </w:p>
+    <w:p>
+      <w:pPr>
+        <w:ind w:firstLine="720"/>
+        <w:rPr>
+          <w:b/>
+          <w:bCs/>
+          <w:lang w:val="es-ES_tradnl"/>
+        </w:rPr>
+      </w:pPr>
+      <w:r>
+        <w:rPr>
+          <w:b/>
+          <w:bCs/>
+          <w:lang w:val="es-ES_tradnl"/>
+        </w:rPr>
+        <w:t>H</w:t>
+      </w:r>
+    </w:p>
+    <w:p>
+      <w:pPr>
+        <w:pStyle w:val="Prrafodelista"/>
+        <w:numPr>
+          <w:ilvl w:val="0"/>
+          <w:numId w:val="31"/>
+        </w:numPr>
+        <w:rPr>
+          <w:lang w:val="es-ES_tradnl"/>
+        </w:rPr>
+      </w:pPr>
+      <w:r>
+        <w:rPr>
+          <w:b/>
+          <w:bCs/>
+          <w:lang w:val="es-ES_tradnl"/>
+        </w:rPr>
+        <w:t xml:space="preserve">Hash: </w:t>
+      </w:r>
+      <w:r>
+        <w:rPr>
+          <w:lang w:val="es-ES_tradnl"/>
+        </w:rPr>
+        <w:t>Resultado de convertir una contraseña en un código irreversible mediante cifrado. Es lo que se guarda en la base de datos.</w:t>
+      </w:r>
+    </w:p>
+    <w:p>
+      <w:pPr>
+        <w:pStyle w:val="Prrafodelista"/>
+        <w:numPr>
+          <w:ilvl w:val="0"/>
+          <w:numId w:val="31"/>
+        </w:numPr>
+        <w:rPr>
+          <w:lang w:val="es-ES_tradnl"/>
+        </w:rPr>
+      </w:pPr>
+      <w:r>
+        <w:rPr>
+          <w:b/>
+          <w:bCs/>
+          <w:lang w:val="es-ES_tradnl"/>
+        </w:rPr>
+        <w:t xml:space="preserve">HTTPS: </w:t>
+      </w:r>
+      <w:r>
+        <w:rPr>
+          <w:lang w:val="es-ES_tradnl"/>
+        </w:rPr>
+        <w:t>Protocolo seguro de comunicación que cifra la información entre el navegador y el servidor.</w:t>
+      </w:r>
+    </w:p>
+    <w:p>
+      <w:pPr>
+        <w:ind w:firstLine="720"/>
+        <w:rPr>
+          <w:b/>
+          <w:bCs/>
+          <w:lang w:val="es-ES_tradnl"/>
+        </w:rPr>
+      </w:pPr>
+      <w:r>
+        <w:rPr>
+          <w:b/>
+          <w:bCs/>
+          <w:lang w:val="es-ES_tradnl"/>
+        </w:rPr>
+        <w:t>I</w:t>
+      </w:r>
+    </w:p>
+    <w:p>
+      <w:pPr>
+        <w:pStyle w:val="Prrafodelista"/>
+        <w:numPr>
+          <w:ilvl w:val="0"/>
+          <w:numId w:val="31"/>
+        </w:numPr>
+        <w:rPr>
+          <w:lang w:val="es-ES_tradnl"/>
+        </w:rPr>
+      </w:pPr>
+      <w:r>
+        <w:rPr>
+          <w:b/>
+          <w:bCs/>
+          <w:lang w:val="es-ES_tradnl"/>
+        </w:rPr>
+        <w:t xml:space="preserve">Incapacidad: </w:t>
+      </w:r>
+      <w:r>
+        <w:rPr>
+          <w:lang w:val="es-ES_tradnl"/>
+        </w:rPr>
+        <w:t>Ausencia por motivos de salud, que puede incluir un documento adjunto como respaldo.</w:t>
+      </w:r>
+    </w:p>
+    <w:p>
+      <w:pPr>
+        <w:pStyle w:val="Prrafodelista"/>
+        <w:numPr>
+          <w:ilvl w:val="0"/>
+          <w:numId w:val="31"/>
+        </w:numPr>
+        <w:rPr>
+          <w:lang w:val="es-ES_tradnl"/>
+        </w:rPr>
+      </w:pPr>
+      <w:r>
+        <w:rPr>
+          <w:b/>
+          <w:bCs/>
+          <w:lang w:val="es-ES_tradnl"/>
+        </w:rPr>
+        <w:t xml:space="preserve">Interacción: </w:t>
+      </w:r>
+      <w:r>
+        <w:rPr>
+          <w:lang w:val="es-ES_tradnl"/>
+        </w:rPr>
+        <w:t>Registro de un contacto con un cliente (una llamada, un correo, una reunión).</w:t>
+      </w:r>
+    </w:p>
+    <w:p>
+      <w:pPr>
+        <w:ind w:firstLine="720"/>
+        <w:rPr>
+          <w:b/>
+          <w:bCs/>
+          <w:lang w:val="es-ES_tradnl"/>
+        </w:rPr>
+      </w:pPr>
+      <w:r>
+        <w:rPr>
+          <w:b/>
+          <w:bCs/>
+          <w:lang w:val="es-ES_tradnl"/>
+        </w:rPr>
+        <w:t>J</w:t>
+      </w:r>
+    </w:p>
+    <w:p>
+      <w:pPr>
+        <w:pStyle w:val="Prrafodelista"/>
+        <w:numPr>
+          <w:ilvl w:val="0"/>
+          <w:numId w:val="31"/>
+        </w:numPr>
+        <w:rPr>
+          <w:lang w:val="es-ES_tradnl"/>
+        </w:rPr>
+      </w:pPr>
+      <w:r>
+        <w:rPr>
+          <w:b/>
+          <w:bCs/>
+          <w:lang w:val="es-ES_tradnl"/>
+        </w:rPr>
+        <w:lastRenderedPageBreak/>
+        <w:t xml:space="preserve">Jefe de área: </w:t>
+      </w:r>
+      <w:r>
+        <w:rPr>
+          <w:lang w:val="es-ES_tradnl"/>
+        </w:rPr>
+        <w:t>Usuario designado como responsable de un departamento, que aprueba solicitudes de su equipo.</w:t>
+      </w:r>
+    </w:p>
+    <w:p>
+      <w:pPr>
+        <w:pStyle w:val="Prrafodelista"/>
+        <w:numPr>
+          <w:ilvl w:val="0"/>
+          <w:numId w:val="31"/>
+        </w:numPr>
+        <w:rPr>
+          <w:lang w:val="es-ES_tradnl"/>
+        </w:rPr>
+      </w:pPr>
+      <w:r>
+        <w:rPr>
+          <w:b/>
+          <w:bCs/>
+          <w:lang w:val="es-ES_tradnl"/>
+        </w:rPr>
+        <w:t xml:space="preserve">JSON: </w:t>
+      </w:r>
+      <w:r>
+        <w:rPr>
+          <w:lang w:val="es-ES_tradnl"/>
+        </w:rPr>
+        <w:t xml:space="preserve">Formato de texto con el que el </w:t>
+      </w:r>
+      <w:proofErr w:type="spellStart"/>
+      <w:r>
+        <w:rPr>
+          <w:lang w:val="es-ES_tradnl"/>
+        </w:rPr>
+        <w:t>frontend</w:t>
+      </w:r>
+      <w:proofErr w:type="spellEnd"/>
+      <w:r>
+        <w:rPr>
+          <w:lang w:val="es-ES_tradnl"/>
+        </w:rPr>
+        <w:t xml:space="preserve"> y el </w:t>
+      </w:r>
+      <w:proofErr w:type="spellStart"/>
+      <w:r>
+        <w:rPr>
+          <w:lang w:val="es-ES_tradnl"/>
+        </w:rPr>
+        <w:t>backend</w:t>
+      </w:r>
+      <w:proofErr w:type="spellEnd"/>
+      <w:r>
+        <w:rPr>
+          <w:lang w:val="es-ES_tradnl"/>
+        </w:rPr>
+        <w:t xml:space="preserve"> se intercambian datos.</w:t>
+      </w:r>
+    </w:p>
+    <w:p>
+      <w:pPr>
+        <w:pStyle w:val="Prrafodelista"/>
+        <w:numPr>
+          <w:ilvl w:val="0"/>
+          <w:numId w:val="31"/>
+        </w:numPr>
+        <w:rPr>
+          <w:lang w:val="es-ES_tradnl"/>
+        </w:rPr>
+      </w:pPr>
+      <w:r>
+        <w:rPr>
+          <w:b/>
+          <w:bCs/>
+          <w:lang w:val="es-ES_tradnl"/>
+        </w:rPr>
+        <w:t xml:space="preserve">JWT: </w:t>
+      </w:r>
+      <w:r>
+        <w:rPr>
+          <w:lang w:val="es-ES_tradnl"/>
+        </w:rPr>
+        <w:t>Token cifrado que identifica a un usuario ya autenticado y se envía en cada petición.</w:t>
+      </w:r>
+    </w:p>
+    <w:p>
+      <w:pPr>
+        <w:ind w:firstLine="720"/>
+        <w:rPr>
+          <w:b/>
+          <w:bCs/>
+          <w:lang w:val="es-ES_tradnl"/>
+        </w:rPr>
+      </w:pPr>
+      <w:r>
+        <w:rPr>
+          <w:b/>
+          <w:bCs/>
+          <w:lang w:val="es-ES_tradnl"/>
+        </w:rPr>
+        <w:t>M</w:t>
+      </w:r>
+    </w:p>
+    <w:p>
+      <w:pPr>
+        <w:pStyle w:val="Prrafodelista"/>
+        <w:numPr>
+          <w:ilvl w:val="0"/>
+          <w:numId w:val="31"/>
+        </w:numPr>
+        <w:rPr>
+          <w:lang w:val="es-ES_tradnl"/>
+        </w:rPr>
+      </w:pPr>
+      <w:r>
+        <w:rPr>
+          <w:b/>
+          <w:bCs/>
+          <w:lang w:val="es-ES_tradnl"/>
+        </w:rPr>
+        <w:t xml:space="preserve">Middleware: </w:t>
+      </w:r>
+      <w:r>
+        <w:rPr>
+          <w:lang w:val="es-ES_tradnl"/>
+        </w:rPr>
+        <w:t xml:space="preserve">Función del </w:t>
+      </w:r>
+      <w:proofErr w:type="spellStart"/>
+      <w:r>
+        <w:rPr>
+          <w:lang w:val="es-ES_tradnl"/>
+        </w:rPr>
+        <w:t>backend</w:t>
+      </w:r>
+      <w:proofErr w:type="spellEnd"/>
+      <w:r>
+        <w:rPr>
+          <w:lang w:val="es-ES_tradnl"/>
+        </w:rPr>
+        <w:t xml:space="preserve"> que se ejecuta antes de la lógica principal de una ruta, por </w:t>
+      </w:r>
+      <w:proofErr w:type="gramStart"/>
+      <w:r>
+        <w:rPr>
+          <w:lang w:val="es-ES_tradnl"/>
+        </w:rPr>
+        <w:t>ejemplo</w:t>
+      </w:r>
+      <w:proofErr w:type="gramEnd"/>
+      <w:r>
+        <w:rPr>
+          <w:lang w:val="es-ES_tradnl"/>
+        </w:rPr>
+        <w:t xml:space="preserve"> para verificar el token o los permisos.</w:t>
+      </w:r>
+    </w:p>
+    <w:p>
+      <w:pPr>
+        <w:pStyle w:val="Prrafodelista"/>
+        <w:numPr>
+          <w:ilvl w:val="0"/>
+          <w:numId w:val="31"/>
+        </w:numPr>
+        <w:rPr>
+          <w:lang w:val="es-ES_tradnl"/>
+        </w:rPr>
+      </w:pPr>
+      <w:r>
+        <w:rPr>
+          <w:b/>
+          <w:bCs/>
+          <w:lang w:val="es-ES_tradnl"/>
+        </w:rPr>
+        <w:t xml:space="preserve">Módulo: </w:t>
+      </w:r>
+      <w:r>
+        <w:rPr>
+          <w:lang w:val="es-ES_tradnl"/>
+        </w:rPr>
+        <w:t xml:space="preserve">Sección funcional del sistema, como vacaciones, permisos, clientes o </w:t>
+      </w:r>
+      <w:proofErr w:type="spellStart"/>
+      <w:r>
+        <w:rPr>
+          <w:lang w:val="es-ES_tradnl"/>
+        </w:rPr>
+        <w:t>dashboards</w:t>
+      </w:r>
+      <w:proofErr w:type="spellEnd"/>
+      <w:r>
+        <w:rPr>
+          <w:lang w:val="es-ES_tradnl"/>
+        </w:rPr>
+        <w:t>.</w:t>
+      </w:r>
+    </w:p>
+    <w:p>
+      <w:pPr>
+        <w:pStyle w:val="Prrafodelista"/>
+        <w:numPr>
+          <w:ilvl w:val="0"/>
+          <w:numId w:val="31"/>
+        </w:numPr>
+        <w:rPr>
+          <w:lang w:val="es-ES_tradnl"/>
+        </w:rPr>
+      </w:pPr>
+      <w:r>
+        <w:rPr>
+          <w:b/>
+          <w:bCs/>
+          <w:lang w:val="es-ES_tradnl"/>
+        </w:rPr>
+        <w:t xml:space="preserve">MySQL: </w:t>
+      </w:r>
+      <w:r>
+        <w:rPr>
+          <w:lang w:val="es-ES_tradnl"/>
+        </w:rPr>
+        <w:t>Sistema de base de datos relacional donde se guarda toda la información.</w:t>
+      </w:r>
+    </w:p>
+    <w:p>
+      <w:pPr>
+        <w:ind w:firstLine="720"/>
+        <w:rPr>
+          <w:b/>
+          <w:bCs/>
+          <w:lang w:val="es-ES_tradnl"/>
+        </w:rPr>
+      </w:pPr>
+      <w:r>
+        <w:rPr>
+          <w:b/>
+          <w:bCs/>
+          <w:lang w:val="es-ES_tradnl"/>
+        </w:rPr>
+        <w:t>N</w:t>
+      </w:r>
+    </w:p>
+    <w:p>
+      <w:pPr>
+        <w:pStyle w:val="Prrafodelista"/>
+        <w:numPr>
+          <w:ilvl w:val="0"/>
+          <w:numId w:val="31"/>
+        </w:numPr>
+        <w:rPr>
+          <w:lang w:val="es-ES_tradnl"/>
+        </w:rPr>
+      </w:pPr>
+      <w:r>
+        <w:rPr>
+          <w:b/>
+          <w:bCs/>
+          <w:lang w:val="es-ES_tradnl"/>
+        </w:rPr>
+        <w:t xml:space="preserve">Node.js: </w:t>
+      </w:r>
+      <w:r>
+        <w:rPr>
+          <w:lang w:val="es-ES_tradnl"/>
+        </w:rPr>
+        <w:t xml:space="preserve">Entorno que permite ejecutar JavaScript en el servidor, y sobre el que corre el </w:t>
+      </w:r>
+      <w:proofErr w:type="spellStart"/>
+      <w:r>
+        <w:rPr>
+          <w:lang w:val="es-ES_tradnl"/>
+        </w:rPr>
+        <w:t>backend</w:t>
+      </w:r>
+      <w:proofErr w:type="spellEnd"/>
+      <w:r>
+        <w:rPr>
+          <w:lang w:val="es-ES_tradnl"/>
+        </w:rPr>
+        <w:t>.</w:t>
+      </w:r>
+    </w:p>
+    <w:p>
+      <w:pPr>
+        <w:pStyle w:val="Prrafodelista"/>
+        <w:numPr>
+          <w:ilvl w:val="0"/>
+          <w:numId w:val="31"/>
+        </w:numPr>
+        <w:rPr>
+          <w:lang w:val="es-ES_tradnl"/>
+        </w:rPr>
+      </w:pPr>
+      <w:r>
+        <w:rPr>
+          <w:b/>
+          <w:bCs/>
+          <w:lang w:val="es-ES_tradnl"/>
+        </w:rPr>
+        <w:t xml:space="preserve">Notificación: </w:t>
+      </w:r>
+      <w:r>
+        <w:rPr>
+          <w:lang w:val="es-ES_tradnl"/>
+        </w:rPr>
+        <w:t>Aviso que el sistema envía por correo, como una nueva solicitud o la aprobación de una.</w:t>
+      </w:r>
+    </w:p>
+    <w:p>
+      <w:pPr>
+        <w:ind w:firstLine="720"/>
+        <w:rPr>
+          <w:b/>
+          <w:bCs/>
+          <w:lang w:val="es-ES_tradnl"/>
+        </w:rPr>
+      </w:pPr>
+      <w:r>
+        <w:rPr>
+          <w:b/>
+          <w:bCs/>
+          <w:lang w:val="es-ES_tradnl"/>
+        </w:rPr>
+        <w:t>O</w:t>
+      </w:r>
+    </w:p>
+    <w:p>
+      <w:pPr>
+        <w:pStyle w:val="Prrafodelista"/>
+        <w:numPr>
+          <w:ilvl w:val="0"/>
+          <w:numId w:val="31"/>
+        </w:numPr>
+        <w:rPr>
+          <w:lang w:val="es-ES_tradnl"/>
+        </w:rPr>
+      </w:pPr>
+      <w:r>
+        <w:rPr>
+          <w:b/>
+          <w:bCs/>
+          <w:lang w:val="es-ES_tradnl"/>
+        </w:rPr>
+        <w:t xml:space="preserve">Observable: </w:t>
+      </w:r>
+      <w:r>
+        <w:rPr>
+          <w:lang w:val="es-ES_tradnl"/>
+        </w:rPr>
+        <w:t xml:space="preserve">Objeto de </w:t>
+      </w:r>
+      <w:proofErr w:type="spellStart"/>
+      <w:r>
+        <w:rPr>
+          <w:lang w:val="es-ES_tradnl"/>
+        </w:rPr>
+        <w:t>RxJS</w:t>
+      </w:r>
+      <w:proofErr w:type="spellEnd"/>
+      <w:r>
+        <w:rPr>
+          <w:lang w:val="es-ES_tradnl"/>
+        </w:rPr>
+        <w:t xml:space="preserve"> que representa una respuesta futura, por </w:t>
+      </w:r>
+      <w:proofErr w:type="gramStart"/>
+      <w:r>
+        <w:rPr>
+          <w:lang w:val="es-ES_tradnl"/>
+        </w:rPr>
+        <w:t>ejemplo</w:t>
+      </w:r>
+      <w:proofErr w:type="gramEnd"/>
+      <w:r>
+        <w:rPr>
+          <w:lang w:val="es-ES_tradnl"/>
+        </w:rPr>
+        <w:t xml:space="preserve"> la de una petición al </w:t>
+      </w:r>
+      <w:proofErr w:type="spellStart"/>
+      <w:r>
+        <w:rPr>
+          <w:lang w:val="es-ES_tradnl"/>
+        </w:rPr>
+        <w:t>backend</w:t>
+      </w:r>
+      <w:proofErr w:type="spellEnd"/>
+      <w:r>
+        <w:rPr>
+          <w:lang w:val="es-ES_tradnl"/>
+        </w:rPr>
+        <w:t>.</w:t>
+      </w:r>
+    </w:p>
+    <w:p>
+      <w:pPr>
+        <w:ind w:firstLine="720"/>
+        <w:rPr>
+          <w:b/>
+          <w:bCs/>
+          <w:lang w:val="es-ES_tradnl"/>
+        </w:rPr>
+      </w:pPr>
+      <w:r>
+        <w:rPr>
+          <w:b/>
+          <w:bCs/>
+          <w:lang w:val="es-ES_tradnl"/>
+        </w:rPr>
+        <w:t>P</w:t>
+      </w:r>
+    </w:p>
+    <w:p>
+      <w:pPr>
+        <w:pStyle w:val="Prrafodelista"/>
+        <w:numPr>
+          <w:ilvl w:val="0"/>
+          <w:numId w:val="31"/>
+        </w:numPr>
+        <w:rPr>
+          <w:lang w:val="es-ES_tradnl"/>
+        </w:rPr>
+      </w:pPr>
+      <w:r>
+        <w:rPr>
+          <w:b/>
+          <w:bCs/>
+          <w:lang w:val="es-ES_tradnl"/>
+        </w:rPr>
+        <w:t xml:space="preserve">Permiso: </w:t>
+      </w:r>
+      <w:r>
+        <w:rPr>
+          <w:lang w:val="es-ES_tradnl"/>
+        </w:rPr>
+        <w:t>Solicitud de ausencia temporal de un empleado. No confundir con los permisos de acceso, que están dentro de los roles.</w:t>
+      </w:r>
+    </w:p>
+    <w:p>
+      <w:pPr>
+        <w:pStyle w:val="Prrafodelista"/>
+        <w:numPr>
+          <w:ilvl w:val="0"/>
+          <w:numId w:val="31"/>
+        </w:numPr>
+        <w:rPr>
+          <w:lang w:val="es-ES_tradnl"/>
+        </w:rPr>
+      </w:pPr>
+      <w:r>
+        <w:rPr>
+          <w:b/>
+          <w:bCs/>
+          <w:lang w:val="es-ES_tradnl"/>
+        </w:rPr>
+        <w:t xml:space="preserve">Plantilla de correo: </w:t>
+      </w:r>
+      <w:r>
+        <w:rPr>
+          <w:lang w:val="es-ES_tradnl"/>
+        </w:rPr>
+        <w:t>Texto predefinido con campos variables ({{</w:t>
+      </w:r>
+      <w:proofErr w:type="spellStart"/>
+      <w:r>
+        <w:rPr>
+          <w:lang w:val="es-ES_tradnl"/>
+        </w:rPr>
+        <w:t>nombre_empresa</w:t>
+      </w:r>
+      <w:proofErr w:type="spellEnd"/>
+      <w:r>
+        <w:rPr>
+          <w:lang w:val="es-ES_tradnl"/>
+        </w:rPr>
+        <w:t xml:space="preserve">}}) que </w:t>
+      </w:r>
+      <w:r>
+        <w:rPr>
+          <w:lang w:val="es-ES_tradnl"/>
+        </w:rPr>
+        <w:lastRenderedPageBreak/>
+        <w:t>se personaliza para cada cliente.</w:t>
+      </w:r>
+    </w:p>
+    <w:p>
+      <w:pPr>
+        <w:pStyle w:val="Prrafodelista"/>
+        <w:numPr>
+          <w:ilvl w:val="0"/>
+          <w:numId w:val="31"/>
+        </w:numPr>
+        <w:rPr>
+          <w:lang w:val="es-ES_tradnl"/>
+        </w:rPr>
+      </w:pPr>
+      <w:r>
+        <w:rPr>
+          <w:b/>
+          <w:bCs/>
+          <w:lang w:val="es-ES_tradnl"/>
+        </w:rPr>
+        <w:t xml:space="preserve">Puesto: </w:t>
+      </w:r>
+      <w:r>
+        <w:rPr>
+          <w:lang w:val="es-ES_tradnl"/>
+        </w:rPr>
+        <w:t>Cargo que ocupa un empleado dentro de un departamento.</w:t>
+      </w:r>
+    </w:p>
+    <w:p>
+      <w:pPr>
+        <w:ind w:firstLine="720"/>
+        <w:rPr>
+          <w:b/>
+          <w:bCs/>
+          <w:lang w:val="es-ES_tradnl"/>
+        </w:rPr>
+      </w:pPr>
+      <w:r>
+        <w:rPr>
+          <w:b/>
+          <w:bCs/>
+          <w:lang w:val="es-ES_tradnl"/>
+        </w:rPr>
+        <w:t>R</w:t>
+      </w:r>
+    </w:p>
+    <w:p>
+      <w:pPr>
+        <w:pStyle w:val="Prrafodelista"/>
+        <w:numPr>
+          <w:ilvl w:val="0"/>
+          <w:numId w:val="31"/>
+        </w:numPr>
+        <w:rPr>
+          <w:lang w:val="es-ES_tradnl"/>
+        </w:rPr>
+      </w:pPr>
+      <w:r>
+        <w:rPr>
+          <w:b/>
+          <w:bCs/>
+          <w:lang w:val="es-ES_tradnl"/>
+        </w:rPr>
+        <w:t xml:space="preserve">Render: </w:t>
+      </w:r>
+      <w:r>
+        <w:rPr>
+          <w:lang w:val="es-ES_tradnl"/>
+        </w:rPr>
+        <w:t xml:space="preserve">Servicio en la nube donde está alojado el </w:t>
+      </w:r>
+      <w:proofErr w:type="spellStart"/>
+      <w:r>
+        <w:rPr>
+          <w:lang w:val="es-ES_tradnl"/>
+        </w:rPr>
+        <w:t>backend</w:t>
+      </w:r>
+      <w:proofErr w:type="spellEnd"/>
+      <w:r>
+        <w:rPr>
+          <w:lang w:val="es-ES_tradnl"/>
+        </w:rPr>
+        <w:t>.</w:t>
+      </w:r>
+    </w:p>
+    <w:p>
+      <w:pPr>
+        <w:pStyle w:val="Prrafodelista"/>
+        <w:numPr>
+          <w:ilvl w:val="0"/>
+          <w:numId w:val="31"/>
+        </w:numPr>
+        <w:rPr>
+          <w:lang w:val="es-ES_tradnl"/>
+        </w:rPr>
+      </w:pPr>
+      <w:proofErr w:type="spellStart"/>
+      <w:r>
+        <w:rPr>
+          <w:b/>
+          <w:bCs/>
+          <w:lang w:val="es-ES_tradnl"/>
+        </w:rPr>
+        <w:t>Resend</w:t>
+      </w:r>
+      <w:proofErr w:type="spellEnd"/>
+      <w:r>
+        <w:rPr>
+          <w:b/>
+          <w:bCs/>
+          <w:lang w:val="es-ES_tradnl"/>
+        </w:rPr>
+        <w:t xml:space="preserve">: </w:t>
+      </w:r>
+      <w:r>
+        <w:rPr>
+          <w:lang w:val="es-ES_tradnl"/>
+        </w:rPr>
+        <w:t>Servicio que envía los correos del sistema mediante su API.</w:t>
+      </w:r>
+    </w:p>
+    <w:p>
+      <w:pPr>
+        <w:pStyle w:val="Prrafodelista"/>
+        <w:numPr>
+          <w:ilvl w:val="0"/>
+          <w:numId w:val="31"/>
+        </w:numPr>
+        <w:rPr>
+          <w:lang w:val="es-ES_tradnl"/>
+        </w:rPr>
+      </w:pPr>
+      <w:r>
+        <w:rPr>
+          <w:b/>
+          <w:bCs/>
+          <w:lang w:val="es-ES_tradnl"/>
+        </w:rPr>
+        <w:t xml:space="preserve">Responsive: </w:t>
+      </w:r>
+      <w:r>
+        <w:rPr>
+          <w:lang w:val="es-ES_tradnl"/>
+        </w:rPr>
+        <w:t>Diseño que se adapta automáticamente al tamaño de pantalla: computadora, tableta o celular.</w:t>
+      </w:r>
+    </w:p>
+    <w:p>
+      <w:pPr>
+        <w:pStyle w:val="Prrafodelista"/>
+        <w:numPr>
+          <w:ilvl w:val="0"/>
+          <w:numId w:val="31"/>
+        </w:numPr>
+        <w:rPr>
+          <w:lang w:val="es-ES_tradnl"/>
+        </w:rPr>
+      </w:pPr>
+      <w:r>
+        <w:rPr>
+          <w:b/>
+          <w:bCs/>
+          <w:lang w:val="es-ES_tradnl"/>
+        </w:rPr>
+        <w:t xml:space="preserve">Rol: </w:t>
+      </w:r>
+      <w:r>
+        <w:rPr>
+          <w:lang w:val="es-ES_tradnl"/>
+        </w:rPr>
+        <w:t xml:space="preserve">Conjunto de permisos de acceso que define lo que un usuario puede ver y hacer (por </w:t>
+      </w:r>
+      <w:proofErr w:type="gramStart"/>
+      <w:r>
+        <w:rPr>
+          <w:lang w:val="es-ES_tradnl"/>
+        </w:rPr>
+        <w:t>ejemplo</w:t>
+      </w:r>
+      <w:proofErr w:type="gramEnd"/>
+      <w:r>
+        <w:rPr>
+          <w:lang w:val="es-ES_tradnl"/>
+        </w:rPr>
+        <w:t xml:space="preserve"> </w:t>
+      </w:r>
+      <w:proofErr w:type="spellStart"/>
+      <w:r>
+        <w:rPr>
+          <w:lang w:val="es-ES_tradnl"/>
+        </w:rPr>
+        <w:t>Admin</w:t>
+      </w:r>
+      <w:proofErr w:type="spellEnd"/>
+      <w:r>
+        <w:rPr>
+          <w:lang w:val="es-ES_tradnl"/>
+        </w:rPr>
+        <w:t xml:space="preserve">, RRHH, </w:t>
+      </w:r>
+      <w:proofErr w:type="gramStart"/>
+      <w:r>
+        <w:rPr>
+          <w:lang w:val="es-ES_tradnl"/>
+        </w:rPr>
+        <w:t>Jefe</w:t>
+      </w:r>
+      <w:proofErr w:type="gramEnd"/>
+      <w:r>
+        <w:rPr>
+          <w:lang w:val="es-ES_tradnl"/>
+        </w:rPr>
+        <w:t xml:space="preserve"> de área).</w:t>
+      </w:r>
+    </w:p>
+    <w:p>
+      <w:pPr>
+        <w:ind w:firstLine="720"/>
+        <w:rPr>
+          <w:b/>
+          <w:bCs/>
+          <w:lang w:val="es-ES_tradnl"/>
+        </w:rPr>
+      </w:pPr>
+      <w:r>
+        <w:rPr>
+          <w:b/>
+          <w:bCs/>
+          <w:lang w:val="es-ES_tradnl"/>
+        </w:rPr>
+        <w:t>S</w:t>
+      </w:r>
+    </w:p>
+    <w:p>
+      <w:pPr>
+        <w:pStyle w:val="Prrafodelista"/>
+        <w:numPr>
+          <w:ilvl w:val="0"/>
+          <w:numId w:val="31"/>
+        </w:numPr>
+        <w:rPr>
+          <w:lang w:val="es-ES_tradnl"/>
+        </w:rPr>
+      </w:pPr>
+      <w:r>
+        <w:rPr>
+          <w:b/>
+          <w:bCs/>
+          <w:lang w:val="es-ES_tradnl"/>
+        </w:rPr>
+        <w:t xml:space="preserve">Saldo de vacaciones: </w:t>
+      </w:r>
+      <w:r>
+        <w:rPr>
+          <w:lang w:val="es-ES_tradnl"/>
+        </w:rPr>
+        <w:t>Cantidad de días de vacaciones que un empleado tiene disponibles en su período vigente.</w:t>
+      </w:r>
+    </w:p>
+    <w:p>
+      <w:pPr>
+        <w:pStyle w:val="Prrafodelista"/>
+        <w:numPr>
+          <w:ilvl w:val="0"/>
+          <w:numId w:val="31"/>
+        </w:numPr>
+        <w:rPr>
+          <w:lang w:val="es-ES_tradnl"/>
+        </w:rPr>
+      </w:pPr>
+      <w:r>
+        <w:rPr>
+          <w:b/>
+          <w:bCs/>
+          <w:lang w:val="es-ES_tradnl"/>
+        </w:rPr>
+        <w:t xml:space="preserve">Sector (rubro): </w:t>
+      </w:r>
+      <w:r>
+        <w:rPr>
+          <w:lang w:val="es-ES_tradnl"/>
+        </w:rPr>
+        <w:t>Categoría de actividad de un cliente.</w:t>
+      </w:r>
+    </w:p>
+    <w:p>
+      <w:pPr>
+        <w:pStyle w:val="Prrafodelista"/>
+        <w:numPr>
+          <w:ilvl w:val="0"/>
+          <w:numId w:val="31"/>
+        </w:numPr>
+        <w:rPr>
+          <w:lang w:val="es-ES_tradnl"/>
+        </w:rPr>
+      </w:pPr>
+      <w:r>
+        <w:rPr>
+          <w:b/>
+          <w:bCs/>
+          <w:lang w:val="es-ES_tradnl"/>
+        </w:rPr>
+        <w:t xml:space="preserve">Seguimiento: </w:t>
+      </w:r>
+      <w:r>
+        <w:rPr>
+          <w:lang w:val="es-ES_tradnl"/>
+        </w:rPr>
+        <w:t>Tarea o acción programada con un cliente. El sistema alerta cuando pasan demasiados días sin uno.</w:t>
+      </w:r>
+    </w:p>
+    <w:p>
+      <w:pPr>
+        <w:pStyle w:val="Prrafodelista"/>
+        <w:numPr>
+          <w:ilvl w:val="0"/>
+          <w:numId w:val="31"/>
+        </w:numPr>
+        <w:rPr>
+          <w:lang w:val="es-ES_tradnl"/>
+        </w:rPr>
+      </w:pPr>
+      <w:r>
+        <w:rPr>
+          <w:b/>
+          <w:bCs/>
+          <w:lang w:val="es-ES_tradnl"/>
+        </w:rPr>
+        <w:t xml:space="preserve">Servicio (Angular): </w:t>
+      </w:r>
+      <w:r>
+        <w:rPr>
+          <w:lang w:val="es-ES_tradnl"/>
+        </w:rPr>
+        <w:t xml:space="preserve">Clase del </w:t>
+      </w:r>
+      <w:proofErr w:type="spellStart"/>
+      <w:r>
+        <w:rPr>
+          <w:lang w:val="es-ES_tradnl"/>
+        </w:rPr>
+        <w:t>frontend</w:t>
+      </w:r>
+      <w:proofErr w:type="spellEnd"/>
+      <w:r>
+        <w:rPr>
+          <w:lang w:val="es-ES_tradnl"/>
+        </w:rPr>
+        <w:t xml:space="preserve"> que se encarga de comunicarse con el </w:t>
+      </w:r>
+      <w:proofErr w:type="spellStart"/>
+      <w:r>
+        <w:rPr>
+          <w:lang w:val="es-ES_tradnl"/>
+        </w:rPr>
+        <w:t>backend</w:t>
+      </w:r>
+      <w:proofErr w:type="spellEnd"/>
+      <w:r>
+        <w:rPr>
+          <w:lang w:val="es-ES_tradnl"/>
+        </w:rPr>
+        <w:t>.</w:t>
+      </w:r>
+    </w:p>
+    <w:p>
+      <w:pPr>
+        <w:pStyle w:val="Prrafodelista"/>
+        <w:numPr>
+          <w:ilvl w:val="0"/>
+          <w:numId w:val="31"/>
+        </w:numPr>
+        <w:rPr>
+          <w:lang w:val="es-ES_tradnl"/>
+        </w:rPr>
+      </w:pPr>
+      <w:r>
+        <w:rPr>
+          <w:b/>
+          <w:bCs/>
+          <w:lang w:val="es-ES_tradnl"/>
+        </w:rPr>
+        <w:t xml:space="preserve">SQL: </w:t>
+      </w:r>
+      <w:r>
+        <w:rPr>
+          <w:lang w:val="es-ES_tradnl"/>
+        </w:rPr>
+        <w:t>Lenguaje con el que se consultan y modifican los datos de la base de datos.</w:t>
+      </w:r>
+    </w:p>
+    <w:p>
+      <w:pPr>
+        <w:ind w:firstLine="720"/>
+        <w:rPr>
+          <w:b/>
+          <w:bCs/>
+          <w:lang w:val="es-ES_tradnl"/>
+        </w:rPr>
+      </w:pPr>
+      <w:r>
+        <w:rPr>
+          <w:b/>
+          <w:bCs/>
+          <w:lang w:val="es-ES_tradnl"/>
+        </w:rPr>
+        <w:t>T</w:t>
+      </w:r>
+    </w:p>
+    <w:p>
+      <w:pPr>
+        <w:pStyle w:val="Prrafodelista"/>
+        <w:numPr>
+          <w:ilvl w:val="0"/>
+          <w:numId w:val="31"/>
+        </w:numPr>
+        <w:rPr>
+          <w:lang w:val="es-ES_tradnl"/>
+        </w:rPr>
+      </w:pPr>
+      <w:r>
+        <w:rPr>
+          <w:b/>
+          <w:bCs/>
+          <w:lang w:val="es-ES_tradnl"/>
+        </w:rPr>
+        <w:t xml:space="preserve">Token: </w:t>
+      </w:r>
+      <w:r>
+        <w:rPr>
+          <w:lang w:val="es-ES_tradnl"/>
+        </w:rPr>
+        <w:t>Credencial temporal que prueba que el usuario inició sesión.</w:t>
+      </w:r>
+    </w:p>
+    <w:p>
+      <w:pPr>
+        <w:pStyle w:val="Prrafodelista"/>
+        <w:numPr>
+          <w:ilvl w:val="0"/>
+          <w:numId w:val="31"/>
+        </w:numPr>
+        <w:rPr>
+          <w:lang w:val="es-ES_tradnl"/>
+        </w:rPr>
+      </w:pPr>
+      <w:r>
+        <w:rPr>
+          <w:b/>
+          <w:bCs/>
+          <w:lang w:val="es-ES_tradnl"/>
+        </w:rPr>
+        <w:t xml:space="preserve">Traslape: </w:t>
+      </w:r>
+      <w:r>
+        <w:rPr>
+          <w:lang w:val="es-ES_tradnl"/>
+        </w:rPr>
+        <w:t>Coincidencia de fechas entre dos ausencias de un mismo empleado, que el sistema impide.</w:t>
+      </w:r>
+    </w:p>
+    <w:p>
+      <w:pPr>
+        <w:pStyle w:val="Prrafodelista"/>
+        <w:numPr>
+          <w:ilvl w:val="0"/>
+          <w:numId w:val="31"/>
+        </w:numPr>
+        <w:rPr>
+          <w:lang w:val="es-ES_tradnl"/>
+        </w:rPr>
+      </w:pPr>
+      <w:proofErr w:type="spellStart"/>
+      <w:r>
+        <w:rPr>
+          <w:b/>
+          <w:bCs/>
+          <w:lang w:val="es-ES_tradnl"/>
+        </w:rPr>
+        <w:t>TypeScript</w:t>
+      </w:r>
+      <w:proofErr w:type="spellEnd"/>
+      <w:r>
+        <w:rPr>
+          <w:b/>
+          <w:bCs/>
+          <w:lang w:val="es-ES_tradnl"/>
+        </w:rPr>
+        <w:t xml:space="preserve">: </w:t>
+      </w:r>
+      <w:r>
+        <w:rPr>
+          <w:lang w:val="es-ES_tradnl"/>
+        </w:rPr>
+        <w:t xml:space="preserve">Lenguaje basado en JavaScript con tipos de datos, usado en el </w:t>
+      </w:r>
+      <w:proofErr w:type="spellStart"/>
+      <w:r>
+        <w:rPr>
+          <w:lang w:val="es-ES_tradnl"/>
+        </w:rPr>
+        <w:t>frontend</w:t>
+      </w:r>
+      <w:proofErr w:type="spellEnd"/>
+      <w:r>
+        <w:rPr>
+          <w:lang w:val="es-ES_tradnl"/>
+        </w:rPr>
+        <w:t>.</w:t>
+      </w:r>
+    </w:p>
+    <w:p>
+      <w:pPr>
+        <w:ind w:firstLine="720"/>
+        <w:rPr>
+          <w:b/>
+          <w:bCs/>
+          <w:lang w:val="es-ES_tradnl"/>
+        </w:rPr>
+      </w:pPr>
+      <w:r>
+        <w:rPr>
+          <w:b/>
+          <w:bCs/>
+          <w:lang w:val="es-ES_tradnl"/>
+        </w:rPr>
+        <w:t>V</w:t>
+      </w:r>
+    </w:p>
+    <w:p>
+      <w:pPr>
+        <w:pStyle w:val="Prrafodelista"/>
+        <w:numPr>
+          <w:ilvl w:val="0"/>
+          <w:numId w:val="31"/>
+        </w:numPr>
+        <w:rPr>
+          <w:lang w:val="es-ES_tradnl"/>
+        </w:rPr>
+      </w:pPr>
+      <w:r>
+        <w:rPr>
+          <w:b/>
+          <w:bCs/>
+          <w:lang w:val="es-ES_tradnl"/>
+        </w:rPr>
+        <w:lastRenderedPageBreak/>
+        <w:t xml:space="preserve">Vacaciones: </w:t>
+      </w:r>
+      <w:r>
+        <w:rPr>
+          <w:lang w:val="es-ES_tradnl"/>
+        </w:rPr>
+        <w:t>Días de descanso anual que se calculan según la antigüedad, conforme al Artículo 346 del Código del Trabajo de Honduras.</w:t>
+      </w:r>
+    </w:p>
+    <w:p>
+      <w:pPr>
+        <w:pStyle w:val="Prrafodelista"/>
+        <w:numPr>
+          <w:ilvl w:val="0"/>
+          <w:numId w:val="31"/>
+        </w:numPr>
+        <w:rPr>
+          <w:lang w:val="es-ES_tradnl"/>
+        </w:rPr>
+      </w:pPr>
+      <w:r>
+        <w:rPr>
+          <w:b/>
+          <w:bCs/>
+          <w:lang w:val="es-ES_tradnl"/>
+        </w:rPr>
+        <w:t xml:space="preserve">Variable de entorno: </w:t>
+      </w:r>
+      <w:r>
+        <w:rPr>
+          <w:lang w:val="es-ES_tradnl"/>
+        </w:rPr>
+        <w:t xml:space="preserve">Valor de configuración (como una clave o una dirección) que se guarda fuera del código, en el </w:t>
+      </w:r>
+      <w:proofErr w:type="gramStart"/>
+      <w:r>
+        <w:rPr>
+          <w:lang w:val="es-ES_tradnl"/>
+        </w:rPr>
+        <w:t>archivo .</w:t>
+      </w:r>
+      <w:proofErr w:type="spellStart"/>
+      <w:r>
+        <w:rPr>
+          <w:lang w:val="es-ES_tradnl"/>
+        </w:rPr>
+        <w:t>env</w:t>
+      </w:r>
+      <w:proofErr w:type="spellEnd"/>
+      <w:proofErr w:type="gramEnd"/>
+      <w:r>
+        <w:rPr>
+          <w:lang w:val="es-ES_tradnl"/>
+        </w:rPr>
+        <w:t xml:space="preserve"> o en el panel del servidor.</w:t>
+      </w:r>
+    </w:p>
+    <w:p>
+      <w:pPr>
+        <w:pStyle w:val="Prrafodelista"/>
+        <w:rPr>
+          <w:lang w:val="es-ES_tradnl"/>
+        </w:rPr>
+      </w:pPr>
+    </w:p>
+    <w:p>
+      <w:pPr>
+        <w:rPr>
           <w:lang w:val="es-HN"/>
         </w:rPr>
         <w:sectPr>
@@ -9903,2363 +12216,12 @@
           <w:docGrid w:linePitch="326"/>
         </w:sectPr>
       </w:pPr>
+      <w:bookmarkStart w:id="1" w:name="_Toc243321318"/>
     </w:p>
     <w:p>
       <w:pPr>
         <w:pStyle w:val="Ttulo1"/>
       </w:pPr>
-      <w:bookmarkStart w:id="0" w:name="_Toc243321317"/>
-      <w:r>
-        <w:lastRenderedPageBreak/>
-        <w:t>Glosario</w:t>
-      </w:r>
-      <w:bookmarkEnd w:id="0"/>
-    </w:p>
-    <w:p>
-      <w:pPr>
-        <w:ind w:firstLine="720"/>
-        <w:rPr>
-          <w:b/>
-          <w:bCs/>
-          <w:lang w:val="es-ES_tradnl"/>
-        </w:rPr>
-      </w:pPr>
-      <w:r>
-        <w:rPr>
-          <w:b/>
-          <w:bCs/>
-          <w:lang w:val="es-ES_tradnl"/>
-        </w:rPr>
-        <w:t>A</w:t>
-      </w:r>
-    </w:p>
-    <w:p>
-      <w:pPr>
-        <w:pStyle w:val="Prrafodelista"/>
-        <w:numPr>
-          <w:ilvl w:val="0"/>
-          <w:numId w:val="31"/>
-        </w:numPr>
-        <w:rPr>
-          <w:lang w:val="es-ES_tradnl"/>
-        </w:rPr>
-      </w:pPr>
-      <w:r>
-        <w:rPr>
-          <w:b/>
-          <w:bCs/>
-          <w:lang w:val="es-ES_tradnl"/>
-        </w:rPr>
-        <w:t xml:space="preserve">Aiven: </w:t>
-      </w:r>
-      <w:r>
-        <w:rPr>
-          <w:lang w:val="es-ES_tradnl"/>
-        </w:rPr>
-        <w:t>Servicio en la nube donde está alojada la base de datos MySQL del sistema.</w:t>
-      </w:r>
-    </w:p>
-    <w:p>
-      <w:pPr>
-        <w:pStyle w:val="Prrafodelista"/>
-        <w:numPr>
-          <w:ilvl w:val="0"/>
-          <w:numId w:val="31"/>
-        </w:numPr>
-        <w:rPr>
-          <w:lang w:val="es-ES_tradnl"/>
-        </w:rPr>
-      </w:pPr>
-      <w:r>
-        <w:rPr>
-          <w:b/>
-          <w:bCs/>
-          <w:lang w:val="es-ES_tradnl"/>
-        </w:rPr>
-        <w:t xml:space="preserve">Angular: </w:t>
-      </w:r>
-      <w:r>
-        <w:rPr>
-          <w:lang w:val="es-ES_tradnl"/>
-        </w:rPr>
-        <w:t xml:space="preserve">Framework de Google, basado en </w:t>
-      </w:r>
-      <w:proofErr w:type="spellStart"/>
-      <w:r>
-        <w:rPr>
-          <w:lang w:val="es-ES_tradnl"/>
-        </w:rPr>
-        <w:t>TypeScript</w:t>
-      </w:r>
-      <w:proofErr w:type="spellEnd"/>
-      <w:r>
-        <w:rPr>
-          <w:lang w:val="es-ES_tradnl"/>
-        </w:rPr>
-        <w:t>, con el que se construyó la interfaz (</w:t>
-      </w:r>
-      <w:proofErr w:type="spellStart"/>
-      <w:r>
-        <w:rPr>
-          <w:lang w:val="es-ES_tradnl"/>
-        </w:rPr>
-        <w:t>frontend</w:t>
-      </w:r>
-      <w:proofErr w:type="spellEnd"/>
-      <w:r>
-        <w:rPr>
-          <w:lang w:val="es-ES_tradnl"/>
-        </w:rPr>
-        <w:t>) de la aplicación.</w:t>
-      </w:r>
-    </w:p>
-    <w:p>
-      <w:pPr>
-        <w:pStyle w:val="Prrafodelista"/>
-        <w:numPr>
-          <w:ilvl w:val="0"/>
-          <w:numId w:val="31"/>
-        </w:numPr>
-        <w:rPr>
-          <w:lang w:val="es-ES_tradnl"/>
-        </w:rPr>
-      </w:pPr>
-      <w:r>
-        <w:rPr>
-          <w:b/>
-          <w:bCs/>
-          <w:lang w:val="es-ES_tradnl"/>
-        </w:rPr>
-        <w:t xml:space="preserve">Aniversario laboral: </w:t>
-      </w:r>
-      <w:r>
-        <w:rPr>
-          <w:lang w:val="es-ES_tradnl"/>
-        </w:rPr>
-        <w:t>Fecha en que un empleado cumple un año más en la empresa. Determina cuántos días de vacaciones le corresponden.</w:t>
-      </w:r>
-    </w:p>
-    <w:p>
-      <w:pPr>
-        <w:pStyle w:val="Prrafodelista"/>
-        <w:numPr>
-          <w:ilvl w:val="0"/>
-          <w:numId w:val="31"/>
-        </w:numPr>
-        <w:rPr>
-          <w:lang w:val="es-ES_tradnl"/>
-        </w:rPr>
-      </w:pPr>
-      <w:r>
-        <w:rPr>
-          <w:b/>
-          <w:bCs/>
-          <w:lang w:val="es-ES_tradnl"/>
-        </w:rPr>
-        <w:t xml:space="preserve">API REST: </w:t>
-      </w:r>
-      <w:r>
-        <w:rPr>
-          <w:lang w:val="es-ES_tradnl"/>
-        </w:rPr>
-        <w:t xml:space="preserve">Conjunto de rutas del </w:t>
-      </w:r>
-      <w:proofErr w:type="spellStart"/>
-      <w:r>
-        <w:rPr>
-          <w:lang w:val="es-ES_tradnl"/>
-        </w:rPr>
-        <w:t>backend</w:t>
-      </w:r>
-      <w:proofErr w:type="spellEnd"/>
-      <w:r>
-        <w:rPr>
-          <w:lang w:val="es-ES_tradnl"/>
-        </w:rPr>
-        <w:t xml:space="preserve"> (por ejemplo /api/vacaciones) mediante las cuales el </w:t>
-      </w:r>
-      <w:proofErr w:type="spellStart"/>
-      <w:r>
-        <w:rPr>
-          <w:lang w:val="es-ES_tradnl"/>
-        </w:rPr>
-        <w:t>frontend</w:t>
-      </w:r>
-      <w:proofErr w:type="spellEnd"/>
-      <w:r>
-        <w:rPr>
-          <w:lang w:val="es-ES_tradnl"/>
-        </w:rPr>
-        <w:t xml:space="preserve"> pide y envía datos usando los métodos HTTP (GET, POST, PUT, DELETE).</w:t>
-      </w:r>
-    </w:p>
-    <w:p>
-      <w:pPr>
-        <w:pStyle w:val="Prrafodelista"/>
-        <w:numPr>
-          <w:ilvl w:val="0"/>
-          <w:numId w:val="31"/>
-        </w:numPr>
-        <w:rPr>
-          <w:lang w:val="es-ES_tradnl"/>
-        </w:rPr>
-      </w:pPr>
-      <w:r>
-        <w:rPr>
-          <w:b/>
-          <w:bCs/>
-          <w:lang w:val="es-ES_tradnl"/>
-        </w:rPr>
-        <w:t xml:space="preserve">Aprobación: </w:t>
-      </w:r>
-      <w:r>
-        <w:rPr>
-          <w:lang w:val="es-ES_tradnl"/>
-        </w:rPr>
-        <w:t>Paso en el que un jefe o RRHH acepta o rechaza una solicitud de permiso, incapacidad o vacaciones.</w:t>
-      </w:r>
-    </w:p>
-    <w:p>
-      <w:pPr>
-        <w:pStyle w:val="Prrafodelista"/>
-        <w:numPr>
-          <w:ilvl w:val="0"/>
-          <w:numId w:val="31"/>
-        </w:numPr>
-        <w:rPr>
-          <w:lang w:val="es-ES_tradnl"/>
-        </w:rPr>
-      </w:pPr>
-      <w:r>
-        <w:rPr>
-          <w:b/>
-          <w:bCs/>
-          <w:lang w:val="es-ES_tradnl"/>
-        </w:rPr>
-        <w:t xml:space="preserve">Autenticación: </w:t>
-      </w:r>
-      <w:r>
-        <w:rPr>
-          <w:lang w:val="es-ES_tradnl"/>
-        </w:rPr>
-        <w:t>Proceso de comprobar que un usuario es quien dice ser, mediante correo y contraseña.</w:t>
-      </w:r>
-    </w:p>
-    <w:p>
-      <w:pPr>
-        <w:ind w:firstLine="720"/>
-        <w:rPr>
-          <w:b/>
-          <w:bCs/>
-          <w:lang w:val="es-ES_tradnl"/>
-        </w:rPr>
-      </w:pPr>
-      <w:r>
-        <w:rPr>
-          <w:b/>
-          <w:bCs/>
-          <w:lang w:val="es-ES_tradnl"/>
-        </w:rPr>
-        <w:t>B</w:t>
-      </w:r>
-    </w:p>
-    <w:p>
-      <w:pPr>
-        <w:pStyle w:val="Prrafodelista"/>
-        <w:numPr>
-          <w:ilvl w:val="0"/>
-          <w:numId w:val="31"/>
-        </w:numPr>
-        <w:rPr>
-          <w:lang w:val="es-ES_tradnl"/>
-        </w:rPr>
-      </w:pPr>
-      <w:proofErr w:type="spellStart"/>
-      <w:r>
-        <w:rPr>
-          <w:b/>
-          <w:bCs/>
-          <w:lang w:val="es-ES_tradnl"/>
-        </w:rPr>
-        <w:t>Backend</w:t>
-      </w:r>
-      <w:proofErr w:type="spellEnd"/>
-      <w:r>
-        <w:rPr>
-          <w:b/>
-          <w:bCs/>
-          <w:lang w:val="es-ES_tradnl"/>
-        </w:rPr>
-        <w:t xml:space="preserve">: </w:t>
-      </w:r>
-      <w:r>
-        <w:rPr>
-          <w:lang w:val="es-ES_tradnl"/>
-        </w:rPr>
-        <w:t>Parte del sistema que corre en el servidor: aplica las reglas del negocio, valida los datos y se comunica con la base de datos.</w:t>
-      </w:r>
-    </w:p>
-    <w:p>
-      <w:pPr>
-        <w:pStyle w:val="Prrafodelista"/>
-        <w:numPr>
-          <w:ilvl w:val="0"/>
-          <w:numId w:val="31"/>
-        </w:numPr>
-        <w:rPr>
-          <w:lang w:val="es-ES_tradnl"/>
-        </w:rPr>
-      </w:pPr>
-      <w:proofErr w:type="spellStart"/>
-      <w:r>
-        <w:rPr>
-          <w:b/>
-          <w:bCs/>
-          <w:lang w:val="es-ES_tradnl"/>
-        </w:rPr>
-        <w:t>bcrypt</w:t>
-      </w:r>
-      <w:proofErr w:type="spellEnd"/>
-      <w:r>
-        <w:rPr>
-          <w:b/>
-          <w:bCs/>
-          <w:lang w:val="es-ES_tradnl"/>
-        </w:rPr>
-        <w:t xml:space="preserve">: </w:t>
-      </w:r>
-      <w:r>
-        <w:rPr>
-          <w:lang w:val="es-ES_tradnl"/>
-        </w:rPr>
-        <w:t>Librería que cifra las contraseñas antes de guardarlas, de modo que nunca se almacenan en texto legible.</w:t>
-      </w:r>
-    </w:p>
-    <w:p>
-      <w:pPr>
-        <w:pStyle w:val="Prrafodelista"/>
-        <w:numPr>
-          <w:ilvl w:val="0"/>
-          <w:numId w:val="31"/>
-        </w:numPr>
-        <w:rPr>
-          <w:lang w:val="es-ES_tradnl"/>
-        </w:rPr>
-      </w:pPr>
-      <w:r>
-        <w:rPr>
-          <w:b/>
-          <w:bCs/>
-          <w:lang w:val="es-ES_tradnl"/>
-        </w:rPr>
-        <w:t xml:space="preserve">Bootstrap: </w:t>
-      </w:r>
-      <w:r>
-        <w:rPr>
-          <w:lang w:val="es-ES_tradnl"/>
-        </w:rPr>
-        <w:t>Framework de estilos que da el diseño visual y hace que las pantallas se adapten a distintos tamaños.</w:t>
-      </w:r>
-    </w:p>
-    <w:p>
-      <w:pPr>
-        <w:ind w:firstLine="720"/>
-        <w:rPr>
-          <w:b/>
-          <w:bCs/>
-          <w:lang w:val="es-ES_tradnl"/>
-        </w:rPr>
-      </w:pPr>
-      <w:r>
-        <w:rPr>
-          <w:b/>
-          <w:bCs/>
-          <w:lang w:val="es-ES_tradnl"/>
-        </w:rPr>
-        <w:t>C</w:t>
-      </w:r>
-    </w:p>
-    <w:p>
-      <w:pPr>
-        <w:pStyle w:val="Prrafodelista"/>
-        <w:numPr>
-          <w:ilvl w:val="0"/>
-          <w:numId w:val="31"/>
-        </w:numPr>
-        <w:rPr>
-          <w:lang w:val="es-ES_tradnl"/>
-        </w:rPr>
-      </w:pPr>
-      <w:r>
-        <w:rPr>
-          <w:b/>
-          <w:bCs/>
-          <w:lang w:val="es-ES_tradnl"/>
-        </w:rPr>
-        <w:t xml:space="preserve">Calendario de ausencias: </w:t>
-      </w:r>
-      <w:r>
-        <w:rPr>
-          <w:lang w:val="es-ES_tradnl"/>
-        </w:rPr>
-        <w:t xml:space="preserve">Pantalla que muestra quién está ausente cada día (permisos, </w:t>
-      </w:r>
-      <w:r>
-        <w:rPr>
-          <w:lang w:val="es-ES_tradnl"/>
-        </w:rPr>
-        <w:lastRenderedPageBreak/>
-        <w:t>incapacidades, vacaciones y ausencias sin justificación), además de cumpleaños y feriados.</w:t>
-      </w:r>
-    </w:p>
-    <w:p>
-      <w:pPr>
-        <w:pStyle w:val="Prrafodelista"/>
-        <w:numPr>
-          <w:ilvl w:val="0"/>
-          <w:numId w:val="31"/>
-        </w:numPr>
-        <w:rPr>
-          <w:lang w:val="es-ES_tradnl"/>
-        </w:rPr>
-      </w:pPr>
-      <w:r>
-        <w:rPr>
-          <w:b/>
-          <w:bCs/>
-          <w:lang w:val="es-ES_tradnl"/>
-        </w:rPr>
-        <w:t xml:space="preserve">Cliente: </w:t>
-      </w:r>
-      <w:r>
-        <w:rPr>
-          <w:lang w:val="es-ES_tradnl"/>
-        </w:rPr>
-        <w:t>Empresa o contacto del área comercial a quien se da seguimiento y se envían correos.</w:t>
-      </w:r>
-    </w:p>
-    <w:p>
-      <w:pPr>
-        <w:pStyle w:val="Prrafodelista"/>
-        <w:numPr>
-          <w:ilvl w:val="0"/>
-          <w:numId w:val="31"/>
-        </w:numPr>
-        <w:rPr>
-          <w:lang w:val="es-ES_tradnl"/>
-        </w:rPr>
-      </w:pPr>
-      <w:proofErr w:type="spellStart"/>
-      <w:r>
-        <w:rPr>
-          <w:b/>
-          <w:bCs/>
-          <w:lang w:val="es-ES_tradnl"/>
-        </w:rPr>
-        <w:t>Cloudinary</w:t>
-      </w:r>
-      <w:proofErr w:type="spellEnd"/>
-      <w:r>
-        <w:rPr>
-          <w:b/>
-          <w:bCs/>
-          <w:lang w:val="es-ES_tradnl"/>
-        </w:rPr>
-        <w:t xml:space="preserve">: </w:t>
-      </w:r>
-      <w:r>
-        <w:rPr>
-          <w:lang w:val="es-ES_tradnl"/>
-        </w:rPr>
-        <w:t>Servicio en la nube donde se guardan los archivos subidos, como las fotos de perfil y los documentos de incapacidad.</w:t>
-      </w:r>
-    </w:p>
-    <w:p>
-      <w:pPr>
-        <w:pStyle w:val="Prrafodelista"/>
-        <w:numPr>
-          <w:ilvl w:val="0"/>
-          <w:numId w:val="31"/>
-        </w:numPr>
-        <w:rPr>
-          <w:lang w:val="es-ES_tradnl"/>
-        </w:rPr>
-      </w:pPr>
-      <w:r>
-        <w:rPr>
-          <w:b/>
-          <w:bCs/>
-          <w:lang w:val="es-ES_tradnl"/>
-        </w:rPr>
-        <w:t xml:space="preserve">Componente: </w:t>
-      </w:r>
-      <w:r>
-        <w:rPr>
-          <w:lang w:val="es-ES_tradnl"/>
-        </w:rPr>
-        <w:t>Pieza reutilizable de la interfaz en Angular (una pantalla, un formulario o un botón) con su lógica, su estructura y su estilo.</w:t>
-      </w:r>
-    </w:p>
-    <w:p>
-      <w:pPr>
-        <w:pStyle w:val="Prrafodelista"/>
-        <w:numPr>
-          <w:ilvl w:val="0"/>
-          <w:numId w:val="31"/>
-        </w:numPr>
-        <w:rPr>
-          <w:lang w:val="es-ES_tradnl"/>
-        </w:rPr>
-      </w:pPr>
-      <w:r>
-        <w:rPr>
-          <w:b/>
-          <w:bCs/>
-          <w:lang w:val="es-ES_tradnl"/>
-        </w:rPr>
-        <w:t xml:space="preserve">CORS: </w:t>
-      </w:r>
-      <w:r>
-        <w:rPr>
-          <w:lang w:val="es-ES_tradnl"/>
-        </w:rPr>
-        <w:t xml:space="preserve">Mecanismo de seguridad que define qué sitios web tienen permiso de comunicarse con el </w:t>
-      </w:r>
-      <w:proofErr w:type="spellStart"/>
-      <w:r>
-        <w:rPr>
-          <w:lang w:val="es-ES_tradnl"/>
-        </w:rPr>
-        <w:t>backend</w:t>
-      </w:r>
-      <w:proofErr w:type="spellEnd"/>
-      <w:r>
-        <w:rPr>
-          <w:lang w:val="es-ES_tradnl"/>
-        </w:rPr>
-        <w:t>.</w:t>
-      </w:r>
-    </w:p>
-    <w:p>
-      <w:pPr>
-        <w:pStyle w:val="Prrafodelista"/>
-        <w:numPr>
-          <w:ilvl w:val="0"/>
-          <w:numId w:val="31"/>
-        </w:numPr>
-        <w:rPr>
-          <w:lang w:val="es-ES_tradnl"/>
-        </w:rPr>
-      </w:pPr>
-      <w:r>
-        <w:rPr>
-          <w:b/>
-          <w:bCs/>
-          <w:lang w:val="es-ES_tradnl"/>
-        </w:rPr>
-        <w:t xml:space="preserve">Cron (tarea programada): </w:t>
-      </w:r>
-      <w:r>
-        <w:rPr>
-          <w:lang w:val="es-ES_tradnl"/>
-        </w:rPr>
-        <w:t xml:space="preserve">Proceso automático que se ejecuta a una hora o frecuencia fija, por </w:t>
-      </w:r>
-      <w:proofErr w:type="gramStart"/>
-      <w:r>
-        <w:rPr>
-          <w:lang w:val="es-ES_tradnl"/>
-        </w:rPr>
-        <w:t>ejemplo</w:t>
-      </w:r>
-      <w:proofErr w:type="gramEnd"/>
-      <w:r>
-        <w:rPr>
-          <w:lang w:val="es-ES_tradnl"/>
-        </w:rPr>
-        <w:t xml:space="preserve"> avisar de un aniversario cada día a las 7:00.</w:t>
-      </w:r>
-    </w:p>
-    <w:p>
-      <w:pPr>
-        <w:ind w:firstLine="720"/>
-        <w:rPr>
-          <w:b/>
-          <w:bCs/>
-          <w:lang w:val="es-ES_tradnl"/>
-        </w:rPr>
-      </w:pPr>
-      <w:r>
-        <w:rPr>
-          <w:b/>
-          <w:bCs/>
-          <w:lang w:val="es-ES_tradnl"/>
-        </w:rPr>
-        <w:t>D</w:t>
-      </w:r>
-    </w:p>
-    <w:p>
-      <w:pPr>
-        <w:pStyle w:val="Prrafodelista"/>
-        <w:numPr>
-          <w:ilvl w:val="0"/>
-          <w:numId w:val="31"/>
-        </w:numPr>
-        <w:rPr>
-          <w:lang w:val="es-ES_tradnl"/>
-        </w:rPr>
-      </w:pPr>
-      <w:proofErr w:type="spellStart"/>
-      <w:r>
-        <w:rPr>
-          <w:b/>
-          <w:bCs/>
-          <w:lang w:val="es-ES_tradnl"/>
-        </w:rPr>
-        <w:t>Dashboard</w:t>
-      </w:r>
-      <w:proofErr w:type="spellEnd"/>
-      <w:r>
-        <w:rPr>
-          <w:b/>
-          <w:bCs/>
-          <w:lang w:val="es-ES_tradnl"/>
-        </w:rPr>
-        <w:t xml:space="preserve">: </w:t>
-      </w:r>
-      <w:r>
-        <w:rPr>
-          <w:lang w:val="es-ES_tradnl"/>
-        </w:rPr>
-        <w:t>Panel con indicadores y resúmenes (tarjetas y gráficos) para el empleado, el jefe y el área comercial.</w:t>
-      </w:r>
-    </w:p>
-    <w:p>
-      <w:pPr>
-        <w:pStyle w:val="Prrafodelista"/>
-        <w:numPr>
-          <w:ilvl w:val="0"/>
-          <w:numId w:val="31"/>
-        </w:numPr>
-        <w:rPr>
-          <w:lang w:val="es-ES_tradnl"/>
-        </w:rPr>
-      </w:pPr>
-      <w:proofErr w:type="spellStart"/>
-      <w:r>
-        <w:rPr>
-          <w:b/>
-          <w:bCs/>
-          <w:lang w:val="es-ES_tradnl"/>
-        </w:rPr>
-        <w:t>DataTables</w:t>
-      </w:r>
-      <w:proofErr w:type="spellEnd"/>
-      <w:r>
-        <w:rPr>
-          <w:b/>
-          <w:bCs/>
-          <w:lang w:val="es-ES_tradnl"/>
-        </w:rPr>
-        <w:t xml:space="preserve">: </w:t>
-      </w:r>
-      <w:r>
-        <w:rPr>
-          <w:lang w:val="es-ES_tradnl"/>
-        </w:rPr>
-        <w:t>Librería que da a las tablas búsqueda, orden y paginación.</w:t>
-      </w:r>
-    </w:p>
-    <w:p>
-      <w:pPr>
-        <w:pStyle w:val="Prrafodelista"/>
-        <w:numPr>
-          <w:ilvl w:val="0"/>
-          <w:numId w:val="31"/>
-        </w:numPr>
-        <w:rPr>
-          <w:lang w:val="es-ES_tradnl"/>
-        </w:rPr>
-      </w:pPr>
-      <w:r>
-        <w:rPr>
-          <w:b/>
-          <w:bCs/>
-          <w:lang w:val="es-ES_tradnl"/>
-        </w:rPr>
-        <w:t xml:space="preserve">Departamento: </w:t>
-      </w:r>
-      <w:r>
-        <w:rPr>
-          <w:lang w:val="es-ES_tradnl"/>
-        </w:rPr>
-        <w:t>Unidad organizativa de la empresa a la que pertenece cada empleado y que puede tener un jefe asignado.</w:t>
-      </w:r>
-    </w:p>
-    <w:p>
-      <w:pPr>
-        <w:pStyle w:val="Prrafodelista"/>
-        <w:numPr>
-          <w:ilvl w:val="0"/>
-          <w:numId w:val="31"/>
-        </w:numPr>
-        <w:rPr>
-          <w:lang w:val="es-ES_tradnl"/>
-        </w:rPr>
-      </w:pPr>
-      <w:r>
-        <w:rPr>
-          <w:b/>
-          <w:bCs/>
-          <w:lang w:val="es-ES_tradnl"/>
-        </w:rPr>
-        <w:t>Despliegue (</w:t>
-      </w:r>
-      <w:proofErr w:type="spellStart"/>
-      <w:r>
-        <w:rPr>
-          <w:b/>
-          <w:bCs/>
-          <w:lang w:val="es-ES_tradnl"/>
-        </w:rPr>
-        <w:t>deploy</w:t>
-      </w:r>
-      <w:proofErr w:type="spellEnd"/>
-      <w:r>
-        <w:rPr>
-          <w:b/>
-          <w:bCs/>
-          <w:lang w:val="es-ES_tradnl"/>
-        </w:rPr>
-        <w:t xml:space="preserve">): </w:t>
-      </w:r>
-      <w:r>
-        <w:rPr>
-          <w:lang w:val="es-ES_tradnl"/>
-        </w:rPr>
-        <w:t>Proceso de publicar una nueva versión del sistema para que los usuarios la usen.</w:t>
-      </w:r>
-    </w:p>
-    <w:p>
-      <w:pPr>
-        <w:pStyle w:val="Prrafodelista"/>
-        <w:numPr>
-          <w:ilvl w:val="0"/>
-          <w:numId w:val="31"/>
-        </w:numPr>
-        <w:rPr>
-          <w:lang w:val="es-ES_tradnl"/>
-        </w:rPr>
-      </w:pPr>
-      <w:r>
-        <w:rPr>
-          <w:b/>
-          <w:bCs/>
-          <w:lang w:val="es-ES_tradnl"/>
-        </w:rPr>
-        <w:t xml:space="preserve">Día compensatorio: </w:t>
-      </w:r>
-      <w:r>
-        <w:rPr>
-          <w:lang w:val="es-ES_tradnl"/>
-        </w:rPr>
-        <w:t>Día de descanso que gana un empleado por haber trabajado en un feriado, y que puede canjear después.</w:t>
-      </w:r>
-    </w:p>
-    <w:p>
-      <w:pPr>
-        <w:pStyle w:val="Prrafodelista"/>
-        <w:numPr>
-          <w:ilvl w:val="0"/>
-          <w:numId w:val="31"/>
-        </w:numPr>
-        <w:rPr>
-          <w:lang w:val="es-ES_tradnl"/>
-        </w:rPr>
-      </w:pPr>
-      <w:r>
-        <w:rPr>
-          <w:b/>
-          <w:bCs/>
-          <w:lang w:val="es-ES_tradnl"/>
-        </w:rPr>
-        <w:t xml:space="preserve">DNS: </w:t>
-      </w:r>
-      <w:r>
-        <w:rPr>
-          <w:lang w:val="es-ES_tradnl"/>
-        </w:rPr>
-        <w:t xml:space="preserve">Sistema que traduce un dominio (inforumgo.com) a servidores. También guarda los </w:t>
-      </w:r>
-      <w:r>
-        <w:rPr>
-          <w:lang w:val="es-ES_tradnl"/>
-        </w:rPr>
-        <w:lastRenderedPageBreak/>
-        <w:t>registros que verifican el envío de correos.</w:t>
-      </w:r>
-    </w:p>
-    <w:p>
-      <w:pPr>
-        <w:ind w:firstLine="720"/>
-        <w:rPr>
-          <w:b/>
-          <w:bCs/>
-          <w:lang w:val="es-ES_tradnl"/>
-        </w:rPr>
-      </w:pPr>
-      <w:r>
-        <w:rPr>
-          <w:b/>
-          <w:bCs/>
-          <w:lang w:val="es-ES_tradnl"/>
-        </w:rPr>
-        <w:t>E</w:t>
-      </w:r>
-    </w:p>
-    <w:p>
-      <w:pPr>
-        <w:pStyle w:val="Prrafodelista"/>
-        <w:numPr>
-          <w:ilvl w:val="0"/>
-          <w:numId w:val="31"/>
-        </w:numPr>
-        <w:rPr>
-          <w:lang w:val="es-ES_tradnl"/>
-        </w:rPr>
-      </w:pPr>
-      <w:proofErr w:type="spellStart"/>
-      <w:r>
-        <w:rPr>
-          <w:b/>
-          <w:bCs/>
-          <w:lang w:val="es-ES_tradnl"/>
-        </w:rPr>
-        <w:t>Endpoint</w:t>
-      </w:r>
-      <w:proofErr w:type="spellEnd"/>
-      <w:r>
-        <w:rPr>
-          <w:b/>
-          <w:bCs/>
-          <w:lang w:val="es-ES_tradnl"/>
-        </w:rPr>
-        <w:t xml:space="preserve">: </w:t>
-      </w:r>
-      <w:r>
-        <w:rPr>
-          <w:lang w:val="es-ES_tradnl"/>
-        </w:rPr>
-        <w:t>Dirección concreta de la API a la que se hace una petición para realizar una acción.</w:t>
-      </w:r>
-    </w:p>
-    <w:p>
-      <w:pPr>
-        <w:pStyle w:val="Prrafodelista"/>
-        <w:numPr>
-          <w:ilvl w:val="0"/>
-          <w:numId w:val="31"/>
-        </w:numPr>
-        <w:rPr>
-          <w:lang w:val="es-ES_tradnl"/>
-        </w:rPr>
-      </w:pPr>
-      <w:r>
-        <w:rPr>
-          <w:b/>
-          <w:bCs/>
-          <w:lang w:val="es-ES_tradnl"/>
-        </w:rPr>
-        <w:t xml:space="preserve">Express.js: </w:t>
-      </w:r>
-      <w:r>
-        <w:rPr>
-          <w:lang w:val="es-ES_tradnl"/>
-        </w:rPr>
-        <w:t xml:space="preserve">Framework de Node.js con el que se construyó la API del </w:t>
-      </w:r>
-      <w:proofErr w:type="spellStart"/>
-      <w:r>
-        <w:rPr>
-          <w:lang w:val="es-ES_tradnl"/>
-        </w:rPr>
-        <w:t>backend</w:t>
-      </w:r>
-      <w:proofErr w:type="spellEnd"/>
-      <w:r>
-        <w:rPr>
-          <w:lang w:val="es-ES_tradnl"/>
-        </w:rPr>
-        <w:t>.</w:t>
-      </w:r>
-    </w:p>
-    <w:p>
-      <w:pPr>
-        <w:ind w:firstLine="720"/>
-        <w:rPr>
-          <w:b/>
-          <w:bCs/>
-          <w:lang w:val="es-ES_tradnl"/>
-        </w:rPr>
-      </w:pPr>
-      <w:r>
-        <w:rPr>
-          <w:b/>
-          <w:bCs/>
-          <w:lang w:val="es-ES_tradnl"/>
-        </w:rPr>
-        <w:t>F</w:t>
-      </w:r>
-    </w:p>
-    <w:p>
-      <w:pPr>
-        <w:pStyle w:val="Prrafodelista"/>
-        <w:numPr>
-          <w:ilvl w:val="0"/>
-          <w:numId w:val="31"/>
-        </w:numPr>
-        <w:rPr>
-          <w:lang w:val="es-ES_tradnl"/>
-        </w:rPr>
-      </w:pPr>
-      <w:r>
-        <w:rPr>
-          <w:b/>
-          <w:bCs/>
-          <w:lang w:val="es-ES_tradnl"/>
-        </w:rPr>
-        <w:t xml:space="preserve">Feriado: </w:t>
-      </w:r>
-      <w:r>
-        <w:rPr>
-          <w:lang w:val="es-ES_tradnl"/>
-        </w:rPr>
-        <w:t>Día festivo oficial. No cuenta como día laborable al calcular vacaciones.</w:t>
-      </w:r>
-    </w:p>
-    <w:p>
-      <w:pPr>
-        <w:pStyle w:val="Prrafodelista"/>
-        <w:numPr>
-          <w:ilvl w:val="0"/>
-          <w:numId w:val="31"/>
-        </w:numPr>
-        <w:rPr>
-          <w:lang w:val="es-ES_tradnl"/>
-        </w:rPr>
-      </w:pPr>
-      <w:proofErr w:type="spellStart"/>
-      <w:r>
-        <w:rPr>
-          <w:b/>
-          <w:bCs/>
-          <w:lang w:val="es-ES_tradnl"/>
-        </w:rPr>
-        <w:t>Firebase</w:t>
-      </w:r>
-      <w:proofErr w:type="spellEnd"/>
-      <w:r>
-        <w:rPr>
-          <w:b/>
-          <w:bCs/>
-          <w:lang w:val="es-ES_tradnl"/>
-        </w:rPr>
-        <w:t xml:space="preserve"> Hosting: </w:t>
-      </w:r>
-      <w:r>
-        <w:rPr>
-          <w:lang w:val="es-ES_tradnl"/>
-        </w:rPr>
-        <w:t xml:space="preserve">Servicio de Google donde está publicado el </w:t>
-      </w:r>
-      <w:proofErr w:type="spellStart"/>
-      <w:r>
-        <w:rPr>
-          <w:lang w:val="es-ES_tradnl"/>
-        </w:rPr>
-        <w:t>frontend</w:t>
-      </w:r>
-      <w:proofErr w:type="spellEnd"/>
-      <w:r>
-        <w:rPr>
-          <w:lang w:val="es-ES_tradnl"/>
-        </w:rPr>
-        <w:t xml:space="preserve"> de la aplicación.</w:t>
-      </w:r>
-    </w:p>
-    <w:p>
-      <w:pPr>
-        <w:pStyle w:val="Prrafodelista"/>
-        <w:numPr>
-          <w:ilvl w:val="0"/>
-          <w:numId w:val="31"/>
-        </w:numPr>
-        <w:rPr>
-          <w:lang w:val="es-ES_tradnl"/>
-        </w:rPr>
-      </w:pPr>
-      <w:proofErr w:type="spellStart"/>
-      <w:r>
-        <w:rPr>
-          <w:b/>
-          <w:bCs/>
-          <w:lang w:val="es-ES_tradnl"/>
-        </w:rPr>
-        <w:t>Frontend</w:t>
-      </w:r>
-      <w:proofErr w:type="spellEnd"/>
-      <w:r>
-        <w:rPr>
-          <w:b/>
-          <w:bCs/>
-          <w:lang w:val="es-ES_tradnl"/>
-        </w:rPr>
-        <w:t xml:space="preserve">: </w:t>
-      </w:r>
-      <w:r>
-        <w:rPr>
-          <w:lang w:val="es-ES_tradnl"/>
-        </w:rPr>
-        <w:t>Parte del sistema que ve y usa el usuario en el navegador.</w:t>
-      </w:r>
-    </w:p>
-    <w:p>
-      <w:pPr>
-        <w:ind w:firstLine="720"/>
-        <w:rPr>
-          <w:b/>
-          <w:bCs/>
-          <w:lang w:val="es-ES_tradnl"/>
-        </w:rPr>
-      </w:pPr>
-      <w:r>
-        <w:rPr>
-          <w:b/>
-          <w:bCs/>
-          <w:lang w:val="es-ES_tradnl"/>
-        </w:rPr>
-        <w:t>G</w:t>
-      </w:r>
-    </w:p>
-    <w:p>
-      <w:pPr>
-        <w:pStyle w:val="Prrafodelista"/>
-        <w:numPr>
-          <w:ilvl w:val="0"/>
-          <w:numId w:val="31"/>
-        </w:numPr>
-        <w:rPr>
-          <w:lang w:val="es-ES_tradnl"/>
-        </w:rPr>
-      </w:pPr>
-      <w:r>
-        <w:rPr>
-          <w:b/>
-          <w:bCs/>
-          <w:lang w:val="es-ES_tradnl"/>
-        </w:rPr>
-        <w:t xml:space="preserve">Git y GitHub: </w:t>
-      </w:r>
-      <w:r>
-        <w:rPr>
-          <w:lang w:val="es-ES_tradnl"/>
-        </w:rPr>
-        <w:t>Git guarda el historial de cambios del código, y GitHub es el sitio donde se almacena el repositorio.</w:t>
-      </w:r>
-    </w:p>
-    <w:p>
-      <w:pPr>
-        <w:ind w:firstLine="720"/>
-        <w:rPr>
-          <w:b/>
-          <w:bCs/>
-          <w:lang w:val="es-ES_tradnl"/>
-        </w:rPr>
-      </w:pPr>
-      <w:r>
-        <w:rPr>
-          <w:b/>
-          <w:bCs/>
-          <w:lang w:val="es-ES_tradnl"/>
-        </w:rPr>
-        <w:t>H</w:t>
-      </w:r>
-    </w:p>
-    <w:p>
-      <w:pPr>
-        <w:pStyle w:val="Prrafodelista"/>
-        <w:numPr>
-          <w:ilvl w:val="0"/>
-          <w:numId w:val="31"/>
-        </w:numPr>
-        <w:rPr>
-          <w:lang w:val="es-ES_tradnl"/>
-        </w:rPr>
-      </w:pPr>
-      <w:r>
-        <w:rPr>
-          <w:b/>
-          <w:bCs/>
-          <w:lang w:val="es-ES_tradnl"/>
-        </w:rPr>
-        <w:t xml:space="preserve">Hash: </w:t>
-      </w:r>
-      <w:r>
-        <w:rPr>
-          <w:lang w:val="es-ES_tradnl"/>
-        </w:rPr>
-        <w:t>Resultado de convertir una contraseña en un código irreversible mediante cifrado. Es lo que se guarda en la base de datos.</w:t>
-      </w:r>
-    </w:p>
-    <w:p>
-      <w:pPr>
-        <w:pStyle w:val="Prrafodelista"/>
-        <w:numPr>
-          <w:ilvl w:val="0"/>
-          <w:numId w:val="31"/>
-        </w:numPr>
-        <w:rPr>
-          <w:lang w:val="es-ES_tradnl"/>
-        </w:rPr>
-      </w:pPr>
-      <w:r>
-        <w:rPr>
-          <w:b/>
-          <w:bCs/>
-          <w:lang w:val="es-ES_tradnl"/>
-        </w:rPr>
-        <w:t xml:space="preserve">HTTPS: </w:t>
-      </w:r>
-      <w:r>
-        <w:rPr>
-          <w:lang w:val="es-ES_tradnl"/>
-        </w:rPr>
-        <w:t>Protocolo seguro de comunicación que cifra la información entre el navegador y el servidor.</w:t>
-      </w:r>
-    </w:p>
-    <w:p>
-      <w:pPr>
-        <w:ind w:firstLine="720"/>
-        <w:rPr>
-          <w:b/>
-          <w:bCs/>
-          <w:lang w:val="es-ES_tradnl"/>
-        </w:rPr>
-      </w:pPr>
-      <w:r>
-        <w:rPr>
-          <w:b/>
-          <w:bCs/>
-          <w:lang w:val="es-ES_tradnl"/>
-        </w:rPr>
-        <w:t>I</w:t>
-      </w:r>
-    </w:p>
-    <w:p>
-      <w:pPr>
-        <w:pStyle w:val="Prrafodelista"/>
-        <w:numPr>
-          <w:ilvl w:val="0"/>
-          <w:numId w:val="31"/>
-        </w:numPr>
-        <w:rPr>
-          <w:lang w:val="es-ES_tradnl"/>
-        </w:rPr>
-      </w:pPr>
-      <w:r>
-        <w:rPr>
-          <w:b/>
-          <w:bCs/>
-          <w:lang w:val="es-ES_tradnl"/>
-        </w:rPr>
-        <w:t xml:space="preserve">Incapacidad: </w:t>
-      </w:r>
-      <w:r>
-        <w:rPr>
-          <w:lang w:val="es-ES_tradnl"/>
-        </w:rPr>
-        <w:t>Ausencia por motivos de salud, que puede incluir un documento adjunto como respaldo.</w:t>
-      </w:r>
-    </w:p>
-    <w:p>
-      <w:pPr>
-        <w:pStyle w:val="Prrafodelista"/>
-        <w:numPr>
-          <w:ilvl w:val="0"/>
-          <w:numId w:val="31"/>
-        </w:numPr>
-        <w:rPr>
-          <w:lang w:val="es-ES_tradnl"/>
-        </w:rPr>
-      </w:pPr>
-      <w:r>
-        <w:rPr>
-          <w:b/>
-          <w:bCs/>
-          <w:lang w:val="es-ES_tradnl"/>
-        </w:rPr>
-        <w:t xml:space="preserve">Interacción: </w:t>
-      </w:r>
-      <w:r>
-        <w:rPr>
-          <w:lang w:val="es-ES_tradnl"/>
-        </w:rPr>
-        <w:t>Registro de un contacto con un cliente (una llamada, un correo, una reunión).</w:t>
-      </w:r>
-    </w:p>
-    <w:p>
-      <w:pPr>
-        <w:ind w:firstLine="720"/>
-        <w:rPr>
-          <w:b/>
-          <w:bCs/>
-          <w:lang w:val="es-ES_tradnl"/>
-        </w:rPr>
-      </w:pPr>
-      <w:r>
-        <w:rPr>
-          <w:b/>
-          <w:bCs/>
-          <w:lang w:val="es-ES_tradnl"/>
-        </w:rPr>
-        <w:t>J</w:t>
-      </w:r>
-    </w:p>
-    <w:p>
-      <w:pPr>
-        <w:pStyle w:val="Prrafodelista"/>
-        <w:numPr>
-          <w:ilvl w:val="0"/>
-          <w:numId w:val="31"/>
-        </w:numPr>
-        <w:rPr>
-          <w:lang w:val="es-ES_tradnl"/>
-        </w:rPr>
-      </w:pPr>
-      <w:r>
-        <w:rPr>
-          <w:b/>
-          <w:bCs/>
-          <w:lang w:val="es-ES_tradnl"/>
-        </w:rPr>
-        <w:lastRenderedPageBreak/>
-        <w:t xml:space="preserve">Jefe de área: </w:t>
-      </w:r>
-      <w:r>
-        <w:rPr>
-          <w:lang w:val="es-ES_tradnl"/>
-        </w:rPr>
-        <w:t>Usuario designado como responsable de un departamento, que aprueba solicitudes de su equipo.</w:t>
-      </w:r>
-    </w:p>
-    <w:p>
-      <w:pPr>
-        <w:pStyle w:val="Prrafodelista"/>
-        <w:numPr>
-          <w:ilvl w:val="0"/>
-          <w:numId w:val="31"/>
-        </w:numPr>
-        <w:rPr>
-          <w:lang w:val="es-ES_tradnl"/>
-        </w:rPr>
-      </w:pPr>
-      <w:r>
-        <w:rPr>
-          <w:b/>
-          <w:bCs/>
-          <w:lang w:val="es-ES_tradnl"/>
-        </w:rPr>
-        <w:t xml:space="preserve">JSON: </w:t>
-      </w:r>
-      <w:r>
-        <w:rPr>
-          <w:lang w:val="es-ES_tradnl"/>
-        </w:rPr>
-        <w:t xml:space="preserve">Formato de texto con el que el </w:t>
-      </w:r>
-      <w:proofErr w:type="spellStart"/>
-      <w:r>
-        <w:rPr>
-          <w:lang w:val="es-ES_tradnl"/>
-        </w:rPr>
-        <w:t>frontend</w:t>
-      </w:r>
-      <w:proofErr w:type="spellEnd"/>
-      <w:r>
-        <w:rPr>
-          <w:lang w:val="es-ES_tradnl"/>
-        </w:rPr>
-        <w:t xml:space="preserve"> y el </w:t>
-      </w:r>
-      <w:proofErr w:type="spellStart"/>
-      <w:r>
-        <w:rPr>
-          <w:lang w:val="es-ES_tradnl"/>
-        </w:rPr>
-        <w:t>backend</w:t>
-      </w:r>
-      <w:proofErr w:type="spellEnd"/>
-      <w:r>
-        <w:rPr>
-          <w:lang w:val="es-ES_tradnl"/>
-        </w:rPr>
-        <w:t xml:space="preserve"> se intercambian datos.</w:t>
-      </w:r>
-    </w:p>
-    <w:p>
-      <w:pPr>
-        <w:pStyle w:val="Prrafodelista"/>
-        <w:numPr>
-          <w:ilvl w:val="0"/>
-          <w:numId w:val="31"/>
-        </w:numPr>
-        <w:rPr>
-          <w:lang w:val="es-ES_tradnl"/>
-        </w:rPr>
-      </w:pPr>
-      <w:r>
-        <w:rPr>
-          <w:b/>
-          <w:bCs/>
-          <w:lang w:val="es-ES_tradnl"/>
-        </w:rPr>
-        <w:t xml:space="preserve">JWT: </w:t>
-      </w:r>
-      <w:r>
-        <w:rPr>
-          <w:lang w:val="es-ES_tradnl"/>
-        </w:rPr>
-        <w:t>Token cifrado que identifica a un usuario ya autenticado y se envía en cada petición.</w:t>
-      </w:r>
-    </w:p>
-    <w:p>
-      <w:pPr>
-        <w:ind w:firstLine="720"/>
-        <w:rPr>
-          <w:b/>
-          <w:bCs/>
-          <w:lang w:val="es-ES_tradnl"/>
-        </w:rPr>
-      </w:pPr>
-      <w:r>
-        <w:rPr>
-          <w:b/>
-          <w:bCs/>
-          <w:lang w:val="es-ES_tradnl"/>
-        </w:rPr>
-        <w:t>M</w:t>
-      </w:r>
-    </w:p>
-    <w:p>
-      <w:pPr>
-        <w:pStyle w:val="Prrafodelista"/>
-        <w:numPr>
-          <w:ilvl w:val="0"/>
-          <w:numId w:val="31"/>
-        </w:numPr>
-        <w:rPr>
-          <w:lang w:val="es-ES_tradnl"/>
-        </w:rPr>
-      </w:pPr>
-      <w:r>
-        <w:rPr>
-          <w:b/>
-          <w:bCs/>
-          <w:lang w:val="es-ES_tradnl"/>
-        </w:rPr>
-        <w:t xml:space="preserve">Middleware: </w:t>
-      </w:r>
-      <w:r>
-        <w:rPr>
-          <w:lang w:val="es-ES_tradnl"/>
-        </w:rPr>
-        <w:t xml:space="preserve">Función del </w:t>
-      </w:r>
-      <w:proofErr w:type="spellStart"/>
-      <w:r>
-        <w:rPr>
-          <w:lang w:val="es-ES_tradnl"/>
-        </w:rPr>
-        <w:t>backend</w:t>
-      </w:r>
-      <w:proofErr w:type="spellEnd"/>
-      <w:r>
-        <w:rPr>
-          <w:lang w:val="es-ES_tradnl"/>
-        </w:rPr>
-        <w:t xml:space="preserve"> que se ejecuta antes de la lógica principal de una ruta, por </w:t>
-      </w:r>
-      <w:proofErr w:type="gramStart"/>
-      <w:r>
-        <w:rPr>
-          <w:lang w:val="es-ES_tradnl"/>
-        </w:rPr>
-        <w:t>ejemplo</w:t>
-      </w:r>
-      <w:proofErr w:type="gramEnd"/>
-      <w:r>
-        <w:rPr>
-          <w:lang w:val="es-ES_tradnl"/>
-        </w:rPr>
-        <w:t xml:space="preserve"> para verificar el token o los permisos.</w:t>
-      </w:r>
-    </w:p>
-    <w:p>
-      <w:pPr>
-        <w:pStyle w:val="Prrafodelista"/>
-        <w:numPr>
-          <w:ilvl w:val="0"/>
-          <w:numId w:val="31"/>
-        </w:numPr>
-        <w:rPr>
-          <w:lang w:val="es-ES_tradnl"/>
-        </w:rPr>
-      </w:pPr>
-      <w:r>
-        <w:rPr>
-          <w:b/>
-          <w:bCs/>
-          <w:lang w:val="es-ES_tradnl"/>
-        </w:rPr>
-        <w:t xml:space="preserve">Módulo: </w:t>
-      </w:r>
-      <w:r>
-        <w:rPr>
-          <w:lang w:val="es-ES_tradnl"/>
-        </w:rPr>
-        <w:t xml:space="preserve">Sección funcional del sistema, como vacaciones, permisos, clientes o </w:t>
-      </w:r>
-      <w:proofErr w:type="spellStart"/>
-      <w:r>
-        <w:rPr>
-          <w:lang w:val="es-ES_tradnl"/>
-        </w:rPr>
-        <w:t>dashboards</w:t>
-      </w:r>
-      <w:proofErr w:type="spellEnd"/>
-      <w:r>
-        <w:rPr>
-          <w:lang w:val="es-ES_tradnl"/>
-        </w:rPr>
-        <w:t>.</w:t>
-      </w:r>
-    </w:p>
-    <w:p>
-      <w:pPr>
-        <w:pStyle w:val="Prrafodelista"/>
-        <w:numPr>
-          <w:ilvl w:val="0"/>
-          <w:numId w:val="31"/>
-        </w:numPr>
-        <w:rPr>
-          <w:lang w:val="es-ES_tradnl"/>
-        </w:rPr>
-      </w:pPr>
-      <w:r>
-        <w:rPr>
-          <w:b/>
-          <w:bCs/>
-          <w:lang w:val="es-ES_tradnl"/>
-        </w:rPr>
-        <w:t xml:space="preserve">MySQL: </w:t>
-      </w:r>
-      <w:r>
-        <w:rPr>
-          <w:lang w:val="es-ES_tradnl"/>
-        </w:rPr>
-        <w:t>Sistema de base de datos relacional donde se guarda toda la información.</w:t>
-      </w:r>
-    </w:p>
-    <w:p>
-      <w:pPr>
-        <w:ind w:firstLine="720"/>
-        <w:rPr>
-          <w:b/>
-          <w:bCs/>
-          <w:lang w:val="es-ES_tradnl"/>
-        </w:rPr>
-      </w:pPr>
-      <w:r>
-        <w:rPr>
-          <w:b/>
-          <w:bCs/>
-          <w:lang w:val="es-ES_tradnl"/>
-        </w:rPr>
-        <w:t>N</w:t>
-      </w:r>
-    </w:p>
-    <w:p>
-      <w:pPr>
-        <w:pStyle w:val="Prrafodelista"/>
-        <w:numPr>
-          <w:ilvl w:val="0"/>
-          <w:numId w:val="31"/>
-        </w:numPr>
-        <w:rPr>
-          <w:lang w:val="es-ES_tradnl"/>
-        </w:rPr>
-      </w:pPr>
-      <w:r>
-        <w:rPr>
-          <w:b/>
-          <w:bCs/>
-          <w:lang w:val="es-ES_tradnl"/>
-        </w:rPr>
-        <w:t xml:space="preserve">Node.js: </w:t>
-      </w:r>
-      <w:r>
-        <w:rPr>
-          <w:lang w:val="es-ES_tradnl"/>
-        </w:rPr>
-        <w:t xml:space="preserve">Entorno que permite ejecutar JavaScript en el servidor, y sobre el que corre el </w:t>
-      </w:r>
-      <w:proofErr w:type="spellStart"/>
-      <w:r>
-        <w:rPr>
-          <w:lang w:val="es-ES_tradnl"/>
-        </w:rPr>
-        <w:t>backend</w:t>
-      </w:r>
-      <w:proofErr w:type="spellEnd"/>
-      <w:r>
-        <w:rPr>
-          <w:lang w:val="es-ES_tradnl"/>
-        </w:rPr>
-        <w:t>.</w:t>
-      </w:r>
-    </w:p>
-    <w:p>
-      <w:pPr>
-        <w:pStyle w:val="Prrafodelista"/>
-        <w:numPr>
-          <w:ilvl w:val="0"/>
-          <w:numId w:val="31"/>
-        </w:numPr>
-        <w:rPr>
-          <w:lang w:val="es-ES_tradnl"/>
-        </w:rPr>
-      </w:pPr>
-      <w:r>
-        <w:rPr>
-          <w:b/>
-          <w:bCs/>
-          <w:lang w:val="es-ES_tradnl"/>
-        </w:rPr>
-        <w:t xml:space="preserve">Notificación: </w:t>
-      </w:r>
-      <w:r>
-        <w:rPr>
-          <w:lang w:val="es-ES_tradnl"/>
-        </w:rPr>
-        <w:t>Aviso que el sistema envía por correo, como una nueva solicitud o la aprobación de una.</w:t>
-      </w:r>
-    </w:p>
-    <w:p>
-      <w:pPr>
-        <w:ind w:firstLine="720"/>
-        <w:rPr>
-          <w:b/>
-          <w:bCs/>
-          <w:lang w:val="es-ES_tradnl"/>
-        </w:rPr>
-      </w:pPr>
-      <w:r>
-        <w:rPr>
-          <w:b/>
-          <w:bCs/>
-          <w:lang w:val="es-ES_tradnl"/>
-        </w:rPr>
-        <w:t>O</w:t>
-      </w:r>
-    </w:p>
-    <w:p>
-      <w:pPr>
-        <w:pStyle w:val="Prrafodelista"/>
-        <w:numPr>
-          <w:ilvl w:val="0"/>
-          <w:numId w:val="31"/>
-        </w:numPr>
-        <w:rPr>
-          <w:lang w:val="es-ES_tradnl"/>
-        </w:rPr>
-      </w:pPr>
-      <w:r>
-        <w:rPr>
-          <w:b/>
-          <w:bCs/>
-          <w:lang w:val="es-ES_tradnl"/>
-        </w:rPr>
-        <w:t xml:space="preserve">Observable: </w:t>
-      </w:r>
-      <w:r>
-        <w:rPr>
-          <w:lang w:val="es-ES_tradnl"/>
-        </w:rPr>
-        <w:t xml:space="preserve">Objeto de </w:t>
-      </w:r>
-      <w:proofErr w:type="spellStart"/>
-      <w:r>
-        <w:rPr>
-          <w:lang w:val="es-ES_tradnl"/>
-        </w:rPr>
-        <w:t>RxJS</w:t>
-      </w:r>
-      <w:proofErr w:type="spellEnd"/>
-      <w:r>
-        <w:rPr>
-          <w:lang w:val="es-ES_tradnl"/>
-        </w:rPr>
-        <w:t xml:space="preserve"> que representa una respuesta futura, por </w:t>
-      </w:r>
-      <w:proofErr w:type="gramStart"/>
-      <w:r>
-        <w:rPr>
-          <w:lang w:val="es-ES_tradnl"/>
-        </w:rPr>
-        <w:t>ejemplo</w:t>
-      </w:r>
-      <w:proofErr w:type="gramEnd"/>
-      <w:r>
-        <w:rPr>
-          <w:lang w:val="es-ES_tradnl"/>
-        </w:rPr>
-        <w:t xml:space="preserve"> la de una petición al </w:t>
-      </w:r>
-      <w:proofErr w:type="spellStart"/>
-      <w:r>
-        <w:rPr>
-          <w:lang w:val="es-ES_tradnl"/>
-        </w:rPr>
-        <w:t>backend</w:t>
-      </w:r>
-      <w:proofErr w:type="spellEnd"/>
-      <w:r>
-        <w:rPr>
-          <w:lang w:val="es-ES_tradnl"/>
-        </w:rPr>
-        <w:t>.</w:t>
-      </w:r>
-    </w:p>
-    <w:p>
-      <w:pPr>
-        <w:ind w:firstLine="720"/>
-        <w:rPr>
-          <w:b/>
-          <w:bCs/>
-          <w:lang w:val="es-ES_tradnl"/>
-        </w:rPr>
-      </w:pPr>
-      <w:r>
-        <w:rPr>
-          <w:b/>
-          <w:bCs/>
-          <w:lang w:val="es-ES_tradnl"/>
-        </w:rPr>
-        <w:t>P</w:t>
-      </w:r>
-    </w:p>
-    <w:p>
-      <w:pPr>
-        <w:pStyle w:val="Prrafodelista"/>
-        <w:numPr>
-          <w:ilvl w:val="0"/>
-          <w:numId w:val="31"/>
-        </w:numPr>
-        <w:rPr>
-          <w:lang w:val="es-ES_tradnl"/>
-        </w:rPr>
-      </w:pPr>
-      <w:r>
-        <w:rPr>
-          <w:b/>
-          <w:bCs/>
-          <w:lang w:val="es-ES_tradnl"/>
-        </w:rPr>
-        <w:t xml:space="preserve">Permiso: </w:t>
-      </w:r>
-      <w:r>
-        <w:rPr>
-          <w:lang w:val="es-ES_tradnl"/>
-        </w:rPr>
-        <w:t>Solicitud de ausencia temporal de un empleado. No confundir con los permisos de acceso, que están dentro de los roles.</w:t>
-      </w:r>
-    </w:p>
-    <w:p>
-      <w:pPr>
-        <w:pStyle w:val="Prrafodelista"/>
-        <w:numPr>
-          <w:ilvl w:val="0"/>
-          <w:numId w:val="31"/>
-        </w:numPr>
-        <w:rPr>
-          <w:lang w:val="es-ES_tradnl"/>
-        </w:rPr>
-      </w:pPr>
-      <w:r>
-        <w:rPr>
-          <w:b/>
-          <w:bCs/>
-          <w:lang w:val="es-ES_tradnl"/>
-        </w:rPr>
-        <w:t xml:space="preserve">Plantilla de correo: </w:t>
-      </w:r>
-      <w:r>
-        <w:rPr>
-          <w:lang w:val="es-ES_tradnl"/>
-        </w:rPr>
-        <w:t>Texto predefinido con campos variables ({{</w:t>
-      </w:r>
-      <w:proofErr w:type="spellStart"/>
-      <w:r>
-        <w:rPr>
-          <w:lang w:val="es-ES_tradnl"/>
-        </w:rPr>
-        <w:t>nombre_empresa</w:t>
-      </w:r>
-      <w:proofErr w:type="spellEnd"/>
-      <w:r>
-        <w:rPr>
-          <w:lang w:val="es-ES_tradnl"/>
-        </w:rPr>
-        <w:t xml:space="preserve">}}) que </w:t>
-      </w:r>
-      <w:r>
-        <w:rPr>
-          <w:lang w:val="es-ES_tradnl"/>
-        </w:rPr>
-        <w:lastRenderedPageBreak/>
-        <w:t>se personaliza para cada cliente.</w:t>
-      </w:r>
-    </w:p>
-    <w:p>
-      <w:pPr>
-        <w:pStyle w:val="Prrafodelista"/>
-        <w:numPr>
-          <w:ilvl w:val="0"/>
-          <w:numId w:val="31"/>
-        </w:numPr>
-        <w:rPr>
-          <w:lang w:val="es-ES_tradnl"/>
-        </w:rPr>
-      </w:pPr>
-      <w:r>
-        <w:rPr>
-          <w:b/>
-          <w:bCs/>
-          <w:lang w:val="es-ES_tradnl"/>
-        </w:rPr>
-        <w:t xml:space="preserve">Puesto: </w:t>
-      </w:r>
-      <w:r>
-        <w:rPr>
-          <w:lang w:val="es-ES_tradnl"/>
-        </w:rPr>
-        <w:t>Cargo que ocupa un empleado dentro de un departamento.</w:t>
-      </w:r>
-    </w:p>
-    <w:p>
-      <w:pPr>
-        <w:ind w:firstLine="720"/>
-        <w:rPr>
-          <w:b/>
-          <w:bCs/>
-          <w:lang w:val="es-ES_tradnl"/>
-        </w:rPr>
-      </w:pPr>
-      <w:r>
-        <w:rPr>
-          <w:b/>
-          <w:bCs/>
-          <w:lang w:val="es-ES_tradnl"/>
-        </w:rPr>
-        <w:t>R</w:t>
-      </w:r>
-    </w:p>
-    <w:p>
-      <w:pPr>
-        <w:pStyle w:val="Prrafodelista"/>
-        <w:numPr>
-          <w:ilvl w:val="0"/>
-          <w:numId w:val="31"/>
-        </w:numPr>
-        <w:rPr>
-          <w:lang w:val="es-ES_tradnl"/>
-        </w:rPr>
-      </w:pPr>
-      <w:r>
-        <w:rPr>
-          <w:b/>
-          <w:bCs/>
-          <w:lang w:val="es-ES_tradnl"/>
-        </w:rPr>
-        <w:t xml:space="preserve">Render: </w:t>
-      </w:r>
-      <w:r>
-        <w:rPr>
-          <w:lang w:val="es-ES_tradnl"/>
-        </w:rPr>
-        <w:t xml:space="preserve">Servicio en la nube donde está alojado el </w:t>
-      </w:r>
-      <w:proofErr w:type="spellStart"/>
-      <w:r>
-        <w:rPr>
-          <w:lang w:val="es-ES_tradnl"/>
-        </w:rPr>
-        <w:t>backend</w:t>
-      </w:r>
-      <w:proofErr w:type="spellEnd"/>
-      <w:r>
-        <w:rPr>
-          <w:lang w:val="es-ES_tradnl"/>
-        </w:rPr>
-        <w:t>.</w:t>
-      </w:r>
-    </w:p>
-    <w:p>
-      <w:pPr>
-        <w:pStyle w:val="Prrafodelista"/>
-        <w:numPr>
-          <w:ilvl w:val="0"/>
-          <w:numId w:val="31"/>
-        </w:numPr>
-        <w:rPr>
-          <w:lang w:val="es-ES_tradnl"/>
-        </w:rPr>
-      </w:pPr>
-      <w:proofErr w:type="spellStart"/>
-      <w:r>
-        <w:rPr>
-          <w:b/>
-          <w:bCs/>
-          <w:lang w:val="es-ES_tradnl"/>
-        </w:rPr>
-        <w:t>Resend</w:t>
-      </w:r>
-      <w:proofErr w:type="spellEnd"/>
-      <w:r>
-        <w:rPr>
-          <w:b/>
-          <w:bCs/>
-          <w:lang w:val="es-ES_tradnl"/>
-        </w:rPr>
-        <w:t xml:space="preserve">: </w:t>
-      </w:r>
-      <w:r>
-        <w:rPr>
-          <w:lang w:val="es-ES_tradnl"/>
-        </w:rPr>
-        <w:t>Servicio que envía los correos del sistema mediante su API.</w:t>
-      </w:r>
-    </w:p>
-    <w:p>
-      <w:pPr>
-        <w:pStyle w:val="Prrafodelista"/>
-        <w:numPr>
-          <w:ilvl w:val="0"/>
-          <w:numId w:val="31"/>
-        </w:numPr>
-        <w:rPr>
-          <w:lang w:val="es-ES_tradnl"/>
-        </w:rPr>
-      </w:pPr>
-      <w:r>
-        <w:rPr>
-          <w:b/>
-          <w:bCs/>
-          <w:lang w:val="es-ES_tradnl"/>
-        </w:rPr>
-        <w:t xml:space="preserve">Responsive: </w:t>
-      </w:r>
-      <w:r>
-        <w:rPr>
-          <w:lang w:val="es-ES_tradnl"/>
-        </w:rPr>
-        <w:t>Diseño que se adapta automáticamente al tamaño de pantalla: computadora, tableta o celular.</w:t>
-      </w:r>
-    </w:p>
-    <w:p>
-      <w:pPr>
-        <w:pStyle w:val="Prrafodelista"/>
-        <w:numPr>
-          <w:ilvl w:val="0"/>
-          <w:numId w:val="31"/>
-        </w:numPr>
-        <w:rPr>
-          <w:lang w:val="es-ES_tradnl"/>
-        </w:rPr>
-      </w:pPr>
-      <w:r>
-        <w:rPr>
-          <w:b/>
-          <w:bCs/>
-          <w:lang w:val="es-ES_tradnl"/>
-        </w:rPr>
-        <w:t xml:space="preserve">Rol: </w:t>
-      </w:r>
-      <w:r>
-        <w:rPr>
-          <w:lang w:val="es-ES_tradnl"/>
-        </w:rPr>
-        <w:t xml:space="preserve">Conjunto de permisos de acceso que define lo que un usuario puede ver y hacer (por </w:t>
-      </w:r>
-      <w:proofErr w:type="gramStart"/>
-      <w:r>
-        <w:rPr>
-          <w:lang w:val="es-ES_tradnl"/>
-        </w:rPr>
-        <w:t>ejemplo</w:t>
-      </w:r>
-      <w:proofErr w:type="gramEnd"/>
-      <w:r>
-        <w:rPr>
-          <w:lang w:val="es-ES_tradnl"/>
-        </w:rPr>
-        <w:t xml:space="preserve"> </w:t>
-      </w:r>
-      <w:proofErr w:type="spellStart"/>
-      <w:r>
-        <w:rPr>
-          <w:lang w:val="es-ES_tradnl"/>
-        </w:rPr>
-        <w:t>Admin</w:t>
-      </w:r>
-      <w:proofErr w:type="spellEnd"/>
-      <w:r>
-        <w:rPr>
-          <w:lang w:val="es-ES_tradnl"/>
-        </w:rPr>
-        <w:t xml:space="preserve">, RRHH, </w:t>
-      </w:r>
-      <w:proofErr w:type="gramStart"/>
-      <w:r>
-        <w:rPr>
-          <w:lang w:val="es-ES_tradnl"/>
-        </w:rPr>
-        <w:t>Jefe</w:t>
-      </w:r>
-      <w:proofErr w:type="gramEnd"/>
-      <w:r>
-        <w:rPr>
-          <w:lang w:val="es-ES_tradnl"/>
-        </w:rPr>
-        <w:t xml:space="preserve"> de área).</w:t>
-      </w:r>
-    </w:p>
-    <w:p>
-      <w:pPr>
-        <w:ind w:firstLine="720"/>
-        <w:rPr>
-          <w:b/>
-          <w:bCs/>
-          <w:lang w:val="es-ES_tradnl"/>
-        </w:rPr>
-      </w:pPr>
-      <w:r>
-        <w:rPr>
-          <w:b/>
-          <w:bCs/>
-          <w:lang w:val="es-ES_tradnl"/>
-        </w:rPr>
-        <w:t>S</w:t>
-      </w:r>
-    </w:p>
-    <w:p>
-      <w:pPr>
-        <w:pStyle w:val="Prrafodelista"/>
-        <w:numPr>
-          <w:ilvl w:val="0"/>
-          <w:numId w:val="31"/>
-        </w:numPr>
-        <w:rPr>
-          <w:lang w:val="es-ES_tradnl"/>
-        </w:rPr>
-      </w:pPr>
-      <w:r>
-        <w:rPr>
-          <w:b/>
-          <w:bCs/>
-          <w:lang w:val="es-ES_tradnl"/>
-        </w:rPr>
-        <w:t xml:space="preserve">Saldo de vacaciones: </w:t>
-      </w:r>
-      <w:r>
-        <w:rPr>
-          <w:lang w:val="es-ES_tradnl"/>
-        </w:rPr>
-        <w:t>Cantidad de días de vacaciones que un empleado tiene disponibles en su período vigente.</w:t>
-      </w:r>
-    </w:p>
-    <w:p>
-      <w:pPr>
-        <w:pStyle w:val="Prrafodelista"/>
-        <w:numPr>
-          <w:ilvl w:val="0"/>
-          <w:numId w:val="31"/>
-        </w:numPr>
-        <w:rPr>
-          <w:lang w:val="es-ES_tradnl"/>
-        </w:rPr>
-      </w:pPr>
-      <w:r>
-        <w:rPr>
-          <w:b/>
-          <w:bCs/>
-          <w:lang w:val="es-ES_tradnl"/>
-        </w:rPr>
-        <w:t xml:space="preserve">Sector (rubro): </w:t>
-      </w:r>
-      <w:r>
-        <w:rPr>
-          <w:lang w:val="es-ES_tradnl"/>
-        </w:rPr>
-        <w:t>Categoría de actividad de un cliente.</w:t>
-      </w:r>
-    </w:p>
-    <w:p>
-      <w:pPr>
-        <w:pStyle w:val="Prrafodelista"/>
-        <w:numPr>
-          <w:ilvl w:val="0"/>
-          <w:numId w:val="31"/>
-        </w:numPr>
-        <w:rPr>
-          <w:lang w:val="es-ES_tradnl"/>
-        </w:rPr>
-      </w:pPr>
-      <w:r>
-        <w:rPr>
-          <w:b/>
-          <w:bCs/>
-          <w:lang w:val="es-ES_tradnl"/>
-        </w:rPr>
-        <w:t xml:space="preserve">Seguimiento: </w:t>
-      </w:r>
-      <w:r>
-        <w:rPr>
-          <w:lang w:val="es-ES_tradnl"/>
-        </w:rPr>
-        <w:t>Tarea o acción programada con un cliente. El sistema alerta cuando pasan demasiados días sin uno.</w:t>
-      </w:r>
-    </w:p>
-    <w:p>
-      <w:pPr>
-        <w:pStyle w:val="Prrafodelista"/>
-        <w:numPr>
-          <w:ilvl w:val="0"/>
-          <w:numId w:val="31"/>
-        </w:numPr>
-        <w:rPr>
-          <w:lang w:val="es-ES_tradnl"/>
-        </w:rPr>
-      </w:pPr>
-      <w:r>
-        <w:rPr>
-          <w:b/>
-          <w:bCs/>
-          <w:lang w:val="es-ES_tradnl"/>
-        </w:rPr>
-        <w:t xml:space="preserve">Servicio (Angular): </w:t>
-      </w:r>
-      <w:r>
-        <w:rPr>
-          <w:lang w:val="es-ES_tradnl"/>
-        </w:rPr>
-        <w:t xml:space="preserve">Clase del </w:t>
-      </w:r>
-      <w:proofErr w:type="spellStart"/>
-      <w:r>
-        <w:rPr>
-          <w:lang w:val="es-ES_tradnl"/>
-        </w:rPr>
-        <w:t>frontend</w:t>
-      </w:r>
-      <w:proofErr w:type="spellEnd"/>
-      <w:r>
-        <w:rPr>
-          <w:lang w:val="es-ES_tradnl"/>
-        </w:rPr>
-        <w:t xml:space="preserve"> que se encarga de comunicarse con el </w:t>
-      </w:r>
-      <w:proofErr w:type="spellStart"/>
-      <w:r>
-        <w:rPr>
-          <w:lang w:val="es-ES_tradnl"/>
-        </w:rPr>
-        <w:t>backend</w:t>
-      </w:r>
-      <w:proofErr w:type="spellEnd"/>
-      <w:r>
-        <w:rPr>
-          <w:lang w:val="es-ES_tradnl"/>
-        </w:rPr>
-        <w:t>.</w:t>
-      </w:r>
-    </w:p>
-    <w:p>
-      <w:pPr>
-        <w:pStyle w:val="Prrafodelista"/>
-        <w:numPr>
-          <w:ilvl w:val="0"/>
-          <w:numId w:val="31"/>
-        </w:numPr>
-        <w:rPr>
-          <w:lang w:val="es-ES_tradnl"/>
-        </w:rPr>
-      </w:pPr>
-      <w:r>
-        <w:rPr>
-          <w:b/>
-          <w:bCs/>
-          <w:lang w:val="es-ES_tradnl"/>
-        </w:rPr>
-        <w:t xml:space="preserve">SQL: </w:t>
-      </w:r>
-      <w:r>
-        <w:rPr>
-          <w:lang w:val="es-ES_tradnl"/>
-        </w:rPr>
-        <w:t>Lenguaje con el que se consultan y modifican los datos de la base de datos.</w:t>
-      </w:r>
-    </w:p>
-    <w:p>
-      <w:pPr>
-        <w:ind w:firstLine="720"/>
-        <w:rPr>
-          <w:b/>
-          <w:bCs/>
-          <w:lang w:val="es-ES_tradnl"/>
-        </w:rPr>
-      </w:pPr>
-      <w:r>
-        <w:rPr>
-          <w:b/>
-          <w:bCs/>
-          <w:lang w:val="es-ES_tradnl"/>
-        </w:rPr>
-        <w:t>T</w:t>
-      </w:r>
-    </w:p>
-    <w:p>
-      <w:pPr>
-        <w:pStyle w:val="Prrafodelista"/>
-        <w:numPr>
-          <w:ilvl w:val="0"/>
-          <w:numId w:val="31"/>
-        </w:numPr>
-        <w:rPr>
-          <w:lang w:val="es-ES_tradnl"/>
-        </w:rPr>
-      </w:pPr>
-      <w:r>
-        <w:rPr>
-          <w:b/>
-          <w:bCs/>
-          <w:lang w:val="es-ES_tradnl"/>
-        </w:rPr>
-        <w:t xml:space="preserve">Token: </w:t>
-      </w:r>
-      <w:r>
-        <w:rPr>
-          <w:lang w:val="es-ES_tradnl"/>
-        </w:rPr>
-        <w:t>Credencial temporal que prueba que el usuario inició sesión.</w:t>
-      </w:r>
-    </w:p>
-    <w:p>
-      <w:pPr>
-        <w:pStyle w:val="Prrafodelista"/>
-        <w:numPr>
-          <w:ilvl w:val="0"/>
-          <w:numId w:val="31"/>
-        </w:numPr>
-        <w:rPr>
-          <w:lang w:val="es-ES_tradnl"/>
-        </w:rPr>
-      </w:pPr>
-      <w:r>
-        <w:rPr>
-          <w:b/>
-          <w:bCs/>
-          <w:lang w:val="es-ES_tradnl"/>
-        </w:rPr>
-        <w:t xml:space="preserve">Traslape: </w:t>
-      </w:r>
-      <w:r>
-        <w:rPr>
-          <w:lang w:val="es-ES_tradnl"/>
-        </w:rPr>
-        <w:t>Coincidencia de fechas entre dos ausencias de un mismo empleado, que el sistema impide.</w:t>
-      </w:r>
-    </w:p>
-    <w:p>
-      <w:pPr>
-        <w:pStyle w:val="Prrafodelista"/>
-        <w:numPr>
-          <w:ilvl w:val="0"/>
-          <w:numId w:val="31"/>
-        </w:numPr>
-        <w:rPr>
-          <w:lang w:val="es-ES_tradnl"/>
-        </w:rPr>
-      </w:pPr>
-      <w:proofErr w:type="spellStart"/>
-      <w:r>
-        <w:rPr>
-          <w:b/>
-          <w:bCs/>
-          <w:lang w:val="es-ES_tradnl"/>
-        </w:rPr>
-        <w:t>TypeScript</w:t>
-      </w:r>
-      <w:proofErr w:type="spellEnd"/>
-      <w:r>
-        <w:rPr>
-          <w:b/>
-          <w:bCs/>
-          <w:lang w:val="es-ES_tradnl"/>
-        </w:rPr>
-        <w:t xml:space="preserve">: </w:t>
-      </w:r>
-      <w:r>
-        <w:rPr>
-          <w:lang w:val="es-ES_tradnl"/>
-        </w:rPr>
-        <w:t xml:space="preserve">Lenguaje basado en JavaScript con tipos de datos, usado en el </w:t>
-      </w:r>
-      <w:proofErr w:type="spellStart"/>
-      <w:r>
-        <w:rPr>
-          <w:lang w:val="es-ES_tradnl"/>
-        </w:rPr>
-        <w:t>frontend</w:t>
-      </w:r>
-      <w:proofErr w:type="spellEnd"/>
-      <w:r>
-        <w:rPr>
-          <w:lang w:val="es-ES_tradnl"/>
-        </w:rPr>
-        <w:t>.</w:t>
-      </w:r>
-    </w:p>
-    <w:p>
-      <w:pPr>
-        <w:ind w:firstLine="720"/>
-        <w:rPr>
-          <w:b/>
-          <w:bCs/>
-          <w:lang w:val="es-ES_tradnl"/>
-        </w:rPr>
-      </w:pPr>
-      <w:r>
-        <w:rPr>
-          <w:b/>
-          <w:bCs/>
-          <w:lang w:val="es-ES_tradnl"/>
-        </w:rPr>
-        <w:t>V</w:t>
-      </w:r>
-    </w:p>
-    <w:p>
-      <w:pPr>
-        <w:pStyle w:val="Prrafodelista"/>
-        <w:numPr>
-          <w:ilvl w:val="0"/>
-          <w:numId w:val="31"/>
-        </w:numPr>
-        <w:rPr>
-          <w:lang w:val="es-ES_tradnl"/>
-        </w:rPr>
-      </w:pPr>
-      <w:r>
-        <w:rPr>
-          <w:b/>
-          <w:bCs/>
-          <w:lang w:val="es-ES_tradnl"/>
-        </w:rPr>
-        <w:lastRenderedPageBreak/>
-        <w:t xml:space="preserve">Vacaciones: </w:t>
-      </w:r>
-      <w:r>
-        <w:rPr>
-          <w:lang w:val="es-ES_tradnl"/>
-        </w:rPr>
-        <w:t>Días de descanso anual que se calculan según la antigüedad, conforme al Artículo 346 del Código del Trabajo de Honduras.</w:t>
-      </w:r>
-    </w:p>
-    <w:p>
-      <w:pPr>
-        <w:pStyle w:val="Prrafodelista"/>
-        <w:numPr>
-          <w:ilvl w:val="0"/>
-          <w:numId w:val="31"/>
-        </w:numPr>
-        <w:rPr>
-          <w:lang w:val="es-ES_tradnl"/>
-        </w:rPr>
-      </w:pPr>
-      <w:r>
-        <w:rPr>
-          <w:b/>
-          <w:bCs/>
-          <w:lang w:val="es-ES_tradnl"/>
-        </w:rPr>
-        <w:t xml:space="preserve">Variable de entorno: </w:t>
-      </w:r>
-      <w:r>
-        <w:rPr>
-          <w:lang w:val="es-ES_tradnl"/>
-        </w:rPr>
-        <w:t xml:space="preserve">Valor de configuración (como una clave o una dirección) que se guarda fuera del código, en el </w:t>
-      </w:r>
-      <w:proofErr w:type="gramStart"/>
-      <w:r>
-        <w:rPr>
-          <w:lang w:val="es-ES_tradnl"/>
-        </w:rPr>
-        <w:t>archivo .</w:t>
-      </w:r>
-      <w:proofErr w:type="spellStart"/>
-      <w:r>
-        <w:rPr>
-          <w:lang w:val="es-ES_tradnl"/>
-        </w:rPr>
-        <w:t>env</w:t>
-      </w:r>
-      <w:proofErr w:type="spellEnd"/>
-      <w:proofErr w:type="gramEnd"/>
-      <w:r>
-        <w:rPr>
-          <w:lang w:val="es-ES_tradnl"/>
-        </w:rPr>
-        <w:t xml:space="preserve"> o en el panel del servidor.</w:t>
-      </w:r>
-    </w:p>
-    <w:p>
-      <w:pPr>
-        <w:pStyle w:val="Prrafodelista"/>
-        <w:rPr>
-          <w:lang w:val="es-ES_tradnl"/>
-        </w:rPr>
-      </w:pPr>
-    </w:p>
-    <w:p>
-      <w:pPr>
-        <w:rPr>
-          <w:lang w:val="es-ES_tradnl"/>
-        </w:rPr>
-      </w:pPr>
-      <w:r>
-        <w:rPr>
-          <w:lang w:val="es-HN"/>
-        </w:rPr>
-        <w:br w:type="page"/>
-      </w:r>
-    </w:p>
-    <w:p>
-      <w:pPr>
-        <w:pStyle w:val="Ttulo1"/>
-      </w:pPr>
-      <w:bookmarkStart w:id="1" w:name="_Toc243321318"/>
       <w:r>
         <w:lastRenderedPageBreak/>
         <w:t>Capítulo I. Introducción</w:t>
@@ -12291,50 +12253,146 @@
         <w:rPr>
           <w:lang w:val="es-ES_tradnl"/>
         </w:rPr>
-        <w:t xml:space="preserve"> Arc Jura, Schacher (2025) encontró que tramitar estas solicitudes con formularios en papel, documentos escaneados y correo electrónico ocupaba casi un tercio del tiempo de trabajo del departamento de recursos humanos. Además, el proceso era lento y poco transparente: algunas solicitudes se extraviaban, las aprobaciones se retrasaban y los empleados se frustraban, sobre todo el personal operativo sin acceso a una computadora. La autora concluye que un proceso tan fragmentado pone en riesgo la planificación de la fuerza laboral y la continuidad del negocio, por lo que se necesita una solución digital y centralizada</w:t>
-      </w:r>
-      <w:sdt>
-        <w:sdtPr>
-          <w:rPr>
-            <w:lang w:val="es-ES_tradnl"/>
-          </w:rPr>
-          <w:id w:val="471252340"/>
-          <w:citation/>
-        </w:sdtPr>
-        <w:sdtContent>
-          <w:r>
-            <w:rPr>
-              <w:lang w:val="es-ES_tradnl"/>
-            </w:rPr>
-            <w:fldChar w:fldCharType="begin"/>
-          </w:r>
-          <w:r>
-            <w:rPr>
-              <w:lang w:val="es-ES"/>
-            </w:rPr>
-            <w:instrText xml:space="preserve"> CITATION Pau25 \l 3082 </w:instrText>
-          </w:r>
-          <w:r>
-            <w:rPr>
-              <w:lang w:val="es-ES_tradnl"/>
-            </w:rPr>
-            <w:fldChar w:fldCharType="separate"/>
-          </w:r>
-          <w:r>
-            <w:rPr>
-              <w:noProof/>
-              <w:lang w:val="es-ES"/>
-            </w:rPr>
-            <w:t xml:space="preserve"> (Schacher, 2025)</w:t>
-          </w:r>
-          <w:r>
-            <w:rPr>
-              <w:lang w:val="es-ES_tradnl"/>
-            </w:rPr>
-            <w:fldChar w:fldCharType="end"/>
-          </w:r>
-        </w:sdtContent>
-      </w:sdt>
+        <w:t xml:space="preserve"> Arc Jura, Schacher </w:t>
+      </w:r>
+      <w:r>
+        <w:rPr>
+          <w:lang w:val="es-ES_tradnl"/>
+        </w:rPr>
+        <w:fldChar w:fldCharType="begin"/>
+      </w:r>
+      <w:r>
+        <w:rPr>
+          <w:lang w:val="es-ES_tradnl"/>
+        </w:rPr>
+        <w:instrText xml:space="preserve"> ADDIN ZOTERO_ITEM CSL_CITATION {"citationID":"aOn1r20J","properties":{"unsorted":false,"formattedCitation":"(2025)","plainCitation":"(2025)","noteIndex":0},"citationItems":[{"id":3,"uris":["http://zotero.org/users/local/q62uitc9/items/4X3PI9AH"],"itemData":{"id":3,"type":"webpage","container-title":"Hochschule für Wirtschaft FHNW","title":"Digitalising the employee leave request process at Marti Arc Jura; from paper forms to an efficient workflow","URL":"https://irf.fhnw.ch/entities/publication/a566c33b-dbce-4baf-a891-145de0e03a0a/ful","author":[{"family":"Schacher","given":"Pauline"}],"issued":{"date-parts":[["2025"]]}},"suppress-author":true}],"schema":"https://github.com/citation-style-language/schema/raw/master/csl-citation.json"} </w:instrText>
+      </w:r>
+      <w:r>
+        <w:rPr>
+          <w:lang w:val="es-ES_tradnl"/>
+        </w:rPr>
+        <w:fldChar w:fldCharType="separate"/>
+      </w:r>
+      <w:r>
+        <w:rPr>
+          <w:lang w:val="es-ES_tradnl"/>
+        </w:rPr>
+        <w:t>(2025)</w:t>
+      </w:r>
+      <w:r>
+        <w:rPr>
+          <w:lang w:val="es-ES_tradnl"/>
+        </w:rPr>
+        <w:fldChar w:fldCharType="end"/>
+      </w:r>
+      <w:r>
+        <w:rPr>
+          <w:lang w:val="es-ES_tradnl"/>
+        </w:rPr>
+        <w:t xml:space="preserve"> encontró que tramitar estas solicitudes con formularios en papel, documentos escaneados y correo electrónico ocupaba casi un tercio del tiempo de trabajo del departamento de recursos humanos</w:t>
+      </w:r>
+      <w:r>
+        <w:rPr>
+          <w:lang w:val="es-ES_tradnl"/>
+        </w:rPr>
+        <w:t>,</w:t>
+      </w:r>
+      <w:r>
+        <w:rPr>
+          <w:lang w:val="es-ES_tradnl"/>
+        </w:rPr>
+        <w:t xml:space="preserve"> </w:t>
+      </w:r>
+      <w:r>
+        <w:rPr>
+          <w:lang w:val="es-ES_tradnl"/>
+        </w:rPr>
+        <w:t>a</w:t>
+      </w:r>
+      <w:r>
+        <w:rPr>
+          <w:lang w:val="es-ES_tradnl"/>
+        </w:rPr>
+        <w:t>demás</w:t>
+      </w:r>
+      <w:r>
+        <w:rPr>
+          <w:lang w:val="es-ES_tradnl"/>
+        </w:rPr>
+        <w:t xml:space="preserve"> de ser un</w:t>
+      </w:r>
+      <w:r>
+        <w:rPr>
+          <w:lang w:val="es-ES_tradnl"/>
+        </w:rPr>
+        <w:t xml:space="preserve"> proceso</w:t>
+      </w:r>
+      <w:r>
+        <w:rPr>
+          <w:lang w:val="es-ES_tradnl"/>
+        </w:rPr>
+        <w:t xml:space="preserve"> </w:t>
+      </w:r>
+      <w:r>
+        <w:rPr>
+          <w:lang w:val="es-ES_tradnl"/>
+        </w:rPr>
+        <w:t>lento y poco transparente</w:t>
+      </w:r>
+      <w:r>
+        <w:rPr>
+          <w:lang w:val="es-ES_tradnl"/>
+        </w:rPr>
+        <w:t>,</w:t>
+      </w:r>
+      <w:r>
+        <w:rPr>
+          <w:lang w:val="es-HN"/>
+        </w:rPr>
+        <w:t xml:space="preserve"> </w:t>
+      </w:r>
+      <w:r>
+        <w:rPr>
+          <w:lang w:val="es-ES_tradnl"/>
+        </w:rPr>
+        <w:t>con solicitudes extraviadas y aprobaciones retrasadas. La autora concluye que un proceso tan fragmentado pone en riesgo la planificación de la fuerza laboral y la continuidad del negocio, por lo que se necesita una solución digital y centralizada</w:t>
+      </w:r>
+      <w:r>
+        <w:rPr>
+          <w:lang w:val="es-ES_tradnl"/>
+        </w:rPr>
+        <w:t xml:space="preserve"> </w:t>
+      </w:r>
+      <w:r>
+        <w:rPr>
+          <w:lang w:val="es-ES_tradnl"/>
+        </w:rPr>
+        <w:fldChar w:fldCharType="begin"/>
+      </w:r>
+      <w:r>
+        <w:rPr>
+          <w:lang w:val="es-ES_tradnl"/>
+        </w:rPr>
+        <w:instrText xml:space="preserve"> ADDIN ZOTERO_ITEM CSL_CITATION {"citationID":"tzk2iqSE","properties":{"unsorted":false,"formattedCitation":"(Schacher, 2025)","plainCitation":"(Schacher, 2025)","noteIndex":0},"citationItems":[{"id":3,"uris":["http://zotero.org/users/local/q62uitc9/items/4X3PI9AH"],"itemData":{"id":3,"type":"webpage","container-title":"Hochschule für Wirtschaft FHNW","title":"Digitalising the employee leave request process at Marti Arc Jura; from paper forms to an efficient workflow","URL":"https://irf.fhnw.ch/entities/publication/a566c33b-dbce-4baf-a891-145de0e03a0a/ful","author":[{"family":"Schacher","given":"Pauline"}],"issued":{"date-parts":[["2025"]]}}}],"schema":"https://github.com/citation-style-language/schema/raw/master/csl-citation.json"} </w:instrText>
+      </w:r>
+      <w:r>
+        <w:rPr>
+          <w:lang w:val="es-ES_tradnl"/>
+        </w:rPr>
+        <w:fldChar w:fldCharType="separate"/>
+      </w:r>
+      <w:r>
+        <w:rPr>
+          <w:lang w:val="es-ES_tradnl"/>
+        </w:rPr>
+        <w:t>(Schacher, 2025)</w:t>
+      </w:r>
+      <w:r>
+        <w:rPr>
+          <w:lang w:val="es-ES_tradnl"/>
+        </w:rPr>
+        <w:fldChar w:fldCharType="end"/>
+      </w:r>
       <w:r>
         <w:rPr>
           <w:lang w:val="es-ES_tradnl"/>
@@ -12354,57 +12412,21 @@
       <w:pPr>
         <w:pStyle w:val="ParrafoCeutec"/>
         <w:rPr>
-          <w:lang w:val="es-ES_tradnl"/>
-        </w:rPr>
-      </w:pPr>
-      <w:r>
-        <w:rPr>
-          <w:lang w:val="es-ES_tradnl"/>
-        </w:rPr>
-        <w:t xml:space="preserve">La digitalización de los procesos de recursos humanos ha mostrado beneficios claros tanto para las organizaciones como para sus colaboradores. Escribá-Moreno et al. </w:t>
-      </w:r>
-      <w:sdt>
-        <w:sdtPr>
-          <w:rPr>
-            <w:lang w:val="es-ES_tradnl"/>
-          </w:rPr>
-          <w:id w:val="-1359810961"/>
-          <w:citation/>
-        </w:sdtPr>
-        <w:sdtContent>
-          <w:r>
-            <w:rPr>
-              <w:lang w:val="es-ES_tradnl"/>
-            </w:rPr>
-            <w:fldChar w:fldCharType="begin"/>
-          </w:r>
-          <w:r>
-            <w:rPr>
-              <w:lang w:val="es-ES"/>
-            </w:rPr>
-            <w:instrText xml:space="preserve">CITATION Esc241 \n  \t  \l 3082 </w:instrText>
-          </w:r>
-          <w:r>
-            <w:rPr>
-              <w:lang w:val="es-ES_tradnl"/>
-            </w:rPr>
-            <w:fldChar w:fldCharType="separate"/>
-          </w:r>
-          <w:r>
-            <w:rPr>
-              <w:noProof/>
-              <w:lang w:val="es-ES"/>
-            </w:rPr>
-            <w:t>(2024)</w:t>
-          </w:r>
-          <w:r>
-            <w:rPr>
-              <w:lang w:val="es-ES_tradnl"/>
-            </w:rPr>
-            <w:fldChar w:fldCharType="end"/>
-          </w:r>
-        </w:sdtContent>
-      </w:sdt>
+          <w:lang w:val="es-HN"/>
+        </w:rPr>
+      </w:pPr>
+      <w:r>
+        <w:rPr>
+          <w:lang w:val="es-ES_tradnl"/>
+        </w:rPr>
+        <w:t>La digitalización de los procesos de recursos humanos ha mostrado beneficios claros. Escribá-Moreno et al</w:t>
+      </w:r>
+      <w:r>
+        <w:rPr>
+          <w:lang w:val="es-ES_tradnl"/>
+        </w:rPr>
+        <w:t>.</w:t>
+      </w:r>
       <w:r>
         <w:rPr>
           <w:lang w:val="es-ES_tradnl"/>
@@ -12415,124 +12437,232 @@
         <w:rPr>
           <w:lang w:val="es-ES_tradnl"/>
         </w:rPr>
-        <w:t>señalan que la transformación digital mejora la eficiencia porque ahorra tiempo y costos, reduce las tareas repetitivas y da más autonomía a los empleados. Sin embargo, advierten que recursos humanos suele estar menos digitalizado que otras áreas de la empresa. En el caso concreto de las ausencias laborales, una revisión de 48 estudios publicados entre 2018 y 2025 concluye que los sistemas digitales de gestión de permisos aumentan la eficiencia, la transparencia y el compromiso de los empleados, y a la vez reducen los costos administrativos y los errores humanos</w:t>
-      </w:r>
-      <w:sdt>
-        <w:sdtPr>
-          <w:rPr>
-            <w:lang w:val="es-ES_tradnl"/>
-          </w:rPr>
-          <w:id w:val="-255367511"/>
-          <w:citation/>
-        </w:sdtPr>
-        <w:sdtContent>
-          <w:r>
-            <w:rPr>
-              <w:lang w:val="es-ES_tradnl"/>
-            </w:rPr>
-            <w:fldChar w:fldCharType="begin"/>
-          </w:r>
-          <w:r>
-            <w:rPr>
-              <w:lang w:val="es-ES"/>
-            </w:rPr>
-            <w:instrText xml:space="preserve"> CITATION Abu25 \l 3082 </w:instrText>
-          </w:r>
-          <w:r>
-            <w:rPr>
-              <w:lang w:val="es-ES_tradnl"/>
-            </w:rPr>
-            <w:fldChar w:fldCharType="separate"/>
-          </w:r>
-          <w:r>
-            <w:rPr>
-              <w:noProof/>
-              <w:lang w:val="es-ES"/>
-            </w:rPr>
-            <w:t xml:space="preserve"> (Abubakar &amp; Mohammed, 2025)</w:t>
-          </w:r>
-          <w:r>
-            <w:rPr>
-              <w:lang w:val="es-ES_tradnl"/>
-            </w:rPr>
-            <w:fldChar w:fldCharType="end"/>
-          </w:r>
-        </w:sdtContent>
-      </w:sdt>
-      <w:r>
-        <w:rPr>
-          <w:lang w:val="es-ES_tradnl"/>
-        </w:rPr>
-        <w:t xml:space="preserve">. Esta evidencia coincide con los resultados de </w:t>
+        <w:fldChar w:fldCharType="begin"/>
+      </w:r>
+      <w:r>
+        <w:rPr>
+          <w:lang w:val="es-ES_tradnl"/>
+        </w:rPr>
+        <w:instrText xml:space="preserve"> ADDIN ZOTERO_ITEM CSL_CITATION {"citationID":"5jMJxyme","properties":{"unsorted":false,"formattedCitation":"(2024)","plainCitation":"(2024)","noteIndex":0},"citationItems":[{"id":4,"uris":["http://zotero.org/users/local/q62uitc9/items/4ZAZJUQX"],"itemData":{"id":4,"type":"article-journal","container-title":"TEC Empresarial","DOI":"10.18845/te.v18i3.7289","issue":"3","journalAbbreviation":"TEC Empresarial","language":"es","page":"103-128","title":"Transformación digital de las empresas y e-gestión de recursos humanos. Un enfoque cualitativo","volume":"18","author":[{"family":"Escribá-Moreno","given":"María Ángeles"},{"family":"Redondo-Cano","given":"Ana"},{"family":"Escribá-Carda","given":"Naiara"},{"family":"Vallet-Bellmunt","given":"Teresa"}],"issued":{"date-parts":[["2024"]]}},"suppress-author":true}],"schema":"https://github.com/citation-style-language/schema/raw/master/csl-citation.json"} </w:instrText>
+      </w:r>
+      <w:r>
+        <w:rPr>
+          <w:lang w:val="es-ES_tradnl"/>
+        </w:rPr>
+        <w:fldChar w:fldCharType="separate"/>
+      </w:r>
+      <w:r>
+        <w:rPr>
+          <w:lang w:val="es-ES_tradnl"/>
+        </w:rPr>
+        <w:t>(2024)</w:t>
+      </w:r>
+      <w:r>
+        <w:rPr>
+          <w:lang w:val="es-ES_tradnl"/>
+        </w:rPr>
+        <w:fldChar w:fldCharType="end"/>
+      </w:r>
+      <w:r>
+        <w:rPr>
+          <w:lang w:val="es-ES_tradnl"/>
+        </w:rPr>
+        <w:t xml:space="preserve"> </w:t>
+      </w:r>
+      <w:r>
+        <w:rPr>
+          <w:lang w:val="es-ES_tradnl"/>
+        </w:rPr>
+        <w:t>señalan que mejora la eficiencia al ahorrar tiempo y costos, reducir las tareas repetitivas y dar más autonomía a los empleados, aunque advierten que recursos humanos suele estar menos digitalizado que otras áreas</w:t>
+      </w:r>
+      <w:r>
+        <w:rPr>
+          <w:lang w:val="es-ES_tradnl"/>
+        </w:rPr>
+        <w:t>.</w:t>
+      </w:r>
+      <w:r>
+        <w:rPr>
+          <w:lang w:val="es-ES_tradnl"/>
+        </w:rPr>
+        <w:t xml:space="preserve"> </w:t>
+      </w:r>
+      <w:r>
+        <w:rPr>
+          <w:lang w:val="es-ES_tradnl"/>
+        </w:rPr>
+        <w:t>En las ausencias laborales, los sistemas digitales de gestión de permisos aumentan la eficiencia y la transparencia, y reducen costos y errores humanos</w:t>
+      </w:r>
+      <w:r>
+        <w:rPr>
+          <w:lang w:val="es-ES_tradnl"/>
+        </w:rPr>
+        <w:t xml:space="preserve"> </w:t>
+      </w:r>
+      <w:r>
+        <w:rPr>
+          <w:lang w:val="es-ES_tradnl"/>
+        </w:rPr>
+        <w:fldChar w:fldCharType="begin"/>
+      </w:r>
+      <w:r>
+        <w:rPr>
+          <w:lang w:val="es-ES_tradnl"/>
+        </w:rPr>
+        <w:instrText xml:space="preserve"> ADDIN ZOTERO_ITEM CSL_CITATION {"citationID":"GV8aMr9V","properties":{"unsorted":false,"formattedCitation":"(Abubakar y Mohammed, 2025)","plainCitation":"(Abubakar y Mohammed, 2025)","noteIndex":0},"citationItems":[{"id":5,"uris":["http://zotero.org/users/local/q62uitc9/items/XD3D4TEQ"],"itemData":{"id":5,"type":"article-journal","container-title":"Nigerian Journal of Rural Finance and Entrepreneurship","issue":"4","journalAbbreviation":"Nigerian Journal of Rural Finance and Entrepreneurship","language":"en","page":"235-246","title":"A scoping review of employee leave management systems: Trends, technologies, and organizational implications","volume":"3","author":[{"family":"Abubakar","given":"A. A."},{"family":"Mohammed","given":"A. D."}],"issued":{"date-parts":[["2025"]]}}}],"schema":"https://github.com/citation-style-language/schema/raw/master/csl-citation.json"} </w:instrText>
+      </w:r>
+      <w:r>
+        <w:rPr>
+          <w:lang w:val="es-ES_tradnl"/>
+        </w:rPr>
+        <w:fldChar w:fldCharType="separate"/>
+      </w:r>
+      <w:r>
+        <w:rPr>
+          <w:lang w:val="es-ES_tradnl"/>
+        </w:rPr>
+        <w:t>(Abubakar y Mohammed, 2025)</w:t>
+      </w:r>
+      <w:r>
+        <w:rPr>
+          <w:lang w:val="es-ES_tradnl"/>
+        </w:rPr>
+        <w:fldChar w:fldCharType="end"/>
+      </w:r>
+      <w:r>
+        <w:rPr>
+          <w:lang w:val="es-ES_tradnl"/>
+        </w:rPr>
+        <w:t>;</w:t>
+      </w:r>
+      <w:r>
+        <w:rPr>
+          <w:lang w:val="es-ES_tradnl"/>
+        </w:rPr>
+        <w:t xml:space="preserve"> </w:t>
+      </w:r>
+      <w:r>
+        <w:rPr>
+          <w:lang w:val="es-ES_tradnl"/>
+        </w:rPr>
+        <w:t>además, los usuarios de una empresa de Indonesia valoraron su rapidez, exactitud y registro automático de datos</w:t>
+      </w:r>
+      <w:r>
+        <w:rPr>
+          <w:lang w:val="es-ES_tradnl"/>
+        </w:rPr>
+        <w:t xml:space="preserve"> </w:t>
+      </w:r>
+      <w:r>
+        <w:rPr>
+          <w:lang w:val="es-ES_tradnl"/>
+        </w:rPr>
+        <w:fldChar w:fldCharType="begin"/>
+      </w:r>
+      <w:r>
+        <w:rPr>
+          <w:lang w:val="es-ES_tradnl"/>
+        </w:rPr>
+        <w:instrText xml:space="preserve"> ADDIN ZOTERO_ITEM CSL_CITATION {"citationID":"QOsazzNY","properties":{"unsorted":false,"formattedCitation":"(Wahjono et\\uc0\\u160{}al., 2020)","plainCitation":"(Wahjono et al., 2020)","noteIndex":0},"citationItems":[{"id":7,"uris":["http://zotero.org/users/local/q62uitc9/items/FW7HSLAU"],"itemData":{"id":7,"type":"article-journal","abstract":"The purpose of this research is to study the management information system and the benefits of InsideDPS software. The study was designed with an embeded mixed method, namely quantitative-qualitative-quantitative. The questionnaire as a quantitative tool was built based on previous research (MSQ), distributed to 250 employees and 198 sets of analyzed multiple linear regression. The questionnaire was distributed 2 times, before and after qualitative research. Interviews, observation and document collection were held with informants for HR managers, IT managers, and selected employees. This study found evidence that MIS InsideDPS software can support HRD performance improvement which is also supported by increased employee satisfaction. The technical implication of the findings of this study is the need for a wider web-based MIS application in the company","container-title":"Kinetik: Game Technology, Information System, Computer Network, Computing, Electronics, and Control","DOI":"10.22219/kinetik.v5i3.1087","ISSN":"2503-2267, 2503-2259","issue":"3","journalAbbreviation":"KINETIK","page":"211-218","source":"DOI.org (Crossref)","title":"Leave management information system using InsideDPS software for efficiency of human resources management","volume":"5","author":[{"family":"Wahjono","given":"Sentot Imam"},{"family":"Marina","given":"Anna"},{"family":"Rasulong","given":"Ismail"},{"family":"Fen","given":"Fam Soo"}],"issued":{"date-parts":[["2020",8,27]]}}}],"schema":"https://github.com/citation-style-language/schema/raw/master/csl-citation.json"} </w:instrText>
+      </w:r>
+      <w:r>
+        <w:rPr>
+          <w:lang w:val="es-ES_tradnl"/>
+        </w:rPr>
+        <w:fldChar w:fldCharType="separate"/>
+      </w:r>
+      <w:r>
+        <w:rPr>
+          <w:kern w:val="0"/>
+        </w:rPr>
+        <w:t>(</w:t>
       </w:r>
       <w:proofErr w:type="spellStart"/>
       <w:r>
         <w:rPr>
-          <w:lang w:val="es-ES_tradnl"/>
+          <w:kern w:val="0"/>
         </w:rPr>
         <w:t>Wahjono</w:t>
       </w:r>
       <w:proofErr w:type="spellEnd"/>
       <w:r>
         <w:rPr>
-          <w:lang w:val="es-ES_tradnl"/>
-        </w:rPr>
-        <w:t xml:space="preserve"> et al.</w:t>
-      </w:r>
-      <w:sdt>
-        <w:sdtPr>
-          <w:rPr>
-            <w:lang w:val="es-ES_tradnl"/>
-          </w:rPr>
-          <w:id w:val="-1575045793"/>
-          <w:citation/>
-        </w:sdtPr>
-        <w:sdtContent>
-          <w:r>
-            <w:rPr>
-              <w:lang w:val="es-ES_tradnl"/>
-            </w:rPr>
-            <w:fldChar w:fldCharType="begin"/>
-          </w:r>
-          <w:r>
-            <w:rPr>
-              <w:lang w:val="es-ES"/>
-            </w:rPr>
-            <w:instrText xml:space="preserve">CITATION Wah20 \n  \t  \l 3082 </w:instrText>
-          </w:r>
-          <w:r>
-            <w:rPr>
-              <w:lang w:val="es-ES_tradnl"/>
-            </w:rPr>
-            <w:fldChar w:fldCharType="separate"/>
-          </w:r>
-          <w:r>
-            <w:rPr>
-              <w:noProof/>
-              <w:lang w:val="es-ES"/>
-            </w:rPr>
-            <w:t xml:space="preserve"> (2020)</w:t>
-          </w:r>
-          <w:r>
-            <w:rPr>
-              <w:lang w:val="es-ES_tradnl"/>
-            </w:rPr>
-            <w:fldChar w:fldCharType="end"/>
-          </w:r>
-        </w:sdtContent>
-      </w:sdt>
-      <w:r>
-        <w:rPr>
-          <w:lang w:val="es-ES_tradnl"/>
-        </w:rPr>
-        <w:t xml:space="preserve">: tras implementar un sistema digital de permisos en una empresa de Indonesia, la satisfacción de los empleados subió de forma notable (su coeficiente pasó de 0.225 a 0.568). Los usuarios valoraron la rapidez, la exactitud de la información, el ahorro de tiempo y </w:t>
+          <w:kern w:val="0"/>
+        </w:rPr>
+        <w:t xml:space="preserve"> et al., 2020)</w:t>
+      </w:r>
+      <w:r>
+        <w:rPr>
+          <w:lang w:val="es-ES_tradnl"/>
+        </w:rPr>
+        <w:fldChar w:fldCharType="end"/>
+      </w:r>
+      <w:r>
+        <w:rPr>
+          <w:lang w:val="es-ES_tradnl"/>
+        </w:rPr>
+        <w:t>.</w:t>
+      </w:r>
+    </w:p>
+    <w:p>
+      <w:pPr>
+        <w:pStyle w:val="ParrafoCeutec"/>
+        <w:rPr>
+          <w:lang w:val="es-ES_tradnl"/>
+        </w:rPr>
+      </w:pPr>
+    </w:p>
+    <w:p>
+      <w:pPr>
+        <w:pStyle w:val="ParrafoCeutec"/>
+        <w:rPr>
+          <w:lang w:val="es-ES_tradnl"/>
+        </w:rPr>
+      </w:pPr>
+      <w:r>
+        <w:rPr>
+          <w:lang w:val="es-ES_tradnl"/>
+        </w:rPr>
+        <w:t>Esta problemática de gestión manual</w:t>
+      </w:r>
+      <w:r>
+        <w:rPr>
+          <w:lang w:val="es-ES_tradnl"/>
+        </w:rPr>
+        <w:t xml:space="preserve"> también se observa en el Foro de la Información (</w:t>
+      </w:r>
+      <w:proofErr w:type="spellStart"/>
+      <w:r>
+        <w:rPr>
+          <w:lang w:val="es-ES_tradnl"/>
+        </w:rPr>
+        <w:t>Inforum</w:t>
+      </w:r>
+      <w:proofErr w:type="spellEnd"/>
+      <w:r>
+        <w:rPr>
+          <w:lang w:val="es-ES_tradnl"/>
+        </w:rPr>
+        <w:t xml:space="preserve">), empresa donde se realizó la práctica profesional de julio a </w:t>
+      </w:r>
+      <w:r>
+        <w:rPr>
+          <w:lang w:val="es-ES_tradnl"/>
+        </w:rPr>
+        <w:t>diciembre</w:t>
+      </w:r>
+      <w:r>
+        <w:rPr>
+          <w:lang w:val="es-ES_tradnl"/>
+        </w:rPr>
+        <w:t xml:space="preserve"> de 2026. Las solicitudes de permiso se gestionan mediante WhatsApp o avisos verbales y, aunque la empresa permite realizar jornadas laborales desde casa, no existe un registro ni un comprobante que respalde dichas solicitudes. Con las vacaciones ocurre algo similar: los consultores pueden </w:t>
       </w:r>
       <w:r>
         <w:rPr>
           <w:lang w:val="es-ES_tradnl"/>
         </w:rPr>
         <w:lastRenderedPageBreak/>
-        <w:t>el registro automático de los datos.</w:t>
+        <w:t>tomarlas en distintos períodos del año, de forma completa o parcial, pero no existe un sistema que descuente esos días ni lleve el conteo de los pendientes, lo que expone a la empresa a otorgar más días de los que corresponden o menos de los que el empleado tiene derecho a disfrutar. Tampoco existe un registro de incapacidades que resguarde el historial de cada empleado.</w:t>
       </w:r>
     </w:p>
     <w:p>
@@ -12554,45 +12684,85 @@
         <w:rPr>
           <w:lang w:val="es-ES_tradnl"/>
         </w:rPr>
-        <w:t xml:space="preserve">Desde julio de 2026 hasta la fecha, </w:t>
-      </w:r>
-      <w:r>
-        <w:rPr>
-          <w:lang w:val="es-ES_tradnl"/>
-        </w:rPr>
-        <w:t xml:space="preserve">he tenido </w:t>
-      </w:r>
-      <w:r>
-        <w:rPr>
-          <w:lang w:val="es-ES_tradnl"/>
-        </w:rPr>
-        <w:t>la oportunidad de realizar la práctica profesional en el Foro de</w:t>
-      </w:r>
-      <w:r>
-        <w:rPr>
-          <w:lang w:val="es-ES_tradnl"/>
-        </w:rPr>
-        <w:t xml:space="preserve"> la</w:t>
-      </w:r>
-      <w:r>
-        <w:rPr>
-          <w:lang w:val="es-ES_tradnl"/>
-        </w:rPr>
-        <w:t xml:space="preserve"> Información (</w:t>
+        <w:t>El área comercial enfrenta un problema distinto, pero también asociado a la falta de control: en ocasiones se han enviado campañas duplicadas a un mismo cliente, un error que puede reflejar descuido de la empresa y que resulta difícil de evitar cuando se gestionan cientos de clientes sin un registro de los envíos previos. Este tipo de repeticiones es delicado, pues cuando los clientes perciben presión por recibir correos poco relevantes de un mismo remitente, pueden terminar dándose de baja de sus suscripciones</w:t>
+      </w:r>
+      <w:r>
+        <w:rPr>
+          <w:lang w:val="es-ES_tradnl"/>
+        </w:rPr>
+        <w:t xml:space="preserve"> </w:t>
+      </w:r>
+      <w:r>
+        <w:rPr>
+          <w:lang w:val="es-ES_tradnl"/>
+        </w:rPr>
+        <w:fldChar w:fldCharType="begin"/>
+      </w:r>
+      <w:r>
+        <w:rPr>
+          <w:lang w:val="es-ES_tradnl"/>
+        </w:rPr>
+        <w:instrText xml:space="preserve"> ADDIN ZOTERO_ITEM CSL_CITATION {"citationID":"WeyTpb2E","properties":{"unsorted":false,"formattedCitation":"(Micheaux, 2011)","plainCitation":"(Micheaux, 2011)","noteIndex":0},"citationItems":[{"id":2,"uris":["http://zotero.org/users/local/q62uitc9/items/32T8W5HE","http://zotero.org/users/local/q62uitc9/items/GAT84U33"],"itemData":{"id":2,"type":"article-journal","container-title":"Journal of Advertising","DOI":"10.2753/JOA0091-3367400404","ISSN":"0091-3367, 1557-7805","issue":"4","journalAbbreviation":"Journal of Advertising","language":"en","page":"45-66","source":"DOI.org (Crossref)","title":"Managing e-mail Advertising Frequency from the Consumer Perspective","volume":"40","author":[{"family":"Micheaux","given":"Andrea L."}],"issued":{"date-parts":[["2011",12,17]]}}}],"schema":"https://github.com/citation-style-language/schema/raw/master/csl-citation.json"} </w:instrText>
+      </w:r>
+      <w:r>
+        <w:rPr>
+          <w:lang w:val="es-ES_tradnl"/>
+        </w:rPr>
+        <w:fldChar w:fldCharType="separate"/>
+      </w:r>
+      <w:r>
+        <w:rPr>
+          <w:lang w:val="es-ES_tradnl"/>
+        </w:rPr>
+        <w:t>(Micheaux, 2011)</w:t>
+      </w:r>
+      <w:r>
+        <w:rPr>
+          <w:lang w:val="es-ES_tradnl"/>
+        </w:rPr>
+        <w:fldChar w:fldCharType="end"/>
+      </w:r>
+      <w:r>
+        <w:rPr>
+          <w:lang w:val="es-ES_tradnl"/>
+        </w:rPr>
+        <w:t>.</w:t>
+      </w:r>
+    </w:p>
+    <w:p>
+      <w:pPr>
+        <w:pStyle w:val="ParrafoCeutec"/>
+        <w:rPr>
+          <w:lang w:val="es-ES_tradnl"/>
+        </w:rPr>
+      </w:pPr>
+    </w:p>
+    <w:p>
+      <w:pPr>
+        <w:pStyle w:val="ParrafoCeutec"/>
+        <w:rPr>
+          <w:lang w:val="es-ES_tradnl"/>
+        </w:rPr>
+      </w:pPr>
+      <w:r>
+        <w:rPr>
+          <w:lang w:val="es-ES_tradnl"/>
+        </w:rPr>
+        <w:t xml:space="preserve">Ante este escenario, el propósito de este trabajo es desarrollar e implementar </w:t>
       </w:r>
       <w:proofErr w:type="spellStart"/>
       <w:r>
         <w:rPr>
           <w:lang w:val="es-ES_tradnl"/>
         </w:rPr>
-        <w:t>Inforum</w:t>
+        <w:t>InforumGo</w:t>
       </w:r>
       <w:proofErr w:type="spellEnd"/>
       <w:r>
         <w:rPr>
           <w:lang w:val="es-ES_tradnl"/>
         </w:rPr>
-        <w:t>), una empresa que gestiona las solicitudes de permiso de su personal mediante WhatsApp o avisos verbales. Aunque la empresa ofrece flexibilidad para realizar jornadas laborales desde casa, no existe un registro que respalde estas solicitudes ni un comprobante que las acredite.</w:t>
+        <w:t>, un sistema web de fácil acceso y diseño responsive que centraliza la gestión de permisos, vacaciones e incapacidades, e incorpora un módulo de envío de campañas por correo que evita duplicados por cliente.</w:t>
       </w:r>
     </w:p>
     <w:p>
@@ -12614,69 +12784,7 @@
         <w:rPr>
           <w:lang w:val="es-ES_tradnl"/>
         </w:rPr>
-        <w:t>Una situación similar ocurre con las vacaciones. Los consultores tienen la libertad de tomarlas en distintos períodos del año, ya sea de forma completa o parcial; sin embargo, no existe un sistema que descuente esos días ni que lleve el conteo de los días pendientes. Esto deja a la empresa expuesta a otorgar más días de los que corresponden o, incluso, menos de los que el empleado tiene derecho a disfrutar. De igual manera, no existe un registro de incapacidades que resguarde el historial de cada empleado.</w:t>
-      </w:r>
-    </w:p>
-    <w:p>
-      <w:pPr>
-        <w:pStyle w:val="ParrafoCeutec"/>
-        <w:rPr>
-          <w:lang w:val="es-ES_tradnl"/>
-        </w:rPr>
-      </w:pPr>
-    </w:p>
-    <w:p>
-      <w:pPr>
-        <w:pStyle w:val="ParrafoCeutec"/>
-        <w:rPr>
-          <w:lang w:val="es-ES_tradnl"/>
-        </w:rPr>
-      </w:pPr>
-      <w:r>
-        <w:rPr>
-          <w:lang w:val="es-ES_tradnl"/>
-        </w:rPr>
-        <w:t xml:space="preserve">Frente a este escenario, se desarrolló </w:t>
-      </w:r>
-      <w:proofErr w:type="spellStart"/>
-      <w:r>
-        <w:rPr>
-          <w:lang w:val="es-ES_tradnl"/>
-        </w:rPr>
-        <w:t>InforumGo</w:t>
-      </w:r>
-      <w:proofErr w:type="spellEnd"/>
-      <w:r>
-        <w:rPr>
-          <w:lang w:val="es-ES_tradnl"/>
-        </w:rPr>
-        <w:t>, un sistema de fácil acceso y diseño responsive, que busca contribuir a mitigar estas dificultades al centralizar en una sola plataforma la gestión de permisos, vacaciones e incapacidades.</w:t>
-      </w:r>
-      <w:r>
-        <w:rPr>
-          <w:lang w:val="es-ES_tradnl"/>
-        </w:rPr>
-        <w:t xml:space="preserve"> </w:t>
-      </w:r>
-      <w:r>
-        <w:rPr>
-          <w:lang w:val="es-ES_tradnl"/>
-        </w:rPr>
-        <w:t xml:space="preserve">Esta necesidad no se limita al área de recursos humanos. En ocasiones, el área comercial ha enviado campañas duplicadas a un mismo cliente, un error que puede reflejar descuido por parte de la empresa. Sin embargo, entre cientos de clientes resulta muy difícil recordar si una campaña ya fue enviada. Por ello, </w:t>
-      </w:r>
-      <w:proofErr w:type="spellStart"/>
-      <w:r>
-        <w:rPr>
-          <w:lang w:val="es-ES_tradnl"/>
-        </w:rPr>
-        <w:t>InforumGo</w:t>
-      </w:r>
-      <w:proofErr w:type="spellEnd"/>
-      <w:r>
-        <w:rPr>
-          <w:lang w:val="es-ES_tradnl"/>
-        </w:rPr>
-        <w:t xml:space="preserve"> incorpora un módulo que permite enviar campañas sin duplicar correos por cliente.</w:t>
+        <w:t>El documento se organiza en siete capítulos. El Capítulo I presenta el contexto, el problema y el propósito del trabajo; el Capítulo II describe las generalidades de la empresa; el Capítulo III expone el marco teórico; el Capítulo IV detalla la metodología; el Capítulo V describe el trabajo desarrollado; y los Capítulos VI y VII presentan las conclusiones y las recomendaciones, respectivamente.</w:t>
       </w:r>
     </w:p>
     <w:p>
@@ -12778,10 +12886,18 @@
     </w:p>
     <w:p>
       <w:pPr>
+        <w:rPr>
+          <w:lang w:val="es-HN"/>
+        </w:rPr>
+      </w:pPr>
+    </w:p>
+    <w:p>
+      <w:pPr>
         <w:pStyle w:val="Ttulo2"/>
       </w:pPr>
       <w:bookmarkStart w:id="10" w:name="_Toc243321327"/>
       <w:r>
+        <w:lastRenderedPageBreak/>
         <w:t>Objetivos</w:t>
       </w:r>
       <w:bookmarkEnd w:id="10"/>
@@ -12897,7 +13013,6 @@
       </w:pPr>
       <w:bookmarkStart w:id="20" w:name="_Toc243321337"/>
       <w:r>
-        <w:lastRenderedPageBreak/>
         <w:t>Render</w:t>
       </w:r>
       <w:bookmarkEnd w:id="20"/>
@@ -13013,6 +13128,7 @@
         <w:rPr>
           <w:lang w:val="en-US"/>
         </w:rPr>
+        <w:lastRenderedPageBreak/>
         <w:t>CSS</w:t>
       </w:r>
       <w:r>
@@ -13148,105 +13264,105 @@
       </w:pPr>
       <w:bookmarkStart w:id="39" w:name="_Toc243321356"/>
       <w:r>
+        <w:t>MySQL</w:t>
+      </w:r>
+      <w:bookmarkEnd w:id="39"/>
+    </w:p>
+    <w:p>
+      <w:pPr>
+        <w:pStyle w:val="Ttulo2"/>
+      </w:pPr>
+      <w:bookmarkStart w:id="40" w:name="_Toc243321357"/>
+      <w:r>
+        <w:t>Arquitectura de Capas</w:t>
+      </w:r>
+      <w:bookmarkEnd w:id="40"/>
+    </w:p>
+    <w:p>
+      <w:pPr>
+        <w:pStyle w:val="Ttulo3"/>
+      </w:pPr>
+      <w:bookmarkStart w:id="41" w:name="_Toc243321358"/>
+      <w:r>
+        <w:t>Capa de Rutas</w:t>
+      </w:r>
+      <w:bookmarkEnd w:id="41"/>
+    </w:p>
+    <w:p>
+      <w:pPr>
+        <w:pStyle w:val="Ttulo3"/>
+      </w:pPr>
+      <w:bookmarkStart w:id="42" w:name="_Toc243321359"/>
+      <w:r>
+        <w:t>Capa de Servicio</w:t>
+      </w:r>
+      <w:bookmarkEnd w:id="42"/>
+    </w:p>
+    <w:p>
+      <w:pPr>
+        <w:pStyle w:val="Ttulo3"/>
+      </w:pPr>
+      <w:bookmarkStart w:id="43" w:name="_Toc243321360"/>
+      <w:r>
+        <w:t>Capa de Base de Datos</w:t>
+      </w:r>
+      <w:bookmarkEnd w:id="43"/>
+    </w:p>
+    <w:p>
+      <w:pPr>
+        <w:pStyle w:val="Ttulo1"/>
+      </w:pPr>
+      <w:bookmarkStart w:id="44" w:name="_Toc243321361"/>
+      <w:r>
+        <w:t>Capítulo IV. Metodología</w:t>
+      </w:r>
+      <w:bookmarkEnd w:id="44"/>
+    </w:p>
+    <w:p>
+      <w:pPr>
+        <w:pStyle w:val="Nmerodecaptulo"/>
+        <w:rPr>
+          <w:lang w:val="es-ES_tradnl"/>
+        </w:rPr>
+      </w:pPr>
+    </w:p>
+    <w:p>
+      <w:pPr>
+        <w:pStyle w:val="Ttulo2"/>
+      </w:pPr>
+      <w:bookmarkStart w:id="45" w:name="_Toc243321362"/>
+      <w:r>
+        <w:t>Hipótesis</w:t>
+      </w:r>
+      <w:bookmarkEnd w:id="45"/>
+    </w:p>
+    <w:p>
+      <w:pPr>
+        <w:pStyle w:val="Ttulo2"/>
+      </w:pPr>
+      <w:bookmarkStart w:id="46" w:name="_Toc243321363"/>
+      <w:r>
+        <w:t>Variables de Investigación</w:t>
+      </w:r>
+      <w:bookmarkEnd w:id="46"/>
+    </w:p>
+    <w:p>
+      <w:pPr>
+        <w:pStyle w:val="Ttulo3"/>
+      </w:pPr>
+      <w:bookmarkStart w:id="47" w:name="_Toc243321364"/>
+      <w:r>
+        <w:t>Variable Independiente</w:t>
+      </w:r>
+      <w:bookmarkEnd w:id="47"/>
+    </w:p>
+    <w:p>
+      <w:pPr>
+        <w:pStyle w:val="Ttulo3"/>
+      </w:pPr>
+      <w:bookmarkStart w:id="48" w:name="_Toc243321365"/>
+      <w:r>
         <w:lastRenderedPageBreak/>
-        <w:t>MySQL</w:t>
-      </w:r>
-      <w:bookmarkEnd w:id="39"/>
-    </w:p>
-    <w:p>
-      <w:pPr>
-        <w:pStyle w:val="Ttulo2"/>
-      </w:pPr>
-      <w:bookmarkStart w:id="40" w:name="_Toc243321357"/>
-      <w:r>
-        <w:t>Arquitectura de Capas</w:t>
-      </w:r>
-      <w:bookmarkEnd w:id="40"/>
-    </w:p>
-    <w:p>
-      <w:pPr>
-        <w:pStyle w:val="Ttulo3"/>
-      </w:pPr>
-      <w:bookmarkStart w:id="41" w:name="_Toc243321358"/>
-      <w:r>
-        <w:t>Capa de Rutas</w:t>
-      </w:r>
-      <w:bookmarkEnd w:id="41"/>
-    </w:p>
-    <w:p>
-      <w:pPr>
-        <w:pStyle w:val="Ttulo3"/>
-      </w:pPr>
-      <w:bookmarkStart w:id="42" w:name="_Toc243321359"/>
-      <w:r>
-        <w:t>Capa de Servicio</w:t>
-      </w:r>
-      <w:bookmarkEnd w:id="42"/>
-    </w:p>
-    <w:p>
-      <w:pPr>
-        <w:pStyle w:val="Ttulo3"/>
-      </w:pPr>
-      <w:bookmarkStart w:id="43" w:name="_Toc243321360"/>
-      <w:r>
-        <w:t>Capa de Base de Datos</w:t>
-      </w:r>
-      <w:bookmarkEnd w:id="43"/>
-    </w:p>
-    <w:p>
-      <w:pPr>
-        <w:pStyle w:val="Ttulo1"/>
-      </w:pPr>
-      <w:bookmarkStart w:id="44" w:name="_Toc243321361"/>
-      <w:r>
-        <w:t>Capítulo IV. Metodología</w:t>
-      </w:r>
-      <w:bookmarkEnd w:id="44"/>
-    </w:p>
-    <w:p>
-      <w:pPr>
-        <w:pStyle w:val="Nmerodecaptulo"/>
-        <w:rPr>
-          <w:lang w:val="es-ES_tradnl"/>
-        </w:rPr>
-      </w:pPr>
-    </w:p>
-    <w:p>
-      <w:pPr>
-        <w:pStyle w:val="Ttulo2"/>
-      </w:pPr>
-      <w:bookmarkStart w:id="45" w:name="_Toc243321362"/>
-      <w:r>
-        <w:t>Hipótesis</w:t>
-      </w:r>
-      <w:bookmarkEnd w:id="45"/>
-    </w:p>
-    <w:p>
-      <w:pPr>
-        <w:pStyle w:val="Ttulo2"/>
-      </w:pPr>
-      <w:bookmarkStart w:id="46" w:name="_Toc243321363"/>
-      <w:r>
-        <w:t>Variables de Investigación</w:t>
-      </w:r>
-      <w:bookmarkEnd w:id="46"/>
-    </w:p>
-    <w:p>
-      <w:pPr>
-        <w:pStyle w:val="Ttulo3"/>
-      </w:pPr>
-      <w:bookmarkStart w:id="47" w:name="_Toc243321364"/>
-      <w:r>
-        <w:t>Variable Independiente</w:t>
-      </w:r>
-      <w:bookmarkEnd w:id="47"/>
-    </w:p>
-    <w:p>
-      <w:pPr>
-        <w:pStyle w:val="Ttulo3"/>
-      </w:pPr>
-      <w:bookmarkStart w:id="48" w:name="_Toc243321365"/>
-      <w:r>
         <w:t>Variables Dependientes</w:t>
       </w:r>
       <w:bookmarkEnd w:id="48"/>
@@ -13833,208 +13949,347 @@
     </w:p>
     <w:p>
       <w:pPr>
+        <w:rPr>
+          <w:lang w:val="es-ES_tradnl"/>
+        </w:rPr>
+      </w:pPr>
+    </w:p>
+    <w:p>
+      <w:pPr>
+        <w:rPr>
+          <w:lang w:val="es-ES_tradnl"/>
+        </w:rPr>
+      </w:pPr>
+    </w:p>
+    <w:p>
+      <w:pPr>
+        <w:rPr>
+          <w:lang w:val="es-ES_tradnl"/>
+        </w:rPr>
+      </w:pPr>
+    </w:p>
+    <w:p>
+      <w:pPr>
+        <w:rPr>
+          <w:lang w:val="es-ES_tradnl"/>
+        </w:rPr>
+      </w:pPr>
+    </w:p>
+    <w:p>
+      <w:pPr>
+        <w:rPr>
+          <w:lang w:val="es-ES_tradnl"/>
+        </w:rPr>
+      </w:pPr>
+    </w:p>
+    <w:p>
+      <w:pPr>
+        <w:rPr>
+          <w:lang w:val="es-ES_tradnl"/>
+        </w:rPr>
+      </w:pPr>
+    </w:p>
+    <w:p>
+      <w:pPr>
+        <w:rPr>
+          <w:lang w:val="es-ES_tradnl"/>
+        </w:rPr>
+      </w:pPr>
+    </w:p>
+    <w:p>
+      <w:pPr>
+        <w:rPr>
+          <w:lang w:val="es-ES_tradnl"/>
+        </w:rPr>
+      </w:pPr>
+    </w:p>
+    <w:p>
+      <w:pPr>
+        <w:rPr>
+          <w:lang w:val="es-ES_tradnl"/>
+        </w:rPr>
+      </w:pPr>
+    </w:p>
+    <w:p>
+      <w:pPr>
+        <w:rPr>
+          <w:lang w:val="es-ES_tradnl"/>
+        </w:rPr>
+      </w:pPr>
+    </w:p>
+    <w:p>
+      <w:pPr>
+        <w:rPr>
+          <w:lang w:val="es-ES_tradnl"/>
+        </w:rPr>
+      </w:pPr>
+    </w:p>
+    <w:p>
+      <w:pPr>
+        <w:rPr>
+          <w:lang w:val="es-ES_tradnl"/>
+        </w:rPr>
+      </w:pPr>
+    </w:p>
+    <w:p>
+      <w:pPr>
         <w:pStyle w:val="Ttulo1"/>
       </w:pPr>
       <w:bookmarkStart w:id="73" w:name="_Toc243321389"/>
-      <w:r>
+    </w:p>
+    <w:p>
+      <w:pPr>
+        <w:rPr>
+          <w:lang w:val="es-ES_tradnl"/>
+        </w:rPr>
+      </w:pPr>
+    </w:p>
+    <w:p>
+      <w:pPr>
+        <w:rPr>
+          <w:lang w:val="es-ES_tradnl"/>
+        </w:rPr>
+      </w:pPr>
+    </w:p>
+    <w:p>
+      <w:pPr>
+        <w:pStyle w:val="Ttulo1"/>
+      </w:pPr>
+      <w:r>
+        <w:lastRenderedPageBreak/>
         <w:t>Bibliografía</w:t>
       </w:r>
       <w:bookmarkEnd w:id="73"/>
     </w:p>
-    <w:sdt>
-      <w:sdtPr>
-        <w:rPr>
-          <w:rFonts w:eastAsiaTheme="minorHAnsi" w:cstheme="minorBidi"/>
-          <w:b w:val="0"/>
-          <w:kern w:val="2"/>
-          <w:szCs w:val="22"/>
-          <w:lang w:val="es-ES"/>
-          <w14:ligatures w14:val="standardContextual"/>
-        </w:rPr>
-        <w:id w:val="-2107098158"/>
-        <w:docPartObj>
-          <w:docPartGallery w:val="Bibliographies"/>
-          <w:docPartUnique/>
-        </w:docPartObj>
-      </w:sdtPr>
-      <w:sdtEndPr>
+    <w:p>
+      <w:pPr>
+        <w:pStyle w:val="Bibliografa"/>
+      </w:pPr>
+      <w:r>
+        <w:fldChar w:fldCharType="begin"/>
+      </w:r>
+      <w:r>
+        <w:instrText xml:space="preserve"> ADDIN ZOTERO_BIBL {"uncited":[],"omitted":[],"custom":[]} CSL_BIBLIOGRAPHY </w:instrText>
+      </w:r>
+      <w:r>
+        <w:fldChar w:fldCharType="separate"/>
+      </w:r>
+      <w:r>
+        <w:t xml:space="preserve">Abubakar, A. A. y Mohammed, A. D. (2025). A scoping review of employee leave management systems: Trends, technologies, and organizational implications. </w:t>
+      </w:r>
+      <w:r>
+        <w:rPr>
+          <w:i/>
+          <w:iCs/>
+        </w:rPr>
+        <w:t>Nigerian Journal of Rural Finance and Entrepreneurship</w:t>
+      </w:r>
+      <w:r>
+        <w:t xml:space="preserve">, </w:t>
+      </w:r>
+      <w:r>
+        <w:rPr>
+          <w:i/>
+          <w:iCs/>
+        </w:rPr>
+        <w:t>3</w:t>
+      </w:r>
+      <w:r>
+        <w:t>(4), 235–246.</w:t>
+      </w:r>
+    </w:p>
+    <w:p>
+      <w:pPr>
+        <w:pStyle w:val="Bibliografa"/>
+        <w:rPr>
+          <w:lang w:val="es-HN"/>
+        </w:rPr>
+      </w:pPr>
+      <w:proofErr w:type="spellStart"/>
+      <w:r>
+        <w:t>Escribá</w:t>
+      </w:r>
+      <w:proofErr w:type="spellEnd"/>
+      <w:r>
+        <w:t>-Moreno, M. Á., Redondo-</w:t>
+      </w:r>
+      <w:proofErr w:type="spellStart"/>
+      <w:r>
+        <w:t>Cano</w:t>
+      </w:r>
+      <w:proofErr w:type="spellEnd"/>
+      <w:r>
+        <w:t xml:space="preserve">, A., </w:t>
+      </w:r>
+      <w:proofErr w:type="spellStart"/>
+      <w:r>
+        <w:t>Escribá</w:t>
+      </w:r>
+      <w:proofErr w:type="spellEnd"/>
+      <w:r>
+        <w:t>-Carda, N. y Vallet-</w:t>
+      </w:r>
+      <w:proofErr w:type="spellStart"/>
+      <w:r>
+        <w:t>Bellmunt</w:t>
+      </w:r>
+      <w:proofErr w:type="spellEnd"/>
+      <w:r>
+        <w:t xml:space="preserve">, T. (2024). </w:t>
+      </w:r>
+      <w:r>
+        <w:rPr>
+          <w:lang w:val="es-HN"/>
+        </w:rPr>
+        <w:t xml:space="preserve">Transformación digital de las empresas y e-gestión de recursos humanos. Un enfoque cualitativo. </w:t>
+      </w:r>
+      <w:r>
+        <w:rPr>
+          <w:i/>
+          <w:iCs/>
+          <w:lang w:val="es-HN"/>
+        </w:rPr>
+        <w:t>TEC Empresarial</w:t>
+      </w:r>
+      <w:r>
+        <w:rPr>
+          <w:lang w:val="es-HN"/>
+        </w:rPr>
+        <w:t xml:space="preserve">, </w:t>
+      </w:r>
+      <w:r>
+        <w:rPr>
+          <w:i/>
+          <w:iCs/>
+          <w:lang w:val="es-HN"/>
+        </w:rPr>
+        <w:t>18</w:t>
+      </w:r>
+      <w:r>
+        <w:rPr>
+          <w:lang w:val="es-HN"/>
+        </w:rPr>
+        <w:t>(3), 103–128. https://doi.org/10.18845/te.v18i3.7289</w:t>
+      </w:r>
+    </w:p>
+    <w:p>
+      <w:pPr>
+        <w:pStyle w:val="Bibliografa"/>
+      </w:pPr>
+      <w:r>
+        <w:t xml:space="preserve">Micheaux, A. L. (2011). Managing e-mail Advertising Frequency from the Consumer Perspective. </w:t>
+      </w:r>
+      <w:r>
+        <w:rPr>
+          <w:i/>
+          <w:iCs/>
+        </w:rPr>
+        <w:t>Journal of Advertising</w:t>
+      </w:r>
+      <w:r>
+        <w:t xml:space="preserve">, </w:t>
+      </w:r>
+      <w:r>
+        <w:rPr>
+          <w:i/>
+          <w:iCs/>
+        </w:rPr>
+        <w:t>40</w:t>
+      </w:r>
+      <w:r>
+        <w:t>(4), 45–66. https://doi.org/10.2753/JOA0091-3367400404</w:t>
+      </w:r>
+    </w:p>
+    <w:p>
+      <w:pPr>
+        <w:pStyle w:val="Bibliografa"/>
+      </w:pPr>
+      <w:r>
+        <w:t xml:space="preserve">Schacher, P. (2025). </w:t>
+      </w:r>
+      <w:proofErr w:type="spellStart"/>
+      <w:r>
+        <w:rPr>
+          <w:i/>
+          <w:iCs/>
+        </w:rPr>
+        <w:t>Digitalising</w:t>
+      </w:r>
+      <w:proofErr w:type="spellEnd"/>
+      <w:r>
+        <w:rPr>
+          <w:i/>
+          <w:iCs/>
+        </w:rPr>
+        <w:t xml:space="preserve"> the employee leave request process at Marti Arc Jura; from paper forms to an efficient workflow</w:t>
+      </w:r>
+      <w:r>
+        <w:t xml:space="preserve">. Hochschule für </w:t>
+      </w:r>
+      <w:proofErr w:type="spellStart"/>
+      <w:r>
+        <w:t>Wirtschaft</w:t>
+      </w:r>
+      <w:proofErr w:type="spellEnd"/>
+      <w:r>
+        <w:t xml:space="preserve"> FHNW. https://irf.fhnw.ch/entities/publication/a566c33b-dbce-4baf-a891-145de0e03a0a/ful</w:t>
+      </w:r>
+    </w:p>
+    <w:p>
+      <w:pPr>
+        <w:pStyle w:val="Bibliografa"/>
+      </w:pPr>
+      <w:r>
+        <w:rPr>
+          <w:lang w:val="es-HN"/>
+        </w:rPr>
+        <w:t xml:space="preserve">Wahjono, S. I., Marina, A., Rasulong, I. y Fen, F. S. (2020). </w:t>
+      </w:r>
+      <w:r>
+        <w:t xml:space="preserve">Leave management information system using </w:t>
+      </w:r>
+      <w:proofErr w:type="spellStart"/>
+      <w:r>
+        <w:t>InsideDPS</w:t>
+      </w:r>
+      <w:proofErr w:type="spellEnd"/>
+      <w:r>
+        <w:t xml:space="preserve"> software for efficiency of human resources management. </w:t>
+      </w:r>
+      <w:r>
+        <w:rPr>
+          <w:i/>
+          <w:iCs/>
+        </w:rPr>
+        <w:t>Kinetik: Game Technology, Information System, Computer Network, Computing, Electronics, and Control</w:t>
+      </w:r>
+      <w:r>
+        <w:t xml:space="preserve">, </w:t>
+      </w:r>
+      <w:r>
+        <w:rPr>
+          <w:i/>
+          <w:iCs/>
+        </w:rPr>
+        <w:t>5</w:t>
+      </w:r>
+      <w:r>
+        <w:t>(3), 211–218. https://doi.org/10.22219/kinetik.v5i3.1087</w:t>
+      </w:r>
+    </w:p>
+    <w:p>
+      <w:pPr>
+        <w:pStyle w:val="Ttulo1"/>
+        <w:jc w:val="left"/>
         <w:rPr>
           <w:lang w:val="en-US"/>
         </w:rPr>
-      </w:sdtEndPr>
-      <w:sdtContent>
-        <w:p>
-          <w:pPr>
-            <w:pStyle w:val="Ttulo1"/>
-            <w:jc w:val="left"/>
-          </w:pPr>
-        </w:p>
-        <w:sdt>
-          <w:sdtPr>
-            <w:id w:val="111145805"/>
-            <w:bibliography/>
-          </w:sdtPr>
-          <w:sdtContent>
-            <w:p>
-              <w:pPr>
-                <w:pStyle w:val="Bibliografa"/>
-                <w:rPr>
-                  <w:noProof/>
-                  <w:kern w:val="0"/>
-                  <w:szCs w:val="24"/>
-                  <w14:ligatures w14:val="none"/>
-                </w:rPr>
-              </w:pPr>
-              <w:r>
-                <w:fldChar w:fldCharType="begin"/>
-              </w:r>
-              <w:r>
-                <w:instrText>BIBLIOGRAPHY</w:instrText>
-              </w:r>
-              <w:r>
-                <w:fldChar w:fldCharType="separate"/>
-              </w:r>
-              <w:r>
-                <w:rPr>
-                  <w:noProof/>
-                </w:rPr>
-                <w:t xml:space="preserve">Abubakar, A. A., &amp; Mohammed, A. D. (2025). </w:t>
-              </w:r>
-              <w:r>
-                <w:rPr>
-                  <w:noProof/>
-                </w:rPr>
-                <w:t xml:space="preserve">A scoping review of employee leave management systems: Trends, technologies, and organizational implications. </w:t>
-              </w:r>
-              <w:r>
-                <w:rPr>
-                  <w:i/>
-                  <w:iCs/>
-                  <w:noProof/>
-                </w:rPr>
-                <w:t>Nigerian Journal of Rural Finance and Entrepreneurship, 3</w:t>
-              </w:r>
-              <w:r>
-                <w:rPr>
-                  <w:noProof/>
-                </w:rPr>
-                <w:t>(4), 235-246. Obtenido de https://journals.abu.edu.ng/index.php/njrfe/article/view/41</w:t>
-              </w:r>
-            </w:p>
-            <w:p>
-              <w:pPr>
-                <w:pStyle w:val="Bibliografa"/>
-                <w:ind w:left="720" w:hanging="720"/>
-                <w:rPr>
-                  <w:noProof/>
-                  <w:lang w:val="es-ES"/>
-                </w:rPr>
-              </w:pPr>
-              <w:r>
-                <w:rPr>
-                  <w:noProof/>
-                  <w:lang w:val="es-ES"/>
-                </w:rPr>
-                <w:t xml:space="preserve">Escribá-Moreno, M. Á., Redondo-Cano, A., Escribá-Carda, N., &amp; Vallet-Bellmunt, T. (2024). Transformación digital de las empresas y e-gestión de recursos humanos. Un enfoque cualitativo. </w:t>
-              </w:r>
-              <w:r>
-                <w:rPr>
-                  <w:i/>
-                  <w:iCs/>
-                  <w:noProof/>
-                  <w:lang w:val="es-ES"/>
-                </w:rPr>
-                <w:t>TEC Empresarial, 18</w:t>
-              </w:r>
-              <w:r>
-                <w:rPr>
-                  <w:noProof/>
-                  <w:lang w:val="es-ES"/>
-                </w:rPr>
-                <w:t>(3), 103-128. doi:10.18845/te.v18i3.7289</w:t>
-              </w:r>
-            </w:p>
-            <w:p>
-              <w:pPr>
-                <w:pStyle w:val="Bibliografa"/>
-                <w:ind w:left="720" w:hanging="720"/>
-                <w:rPr>
-                  <w:noProof/>
-                  <w:lang w:val="es-ES"/>
-                </w:rPr>
-              </w:pPr>
-              <w:r>
-                <w:rPr>
-                  <w:noProof/>
-                  <w:lang w:val="es-ES"/>
-                </w:rPr>
-                <w:t xml:space="preserve">Schacher, P. (2025). </w:t>
-              </w:r>
-              <w:r>
-                <w:rPr>
-                  <w:i/>
-                  <w:iCs/>
-                  <w:noProof/>
-                </w:rPr>
-                <w:t>Digitalising the employee leave request process at Marti Arc Jura; from paper forms to an efficient workflow</w:t>
-              </w:r>
-              <w:r>
-                <w:rPr>
-                  <w:noProof/>
-                </w:rPr>
-                <w:t xml:space="preserve">. </w:t>
-              </w:r>
-              <w:r>
-                <w:rPr>
-                  <w:noProof/>
-                  <w:lang w:val="es-ES"/>
-                </w:rPr>
-                <w:t>Obtenido de Hochschule für Wirtschaft FHNW: https://irf.fhnw.ch/entities/publication/a566c33b-dbce-4baf-a891-145de0e03a0a/full</w:t>
-              </w:r>
-            </w:p>
-            <w:p>
-              <w:pPr>
-                <w:pStyle w:val="Bibliografa"/>
-                <w:ind w:left="720" w:hanging="720"/>
-              </w:pPr>
-              <w:r>
-                <w:rPr>
-                  <w:noProof/>
-                </w:rPr>
-                <w:t xml:space="preserve">Wahjono, S. I., Marina, A., Rasulong, I., &amp; Fen, F. S. (2020). Leave management information system using InsideDPS software for efficiency of human resources management. </w:t>
-              </w:r>
-              <w:r>
-                <w:rPr>
-                  <w:i/>
-                  <w:iCs/>
-                  <w:noProof/>
-                </w:rPr>
-                <w:t>Kinetik: Game Technology, Information System, Computer Network, Computing, Electronics, and Control, 5</w:t>
-              </w:r>
-              <w:r>
-                <w:rPr>
-                  <w:noProof/>
-                </w:rPr>
-                <w:t>(3), 211-218. doi:10.22219/kinetik.v5i3.1087</w:t>
-              </w:r>
-              <w:r>
-                <w:rPr>
-                  <w:b/>
-                  <w:bCs/>
-                </w:rPr>
-                <w:fldChar w:fldCharType="end"/>
-              </w:r>
-            </w:p>
-          </w:sdtContent>
-        </w:sdt>
-      </w:sdtContent>
-    </w:sdt>
+      </w:pPr>
+      <w:r>
+        <w:fldChar w:fldCharType="end"/>
+      </w:r>
+    </w:p>
     <w:p/>
-    <w:p/>
-    <w:p/>
-    <w:p/>
-    <w:p/>
-    <w:p/>
     <w:p>
       <w:pPr>
         <w:jc w:val="center"/>
@@ -14064,25 +14319,6 @@
     </w:p>
     <w:p>
       <w:pPr>
-        <w:jc w:val="center"/>
-        <w:rPr>
-          <w:b/>
-          <w:bCs/>
-        </w:rPr>
-      </w:pPr>
-    </w:p>
-    <w:p>
-      <w:pPr>
-        <w:jc w:val="center"/>
-        <w:rPr>
-          <w:b/>
-          <w:bCs/>
-        </w:rPr>
-      </w:pPr>
-    </w:p>
-    <w:p>
-      <w:pPr>
-        <w:jc w:val="center"/>
         <w:rPr>
           <w:b/>
           <w:bCs/>
@@ -18626,7 +18862,6 @@
   <w:style w:type="character" w:default="1" w:styleId="Fuentedeprrafopredeter">
     <w:name w:val="Default Paragraph Font"/>
     <w:uiPriority w:val="1"/>
-    <w:semiHidden/>
     <w:unhideWhenUsed/>
   </w:style>
   <w:style w:type="table" w:default="1" w:styleId="Tablanormal">
@@ -19246,6 +19481,9 @@
     <w:uiPriority w:val="37"/>
     <w:unhideWhenUsed/>
     <w:rsid w:val="002F634F"/>
+    <w:pPr>
+      <w:ind w:left="720" w:hanging="720"/>
+    </w:pPr>
   </w:style>
   <w:style w:type="paragraph" w:styleId="Descripcin">
     <w:name w:val="caption"/>
@@ -19626,9 +19864,34 @@
     <b:RefOrder>3</b:RefOrder>
   </b:Source>
   <b:Source>
+    <b:Tag>And11</b:Tag>
+    <b:SourceType>JournalArticle</b:SourceType>
+    <b:Guid>{E96E7C6C-CBE3-4CC8-9F19-15B823477920}</b:Guid>
+    <b:Author>
+      <b:Author>
+        <b:NameList>
+          <b:Person>
+            <b:Last>Micheaux</b:Last>
+            <b:First>Andrea</b:First>
+            <b:Middle>L.</b:Middle>
+          </b:Person>
+        </b:NameList>
+      </b:Author>
+    </b:Author>
+    <b:Title>Managing e-mail advertising frequency from the consumer perspective</b:Title>
+    <b:JournalName>Journal of Advertising</b:JournalName>
+    <b:Year>2011</b:Year>
+    <b:Pages>45 - 66</b:Pages>
+    <b:Volume>40</b:Volume>
+    <b:Issue>4</b:Issue>
+    <b:URL>https://www.tandfonline.com/doi/abs/10.2753/JOA0091-3367400404</b:URL>
+    <b:DOI>10.2753/JOA0091-3367400404</b:DOI>
+    <b:RefOrder>5</b:RefOrder>
+  </b:Source>
+  <b:Source>
     <b:Tag>Wah20</b:Tag>
     <b:SourceType>JournalArticle</b:SourceType>
-    <b:Guid>{BF4049F2-9609-41B8-B75A-E35E9218CED2}</b:Guid>
+    <b:Guid>{41333A32-053B-4253-84C8-9DF8718FBBCC}</b:Guid>
     <b:Title>Leave management information system using InsideDPS software for efficiency of human resources management</b:Title>
     <b:JournalName>Kinetik: Game Technology, Information System, Computer Network, Computing, Electronics, and Control</b:JournalName>
     <b:Year>2020</b:Year>
@@ -19637,22 +19900,9 @@
       <b:Author>
         <b:NameList>
           <b:Person>
-            <b:Last>Wahjono</b:Last>
-            <b:First>Sentot</b:First>
-            <b:Middle>Imam</b:Middle>
-          </b:Person>
-          <b:Person>
-            <b:Last>Marina</b:Last>
-            <b:First>Anna</b:First>
-          </b:Person>
-          <b:Person>
-            <b:Last>Rasulong</b:Last>
-            <b:First>Ismail</b:First>
-          </b:Person>
-          <b:Person>
-            <b:Last>Fen</b:Last>
-            <b:First>Fam</b:First>
-            <b:Middle>Soo</b:Middle>
+            <b:Last>al.</b:Last>
+            <b:First>Wahjono</b:First>
+            <b:Middle>et</b:Middle>
           </b:Person>
         </b:NameList>
       </b:Author>
@@ -19666,7 +19916,7 @@
 </file>
 
 <file path=customXml/itemProps1.xml><?xml version="1.0" encoding="utf-8"?>
-<ds:datastoreItem xmlns:ds="http://schemas.openxmlformats.org/officeDocument/2006/customXml" ds:itemID="{2D6A7607-7AE7-4EA9-9A27-E954F6B86FBA}">
+<ds:datastoreItem xmlns:ds="http://schemas.openxmlformats.org/officeDocument/2006/customXml" ds:itemID="{493CB708-5FAE-4FA6-B738-D455F09A42D8}">
   <ds:schemaRefs>
     <ds:schemaRef ds:uri="http://schemas.openxmlformats.org/officeDocument/2006/bibliography"/>
   </ds:schemaRefs>

--- a/TESIS FERNANDA NICOLE DUBON REYNOSO.docx
+++ b/TESIS FERNANDA NICOLE DUBON REYNOSO.docx
@@ -11,7 +11,7 @@
           <w:noProof/>
         </w:rPr>
         <w:drawing>
-          <wp:anchor distT="0" distB="0" distL="114300" distR="114300" simplePos="0" relativeHeight="251661312" behindDoc="0" locked="0" layoutInCell="1" allowOverlap="1" wp14:anchorId="4CE431EF" wp14:editId="5F329A90">
+          <wp:anchor distT="0" distB="0" distL="114300" distR="114300" simplePos="0" relativeHeight="251661312" behindDoc="0" locked="0" layoutInCell="1" allowOverlap="1" wp14:anchorId="4CE431EF" wp14:editId="0118DDCE">
             <wp:simplePos x="0" y="0"/>
             <wp:positionH relativeFrom="column">
               <wp:posOffset>1733550</wp:posOffset>
@@ -125,6 +125,7 @@
           <w14:ligatures w14:val="none"/>
         </w:rPr>
       </w:pPr>
+      <w:commentRangeStart w:id="0"/>
       <w:r>
         <w:rPr>
           <w:rFonts w:eastAsia="Times New Roman" w:cs="Times New Roman"/>
@@ -137,6 +138,20 @@
         </w:rPr>
         <w:t>Desarrollo e implementación de InforumGo: plataforma integral de gestión comercial y de administración de permisos, incapacidades y vacaciones del personal de la empresa Inforum, San Pedro Sula, Honduras, 2026.</w:t>
       </w:r>
+      <w:commentRangeEnd w:id="0"/>
+      <w:r>
+        <w:rPr>
+          <w:rStyle w:val="Refdecomentario"/>
+          <w:rFonts w:eastAsia="Times New Roman" w:cs="Times New Roman"/>
+          <w:b/>
+          <w:caps/>
+          <w:sz w:val="32"/>
+          <w:szCs w:val="32"/>
+          <w:lang w:val="es-HN"/>
+          <w14:ligatures w14:val="none"/>
+        </w:rPr>
+        <w:commentReference w:id="0"/>
+      </w:r>
     </w:p>
     <w:p>
       <w:pPr>
@@ -488,12 +503,22 @@
       <w:r>
         <w:br w:type="page"/>
       </w:r>
+      <w:commentRangeStart w:id="1"/>
       <w:r>
         <w:lastRenderedPageBreak/>
         <w:t>plataforma integral de gestión comercial y de administración de permisos, incapacidades y vacaciones</w:t>
       </w:r>
       <w:r>
         <w:t xml:space="preserve"> del personal de la empresa inforum</w:t>
+      </w:r>
+      <w:commentRangeEnd w:id="1"/>
+      <w:r>
+        <w:rPr>
+          <w:rStyle w:val="Refdecomentario"/>
+          <w:sz w:val="32"/>
+          <w:szCs w:val="32"/>
+        </w:rPr>
+        <w:commentReference w:id="1"/>
       </w:r>
     </w:p>
     <w:p>
@@ -1404,7 +1429,7 @@
                     <pic:cNvPicPr/>
                   </pic:nvPicPr>
                   <pic:blipFill>
-                    <a:blip r:embed="rId9">
+                    <a:blip r:embed="rId13">
                       <a:extLst>
                         <a:ext uri="{28A0092B-C50C-407E-A947-70E740481C1C}">
                           <a14:useLocalDpi xmlns:a14="http://schemas.microsoft.com/office/drawing/2010/main" val="0"/>
@@ -1643,25 +1668,7 @@
           <w:szCs w:val="24"/>
           <w:lang w:val="es-ES"/>
         </w:rPr>
-        <w:t xml:space="preserve">Los abajo firmantes damos fe, en nuestra posición de miembro de Terna, Asesor y/o </w:t>
-      </w:r>
-      <w:proofErr w:type="gramStart"/>
-      <w:r>
-        <w:rPr>
-          <w:rFonts w:eastAsia="Times New Roman" w:cs="Times New Roman"/>
-          <w:szCs w:val="24"/>
-          <w:lang w:val="es-ES"/>
-        </w:rPr>
-        <w:t>Jefe</w:t>
-      </w:r>
-      <w:proofErr w:type="gramEnd"/>
-      <w:r>
-        <w:rPr>
-          <w:rFonts w:eastAsia="Times New Roman" w:cs="Times New Roman"/>
-          <w:szCs w:val="24"/>
-          <w:lang w:val="es-ES"/>
-        </w:rPr>
-        <w:t xml:space="preserve"> Académico y en el marco de nuestras responsabilidades adquiridas, que el presente documento cumple con los lineamientos exigidos por la Facultad de Ingeniería y Arquitectura y los requerimientos académicos que la Universidad dispone dentro de los procesos de graduación.</w:t>
+        <w:t>Los abajo firmantes damos fe, en nuestra posición de miembro de Terna, Asesor y/o Jefe Académico y en el marco de nuestras responsabilidades adquiridas, que el presente documento cumple con los lineamientos exigidos por la Facultad de Ingeniería y Arquitectura y los requerimientos académicos que la Universidad dispone dentro de los procesos de graduación.</w:t>
       </w:r>
     </w:p>
     <w:p>
@@ -2521,8 +2528,8 @@
           <w:lang w:val="es-ES"/>
         </w:rPr>
         <w:sectPr>
-          <w:headerReference w:type="default" r:id="rId10"/>
-          <w:footerReference w:type="default" r:id="rId11"/>
+          <w:headerReference w:type="default" r:id="rId14"/>
+          <w:footerReference w:type="default" r:id="rId15"/>
           <w:pgSz w:w="12240" w:h="15840" w:code="1"/>
           <w:pgMar w:top="1440" w:right="1440" w:bottom="1440" w:left="1440" w:header="720" w:footer="720" w:gutter="0"/>
           <w:cols w:space="720"/>
@@ -2545,7 +2552,7 @@
         </w:rPr>
         <w:lastRenderedPageBreak/>
         <w:drawing>
-          <wp:inline distT="0" distB="0" distL="0" distR="0" wp14:anchorId="7B442253" wp14:editId="529CAA00">
+          <wp:inline distT="0" distB="0" distL="0" distR="0" wp14:anchorId="7B442253" wp14:editId="60E30A8E">
             <wp:extent cx="2482215" cy="675005"/>
             <wp:effectExtent l="0" t="0" r="0" b="0"/>
             <wp:docPr id="2001976741" name="Picture 1" descr="Centro Universitario Tecnológico | Universidad Ceutec Honduras"/>
@@ -2669,7 +2676,7 @@
           <w:bCs/>
           <w:lang w:val="es-ES"/>
         </w:rPr>
-        <w:t>INFORUM GO</w:t>
+        <w:t>INFORUMGO</w:t>
       </w:r>
       <w:r>
         <w:rPr>
@@ -2752,6 +2759,7 @@
           <w:lang w:val="es-ES"/>
         </w:rPr>
       </w:pPr>
+      <w:commentRangeStart w:id="2"/>
       <w:r>
         <w:rPr>
           <w:rFonts w:eastAsia="Aptos" w:cs="Times New Roman"/>
@@ -2788,6 +2796,19 @@
         </w:rPr>
         <w:t>JECUTIVO</w:t>
       </w:r>
+      <w:commentRangeEnd w:id="2"/>
+      <w:r>
+        <w:rPr>
+          <w:rStyle w:val="Refdecomentario"/>
+          <w:rFonts w:eastAsia="Aptos" w:cs="Times New Roman"/>
+          <w:b/>
+          <w:bCs/>
+          <w:sz w:val="24"/>
+          <w:szCs w:val="22"/>
+          <w:lang w:val="es-ES"/>
+        </w:rPr>
+        <w:commentReference w:id="2"/>
+      </w:r>
     </w:p>
     <w:p>
       <w:pPr>
@@ -2802,39 +2823,7 @@
           <w:rFonts w:eastAsia="Aptos"/>
           <w:lang w:val="es-HN"/>
         </w:rPr>
-        <w:t xml:space="preserve">La presente tesis aborda el desarrollo e implementación del sistema </w:t>
-      </w:r>
-      <w:proofErr w:type="spellStart"/>
-      <w:r>
-        <w:rPr>
-          <w:rFonts w:eastAsia="Aptos"/>
-          <w:lang w:val="es-HN"/>
-        </w:rPr>
-        <w:t>InforumGo</w:t>
-      </w:r>
-      <w:proofErr w:type="spellEnd"/>
-      <w:r>
-        <w:rPr>
-          <w:rFonts w:eastAsia="Aptos"/>
-          <w:lang w:val="es-HN"/>
-        </w:rPr>
-        <w:t xml:space="preserve">, una plataforma web orientada a la gestión de solicitudes del personal y al control del envío de correos a clientes de la empresa </w:t>
-      </w:r>
-      <w:proofErr w:type="spellStart"/>
-      <w:r>
-        <w:rPr>
-          <w:rFonts w:eastAsia="Aptos"/>
-          <w:lang w:val="es-HN"/>
-        </w:rPr>
-        <w:t>Inforum</w:t>
-      </w:r>
-      <w:proofErr w:type="spellEnd"/>
-      <w:r>
-        <w:rPr>
-          <w:rFonts w:eastAsia="Aptos"/>
-          <w:lang w:val="es-HN"/>
-        </w:rPr>
-        <w:t>. El propósito principal es agilizar estos procesos y ofrecer un control inmediato de la información mediante una plataforma responsive, accesible desde cualquier dispositivo.</w:t>
+        <w:t>La presente tesis aborda el desarrollo e implementación del sistema InforumGo, una plataforma web orientada a la gestión de solicitudes del personal y al control del envío de correos a clientes de la empresa Inforum. El propósito principal es agilizar estos procesos y ofrecer un control inmediato de la información mediante una plataforma responsive, accesible desde cualquier dispositivo.</w:t>
       </w:r>
     </w:p>
     <w:p>
@@ -2926,23 +2915,7 @@
           <w:rFonts w:eastAsia="Aptos"/>
           <w:lang w:val="es-HN"/>
         </w:rPr>
-        <w:t xml:space="preserve">Este proyecto busca no solo simplificar las tareas cotidianas del personal y de los jefes de área, sino también proporcionar una base sólida para la toma de decisiones. Al contar con información centralizada y métricas disponibles de inmediato, se espera que la empresa </w:t>
-      </w:r>
-      <w:proofErr w:type="spellStart"/>
-      <w:r>
-        <w:rPr>
-          <w:rFonts w:eastAsia="Aptos"/>
-          <w:lang w:val="es-HN"/>
-        </w:rPr>
-        <w:t>Inforum</w:t>
-      </w:r>
-      <w:proofErr w:type="spellEnd"/>
-      <w:r>
-        <w:rPr>
-          <w:rFonts w:eastAsia="Aptos"/>
-          <w:lang w:val="es-HN"/>
-        </w:rPr>
-        <w:t xml:space="preserve"> pueda tomar decisiones de manera más rápida y fundamentada, optimizando sus procesos y mejorando la calidad de su gestión. En conclusión, este informe destaca los esfuerzos por modernizar y optimizar la administración de solicitudes de personal y la comunicación con clientes, con la expectativa de lograr mejoras sustanciales en eficiencia, control y seguridad de la información.</w:t>
+        <w:t>Este proyecto busca no solo simplificar las tareas cotidianas del personal y de los jefes de área, sino también proporcionar una base sólida para la toma de decisiones. Al contar con información centralizada y métricas disponibles de inmediato, se espera que la empresa Inforum pueda tomar decisiones de manera más rápida y fundamentada, optimizando sus procesos y mejorando la calidad de su gestión. En conclusión, este informe destaca los esfuerzos por modernizar y optimizar la administración de solicitudes de personal y la comunicación con clientes, con la expectativa de lograr mejoras sustanciales en eficiencia, control y seguridad de la información.</w:t>
       </w:r>
     </w:p>
     <w:p>
@@ -3004,7 +2977,7 @@
         </w:rPr>
         <w:lastRenderedPageBreak/>
         <w:drawing>
-          <wp:inline distT="0" distB="0" distL="0" distR="0" wp14:anchorId="7826E88D" wp14:editId="3571321F">
+          <wp:inline distT="0" distB="0" distL="0" distR="0" wp14:anchorId="7826E88D" wp14:editId="3668787C">
             <wp:extent cx="2482215" cy="675005"/>
             <wp:effectExtent l="0" t="0" r="0" b="0"/>
             <wp:docPr id="1635753813" name="Picture 1" descr="Centro Universitario Tecnológico | Universidad Ceutec Honduras"/>
@@ -3117,7 +3090,16 @@
           <w:bCs/>
           <w:lang w:val="es-HN"/>
         </w:rPr>
-        <w:t>INFORUM GO, 2026</w:t>
+        <w:t>INFORUMGO</w:t>
+      </w:r>
+      <w:r>
+        <w:rPr>
+          <w:rFonts w:eastAsia="Aptos" w:cs="Times New Roman"/>
+          <w:b/>
+          <w:bCs/>
+          <w:lang w:val="es-HN"/>
+        </w:rPr>
+        <w:t>, 2026</w:t>
       </w:r>
     </w:p>
     <w:p>
@@ -3220,35 +3202,7 @@
         <w:rPr>
           <w:rFonts w:eastAsia="Aptos"/>
         </w:rPr>
-        <w:t xml:space="preserve">This thesis addresses the development and implementation of </w:t>
-      </w:r>
-      <w:proofErr w:type="spellStart"/>
-      <w:r>
-        <w:rPr>
-          <w:rFonts w:eastAsia="Aptos"/>
-        </w:rPr>
-        <w:t>InforumGo</w:t>
-      </w:r>
-      <w:proofErr w:type="spellEnd"/>
-      <w:r>
-        <w:rPr>
-          <w:rFonts w:eastAsia="Aptos"/>
-        </w:rPr>
-        <w:t xml:space="preserve">, a web platform designed to manage employee requests and to control the sending of emails to clients of the company </w:t>
-      </w:r>
-      <w:proofErr w:type="spellStart"/>
-      <w:r>
-        <w:rPr>
-          <w:rFonts w:eastAsia="Aptos"/>
-        </w:rPr>
-        <w:t>Inforum</w:t>
-      </w:r>
-      <w:proofErr w:type="spellEnd"/>
-      <w:r>
-        <w:rPr>
-          <w:rFonts w:eastAsia="Aptos"/>
-        </w:rPr>
-        <w:t>. Its main purpose is to streamline these processes and provide immediate control of information through a responsive platform, accessible from any device.</w:t>
+        <w:t>This thesis addresses the development and implementation of InforumGo, a web platform designed to manage employee requests and to control the sending of emails to clients of the company Inforum. Its main purpose is to streamline these processes and provide immediate control of information through a responsive platform, accessible from any device.</w:t>
       </w:r>
     </w:p>
     <w:p>
@@ -3329,21 +3283,7 @@
         <w:rPr>
           <w:rFonts w:eastAsia="Aptos"/>
         </w:rPr>
-        <w:t xml:space="preserve">This project seeks not only to simplify the daily tasks of staff and department heads, but also to provide a solid foundation for decision-making. With centralized information and immediately available metrics, the company </w:t>
-      </w:r>
-      <w:proofErr w:type="spellStart"/>
-      <w:r>
-        <w:rPr>
-          <w:rFonts w:eastAsia="Aptos"/>
-        </w:rPr>
-        <w:t>Inforum</w:t>
-      </w:r>
-      <w:proofErr w:type="spellEnd"/>
-      <w:r>
-        <w:rPr>
-          <w:rFonts w:eastAsia="Aptos"/>
-        </w:rPr>
-        <w:t xml:space="preserve"> is expected to make faster and better-informed decisions, optimizing its processes and improving the quality of its management. In conclusion, this report highlights the efforts to modernize and optimize the administration of personnel requests and communication with clients, with the expectation of achieving substantial improvements in efficiency, control, and information security.</w:t>
+        <w:t>This project seeks not only to simplify the daily tasks of staff and department heads, but also to provide a solid foundation for decision-making. With centralized information and immediately available metrics, the company Inforum is expected to make faster and better-informed decisions, optimizing its processes and improving the quality of its management. In conclusion, this report highlights the efforts to modernize and optimize the administration of personnel requests and communication with clients, with the expectation of achieving substantial improvements in efficiency, control, and information security.</w:t>
       </w:r>
     </w:p>
     <w:p>
@@ -8482,7 +8422,14 @@
                 <w:rStyle w:val="Hipervnculo"/>
                 <w:noProof/>
               </w:rPr>
-              <w:t>Implementación de Inforum Go</w:t>
+              <w:t xml:space="preserve">Implementación de </w:t>
+            </w:r>
+            <w:r>
+              <w:rPr>
+                <w:rStyle w:val="Hipervnculo"/>
+                <w:noProof/>
+              </w:rPr>
+              <w:t>InforumGo</w:t>
             </w:r>
             <w:r>
               <w:rPr>
@@ -9736,12 +9683,73 @@
           <w:lang w:val="es-HN"/>
         </w:rPr>
       </w:pPr>
-      <w:r>
+    </w:p>
+    <w:p>
+      <w:pPr>
+        <w:jc w:val="center"/>
         <w:rPr>
           <w:b/>
           <w:bCs/>
           <w:lang w:val="es-HN"/>
         </w:rPr>
+      </w:pPr>
+    </w:p>
+    <w:p>
+      <w:pPr>
+        <w:jc w:val="center"/>
+        <w:rPr>
+          <w:b/>
+          <w:bCs/>
+          <w:lang w:val="es-HN"/>
+        </w:rPr>
+      </w:pPr>
+    </w:p>
+    <w:p>
+      <w:pPr>
+        <w:jc w:val="center"/>
+        <w:rPr>
+          <w:b/>
+          <w:bCs/>
+          <w:lang w:val="es-HN"/>
+        </w:rPr>
+      </w:pPr>
+    </w:p>
+    <w:p>
+      <w:pPr>
+        <w:jc w:val="center"/>
+        <w:rPr>
+          <w:b/>
+          <w:bCs/>
+          <w:lang w:val="es-HN"/>
+        </w:rPr>
+      </w:pPr>
+    </w:p>
+    <w:p>
+      <w:pPr>
+        <w:jc w:val="center"/>
+        <w:rPr>
+          <w:b/>
+          <w:bCs/>
+          <w:lang w:val="es-HN"/>
+        </w:rPr>
+      </w:pPr>
+    </w:p>
+    <w:p>
+      <w:pPr>
+        <w:jc w:val="center"/>
+        <w:rPr>
+          <w:b/>
+          <w:bCs/>
+          <w:lang w:val="es-HN"/>
+        </w:rPr>
+      </w:pPr>
+      <w:r>
+        <w:rPr>
+          <w:b/>
+          <w:bCs/>
+          <w:lang w:val="es-HN"/>
+        </w:rPr>
+        <w:lastRenderedPageBreak/>
         <w:t>Índice de Tablas</w:t>
       </w:r>
     </w:p>
@@ -9862,18 +9870,165 @@
           <w:lang w:val="es-HN"/>
         </w:rPr>
       </w:pPr>
+      <w:r>
+        <w:rPr>
+          <w:b/>
+          <w:bCs/>
+          <w:lang w:val="es-HN"/>
+        </w:rPr>
+        <w:t>Índice de Figuras</w:t>
+      </w:r>
+      <w:r>
+        <w:rPr>
+          <w:b/>
+          <w:bCs/>
+          <w:lang w:val="es-HN"/>
+        </w:rPr>
+        <w:fldChar w:fldCharType="begin"/>
+      </w:r>
+      <w:r>
+        <w:rPr>
+          <w:b/>
+          <w:bCs/>
+          <w:lang w:val="es-HN"/>
+        </w:rPr>
+        <w:instrText xml:space="preserve"> TOC \h \z \c "Figura" </w:instrText>
+      </w:r>
+      <w:r>
+        <w:rPr>
+          <w:b/>
+          <w:bCs/>
+          <w:lang w:val="es-HN"/>
+        </w:rPr>
+        <w:fldChar w:fldCharType="separate"/>
+      </w:r>
+    </w:p>
+    <w:p>
+      <w:pPr>
+        <w:pStyle w:val="Tabladeilustraciones"/>
+        <w:tabs>
+          <w:tab w:val="right" w:leader="dot" w:pos="9350"/>
+        </w:tabs>
+        <w:rPr>
+          <w:rFonts w:asciiTheme="minorHAnsi" w:eastAsiaTheme="minorEastAsia" w:hAnsiTheme="minorHAnsi"/>
+          <w:noProof/>
+          <w:szCs w:val="24"/>
+          <w:lang w:val="es-HN" w:eastAsia="es-HN"/>
+        </w:rPr>
+      </w:pPr>
+      <w:hyperlink w:anchor="_Toc244161426" w:history="1">
+        <w:r>
+          <w:rPr>
+            <w:rStyle w:val="Hipervnculo"/>
+            <w:b/>
+            <w:bCs/>
+            <w:noProof/>
+          </w:rPr>
+          <w:t xml:space="preserve">Figura 1. </w:t>
+        </w:r>
+        <w:r>
+          <w:rPr>
+            <w:rStyle w:val="Hipervnculo"/>
+            <w:noProof/>
+          </w:rPr>
+          <w:t>Organigrama de Inforum</w:t>
+        </w:r>
+        <w:r>
+          <w:rPr>
+            <w:noProof/>
+            <w:webHidden/>
+          </w:rPr>
+          <w:tab/>
+        </w:r>
+        <w:r>
+          <w:rPr>
+            <w:noProof/>
+            <w:webHidden/>
+          </w:rPr>
+          <w:fldChar w:fldCharType="begin"/>
+        </w:r>
+        <w:r>
+          <w:rPr>
+            <w:noProof/>
+            <w:webHidden/>
+          </w:rPr>
+          <w:instrText xml:space="preserve"> PAGEREF _Toc244161426 \h </w:instrText>
+        </w:r>
+        <w:r>
+          <w:rPr>
+            <w:noProof/>
+            <w:webHidden/>
+          </w:rPr>
+        </w:r>
+        <w:r>
+          <w:rPr>
+            <w:noProof/>
+            <w:webHidden/>
+          </w:rPr>
+          <w:fldChar w:fldCharType="separate"/>
+        </w:r>
+        <w:r>
+          <w:rPr>
+            <w:noProof/>
+            <w:webHidden/>
+          </w:rPr>
+          <w:t>4</w:t>
+        </w:r>
+        <w:r>
+          <w:rPr>
+            <w:noProof/>
+            <w:webHidden/>
+          </w:rPr>
+          <w:fldChar w:fldCharType="end"/>
+        </w:r>
+      </w:hyperlink>
+    </w:p>
+    <w:p>
+      <w:pPr>
+        <w:pStyle w:val="ParrafoCeutec"/>
+        <w:rPr>
+          <w:rFonts w:eastAsia="Aptos"/>
+          <w:lang w:val="es-HN"/>
+        </w:rPr>
+      </w:pPr>
+      <w:r>
+        <w:rPr>
+          <w:rFonts w:eastAsia="Aptos"/>
+          <w:lang w:val="es-HN"/>
+        </w:rPr>
+        <w:fldChar w:fldCharType="end"/>
+      </w:r>
+    </w:p>
+    <w:p>
+      <w:pPr>
+        <w:pStyle w:val="ParrafoCeutec"/>
+        <w:rPr>
+          <w:rFonts w:eastAsia="Aptos"/>
+          <w:lang w:val="es-HN"/>
+        </w:rPr>
+      </w:pPr>
+    </w:p>
+    <w:p>
+      <w:pPr>
+        <w:jc w:val="center"/>
+        <w:rPr>
+          <w:b/>
+          <w:bCs/>
+          <w:lang w:val="es-HN"/>
+        </w:rPr>
+      </w:pPr>
     </w:p>
     <w:p>
       <w:pPr>
         <w:pStyle w:val="Ttulo1"/>
         <w:pageBreakBefore/>
       </w:pPr>
-      <w:bookmarkStart w:id="0" w:name="_Toc243321317"/>
+      <w:bookmarkStart w:id="3" w:name="_Toc243321317"/>
       <w:r>
         <w:lastRenderedPageBreak/>
         <w:t>Glosario</w:t>
       </w:r>
-      <w:bookmarkEnd w:id="0"/>
+      <w:bookmarkEnd w:id="3"/>
     </w:p>
     <w:p>
       <w:pPr>
@@ -9942,35 +10097,7 @@
         <w:rPr>
           <w:lang w:val="es-ES_tradnl"/>
         </w:rPr>
-        <w:t xml:space="preserve">Framework de Google, basado en </w:t>
-      </w:r>
-      <w:proofErr w:type="spellStart"/>
-      <w:r>
-        <w:rPr>
-          <w:lang w:val="es-ES_tradnl"/>
-        </w:rPr>
-        <w:t>TypeScript</w:t>
-      </w:r>
-      <w:proofErr w:type="spellEnd"/>
-      <w:r>
-        <w:rPr>
-          <w:lang w:val="es-ES_tradnl"/>
-        </w:rPr>
-        <w:t>, con el que se construyó la interfaz (</w:t>
-      </w:r>
-      <w:proofErr w:type="spellStart"/>
-      <w:r>
-        <w:rPr>
-          <w:lang w:val="es-ES_tradnl"/>
-        </w:rPr>
-        <w:t>frontend</w:t>
-      </w:r>
-      <w:proofErr w:type="spellEnd"/>
-      <w:r>
-        <w:rPr>
-          <w:lang w:val="es-ES_tradnl"/>
-        </w:rPr>
-        <w:t>) de la aplicación.</w:t>
+        <w:t>Framework de Google, basado en TypeScript, con el que se construyó la interfaz (frontend) de la aplicación.</w:t>
       </w:r>
     </w:p>
     <w:p>
@@ -10022,35 +10149,7 @@
         <w:rPr>
           <w:lang w:val="es-ES_tradnl"/>
         </w:rPr>
-        <w:t xml:space="preserve">Conjunto de rutas del </w:t>
-      </w:r>
-      <w:proofErr w:type="spellStart"/>
-      <w:r>
-        <w:rPr>
-          <w:lang w:val="es-ES_tradnl"/>
-        </w:rPr>
-        <w:t>backend</w:t>
-      </w:r>
-      <w:proofErr w:type="spellEnd"/>
-      <w:r>
-        <w:rPr>
-          <w:lang w:val="es-ES_tradnl"/>
-        </w:rPr>
-        <w:t xml:space="preserve"> (por ejemplo /api/vacaciones) mediante las cuales el </w:t>
-      </w:r>
-      <w:proofErr w:type="spellStart"/>
-      <w:r>
-        <w:rPr>
-          <w:lang w:val="es-ES_tradnl"/>
-        </w:rPr>
-        <w:t>frontend</w:t>
-      </w:r>
-      <w:proofErr w:type="spellEnd"/>
-      <w:r>
-        <w:rPr>
-          <w:lang w:val="es-ES_tradnl"/>
-        </w:rPr>
-        <w:t xml:space="preserve"> pide y envía datos usando los métodos HTTP (GET, POST, PUT, DELETE).</w:t>
+        <w:t>Conjunto de rutas del backend (por ejemplo /api/vacaciones) mediante las cuales el frontend pide y envía datos usando los métodos HTTP (GET, POST, PUT, DELETE).</w:t>
       </w:r>
     </w:p>
     <w:p>
@@ -10134,23 +10233,13 @@
           <w:lang w:val="es-ES_tradnl"/>
         </w:rPr>
       </w:pPr>
-      <w:proofErr w:type="spellStart"/>
       <w:r>
         <w:rPr>
           <w:b/>
           <w:bCs/>
           <w:lang w:val="es-ES_tradnl"/>
         </w:rPr>
-        <w:t>Backend</w:t>
-      </w:r>
-      <w:proofErr w:type="spellEnd"/>
-      <w:r>
-        <w:rPr>
-          <w:b/>
-          <w:bCs/>
-          <w:lang w:val="es-ES_tradnl"/>
-        </w:rPr>
-        <w:t xml:space="preserve">: </w:t>
+        <w:t xml:space="preserve">Backend: </w:t>
       </w:r>
       <w:r>
         <w:rPr>
@@ -10170,23 +10259,13 @@
           <w:lang w:val="es-ES_tradnl"/>
         </w:rPr>
       </w:pPr>
-      <w:proofErr w:type="spellStart"/>
       <w:r>
         <w:rPr>
           <w:b/>
           <w:bCs/>
           <w:lang w:val="es-ES_tradnl"/>
         </w:rPr>
-        <w:t>bcrypt</w:t>
-      </w:r>
-      <w:proofErr w:type="spellEnd"/>
-      <w:r>
-        <w:rPr>
-          <w:b/>
-          <w:bCs/>
-          <w:lang w:val="es-ES_tradnl"/>
-        </w:rPr>
-        <w:t xml:space="preserve">: </w:t>
+        <w:t xml:space="preserve">bcrypt: </w:t>
       </w:r>
       <w:r>
         <w:rPr>
@@ -10309,23 +10388,13 @@
           <w:lang w:val="es-ES_tradnl"/>
         </w:rPr>
       </w:pPr>
-      <w:proofErr w:type="spellStart"/>
       <w:r>
         <w:rPr>
           <w:b/>
           <w:bCs/>
           <w:lang w:val="es-ES_tradnl"/>
         </w:rPr>
-        <w:t>Cloudinary</w:t>
-      </w:r>
-      <w:proofErr w:type="spellEnd"/>
-      <w:r>
-        <w:rPr>
-          <w:b/>
-          <w:bCs/>
-          <w:lang w:val="es-ES_tradnl"/>
-        </w:rPr>
-        <w:t xml:space="preserve">: </w:t>
+        <w:t xml:space="preserve">Cloudinary: </w:t>
       </w:r>
       <w:r>
         <w:rPr>
@@ -10383,21 +10452,7 @@
         <w:rPr>
           <w:lang w:val="es-ES_tradnl"/>
         </w:rPr>
-        <w:t xml:space="preserve">Mecanismo de seguridad que define qué sitios web tienen permiso de comunicarse con el </w:t>
-      </w:r>
-      <w:proofErr w:type="spellStart"/>
-      <w:r>
-        <w:rPr>
-          <w:lang w:val="es-ES_tradnl"/>
-        </w:rPr>
-        <w:t>backend</w:t>
-      </w:r>
-      <w:proofErr w:type="spellEnd"/>
-      <w:r>
-        <w:rPr>
-          <w:lang w:val="es-ES_tradnl"/>
-        </w:rPr>
-        <w:t>.</w:t>
+        <w:t>Mecanismo de seguridad que define qué sitios web tienen permiso de comunicarse con el backend.</w:t>
       </w:r>
     </w:p>
     <w:p>
@@ -10423,21 +10478,7 @@
         <w:rPr>
           <w:lang w:val="es-ES_tradnl"/>
         </w:rPr>
-        <w:t xml:space="preserve">Proceso automático que se ejecuta a una hora o frecuencia fija, por </w:t>
-      </w:r>
-      <w:proofErr w:type="gramStart"/>
-      <w:r>
-        <w:rPr>
-          <w:lang w:val="es-ES_tradnl"/>
-        </w:rPr>
-        <w:t>ejemplo</w:t>
-      </w:r>
-      <w:proofErr w:type="gramEnd"/>
-      <w:r>
-        <w:rPr>
-          <w:lang w:val="es-ES_tradnl"/>
-        </w:rPr>
-        <w:t xml:space="preserve"> avisar de un aniversario cada día a las 7:00.</w:t>
+        <w:t>Proceso automático que se ejecuta a una hora o frecuencia fija, por ejemplo avisar de un aniversario cada día a las 7:00.</w:t>
       </w:r>
     </w:p>
     <w:p>
@@ -10469,23 +10510,13 @@
           <w:lang w:val="es-ES_tradnl"/>
         </w:rPr>
       </w:pPr>
-      <w:proofErr w:type="spellStart"/>
       <w:r>
         <w:rPr>
           <w:b/>
           <w:bCs/>
           <w:lang w:val="es-ES_tradnl"/>
         </w:rPr>
-        <w:t>Dashboard</w:t>
-      </w:r>
-      <w:proofErr w:type="spellEnd"/>
-      <w:r>
-        <w:rPr>
-          <w:b/>
-          <w:bCs/>
-          <w:lang w:val="es-ES_tradnl"/>
-        </w:rPr>
-        <w:t xml:space="preserve">: </w:t>
+        <w:t xml:space="preserve">Dashboard: </w:t>
       </w:r>
       <w:r>
         <w:rPr>
@@ -10505,23 +10536,13 @@
           <w:lang w:val="es-ES_tradnl"/>
         </w:rPr>
       </w:pPr>
-      <w:proofErr w:type="spellStart"/>
       <w:r>
         <w:rPr>
           <w:b/>
           <w:bCs/>
           <w:lang w:val="es-ES_tradnl"/>
         </w:rPr>
-        <w:t>DataTables</w:t>
-      </w:r>
-      <w:proofErr w:type="spellEnd"/>
-      <w:r>
-        <w:rPr>
-          <w:b/>
-          <w:bCs/>
-          <w:lang w:val="es-ES_tradnl"/>
-        </w:rPr>
-        <w:t xml:space="preserve">: </w:t>
+        <w:t xml:space="preserve">DataTables: </w:t>
       </w:r>
       <w:r>
         <w:rPr>
@@ -10573,25 +10594,7 @@
           <w:bCs/>
           <w:lang w:val="es-ES_tradnl"/>
         </w:rPr>
-        <w:t>Despliegue (</w:t>
-      </w:r>
-      <w:proofErr w:type="spellStart"/>
-      <w:r>
-        <w:rPr>
-          <w:b/>
-          <w:bCs/>
-          <w:lang w:val="es-ES_tradnl"/>
-        </w:rPr>
-        <w:t>deploy</w:t>
-      </w:r>
-      <w:proofErr w:type="spellEnd"/>
-      <w:r>
-        <w:rPr>
-          <w:b/>
-          <w:bCs/>
-          <w:lang w:val="es-ES_tradnl"/>
-        </w:rPr>
-        <w:t xml:space="preserve">): </w:t>
+        <w:t xml:space="preserve">Despliegue (deploy): </w:t>
       </w:r>
       <w:r>
         <w:rPr>
@@ -10688,23 +10691,13 @@
           <w:lang w:val="es-ES_tradnl"/>
         </w:rPr>
       </w:pPr>
-      <w:proofErr w:type="spellStart"/>
       <w:r>
         <w:rPr>
           <w:b/>
           <w:bCs/>
           <w:lang w:val="es-ES_tradnl"/>
         </w:rPr>
-        <w:t>Endpoint</w:t>
-      </w:r>
-      <w:proofErr w:type="spellEnd"/>
-      <w:r>
-        <w:rPr>
-          <w:b/>
-          <w:bCs/>
-          <w:lang w:val="es-ES_tradnl"/>
-        </w:rPr>
-        <w:t xml:space="preserve">: </w:t>
+        <w:t xml:space="preserve">Endpoint: </w:t>
       </w:r>
       <w:r>
         <w:rPr>
@@ -10736,21 +10729,7 @@
         <w:rPr>
           <w:lang w:val="es-ES_tradnl"/>
         </w:rPr>
-        <w:t xml:space="preserve">Framework de Node.js con el que se construyó la API del </w:t>
-      </w:r>
-      <w:proofErr w:type="spellStart"/>
-      <w:r>
-        <w:rPr>
-          <w:lang w:val="es-ES_tradnl"/>
-        </w:rPr>
-        <w:t>backend</w:t>
-      </w:r>
-      <w:proofErr w:type="spellEnd"/>
-      <w:r>
-        <w:rPr>
-          <w:lang w:val="es-ES_tradnl"/>
-        </w:rPr>
-        <w:t>.</w:t>
+        <w:t>Framework de Node.js con el que se construyó la API del backend.</w:t>
       </w:r>
     </w:p>
     <w:p>
@@ -10808,43 +10787,19 @@
           <w:lang w:val="es-ES_tradnl"/>
         </w:rPr>
       </w:pPr>
-      <w:proofErr w:type="spellStart"/>
       <w:r>
         <w:rPr>
           <w:b/>
           <w:bCs/>
           <w:lang w:val="es-ES_tradnl"/>
         </w:rPr>
-        <w:t>Firebase</w:t>
-      </w:r>
-      <w:proofErr w:type="spellEnd"/>
-      <w:r>
-        <w:rPr>
-          <w:b/>
-          <w:bCs/>
-          <w:lang w:val="es-ES_tradnl"/>
-        </w:rPr>
-        <w:t xml:space="preserve"> Hosting: </w:t>
-      </w:r>
-      <w:r>
-        <w:rPr>
-          <w:lang w:val="es-ES_tradnl"/>
-        </w:rPr>
-        <w:t xml:space="preserve">Servicio de Google donde está publicado el </w:t>
-      </w:r>
-      <w:proofErr w:type="spellStart"/>
-      <w:r>
-        <w:rPr>
-          <w:lang w:val="es-ES_tradnl"/>
-        </w:rPr>
-        <w:t>frontend</w:t>
-      </w:r>
-      <w:proofErr w:type="spellEnd"/>
-      <w:r>
-        <w:rPr>
-          <w:lang w:val="es-ES_tradnl"/>
-        </w:rPr>
-        <w:t xml:space="preserve"> de la aplicación.</w:t>
+        <w:t xml:space="preserve">Firebase Hosting: </w:t>
+      </w:r>
+      <w:r>
+        <w:rPr>
+          <w:lang w:val="es-ES_tradnl"/>
+        </w:rPr>
+        <w:t>Servicio de Google donde está publicado el frontend de la aplicación.</w:t>
       </w:r>
     </w:p>
     <w:p>
@@ -10858,23 +10813,13 @@
           <w:lang w:val="es-ES_tradnl"/>
         </w:rPr>
       </w:pPr>
-      <w:proofErr w:type="spellStart"/>
       <w:r>
         <w:rPr>
           <w:b/>
           <w:bCs/>
           <w:lang w:val="es-ES_tradnl"/>
         </w:rPr>
-        <w:t>Frontend</w:t>
-      </w:r>
-      <w:proofErr w:type="spellEnd"/>
-      <w:r>
-        <w:rPr>
-          <w:b/>
-          <w:bCs/>
-          <w:lang w:val="es-ES_tradnl"/>
-        </w:rPr>
-        <w:t xml:space="preserve">: </w:t>
+        <w:t xml:space="preserve">Frontend: </w:t>
       </w:r>
       <w:r>
         <w:rPr>
@@ -11135,35 +11080,7 @@
         <w:rPr>
           <w:lang w:val="es-ES_tradnl"/>
         </w:rPr>
-        <w:t xml:space="preserve">Formato de texto con el que el </w:t>
-      </w:r>
-      <w:proofErr w:type="spellStart"/>
-      <w:r>
-        <w:rPr>
-          <w:lang w:val="es-ES_tradnl"/>
-        </w:rPr>
-        <w:t>frontend</w:t>
-      </w:r>
-      <w:proofErr w:type="spellEnd"/>
-      <w:r>
-        <w:rPr>
-          <w:lang w:val="es-ES_tradnl"/>
-        </w:rPr>
-        <w:t xml:space="preserve"> y el </w:t>
-      </w:r>
-      <w:proofErr w:type="spellStart"/>
-      <w:r>
-        <w:rPr>
-          <w:lang w:val="es-ES_tradnl"/>
-        </w:rPr>
-        <w:t>backend</w:t>
-      </w:r>
-      <w:proofErr w:type="spellEnd"/>
-      <w:r>
-        <w:rPr>
-          <w:lang w:val="es-ES_tradnl"/>
-        </w:rPr>
-        <w:t xml:space="preserve"> se intercambian datos.</w:t>
+        <w:t>Formato de texto con el que el frontend y el backend se intercambian datos.</w:t>
       </w:r>
     </w:p>
     <w:p>
@@ -11233,35 +11150,7 @@
         <w:rPr>
           <w:lang w:val="es-ES_tradnl"/>
         </w:rPr>
-        <w:t xml:space="preserve">Función del </w:t>
-      </w:r>
-      <w:proofErr w:type="spellStart"/>
-      <w:r>
-        <w:rPr>
-          <w:lang w:val="es-ES_tradnl"/>
-        </w:rPr>
-        <w:t>backend</w:t>
-      </w:r>
-      <w:proofErr w:type="spellEnd"/>
-      <w:r>
-        <w:rPr>
-          <w:lang w:val="es-ES_tradnl"/>
-        </w:rPr>
-        <w:t xml:space="preserve"> que se ejecuta antes de la lógica principal de una ruta, por </w:t>
-      </w:r>
-      <w:proofErr w:type="gramStart"/>
-      <w:r>
-        <w:rPr>
-          <w:lang w:val="es-ES_tradnl"/>
-        </w:rPr>
-        <w:t>ejemplo</w:t>
-      </w:r>
-      <w:proofErr w:type="gramEnd"/>
-      <w:r>
-        <w:rPr>
-          <w:lang w:val="es-ES_tradnl"/>
-        </w:rPr>
-        <w:t xml:space="preserve"> para verificar el token o los permisos.</w:t>
+        <w:t>Función del backend que se ejecuta antes de la lógica principal de una ruta, por ejemplo para verificar el token o los permisos.</w:t>
       </w:r>
     </w:p>
     <w:p>
@@ -11287,21 +11176,7 @@
         <w:rPr>
           <w:lang w:val="es-ES_tradnl"/>
         </w:rPr>
-        <w:t xml:space="preserve">Sección funcional del sistema, como vacaciones, permisos, clientes o </w:t>
-      </w:r>
-      <w:proofErr w:type="spellStart"/>
-      <w:r>
-        <w:rPr>
-          <w:lang w:val="es-ES_tradnl"/>
-        </w:rPr>
-        <w:t>dashboards</w:t>
-      </w:r>
-      <w:proofErr w:type="spellEnd"/>
-      <w:r>
-        <w:rPr>
-          <w:lang w:val="es-ES_tradnl"/>
-        </w:rPr>
-        <w:t>.</w:t>
+        <w:t>Sección funcional del sistema, como vacaciones, permisos, clientes o dashboards.</w:t>
       </w:r>
     </w:p>
     <w:p>
@@ -11371,21 +11246,7 @@
         <w:rPr>
           <w:lang w:val="es-ES_tradnl"/>
         </w:rPr>
-        <w:t xml:space="preserve">Entorno que permite ejecutar JavaScript en el servidor, y sobre el que corre el </w:t>
-      </w:r>
-      <w:proofErr w:type="spellStart"/>
-      <w:r>
-        <w:rPr>
-          <w:lang w:val="es-ES_tradnl"/>
-        </w:rPr>
-        <w:t>backend</w:t>
-      </w:r>
-      <w:proofErr w:type="spellEnd"/>
-      <w:r>
-        <w:rPr>
-          <w:lang w:val="es-ES_tradnl"/>
-        </w:rPr>
-        <w:t>.</w:t>
+        <w:t>Entorno que permite ejecutar JavaScript en el servidor, y sobre el que corre el backend.</w:t>
       </w:r>
     </w:p>
     <w:p>
@@ -11455,49 +11316,7 @@
         <w:rPr>
           <w:lang w:val="es-ES_tradnl"/>
         </w:rPr>
-        <w:t xml:space="preserve">Objeto de </w:t>
-      </w:r>
-      <w:proofErr w:type="spellStart"/>
-      <w:r>
-        <w:rPr>
-          <w:lang w:val="es-ES_tradnl"/>
-        </w:rPr>
-        <w:t>RxJS</w:t>
-      </w:r>
-      <w:proofErr w:type="spellEnd"/>
-      <w:r>
-        <w:rPr>
-          <w:lang w:val="es-ES_tradnl"/>
-        </w:rPr>
-        <w:t xml:space="preserve"> que representa una respuesta futura, por </w:t>
-      </w:r>
-      <w:proofErr w:type="gramStart"/>
-      <w:r>
-        <w:rPr>
-          <w:lang w:val="es-ES_tradnl"/>
-        </w:rPr>
-        <w:t>ejemplo</w:t>
-      </w:r>
-      <w:proofErr w:type="gramEnd"/>
-      <w:r>
-        <w:rPr>
-          <w:lang w:val="es-ES_tradnl"/>
-        </w:rPr>
-        <w:t xml:space="preserve"> la de una petición al </w:t>
-      </w:r>
-      <w:proofErr w:type="spellStart"/>
-      <w:r>
-        <w:rPr>
-          <w:lang w:val="es-ES_tradnl"/>
-        </w:rPr>
-        <w:t>backend</w:t>
-      </w:r>
-      <w:proofErr w:type="spellEnd"/>
-      <w:r>
-        <w:rPr>
-          <w:lang w:val="es-ES_tradnl"/>
-        </w:rPr>
-        <w:t>.</w:t>
+        <w:t>Objeto de RxJS que representa una respuesta futura, por ejemplo la de una petición al backend.</w:t>
       </w:r>
     </w:p>
     <w:p>
@@ -11567,21 +11386,7 @@
         <w:rPr>
           <w:lang w:val="es-ES_tradnl"/>
         </w:rPr>
-        <w:t>Texto predefinido con campos variables ({{</w:t>
-      </w:r>
-      <w:proofErr w:type="spellStart"/>
-      <w:r>
-        <w:rPr>
-          <w:lang w:val="es-ES_tradnl"/>
-        </w:rPr>
-        <w:t>nombre_empresa</w:t>
-      </w:r>
-      <w:proofErr w:type="spellEnd"/>
-      <w:r>
-        <w:rPr>
-          <w:lang w:val="es-ES_tradnl"/>
-        </w:rPr>
-        <w:t xml:space="preserve">}}) que </w:t>
+        <w:t xml:space="preserve">Texto predefinido con campos variables ({{nombre_empresa}}) que </w:t>
       </w:r>
       <w:r>
         <w:rPr>
@@ -11658,21 +11463,7 @@
         <w:rPr>
           <w:lang w:val="es-ES_tradnl"/>
         </w:rPr>
-        <w:t xml:space="preserve">Servicio en la nube donde está alojado el </w:t>
-      </w:r>
-      <w:proofErr w:type="spellStart"/>
-      <w:r>
-        <w:rPr>
-          <w:lang w:val="es-ES_tradnl"/>
-        </w:rPr>
-        <w:t>backend</w:t>
-      </w:r>
-      <w:proofErr w:type="spellEnd"/>
-      <w:r>
-        <w:rPr>
-          <w:lang w:val="es-ES_tradnl"/>
-        </w:rPr>
-        <w:t>.</w:t>
+        <w:t>Servicio en la nube donde está alojado el backend.</w:t>
       </w:r>
     </w:p>
     <w:p>
@@ -11686,23 +11477,13 @@
           <w:lang w:val="es-ES_tradnl"/>
         </w:rPr>
       </w:pPr>
-      <w:proofErr w:type="spellStart"/>
       <w:r>
         <w:rPr>
           <w:b/>
           <w:bCs/>
           <w:lang w:val="es-ES_tradnl"/>
         </w:rPr>
-        <w:t>Resend</w:t>
-      </w:r>
-      <w:proofErr w:type="spellEnd"/>
-      <w:r>
-        <w:rPr>
-          <w:b/>
-          <w:bCs/>
-          <w:lang w:val="es-ES_tradnl"/>
-        </w:rPr>
-        <w:t xml:space="preserve">: </w:t>
+        <w:t xml:space="preserve">Resend: </w:t>
       </w:r>
       <w:r>
         <w:rPr>
@@ -11760,49 +11541,7 @@
         <w:rPr>
           <w:lang w:val="es-ES_tradnl"/>
         </w:rPr>
-        <w:t xml:space="preserve">Conjunto de permisos de acceso que define lo que un usuario puede ver y hacer (por </w:t>
-      </w:r>
-      <w:proofErr w:type="gramStart"/>
-      <w:r>
-        <w:rPr>
-          <w:lang w:val="es-ES_tradnl"/>
-        </w:rPr>
-        <w:t>ejemplo</w:t>
-      </w:r>
-      <w:proofErr w:type="gramEnd"/>
-      <w:r>
-        <w:rPr>
-          <w:lang w:val="es-ES_tradnl"/>
-        </w:rPr>
-        <w:t xml:space="preserve"> </w:t>
-      </w:r>
-      <w:proofErr w:type="spellStart"/>
-      <w:r>
-        <w:rPr>
-          <w:lang w:val="es-ES_tradnl"/>
-        </w:rPr>
-        <w:t>Admin</w:t>
-      </w:r>
-      <w:proofErr w:type="spellEnd"/>
-      <w:r>
-        <w:rPr>
-          <w:lang w:val="es-ES_tradnl"/>
-        </w:rPr>
-        <w:t xml:space="preserve">, RRHH, </w:t>
-      </w:r>
-      <w:proofErr w:type="gramStart"/>
-      <w:r>
-        <w:rPr>
-          <w:lang w:val="es-ES_tradnl"/>
-        </w:rPr>
-        <w:t>Jefe</w:t>
-      </w:r>
-      <w:proofErr w:type="gramEnd"/>
-      <w:r>
-        <w:rPr>
-          <w:lang w:val="es-ES_tradnl"/>
-        </w:rPr>
-        <w:t xml:space="preserve"> de área).</w:t>
+        <w:t>Conjunto de permisos de acceso que define lo que un usuario puede ver y hacer (por ejemplo Admin, RRHH, Jefe de área).</w:t>
       </w:r>
     </w:p>
     <w:p>
@@ -11924,35 +11663,7 @@
         <w:rPr>
           <w:lang w:val="es-ES_tradnl"/>
         </w:rPr>
-        <w:t xml:space="preserve">Clase del </w:t>
-      </w:r>
-      <w:proofErr w:type="spellStart"/>
-      <w:r>
-        <w:rPr>
-          <w:lang w:val="es-ES_tradnl"/>
-        </w:rPr>
-        <w:t>frontend</w:t>
-      </w:r>
-      <w:proofErr w:type="spellEnd"/>
-      <w:r>
-        <w:rPr>
-          <w:lang w:val="es-ES_tradnl"/>
-        </w:rPr>
-        <w:t xml:space="preserve"> que se encarga de comunicarse con el </w:t>
-      </w:r>
-      <w:proofErr w:type="spellStart"/>
-      <w:r>
-        <w:rPr>
-          <w:lang w:val="es-ES_tradnl"/>
-        </w:rPr>
-        <w:t>backend</w:t>
-      </w:r>
-      <w:proofErr w:type="spellEnd"/>
-      <w:r>
-        <w:rPr>
-          <w:lang w:val="es-ES_tradnl"/>
-        </w:rPr>
-        <w:t>.</w:t>
+        <w:t>Clase del frontend que se encarga de comunicarse con el backend.</w:t>
       </w:r>
     </w:p>
     <w:p>
@@ -12062,43 +11773,19 @@
           <w:lang w:val="es-ES_tradnl"/>
         </w:rPr>
       </w:pPr>
-      <w:proofErr w:type="spellStart"/>
       <w:r>
         <w:rPr>
           <w:b/>
           <w:bCs/>
           <w:lang w:val="es-ES_tradnl"/>
         </w:rPr>
-        <w:t>TypeScript</w:t>
-      </w:r>
-      <w:proofErr w:type="spellEnd"/>
-      <w:r>
-        <w:rPr>
-          <w:b/>
-          <w:bCs/>
-          <w:lang w:val="es-ES_tradnl"/>
-        </w:rPr>
-        <w:t xml:space="preserve">: </w:t>
-      </w:r>
-      <w:r>
-        <w:rPr>
-          <w:lang w:val="es-ES_tradnl"/>
-        </w:rPr>
-        <w:t xml:space="preserve">Lenguaje basado en JavaScript con tipos de datos, usado en el </w:t>
-      </w:r>
-      <w:proofErr w:type="spellStart"/>
-      <w:r>
-        <w:rPr>
-          <w:lang w:val="es-ES_tradnl"/>
-        </w:rPr>
-        <w:t>frontend</w:t>
-      </w:r>
-      <w:proofErr w:type="spellEnd"/>
-      <w:r>
-        <w:rPr>
-          <w:lang w:val="es-ES_tradnl"/>
-        </w:rPr>
-        <w:t>.</w:t>
+        <w:t xml:space="preserve">TypeScript: </w:t>
+      </w:r>
+      <w:r>
+        <w:rPr>
+          <w:lang w:val="es-ES_tradnl"/>
+        </w:rPr>
+        <w:t>Lenguaje basado en JavaScript con tipos de datos, usado en el frontend.</w:t>
       </w:r>
     </w:p>
     <w:p>
@@ -12169,29 +11856,7 @@
         <w:rPr>
           <w:lang w:val="es-ES_tradnl"/>
         </w:rPr>
-        <w:t xml:space="preserve">Valor de configuración (como una clave o una dirección) que se guarda fuera del código, en el </w:t>
-      </w:r>
-      <w:proofErr w:type="gramStart"/>
-      <w:r>
-        <w:rPr>
-          <w:lang w:val="es-ES_tradnl"/>
-        </w:rPr>
-        <w:t>archivo .</w:t>
-      </w:r>
-      <w:proofErr w:type="spellStart"/>
-      <w:r>
-        <w:rPr>
-          <w:lang w:val="es-ES_tradnl"/>
-        </w:rPr>
-        <w:t>env</w:t>
-      </w:r>
-      <w:proofErr w:type="spellEnd"/>
-      <w:proofErr w:type="gramEnd"/>
-      <w:r>
-        <w:rPr>
-          <w:lang w:val="es-ES_tradnl"/>
-        </w:rPr>
-        <w:t xml:space="preserve"> o en el panel del servidor.</w:t>
+        <w:t>Valor de configuración (como una clave o una dirección) que se guarda fuera del código, en el archivo .env o en el panel del servidor.</w:t>
       </w:r>
     </w:p>
     <w:p>
@@ -12208,7 +11873,7 @@
           <w:lang w:val="es-HN"/>
         </w:rPr>
         <w:sectPr>
-          <w:headerReference w:type="default" r:id="rId12"/>
+          <w:headerReference w:type="default" r:id="rId16"/>
           <w:pgSz w:w="12240" w:h="15840" w:code="1"/>
           <w:pgMar w:top="1440" w:right="1440" w:bottom="1440" w:left="1440" w:header="720" w:footer="720" w:gutter="0"/>
           <w:pgNumType w:fmt="upperRoman" w:start="1"/>
@@ -12216,7 +11881,7 @@
           <w:docGrid w:linePitch="326"/>
         </w:sectPr>
       </w:pPr>
-      <w:bookmarkStart w:id="1" w:name="_Toc243321318"/>
+      <w:bookmarkStart w:id="4" w:name="_Toc243321318"/>
     </w:p>
     <w:p>
       <w:pPr>
@@ -12226,7 +11891,7 @@
         <w:lastRenderedPageBreak/>
         <w:t>Capítulo I. Introducción</w:t>
       </w:r>
-      <w:bookmarkEnd w:id="1"/>
+      <w:bookmarkEnd w:id="4"/>
     </w:p>
     <w:p>
       <w:pPr>
@@ -12239,21 +11904,7 @@
         <w:rPr>
           <w:lang w:val="es-ES_tradnl"/>
         </w:rPr>
-        <w:t xml:space="preserve">La gestión manual de las solicitudes de permisos y vacaciones sigue siendo una fuente importante de ineficiencia en las organizaciones. En un estudio realizado en la empresa suiza </w:t>
-      </w:r>
-      <w:proofErr w:type="spellStart"/>
-      <w:r>
-        <w:rPr>
-          <w:lang w:val="es-ES_tradnl"/>
-        </w:rPr>
-        <w:t>Marti</w:t>
-      </w:r>
-      <w:proofErr w:type="spellEnd"/>
-      <w:r>
-        <w:rPr>
-          <w:lang w:val="es-ES_tradnl"/>
-        </w:rPr>
-        <w:t xml:space="preserve"> Arc Jura, Schacher </w:t>
+        <w:t xml:space="preserve">La gestión manual de las solicitudes de permisos y vacaciones sigue siendo una fuente importante de ineficiencia en las organizaciones. En un estudio realizado en la empresa suiza Marti Arc Jura, Schacher </w:t>
       </w:r>
       <w:r>
         <w:rPr>
@@ -12575,21 +12226,7 @@
         <w:rPr>
           <w:kern w:val="0"/>
         </w:rPr>
-        <w:t>(</w:t>
-      </w:r>
-      <w:proofErr w:type="spellStart"/>
-      <w:r>
-        <w:rPr>
-          <w:kern w:val="0"/>
-        </w:rPr>
-        <w:t>Wahjono</w:t>
-      </w:r>
-      <w:proofErr w:type="spellEnd"/>
-      <w:r>
-        <w:rPr>
-          <w:kern w:val="0"/>
-        </w:rPr>
-        <w:t xml:space="preserve"> et al., 2020)</w:t>
+        <w:t>(Wahjono et al., 2020)</w:t>
       </w:r>
       <w:r>
         <w:rPr>
@@ -12629,21 +12266,7 @@
         <w:rPr>
           <w:lang w:val="es-ES_tradnl"/>
         </w:rPr>
-        <w:t xml:space="preserve"> también se observa en el Foro de la Información (</w:t>
-      </w:r>
-      <w:proofErr w:type="spellStart"/>
-      <w:r>
-        <w:rPr>
-          <w:lang w:val="es-ES_tradnl"/>
-        </w:rPr>
-        <w:t>Inforum</w:t>
-      </w:r>
-      <w:proofErr w:type="spellEnd"/>
-      <w:r>
-        <w:rPr>
-          <w:lang w:val="es-ES_tradnl"/>
-        </w:rPr>
-        <w:t xml:space="preserve">), empresa donde se realizó la práctica profesional de julio a </w:t>
+        <w:t xml:space="preserve"> también se observa en el Foro de la Información (Inforum), empresa donde se realizó la práctica profesional de julio a </w:t>
       </w:r>
       <w:r>
         <w:rPr>
@@ -12748,21 +12371,7 @@
         <w:rPr>
           <w:lang w:val="es-ES_tradnl"/>
         </w:rPr>
-        <w:t xml:space="preserve">Ante este escenario, el propósito de este trabajo es desarrollar e implementar </w:t>
-      </w:r>
-      <w:proofErr w:type="spellStart"/>
-      <w:r>
-        <w:rPr>
-          <w:lang w:val="es-ES_tradnl"/>
-        </w:rPr>
-        <w:t>InforumGo</w:t>
-      </w:r>
-      <w:proofErr w:type="spellEnd"/>
-      <w:r>
-        <w:rPr>
-          <w:lang w:val="es-ES_tradnl"/>
-        </w:rPr>
-        <w:t>, un sistema web de fácil acceso y diseño responsive que centraliza la gestión de permisos, vacaciones e incapacidades, e incorpora un módulo de envío de campañas por correo que evita duplicados por cliente.</w:t>
+        <w:t>Ante este escenario, el propósito de este trabajo es desarrollar e implementar InforumGo, un sistema web de fácil acceso y diseño responsive que centraliza la gestión de permisos, vacaciones e incapacidades, e incorpora un módulo de envío de campañas por correo que evita duplicados por cliente.</w:t>
       </w:r>
     </w:p>
     <w:p>
@@ -12791,12 +12400,12 @@
       <w:pPr>
         <w:pStyle w:val="Ttulo1"/>
       </w:pPr>
-      <w:bookmarkStart w:id="2" w:name="_Toc243321319"/>
+      <w:bookmarkStart w:id="5" w:name="_Toc243321319"/>
       <w:r>
         <w:lastRenderedPageBreak/>
         <w:t>Capítulo II. Generalidades de la Empresa</w:t>
       </w:r>
-      <w:bookmarkEnd w:id="2"/>
+      <w:bookmarkEnd w:id="5"/>
     </w:p>
     <w:p>
       <w:pPr>
@@ -12818,593 +12427,2301 @@
       <w:pPr>
         <w:pStyle w:val="Ttulo2"/>
       </w:pPr>
-      <w:bookmarkStart w:id="3" w:name="_Toc243321320"/>
+      <w:bookmarkStart w:id="6" w:name="_Toc243321320"/>
       <w:r>
         <w:t>Descripción de la Empresa</w:t>
       </w:r>
-      <w:bookmarkEnd w:id="3"/>
+      <w:bookmarkEnd w:id="6"/>
+    </w:p>
+    <w:p>
+      <w:pPr>
+        <w:pStyle w:val="ParrafoCeutec"/>
+        <w:rPr>
+          <w:lang w:val="es-ES_tradnl"/>
+        </w:rPr>
+      </w:pPr>
+      <w:r>
+        <w:rPr>
+          <w:lang w:val="es-ES_tradnl"/>
+        </w:rPr>
+        <w:t>Foro de la Información (Inforum) es una empresa del sector tecnológico con presencia en Guatemala, El Salvador, Honduras, Panamá, República Dominicana y Ecuador. Según su sitio web oficial, su propósito es:</w:t>
+      </w:r>
+      <w:r>
+        <w:rPr>
+          <w:lang w:val="es-ES_tradnl"/>
+        </w:rPr>
+        <w:t xml:space="preserve"> “</w:t>
+      </w:r>
+      <w:r>
+        <w:rPr>
+          <w:lang w:val="es-ES_tradnl"/>
+        </w:rPr>
+        <w:t>Ayudamos a empresas a optimizar sus procesos mediante consultoría tecnológica, implementación de SAP Business One y otras soluciones empresariales</w:t>
+      </w:r>
+      <w:r>
+        <w:rPr>
+          <w:lang w:val="es-ES_tradnl"/>
+        </w:rPr>
+        <w:t xml:space="preserve">” </w:t>
+      </w:r>
+      <w:r>
+        <w:rPr>
+          <w:lang w:val="es-ES_tradnl"/>
+        </w:rPr>
+        <w:fldChar w:fldCharType="begin"/>
+      </w:r>
+      <w:r>
+        <w:rPr>
+          <w:lang w:val="es-ES_tradnl"/>
+        </w:rPr>
+        <w:instrText xml:space="preserve"> ADDIN ZOTERO_ITEM CSL_CITATION {"citationID":"5iBq9EO3","properties":{"unsorted":false,"formattedCitation":"(Grupo Inforum, s.\\uc0\\u160{}f.-b, p\\uc0\\u225{}rr. 1)","plainCitation":"(Grupo Inforum, s. f.-b, párr. 1)","noteIndex":0},"citationItems":[{"id":9,"uris":["http://zotero.org/users/local/q62uitc9/items/8WUUHU4K"],"itemData":{"id":9,"type":"post-weblog","abstract":"Implementación y consultoría SAP Business One para empresas en Guatemala, El Salvador, Honduras, Panamá, República Dominicana y Ecuador.","language":"es-ES","title":"SAP Business One: Consultoría y Soluciones ERP","title-short":"SAP Business One","URL":"https://grupoinforum.com/","author":[{"literal":"Grupo Inforum"}],"accessed":{"date-parts":[["2026",10,29]]}},"locator":"1","label":"paragraph"}],"schema":"https://github.com/citation-style-language/schema/raw/master/csl-citation.json"} </w:instrText>
+      </w:r>
+      <w:r>
+        <w:rPr>
+          <w:lang w:val="es-ES_tradnl"/>
+        </w:rPr>
+        <w:fldChar w:fldCharType="separate"/>
+      </w:r>
+      <w:r>
+        <w:rPr>
+          <w:kern w:val="0"/>
+          <w:lang w:val="es-HN"/>
+        </w:rPr>
+        <w:t xml:space="preserve">(Grupo Inforum, s. f.-b, párr. </w:t>
+      </w:r>
+      <w:r>
+        <w:rPr>
+          <w:kern w:val="0"/>
+        </w:rPr>
+        <w:t>1)</w:t>
+      </w:r>
+      <w:r>
+        <w:rPr>
+          <w:lang w:val="es-ES_tradnl"/>
+        </w:rPr>
+        <w:fldChar w:fldCharType="end"/>
+      </w:r>
+      <w:r>
+        <w:rPr>
+          <w:lang w:val="es-ES_tradnl"/>
+        </w:rPr>
+        <w:t>.</w:t>
+      </w:r>
     </w:p>
     <w:p>
       <w:pPr>
         <w:pStyle w:val="Ttulo3"/>
       </w:pPr>
-      <w:bookmarkStart w:id="4" w:name="_Toc243321321"/>
+      <w:bookmarkStart w:id="7" w:name="_Toc243321321"/>
       <w:r>
         <w:t>Historia Organizacional</w:t>
       </w:r>
-      <w:bookmarkEnd w:id="4"/>
+      <w:bookmarkEnd w:id="7"/>
+    </w:p>
+    <w:p>
+      <w:pPr>
+        <w:pStyle w:val="ParrafoCeutec"/>
+        <w:rPr>
+          <w:lang w:val="es-HN"/>
+        </w:rPr>
+      </w:pPr>
+      <w:r>
+        <w:rPr>
+          <w:lang w:val="es-HN"/>
+        </w:rPr>
+        <w:t>La empresa describe su trayectoria de la siguiente manera:</w:t>
+      </w:r>
+    </w:p>
+    <w:p>
+      <w:pPr>
+        <w:ind w:left="720"/>
+        <w:rPr>
+          <w:lang w:val="es-ES_tradnl"/>
+        </w:rPr>
+      </w:pPr>
+      <w:r>
+        <w:rPr>
+          <w:lang w:val="es-ES_tradnl"/>
+        </w:rPr>
+        <w:t>Inforum, con la visión de transformar empresas, se ha dedicado a implementar SAP Business One así como otros productos y servicios, en más de 400 clientes con diferentes giros de negocio.</w:t>
+      </w:r>
+    </w:p>
+    <w:p>
+      <w:pPr>
+        <w:ind w:left="720"/>
+        <w:rPr>
+          <w:lang w:val="es-ES_tradnl"/>
+        </w:rPr>
+      </w:pPr>
+      <w:r>
+        <w:rPr>
+          <w:lang w:val="es-ES_tradnl"/>
+        </w:rPr>
+        <w:t>Desde el 2004, Inforum hace una diferencia en la industria de software ofreciendo productos de clase mundial, con énfasis en que cada año la metodología de implementación es re-evaluada y refinada para obtener resultados óptimos, cada vez en menores tiempos de ejecución y con mejores resultados.</w:t>
+      </w:r>
+    </w:p>
+    <w:p>
+      <w:pPr>
+        <w:ind w:left="720"/>
+        <w:rPr>
+          <w:lang w:val="es-ES_tradnl"/>
+        </w:rPr>
+      </w:pPr>
+      <w:r>
+        <w:rPr>
+          <w:lang w:val="es-ES_tradnl"/>
+        </w:rPr>
+        <w:t>"De nada sirve tener el mejor software del mundo, si</w:t>
+      </w:r>
+      <w:r>
+        <w:rPr>
+          <w:lang w:val="es-ES_tradnl"/>
+        </w:rPr>
+        <w:t xml:space="preserve"> </w:t>
+      </w:r>
+      <w:r>
+        <w:rPr>
+          <w:lang w:val="es-ES_tradnl"/>
+        </w:rPr>
+        <w:t>no se puede echar a andar y sacarle provecho".</w:t>
+      </w:r>
+    </w:p>
+    <w:p>
+      <w:pPr>
+        <w:ind w:left="720"/>
+        <w:rPr>
+          <w:lang w:val="es-ES_tradnl"/>
+        </w:rPr>
+      </w:pPr>
+      <w:r>
+        <w:rPr>
+          <w:lang w:val="es-ES_tradnl"/>
+        </w:rPr>
+        <w:t>Ing. Edgar Urrutia,</w:t>
+      </w:r>
+      <w:r>
+        <w:rPr>
+          <w:lang w:val="es-ES_tradnl"/>
+        </w:rPr>
+        <w:t xml:space="preserve"> </w:t>
+      </w:r>
+      <w:r>
+        <w:rPr>
+          <w:lang w:val="es-ES_tradnl"/>
+        </w:rPr>
+        <w:t>Director Ejecutivo</w:t>
+      </w:r>
+      <w:r>
+        <w:rPr>
+          <w:lang w:val="es-ES_tradnl"/>
+        </w:rPr>
+        <w:t xml:space="preserve"> </w:t>
+      </w:r>
+      <w:r>
+        <w:rPr>
+          <w:lang w:val="es-ES_tradnl"/>
+        </w:rPr>
+        <w:fldChar w:fldCharType="begin"/>
+      </w:r>
+      <w:r>
+        <w:rPr>
+          <w:lang w:val="es-ES_tradnl"/>
+        </w:rPr>
+        <w:instrText xml:space="preserve"> ADDIN ZOTERO_ITEM CSL_CITATION {"citationID":"Jogcc8HJ","properties":{"unsorted":false,"formattedCitation":"(Grupo Inforum, s.\\uc0\\u160{}f.-a)","plainCitation":"(Grupo Inforum, s. f.-a)","noteIndex":0},"citationItems":[{"id":11,"uris":["http://zotero.org/users/local/q62uitc9/items/STB46C4T"],"itemData":{"id":11,"type":"document","note":"genre: Documento interno","title":"Misión, Visión, Valores e Historia de Grupo Inforum","author":[{"literal":"Grupo Inforum"}]}}],"schema":"https://github.com/citation-style-language/schema/raw/master/csl-citation.json"} </w:instrText>
+      </w:r>
+      <w:r>
+        <w:rPr>
+          <w:lang w:val="es-ES_tradnl"/>
+        </w:rPr>
+        <w:fldChar w:fldCharType="separate"/>
+      </w:r>
+      <w:r>
+        <w:rPr>
+          <w:rFonts w:cs="Times New Roman"/>
+          <w:kern w:val="0"/>
+          <w:lang w:val="es-HN"/>
+        </w:rPr>
+        <w:t>(Grupo Inforum, s. f.-a)</w:t>
+      </w:r>
+      <w:r>
+        <w:rPr>
+          <w:lang w:val="es-ES_tradnl"/>
+        </w:rPr>
+        <w:fldChar w:fldCharType="end"/>
+      </w:r>
+    </w:p>
+    <w:p>
+      <w:pPr>
+        <w:ind w:left="720"/>
+        <w:rPr>
+          <w:lang w:val="es-ES_tradnl"/>
+        </w:rPr>
+      </w:pPr>
+    </w:p>
+    <w:p>
+      <w:pPr>
+        <w:ind w:left="720"/>
+        <w:rPr>
+          <w:lang w:val="es-ES_tradnl"/>
+        </w:rPr>
+      </w:pPr>
+    </w:p>
+    <w:p>
+      <w:pPr>
+        <w:ind w:left="720"/>
+        <w:rPr>
+          <w:lang w:val="es-ES_tradnl"/>
+        </w:rPr>
+      </w:pPr>
     </w:p>
     <w:p>
       <w:pPr>
         <w:pStyle w:val="Ttulo3"/>
       </w:pPr>
-      <w:bookmarkStart w:id="5" w:name="_Toc243321322"/>
-      <w:r>
+      <w:bookmarkStart w:id="8" w:name="_Toc243321322"/>
+      <w:r>
+        <w:lastRenderedPageBreak/>
         <w:t>Misión Organizacional</w:t>
       </w:r>
-      <w:bookmarkEnd w:id="5"/>
+      <w:bookmarkEnd w:id="8"/>
+    </w:p>
+    <w:p>
+      <w:pPr>
+        <w:pStyle w:val="ParrafoCeutec"/>
+        <w:rPr>
+          <w:lang w:val="es-HN"/>
+        </w:rPr>
+      </w:pPr>
+      <w:r>
+        <w:rPr>
+          <w:lang w:val="es-HN"/>
+        </w:rPr>
+        <w:t>La empresa define su misión de la siguiente manera:</w:t>
+      </w:r>
+    </w:p>
+    <w:p>
+      <w:pPr>
+        <w:pStyle w:val="ParrafoCeutec"/>
+        <w:ind w:left="720" w:firstLine="0"/>
+        <w:rPr>
+          <w:lang w:val="es-ES_tradnl"/>
+        </w:rPr>
+      </w:pPr>
+      <w:r>
+        <w:rPr>
+          <w:lang w:val="es-ES_tradnl"/>
+        </w:rPr>
+        <w:t xml:space="preserve">Transformar a cada uno de nuestros clientes en un </w:t>
+      </w:r>
+      <w:r>
+        <w:rPr>
+          <w:b/>
+          <w:bCs/>
+          <w:lang w:val="es-ES_tradnl"/>
+        </w:rPr>
+        <w:t>LINCE</w:t>
+      </w:r>
+      <w:r>
+        <w:rPr>
+          <w:lang w:val="es-ES_tradnl"/>
+        </w:rPr>
+        <w:t xml:space="preserve"> sagaz, ágil y rápido. </w:t>
+      </w:r>
+      <w:r>
+        <w:rPr>
+          <w:b/>
+          <w:bCs/>
+          <w:lang w:val="es-ES_tradnl"/>
+        </w:rPr>
+        <w:t>LINCE</w:t>
+      </w:r>
+      <w:r>
+        <w:rPr>
+          <w:lang w:val="es-ES_tradnl"/>
+        </w:rPr>
+        <w:t xml:space="preserve"> también es acrónimo de:</w:t>
+      </w:r>
+    </w:p>
+    <w:p>
+      <w:pPr>
+        <w:pStyle w:val="ParrafoCeutec"/>
+        <w:ind w:left="720" w:firstLine="0"/>
+        <w:rPr>
+          <w:lang w:val="es-ES_tradnl"/>
+        </w:rPr>
+      </w:pPr>
+      <w:r>
+        <w:rPr>
+          <w:b/>
+          <w:bCs/>
+          <w:lang w:val="es-ES_tradnl"/>
+        </w:rPr>
+        <w:t>L</w:t>
+      </w:r>
+      <w:r>
+        <w:rPr>
+          <w:lang w:val="es-ES_tradnl"/>
+        </w:rPr>
+        <w:t>íder (</w:t>
+      </w:r>
+      <w:r>
+        <w:rPr>
+          <w:lang w:val="es-ES_tradnl"/>
+        </w:rPr>
+        <w:t>e</w:t>
+      </w:r>
+      <w:r>
+        <w:rPr>
+          <w:lang w:val="es-ES_tradnl"/>
+        </w:rPr>
+        <w:t>n su mercado, ante la competencia)</w:t>
+      </w:r>
+    </w:p>
+    <w:p>
+      <w:pPr>
+        <w:pStyle w:val="ParrafoCeutec"/>
+        <w:ind w:left="720" w:firstLine="0"/>
+        <w:rPr>
+          <w:lang w:val="es-ES_tradnl"/>
+        </w:rPr>
+      </w:pPr>
+      <w:r>
+        <w:rPr>
+          <w:b/>
+          <w:bCs/>
+          <w:lang w:val="es-ES_tradnl"/>
+        </w:rPr>
+        <w:t>I</w:t>
+      </w:r>
+      <w:r>
+        <w:rPr>
+          <w:lang w:val="es-ES_tradnl"/>
+        </w:rPr>
+        <w:t>nformado (mejorando su toma de decisiones)</w:t>
+      </w:r>
+    </w:p>
+    <w:p>
+      <w:pPr>
+        <w:pStyle w:val="ParrafoCeutec"/>
+        <w:ind w:left="720" w:firstLine="0"/>
+        <w:rPr>
+          <w:lang w:val="es-ES_tradnl"/>
+        </w:rPr>
+      </w:pPr>
+      <w:r>
+        <w:rPr>
+          <w:b/>
+          <w:bCs/>
+          <w:lang w:val="es-ES_tradnl"/>
+        </w:rPr>
+        <w:t>N</w:t>
+      </w:r>
+      <w:r>
+        <w:rPr>
+          <w:lang w:val="es-ES_tradnl"/>
+        </w:rPr>
+        <w:t>utrido (por más y mejores clientes)</w:t>
+      </w:r>
+    </w:p>
+    <w:p>
+      <w:pPr>
+        <w:pStyle w:val="ParrafoCeutec"/>
+        <w:ind w:left="720" w:firstLine="0"/>
+        <w:rPr>
+          <w:lang w:val="es-ES_tradnl"/>
+        </w:rPr>
+      </w:pPr>
+      <w:r>
+        <w:rPr>
+          <w:b/>
+          <w:bCs/>
+          <w:lang w:val="es-ES_tradnl"/>
+        </w:rPr>
+        <w:t>C</w:t>
+      </w:r>
+      <w:r>
+        <w:rPr>
+          <w:lang w:val="es-ES_tradnl"/>
+        </w:rPr>
+        <w:t>ontrolado (cuidando sus recursos)</w:t>
+      </w:r>
+    </w:p>
+    <w:p>
+      <w:pPr>
+        <w:pStyle w:val="ParrafoCeutec"/>
+        <w:ind w:left="720" w:firstLine="0"/>
+        <w:rPr>
+          <w:lang w:val="es-HN"/>
+        </w:rPr>
+      </w:pPr>
+      <w:r>
+        <w:rPr>
+          <w:b/>
+          <w:bCs/>
+          <w:lang w:val="es-ES_tradnl"/>
+        </w:rPr>
+        <w:t>E</w:t>
+      </w:r>
+      <w:r>
+        <w:rPr>
+          <w:lang w:val="es-ES_tradnl"/>
+        </w:rPr>
+        <w:t>stratégico (adelantándose a los hechos)</w:t>
+      </w:r>
+      <w:r>
+        <w:rPr>
+          <w:lang w:val="es-ES_tradnl"/>
+        </w:rPr>
+        <w:t xml:space="preserve"> </w:t>
+      </w:r>
+      <w:r>
+        <w:rPr>
+          <w:lang w:val="es-ES_tradnl"/>
+        </w:rPr>
+        <w:fldChar w:fldCharType="begin"/>
+      </w:r>
+      <w:r>
+        <w:rPr>
+          <w:lang w:val="es-ES_tradnl"/>
+        </w:rPr>
+        <w:instrText xml:space="preserve"> ADDIN ZOTERO_ITEM CSL_CITATION {"citationID":"NuDDMgdU","properties":{"unsorted":false,"formattedCitation":"(Grupo Inforum, s.\\uc0\\u160{}f.-a)","plainCitation":"(Grupo Inforum, s. f.-a)","noteIndex":0},"citationItems":[{"id":11,"uris":["http://zotero.org/users/local/q62uitc9/items/STB46C4T"],"itemData":{"id":11,"type":"document","note":"genre: Documento interno","title":"Misión, Visión, Valores e Historia de Grupo Inforum","author":[{"literal":"Grupo Inforum"}]}}],"schema":"https://github.com/citation-style-language/schema/raw/master/csl-citation.json"} </w:instrText>
+      </w:r>
+      <w:r>
+        <w:rPr>
+          <w:lang w:val="es-ES_tradnl"/>
+        </w:rPr>
+        <w:fldChar w:fldCharType="separate"/>
+      </w:r>
+      <w:r>
+        <w:rPr>
+          <w:kern w:val="0"/>
+          <w:lang w:val="es-HN"/>
+        </w:rPr>
+        <w:t>(Grupo Inforum, s. f.-a)</w:t>
+      </w:r>
+      <w:r>
+        <w:rPr>
+          <w:lang w:val="es-ES_tradnl"/>
+        </w:rPr>
+        <w:fldChar w:fldCharType="end"/>
+      </w:r>
     </w:p>
     <w:p>
       <w:pPr>
         <w:pStyle w:val="Ttulo3"/>
       </w:pPr>
-      <w:bookmarkStart w:id="6" w:name="_Toc243321323"/>
+      <w:r>
+        <w:t>Visión Organizacional</w:t>
+      </w:r>
+    </w:p>
+    <w:p>
+      <w:pPr>
+        <w:pStyle w:val="ParrafoCeutec"/>
+        <w:rPr>
+          <w:lang w:val="es-ES_tradnl"/>
+        </w:rPr>
+      </w:pPr>
+      <w:r>
+        <w:rPr>
+          <w:lang w:val="es-HN"/>
+        </w:rPr>
+        <w:t xml:space="preserve">La empresa define su </w:t>
+      </w:r>
+      <w:r>
+        <w:rPr>
+          <w:lang w:val="es-HN"/>
+        </w:rPr>
+        <w:t>v</w:t>
+      </w:r>
+      <w:r>
+        <w:rPr>
+          <w:lang w:val="es-HN"/>
+        </w:rPr>
+        <w:t>isión de la siguiente manera:</w:t>
+      </w:r>
+      <w:r>
+        <w:rPr>
+          <w:lang w:val="es-HN"/>
+        </w:rPr>
+        <w:t xml:space="preserve"> “</w:t>
+      </w:r>
+      <w:r>
+        <w:rPr>
+          <w:lang w:val="es-ES_tradnl"/>
+        </w:rPr>
+        <w:t>Transformando empesas y personas porque somos agentes de cambio</w:t>
+      </w:r>
+      <w:r>
+        <w:rPr>
+          <w:lang w:val="es-ES_tradnl"/>
+        </w:rPr>
+        <w:t>”</w:t>
+      </w:r>
+      <w:r>
+        <w:rPr>
+          <w:lang w:val="es-ES_tradnl"/>
+        </w:rPr>
+        <w:t xml:space="preserve"> </w:t>
+      </w:r>
+      <w:r>
+        <w:rPr>
+          <w:lang w:val="es-ES_tradnl"/>
+        </w:rPr>
+        <w:fldChar w:fldCharType="begin"/>
+      </w:r>
+      <w:r>
+        <w:rPr>
+          <w:lang w:val="es-ES_tradnl"/>
+        </w:rPr>
+        <w:instrText xml:space="preserve"> ADDIN ZOTERO_ITEM CSL_CITATION {"citationID":"KlhxwqI0","properties":{"unsorted":false,"formattedCitation":"(Grupo Inforum, s.\\uc0\\u160{}f.-a)","plainCitation":"(Grupo Inforum, s. f.-a)","noteIndex":0},"citationItems":[{"id":11,"uris":["http://zotero.org/users/local/q62uitc9/items/STB46C4T"],"itemData":{"id":11,"type":"document","note":"genre: Documento interno","title":"Misión, Visión, Valores e Historia de Grupo Inforum","author":[{"literal":"Grupo Inforum"}]}}],"schema":"https://github.com/citation-style-language/schema/raw/master/csl-citation.json"} </w:instrText>
+      </w:r>
+      <w:r>
+        <w:rPr>
+          <w:lang w:val="es-ES_tradnl"/>
+        </w:rPr>
+        <w:fldChar w:fldCharType="separate"/>
+      </w:r>
+      <w:r>
+        <w:rPr>
+          <w:kern w:val="0"/>
+          <w:lang w:val="es-HN"/>
+        </w:rPr>
+        <w:t>(Grupo Inforum, s. f.-a)</w:t>
+      </w:r>
+      <w:r>
+        <w:rPr>
+          <w:lang w:val="es-ES_tradnl"/>
+        </w:rPr>
+        <w:fldChar w:fldCharType="end"/>
+      </w:r>
+      <w:r>
+        <w:rPr>
+          <w:lang w:val="es-ES_tradnl"/>
+        </w:rPr>
+        <w:t>.</w:t>
+      </w:r>
+    </w:p>
+    <w:p>
+      <w:pPr>
+        <w:pStyle w:val="Ttulo3"/>
+      </w:pPr>
+      <w:bookmarkStart w:id="9" w:name="_Toc243321323"/>
       <w:r>
         <w:t>Valores Organizacionales</w:t>
       </w:r>
-      <w:bookmarkEnd w:id="6"/>
+      <w:bookmarkEnd w:id="9"/>
+    </w:p>
+    <w:p>
+      <w:pPr>
+        <w:pStyle w:val="ParrafoCeutec"/>
+        <w:rPr>
+          <w:lang w:val="es-ES_tradnl"/>
+        </w:rPr>
+      </w:pPr>
+      <w:r>
+        <w:rPr>
+          <w:lang w:val="es-ES_tradnl"/>
+        </w:rPr>
+        <w:t>Según</w:t>
+      </w:r>
+      <w:r>
+        <w:rPr>
+          <w:lang w:val="es-ES_tradnl"/>
+        </w:rPr>
+        <w:t xml:space="preserve"> la empresa</w:t>
+      </w:r>
+      <w:r>
+        <w:rPr>
+          <w:lang w:val="es-ES_tradnl"/>
+        </w:rPr>
+        <w:t>, sus valores se resumen en dos principios:</w:t>
+      </w:r>
+      <w:r>
+        <w:rPr>
+          <w:lang w:val="es-ES_tradnl"/>
+        </w:rPr>
+        <w:t xml:space="preserve"> “</w:t>
+      </w:r>
+      <w:r>
+        <w:rPr>
+          <w:lang w:val="es-ES_tradnl"/>
+        </w:rPr>
+        <w:t xml:space="preserve">La vida es un juego, hay que </w:t>
+      </w:r>
+      <w:r>
+        <w:rPr>
+          <w:b/>
+          <w:bCs/>
+          <w:lang w:val="es-ES_tradnl"/>
+        </w:rPr>
+        <w:t>REIR</w:t>
+      </w:r>
+      <w:r>
+        <w:rPr>
+          <w:lang w:val="es-ES_tradnl"/>
+        </w:rPr>
+        <w:t xml:space="preserve"> siempre. </w:t>
+      </w:r>
+      <w:r>
+        <w:rPr>
+          <w:b/>
+          <w:bCs/>
+          <w:lang w:val="es-ES_tradnl"/>
+        </w:rPr>
+        <w:t>REIR</w:t>
+      </w:r>
+      <w:r>
+        <w:rPr>
+          <w:lang w:val="es-ES_tradnl"/>
+        </w:rPr>
+        <w:t xml:space="preserve"> también es acrónimo de: </w:t>
+      </w:r>
+      <w:r>
+        <w:rPr>
+          <w:b/>
+          <w:bCs/>
+          <w:lang w:val="es-ES_tradnl"/>
+        </w:rPr>
+        <w:t>R</w:t>
+      </w:r>
+      <w:r>
+        <w:rPr>
+          <w:lang w:val="es-ES_tradnl"/>
+        </w:rPr>
+        <w:t xml:space="preserve">esponsabilidad, </w:t>
+      </w:r>
+      <w:r>
+        <w:rPr>
+          <w:b/>
+          <w:bCs/>
+          <w:lang w:val="es-ES_tradnl"/>
+        </w:rPr>
+        <w:t>E</w:t>
+      </w:r>
+      <w:r>
+        <w:rPr>
+          <w:lang w:val="es-ES_tradnl"/>
+        </w:rPr>
+        <w:t xml:space="preserve">xcelencia, </w:t>
+      </w:r>
+      <w:r>
+        <w:rPr>
+          <w:b/>
+          <w:bCs/>
+          <w:lang w:val="es-ES_tradnl"/>
+        </w:rPr>
+        <w:t>I</w:t>
+      </w:r>
+      <w:r>
+        <w:rPr>
+          <w:lang w:val="es-ES_tradnl"/>
+        </w:rPr>
+        <w:t xml:space="preserve">ntegridad, </w:t>
+      </w:r>
+      <w:r>
+        <w:rPr>
+          <w:b/>
+          <w:bCs/>
+          <w:lang w:val="es-ES_tradnl"/>
+        </w:rPr>
+        <w:t>R</w:t>
+      </w:r>
+      <w:r>
+        <w:rPr>
+          <w:lang w:val="es-ES_tradnl"/>
+        </w:rPr>
+        <w:t>espeto.</w:t>
+      </w:r>
+      <w:r>
+        <w:rPr>
+          <w:lang w:val="es-ES_tradnl"/>
+        </w:rPr>
+        <w:t xml:space="preserve"> </w:t>
+      </w:r>
+      <w:r>
+        <w:rPr>
+          <w:lang w:val="es-ES_tradnl"/>
+        </w:rPr>
+        <w:t xml:space="preserve">Pensemos siempre en </w:t>
+      </w:r>
+      <w:r>
+        <w:rPr>
+          <w:b/>
+          <w:bCs/>
+          <w:lang w:val="es-ES_tradnl"/>
+        </w:rPr>
+        <w:t>Largo Plazo</w:t>
+      </w:r>
+      <w:r>
+        <w:rPr>
+          <w:lang w:val="es-ES_tradnl"/>
+        </w:rPr>
+        <w:t xml:space="preserve">: </w:t>
+      </w:r>
+      <w:r>
+        <w:rPr>
+          <w:b/>
+          <w:bCs/>
+          <w:lang w:val="es-ES_tradnl"/>
+        </w:rPr>
+        <w:t>L</w:t>
+      </w:r>
+      <w:r>
+        <w:rPr>
+          <w:lang w:val="es-ES_tradnl"/>
+        </w:rPr>
+        <w:t xml:space="preserve">ealtad y </w:t>
+      </w:r>
+      <w:r>
+        <w:rPr>
+          <w:b/>
+          <w:bCs/>
+          <w:lang w:val="es-ES_tradnl"/>
+        </w:rPr>
+        <w:t>P</w:t>
+      </w:r>
+      <w:r>
+        <w:rPr>
+          <w:lang w:val="es-ES_tradnl"/>
+        </w:rPr>
+        <w:t>erseverancia</w:t>
+      </w:r>
+      <w:r>
+        <w:rPr>
+          <w:lang w:val="es-ES_tradnl"/>
+        </w:rPr>
+        <w:t xml:space="preserve">” </w:t>
+      </w:r>
+      <w:r>
+        <w:rPr>
+          <w:lang w:val="es-ES_tradnl"/>
+        </w:rPr>
+        <w:fldChar w:fldCharType="begin"/>
+      </w:r>
+      <w:r>
+        <w:rPr>
+          <w:lang w:val="es-ES_tradnl"/>
+        </w:rPr>
+        <w:instrText xml:space="preserve"> ADDIN ZOTERO_ITEM CSL_CITATION {"citationID":"RdviRYM2","properties":{"unsorted":false,"formattedCitation":"(Grupo Inforum, s.\\uc0\\u160{}f.-a)","plainCitation":"(Grupo Inforum, s. f.-a)","noteIndex":0},"citationItems":[{"id":11,"uris":["http://zotero.org/users/local/q62uitc9/items/STB46C4T"],"itemData":{"id":11,"type":"document","note":"genre: Documento interno","title":"Misión, Visión, Valores e Historia de Grupo Inforum","author":[{"literal":"Grupo Inforum"}]}}],"schema":"https://github.com/citation-style-language/schema/raw/master/csl-citation.json"} </w:instrText>
+      </w:r>
+      <w:r>
+        <w:rPr>
+          <w:lang w:val="es-ES_tradnl"/>
+        </w:rPr>
+        <w:fldChar w:fldCharType="separate"/>
+      </w:r>
+      <w:r>
+        <w:rPr>
+          <w:kern w:val="0"/>
+          <w:lang w:val="es-HN"/>
+        </w:rPr>
+        <w:t>(Grupo Inforum, s. f.-a)</w:t>
+      </w:r>
+      <w:r>
+        <w:rPr>
+          <w:lang w:val="es-ES_tradnl"/>
+        </w:rPr>
+        <w:fldChar w:fldCharType="end"/>
+      </w:r>
+      <w:r>
+        <w:rPr>
+          <w:lang w:val="es-ES_tradnl"/>
+        </w:rPr>
+        <w:t>.</w:t>
+      </w:r>
+    </w:p>
+    <w:p>
+      <w:pPr>
+        <w:pStyle w:val="ParrafoCeutec"/>
+        <w:rPr>
+          <w:lang w:val="es-ES_tradnl"/>
+        </w:rPr>
+      </w:pPr>
+    </w:p>
+    <w:p>
+      <w:pPr>
+        <w:pStyle w:val="ParrafoCeutec"/>
+        <w:rPr>
+          <w:lang w:val="es-ES_tradnl"/>
+        </w:rPr>
+      </w:pPr>
+    </w:p>
+    <w:p>
+      <w:pPr>
+        <w:pStyle w:val="ParrafoCeutec"/>
+        <w:rPr>
+          <w:lang w:val="es-ES_tradnl"/>
+        </w:rPr>
+      </w:pPr>
+    </w:p>
+    <w:p>
+      <w:pPr>
+        <w:pStyle w:val="ParrafoCeutec"/>
+        <w:rPr>
+          <w:lang w:val="es-ES_tradnl"/>
+        </w:rPr>
+      </w:pPr>
+    </w:p>
+    <w:p>
+      <w:pPr>
+        <w:pStyle w:val="ParrafoCeutec"/>
+        <w:rPr>
+          <w:lang w:val="es-ES_tradnl"/>
+        </w:rPr>
+      </w:pPr>
+    </w:p>
+    <w:p>
+      <w:pPr>
+        <w:pStyle w:val="ParrafoCeutec"/>
+        <w:rPr>
+          <w:lang w:val="es-ES_tradnl"/>
+        </w:rPr>
+      </w:pPr>
     </w:p>
     <w:p>
       <w:pPr>
         <w:pStyle w:val="Ttulo3"/>
       </w:pPr>
-      <w:bookmarkStart w:id="7" w:name="_Toc243321324"/>
-      <w:r>
+      <w:bookmarkStart w:id="10" w:name="_Toc243321324"/>
+      <w:r>
+        <w:lastRenderedPageBreak/>
         <w:t>Organigrama Organizacional</w:t>
       </w:r>
-      <w:bookmarkEnd w:id="7"/>
-    </w:p>
-    <w:p>
-      <w:pPr>
-        <w:pStyle w:val="Ttulo2"/>
-      </w:pPr>
-      <w:bookmarkStart w:id="8" w:name="_Toc243321325"/>
-      <w:r>
-        <w:t>Descripción del Departamento o Unidad</w:t>
-      </w:r>
-      <w:bookmarkEnd w:id="8"/>
-    </w:p>
-    <w:p>
-      <w:pPr>
-        <w:pStyle w:val="Ttulo2"/>
-      </w:pPr>
-      <w:bookmarkStart w:id="9" w:name="_Toc243321326"/>
-      <w:r>
-        <w:t>Antecedentes del Problema</w:t>
-      </w:r>
-      <w:bookmarkEnd w:id="9"/>
-    </w:p>
-    <w:p>
-      <w:pPr>
-        <w:rPr>
-          <w:lang w:val="es-HN"/>
-        </w:rPr>
-      </w:pPr>
-    </w:p>
-    <w:p>
-      <w:pPr>
-        <w:pStyle w:val="Ttulo2"/>
-      </w:pPr>
-      <w:bookmarkStart w:id="10" w:name="_Toc243321327"/>
-      <w:r>
-        <w:lastRenderedPageBreak/>
-        <w:t>Objetivos</w:t>
-      </w:r>
       <w:bookmarkEnd w:id="10"/>
-    </w:p>
-    <w:p>
-      <w:pPr>
-        <w:pStyle w:val="Ttulo3"/>
-      </w:pPr>
-      <w:bookmarkStart w:id="11" w:name="_Toc243321328"/>
-      <w:r>
-        <w:t>Objetivo General</w:t>
-      </w:r>
-      <w:bookmarkEnd w:id="11"/>
-    </w:p>
-    <w:p>
-      <w:pPr>
-        <w:pStyle w:val="Ttulo3"/>
-      </w:pPr>
-      <w:bookmarkStart w:id="12" w:name="_Toc243321329"/>
-      <w:r>
-        <w:t>Objetivos Específicos</w:t>
-      </w:r>
-      <w:bookmarkEnd w:id="12"/>
-    </w:p>
-    <w:p>
-      <w:pPr>
-        <w:pStyle w:val="Ttulo1"/>
-      </w:pPr>
-      <w:bookmarkStart w:id="13" w:name="_Toc243321330"/>
-      <w:r>
-        <w:t>Capítulo III. Marco Teórico</w:t>
-      </w:r>
-      <w:bookmarkEnd w:id="13"/>
-    </w:p>
-    <w:p>
-      <w:pPr>
-        <w:pStyle w:val="Nmerodecaptulo"/>
-        <w:rPr>
-          <w:lang w:val="es-ES_tradnl"/>
-        </w:rPr>
-      </w:pPr>
-    </w:p>
-    <w:p>
-      <w:pPr>
-        <w:pStyle w:val="Ttulo2"/>
-      </w:pPr>
-      <w:bookmarkStart w:id="14" w:name="_Toc243321331"/>
-      <w:r>
-        <w:t>Análisis de la Situación Actual</w:t>
-      </w:r>
-      <w:bookmarkEnd w:id="14"/>
-    </w:p>
-    <w:p>
-      <w:pPr>
-        <w:pStyle w:val="Ttulo3"/>
-      </w:pPr>
-      <w:bookmarkStart w:id="15" w:name="_Toc243321332"/>
-      <w:r>
-        <w:t>Diagnostico Situacional FODA</w:t>
-      </w:r>
-      <w:bookmarkEnd w:id="15"/>
-    </w:p>
-    <w:p>
-      <w:pPr>
-        <w:pStyle w:val="Ttulo2"/>
-      </w:pPr>
-      <w:bookmarkStart w:id="16" w:name="_Toc243321333"/>
-      <w:r>
-        <w:t>Tecnologías de Control de Versiones</w:t>
-      </w:r>
-      <w:bookmarkEnd w:id="16"/>
-    </w:p>
-    <w:p>
-      <w:pPr>
-        <w:pStyle w:val="Ttulo3"/>
-      </w:pPr>
-      <w:bookmarkStart w:id="17" w:name="_Toc243321334"/>
-      <w:r>
-        <w:t>Git</w:t>
-      </w:r>
-      <w:bookmarkEnd w:id="17"/>
-    </w:p>
-    <w:p>
-      <w:pPr>
-        <w:pStyle w:val="Ttulo3"/>
-      </w:pPr>
-      <w:bookmarkStart w:id="18" w:name="_Toc243321335"/>
-      <w:proofErr w:type="spellStart"/>
-      <w:r>
-        <w:t>Github</w:t>
-      </w:r>
-      <w:bookmarkEnd w:id="18"/>
-      <w:proofErr w:type="spellEnd"/>
-    </w:p>
-    <w:p>
-      <w:pPr>
-        <w:pStyle w:val="Ttulo3"/>
-      </w:pPr>
-      <w:bookmarkStart w:id="19" w:name="_Toc243321336"/>
-      <w:proofErr w:type="spellStart"/>
-      <w:r>
-        <w:t>Firebase</w:t>
-      </w:r>
-      <w:proofErr w:type="spellEnd"/>
-      <w:r>
-        <w:t xml:space="preserve"> Hosting</w:t>
-      </w:r>
-      <w:bookmarkEnd w:id="19"/>
-    </w:p>
-    <w:p>
-      <w:pPr>
-        <w:pStyle w:val="Ttulo3"/>
-      </w:pPr>
-      <w:bookmarkStart w:id="20" w:name="_Toc243321337"/>
-      <w:r>
-        <w:t>Render</w:t>
-      </w:r>
-      <w:bookmarkEnd w:id="20"/>
-    </w:p>
-    <w:p>
-      <w:pPr>
-        <w:pStyle w:val="Ttulo3"/>
-      </w:pPr>
-      <w:bookmarkStart w:id="21" w:name="_Toc243321338"/>
-      <w:r>
-        <w:t>Aiven</w:t>
-      </w:r>
-      <w:bookmarkEnd w:id="21"/>
-    </w:p>
-    <w:p>
-      <w:pPr>
-        <w:pStyle w:val="Ttulo3"/>
-      </w:pPr>
-      <w:bookmarkStart w:id="22" w:name="_Toc243321339"/>
-      <w:proofErr w:type="spellStart"/>
-      <w:r>
-        <w:t>Resend</w:t>
-      </w:r>
-      <w:bookmarkEnd w:id="22"/>
-      <w:proofErr w:type="spellEnd"/>
-    </w:p>
-    <w:p>
-      <w:pPr>
-        <w:pStyle w:val="Ttulo3"/>
-      </w:pPr>
-      <w:bookmarkStart w:id="23" w:name="_Toc243321340"/>
-      <w:proofErr w:type="spellStart"/>
-      <w:r>
-        <w:t>Cloudinary</w:t>
-      </w:r>
-      <w:bookmarkEnd w:id="23"/>
-      <w:proofErr w:type="spellEnd"/>
-    </w:p>
-    <w:p>
-      <w:pPr>
-        <w:pStyle w:val="Ttulo3"/>
-      </w:pPr>
-      <w:bookmarkStart w:id="24" w:name="_Toc243321341"/>
-      <w:r>
-        <w:t xml:space="preserve">Buena Práctica: </w:t>
-      </w:r>
-      <w:proofErr w:type="spellStart"/>
-      <w:r>
-        <w:t>Conventional</w:t>
-      </w:r>
-      <w:proofErr w:type="spellEnd"/>
-      <w:r>
-        <w:t xml:space="preserve"> </w:t>
-      </w:r>
-      <w:proofErr w:type="spellStart"/>
-      <w:r>
-        <w:t>Commits</w:t>
-      </w:r>
-      <w:bookmarkEnd w:id="24"/>
-      <w:proofErr w:type="spellEnd"/>
-    </w:p>
-    <w:p>
-      <w:pPr>
-        <w:pStyle w:val="Ttulo2"/>
-      </w:pPr>
-      <w:bookmarkStart w:id="25" w:name="_Toc243321342"/>
-      <w:r>
-        <w:t>IDE y Editor de Código</w:t>
-      </w:r>
-      <w:bookmarkEnd w:id="25"/>
-    </w:p>
-    <w:p>
-      <w:pPr>
-        <w:pStyle w:val="Ttulo3"/>
-      </w:pPr>
-      <w:bookmarkStart w:id="26" w:name="_Toc243321343"/>
-      <w:r>
-        <w:t>Visual Studio Code</w:t>
-      </w:r>
-      <w:bookmarkEnd w:id="26"/>
-    </w:p>
-    <w:p>
-      <w:pPr>
-        <w:pStyle w:val="Ttulo2"/>
-      </w:pPr>
-      <w:bookmarkStart w:id="27" w:name="_Toc243321344"/>
-      <w:proofErr w:type="spellStart"/>
-      <w:r>
-        <w:t>Frameworks</w:t>
-      </w:r>
-      <w:proofErr w:type="spellEnd"/>
-      <w:r>
-        <w:t xml:space="preserve"> y Tecnología de Desarrollo Web</w:t>
-      </w:r>
-      <w:bookmarkEnd w:id="27"/>
-    </w:p>
-    <w:p>
-      <w:pPr>
-        <w:pStyle w:val="Ttulo3"/>
-      </w:pPr>
-      <w:bookmarkStart w:id="28" w:name="_Toc243321345"/>
-      <w:r>
-        <w:t>HTML</w:t>
-      </w:r>
-      <w:bookmarkEnd w:id="28"/>
-    </w:p>
-    <w:p>
-      <w:pPr>
-        <w:pStyle w:val="Ttulo3"/>
-      </w:pPr>
-      <w:bookmarkStart w:id="29" w:name="_Toc243321346"/>
-      <w:r>
-        <w:rPr>
-          <w:lang w:val="en-US"/>
-        </w:rPr>
-        <w:lastRenderedPageBreak/>
-        <w:t>CSS</w:t>
-      </w:r>
-      <w:r>
-        <w:rPr>
-          <w:lang w:val="en-US"/>
-        </w:rPr>
-        <w:t>/SCS</w:t>
-      </w:r>
-      <w:r>
-        <w:t>S</w:t>
-      </w:r>
-      <w:bookmarkEnd w:id="29"/>
-    </w:p>
-    <w:p>
-      <w:pPr>
-        <w:pStyle w:val="Ttulo3"/>
-      </w:pPr>
-      <w:bookmarkStart w:id="30" w:name="_Toc243321347"/>
-      <w:r>
-        <w:t>Angular</w:t>
-      </w:r>
-      <w:bookmarkEnd w:id="30"/>
-    </w:p>
-    <w:p>
-      <w:pPr>
-        <w:pStyle w:val="Ttulo3"/>
-      </w:pPr>
-      <w:bookmarkStart w:id="31" w:name="_Toc243321348"/>
-      <w:r>
-        <w:rPr>
-          <w:lang w:val="en-US"/>
-        </w:rPr>
-        <w:t>TypeScript</w:t>
-      </w:r>
-      <w:bookmarkEnd w:id="31"/>
-    </w:p>
-    <w:p>
-      <w:pPr>
-        <w:pStyle w:val="Ttulo3"/>
-      </w:pPr>
-      <w:bookmarkStart w:id="32" w:name="_Toc243321349"/>
-      <w:r>
-        <w:t>Bootstrap</w:t>
-      </w:r>
-      <w:bookmarkEnd w:id="32"/>
-    </w:p>
-    <w:p>
-      <w:pPr>
-        <w:pStyle w:val="Ttulo3"/>
-      </w:pPr>
-      <w:bookmarkStart w:id="33" w:name="_Toc243321350"/>
-      <w:r>
-        <w:t>Express.js</w:t>
-      </w:r>
-      <w:bookmarkEnd w:id="33"/>
-    </w:p>
-    <w:p>
-      <w:pPr>
-        <w:pStyle w:val="Ttulo3"/>
-      </w:pPr>
-      <w:bookmarkStart w:id="34" w:name="_Toc243321351"/>
-      <w:proofErr w:type="spellStart"/>
-      <w:r>
-        <w:t>DataTables</w:t>
-      </w:r>
-      <w:bookmarkEnd w:id="34"/>
-      <w:proofErr w:type="spellEnd"/>
-    </w:p>
-    <w:p>
-      <w:pPr>
-        <w:pStyle w:val="Ttulo3"/>
-        <w:rPr>
-          <w:lang w:val="en-US"/>
-        </w:rPr>
-      </w:pPr>
-      <w:bookmarkStart w:id="35" w:name="_Toc243321352"/>
-      <w:r>
-        <w:t>JTW</w:t>
-      </w:r>
-      <w:bookmarkEnd w:id="35"/>
-    </w:p>
-    <w:p>
-      <w:pPr>
-        <w:pStyle w:val="Ttulo3"/>
-        <w:rPr>
-          <w:lang w:val="en-US"/>
-        </w:rPr>
-      </w:pPr>
-      <w:bookmarkStart w:id="36" w:name="_Toc243321353"/>
-      <w:r>
-        <w:rPr>
-          <w:lang w:val="en-US"/>
-        </w:rPr>
-        <w:t>JavaScript</w:t>
-      </w:r>
-      <w:bookmarkEnd w:id="36"/>
-    </w:p>
-    <w:p>
-      <w:pPr>
-        <w:pStyle w:val="Ttulo3"/>
-        <w:rPr>
-          <w:lang w:val="en-US"/>
-        </w:rPr>
-      </w:pPr>
-      <w:bookmarkStart w:id="37" w:name="_Toc243321354"/>
-      <w:r>
-        <w:rPr>
-          <w:lang w:val="en-US"/>
-        </w:rPr>
-        <w:t>React</w:t>
-      </w:r>
-      <w:bookmarkEnd w:id="37"/>
-    </w:p>
-    <w:p>
-      <w:pPr>
-        <w:pStyle w:val="Ttulo3"/>
-        <w:rPr>
-          <w:lang w:val="en-US"/>
-        </w:rPr>
-      </w:pPr>
-      <w:bookmarkStart w:id="38" w:name="_Toc243321355"/>
-      <w:r>
-        <w:rPr>
-          <w:lang w:val="en-US"/>
-        </w:rPr>
-        <w:t>Nodejs</w:t>
-      </w:r>
-      <w:bookmarkEnd w:id="38"/>
-    </w:p>
-    <w:p>
-      <w:pPr>
-        <w:pStyle w:val="Ttulo3"/>
-      </w:pPr>
-      <w:bookmarkStart w:id="39" w:name="_Toc243321356"/>
-      <w:r>
-        <w:t>MySQL</w:t>
-      </w:r>
-      <w:bookmarkEnd w:id="39"/>
-    </w:p>
-    <w:p>
-      <w:pPr>
-        <w:pStyle w:val="Ttulo2"/>
-      </w:pPr>
-      <w:bookmarkStart w:id="40" w:name="_Toc243321357"/>
-      <w:r>
-        <w:t>Arquitectura de Capas</w:t>
-      </w:r>
-      <w:bookmarkEnd w:id="40"/>
-    </w:p>
-    <w:p>
-      <w:pPr>
-        <w:pStyle w:val="Ttulo3"/>
-      </w:pPr>
-      <w:bookmarkStart w:id="41" w:name="_Toc243321358"/>
-      <w:r>
-        <w:t>Capa de Rutas</w:t>
-      </w:r>
-      <w:bookmarkEnd w:id="41"/>
-    </w:p>
-    <w:p>
-      <w:pPr>
-        <w:pStyle w:val="Ttulo3"/>
-      </w:pPr>
-      <w:bookmarkStart w:id="42" w:name="_Toc243321359"/>
-      <w:r>
-        <w:t>Capa de Servicio</w:t>
-      </w:r>
-      <w:bookmarkEnd w:id="42"/>
-    </w:p>
-    <w:p>
-      <w:pPr>
-        <w:pStyle w:val="Ttulo3"/>
-      </w:pPr>
-      <w:bookmarkStart w:id="43" w:name="_Toc243321360"/>
-      <w:r>
-        <w:t>Capa de Base de Datos</w:t>
-      </w:r>
-      <w:bookmarkEnd w:id="43"/>
-    </w:p>
-    <w:p>
-      <w:pPr>
-        <w:pStyle w:val="Ttulo1"/>
-      </w:pPr>
-      <w:bookmarkStart w:id="44" w:name="_Toc243321361"/>
-      <w:r>
-        <w:t>Capítulo IV. Metodología</w:t>
-      </w:r>
-      <w:bookmarkEnd w:id="44"/>
-    </w:p>
-    <w:p>
-      <w:pPr>
-        <w:pStyle w:val="Nmerodecaptulo"/>
-        <w:rPr>
-          <w:lang w:val="es-ES_tradnl"/>
-        </w:rPr>
-      </w:pPr>
-    </w:p>
-    <w:p>
-      <w:pPr>
-        <w:pStyle w:val="Ttulo2"/>
-      </w:pPr>
-      <w:bookmarkStart w:id="45" w:name="_Toc243321362"/>
-      <w:r>
-        <w:t>Hipótesis</w:t>
-      </w:r>
-      <w:bookmarkEnd w:id="45"/>
-    </w:p>
-    <w:p>
-      <w:pPr>
-        <w:pStyle w:val="Ttulo2"/>
-      </w:pPr>
-      <w:bookmarkStart w:id="46" w:name="_Toc243321363"/>
-      <w:r>
-        <w:t>Variables de Investigación</w:t>
-      </w:r>
-      <w:bookmarkEnd w:id="46"/>
-    </w:p>
-    <w:p>
-      <w:pPr>
-        <w:pStyle w:val="Ttulo3"/>
-      </w:pPr>
-      <w:bookmarkStart w:id="47" w:name="_Toc243321364"/>
-      <w:r>
-        <w:t>Variable Independiente</w:t>
-      </w:r>
-      <w:bookmarkEnd w:id="47"/>
-    </w:p>
-    <w:p>
-      <w:pPr>
-        <w:pStyle w:val="Ttulo3"/>
-      </w:pPr>
-      <w:bookmarkStart w:id="48" w:name="_Toc243321365"/>
-      <w:r>
-        <w:lastRenderedPageBreak/>
-        <w:t>Variables Dependientes</w:t>
-      </w:r>
-      <w:bookmarkEnd w:id="48"/>
-    </w:p>
-    <w:p>
-      <w:pPr>
-        <w:pStyle w:val="Ttulo2"/>
-      </w:pPr>
-      <w:bookmarkStart w:id="49" w:name="_Toc243321366"/>
-      <w:r>
-        <w:t>Definición de Variables</w:t>
-      </w:r>
-      <w:bookmarkEnd w:id="49"/>
-    </w:p>
-    <w:p>
-      <w:pPr>
-        <w:pStyle w:val="Ttulo2"/>
-      </w:pPr>
-      <w:bookmarkStart w:id="50" w:name="_Toc243321367"/>
-      <w:r>
-        <w:t>Población y Muestra</w:t>
-      </w:r>
-      <w:bookmarkEnd w:id="50"/>
     </w:p>
     <w:p>
       <w:pPr>
         <w:pStyle w:val="Descripcin"/>
         <w:keepNext/>
       </w:pPr>
-      <w:bookmarkStart w:id="51" w:name="_Toc243920924"/>
-      <w:proofErr w:type="spellStart"/>
-      <w:r>
-        <w:t>Tabla</w:t>
-      </w:r>
-      <w:proofErr w:type="spellEnd"/>
-      <w:r>
+      <w:bookmarkStart w:id="11" w:name="_Toc244161426"/>
+      <w:r>
+        <w:rPr>
+          <w:b/>
+          <w:bCs/>
+          <w:i w:val="0"/>
+          <w:iCs w:val="0"/>
+        </w:rPr>
+        <w:t xml:space="preserve">Figura </w:t>
+      </w:r>
+      <w:r>
+        <w:rPr>
+          <w:b/>
+          <w:bCs/>
+          <w:i w:val="0"/>
+          <w:iCs w:val="0"/>
+        </w:rPr>
+        <w:fldChar w:fldCharType="begin"/>
+      </w:r>
+      <w:r>
+        <w:rPr>
+          <w:b/>
+          <w:bCs/>
+          <w:i w:val="0"/>
+          <w:iCs w:val="0"/>
+        </w:rPr>
+        <w:instrText xml:space="preserve"> SEQ Figura \* ARABIC </w:instrText>
+      </w:r>
+      <w:r>
+        <w:rPr>
+          <w:b/>
+          <w:bCs/>
+          <w:i w:val="0"/>
+          <w:iCs w:val="0"/>
+        </w:rPr>
+        <w:fldChar w:fldCharType="separate"/>
+      </w:r>
+      <w:r>
+        <w:rPr>
+          <w:b/>
+          <w:bCs/>
+          <w:i w:val="0"/>
+          <w:iCs w:val="0"/>
+          <w:noProof/>
+        </w:rPr>
+        <w:t>1</w:t>
+      </w:r>
+      <w:r>
+        <w:rPr>
+          <w:b/>
+          <w:bCs/>
+          <w:i w:val="0"/>
+          <w:iCs w:val="0"/>
+        </w:rPr>
+        <w:fldChar w:fldCharType="end"/>
+      </w:r>
+      <w:r>
+        <w:rPr>
+          <w:b/>
+          <w:bCs/>
+          <w:i w:val="0"/>
+          <w:iCs w:val="0"/>
+        </w:rPr>
+        <w:br/>
+      </w:r>
+      <w:r>
+        <w:t>Organigrama de Inforum</w:t>
+      </w:r>
+      <w:bookmarkEnd w:id="11"/>
+    </w:p>
+    <w:p>
+      <w:pPr>
+        <w:rPr>
+          <w:lang w:val="es-ES_tradnl"/>
+        </w:rPr>
+      </w:pPr>
+      <w:r>
+        <w:rPr>
+          <w:noProof/>
+          <w:lang w:val="es-ES_tradnl"/>
+          <w14:ligatures w14:val="none"/>
+        </w:rPr>
+        <w:drawing>
+          <wp:inline distT="0" distB="0" distL="0" distR="0" wp14:anchorId="1A8F7CB4" wp14:editId="688AF867">
+            <wp:extent cx="5723094" cy="3478588"/>
+            <wp:effectExtent l="0" t="0" r="0" b="7620"/>
+            <wp:docPr id="1276151141" name="Imagen 2"/>
+            <wp:cNvGraphicFramePr>
+              <a:graphicFrameLocks xmlns:a="http://schemas.openxmlformats.org/drawingml/2006/main" noChangeAspect="1"/>
+            </wp:cNvGraphicFramePr>
+            <a:graphic xmlns:a="http://schemas.openxmlformats.org/drawingml/2006/main">
+              <a:graphicData uri="http://schemas.openxmlformats.org/drawingml/2006/picture">
+                <pic:pic xmlns:pic="http://schemas.openxmlformats.org/drawingml/2006/picture">
+                  <pic:nvPicPr>
+                    <pic:cNvPr id="1276151141" name="Imagen 1276151141"/>
+                    <pic:cNvPicPr/>
+                  </pic:nvPicPr>
+                  <pic:blipFill rotWithShape="1">
+                    <a:blip r:embed="rId17" cstate="print">
+                      <a:extLst>
+                        <a:ext uri="{28A0092B-C50C-407E-A947-70E740481C1C}">
+                          <a14:useLocalDpi xmlns:a14="http://schemas.microsoft.com/office/drawing/2010/main" val="0"/>
+                        </a:ext>
+                      </a:extLst>
+                    </a:blip>
+                    <a:srcRect l="1998" t="2065" r="1688" b="11536"/>
+                    <a:stretch>
+                      <a:fillRect/>
+                    </a:stretch>
+                  </pic:blipFill>
+                  <pic:spPr bwMode="auto">
+                    <a:xfrm>
+                      <a:off x="0" y="0"/>
+                      <a:ext cx="5724513" cy="3479450"/>
+                    </a:xfrm>
+                    <a:prstGeom prst="rect">
+                      <a:avLst/>
+                    </a:prstGeom>
+                    <a:ln>
+                      <a:noFill/>
+                    </a:ln>
+                    <a:extLst>
+                      <a:ext uri="{53640926-AAD7-44D8-BBD7-CCE9431645EC}">
+                        <a14:shadowObscured xmlns:a14="http://schemas.microsoft.com/office/drawing/2010/main"/>
+                      </a:ext>
+                    </a:extLst>
+                  </pic:spPr>
+                </pic:pic>
+              </a:graphicData>
+            </a:graphic>
+          </wp:inline>
+        </w:drawing>
+      </w:r>
+    </w:p>
+    <w:p>
+      <w:pPr>
+        <w:keepNext/>
+        <w:rPr>
+          <w:lang w:val="es-HN"/>
+        </w:rPr>
+      </w:pPr>
+      <w:r>
+        <w:rPr>
+          <w:i/>
+          <w:iCs/>
+          <w:lang w:val="es-HN"/>
+        </w:rPr>
+        <w:t>Nota</w:t>
+      </w:r>
+      <w:r>
+        <w:rPr>
+          <w:i/>
+          <w:iCs/>
+          <w:lang w:val="es-HN"/>
+        </w:rPr>
+        <w:t>.</w:t>
+      </w:r>
+      <w:r>
+        <w:rPr>
+          <w:lang w:val="es-HN"/>
+        </w:rPr>
+        <w:t xml:space="preserve"> Imagen proporcionada por la </w:t>
+      </w:r>
+      <w:r>
+        <w:rPr>
+          <w:lang w:val="es-HN"/>
+        </w:rPr>
+        <w:t>Coordinadora Administrativa</w:t>
+      </w:r>
+      <w:r>
+        <w:rPr>
+          <w:lang w:val="es-HN"/>
+        </w:rPr>
+        <w:t xml:space="preserve"> de la empresa.</w:t>
+      </w:r>
+    </w:p>
+    <w:p>
+      <w:pPr>
+        <w:pStyle w:val="Ttulo2"/>
+      </w:pPr>
+      <w:bookmarkStart w:id="12" w:name="_Toc243321325"/>
+      <w:r>
+        <w:t>Descripción del Departamento o Unidad</w:t>
+      </w:r>
+      <w:bookmarkEnd w:id="12"/>
+    </w:p>
+    <w:p>
+      <w:pPr>
+        <w:pStyle w:val="ParrafoCeutec"/>
+        <w:rPr>
+          <w:lang w:val="es-ES_tradnl"/>
+        </w:rPr>
+      </w:pPr>
+      <w:r>
+        <w:rPr>
+          <w:lang w:val="es-ES_tradnl"/>
+        </w:rPr>
+        <w:t>El departamento de Consultoría de Inforum es el área encargada de implementar y dar soporte a SAP Business One, la principal solución que comercializa la empresa, así como a otras tecnologías de su portafolio. Su labor principal es acompañar a las organizaciones clientes en la mejora de sus procesos de negocio, buscando para cada caso la solución tecnológica que mejor se adapte a sus necesidades.</w:t>
+      </w:r>
+    </w:p>
+    <w:p>
+      <w:pPr>
+        <w:pStyle w:val="ParrafoCeutec"/>
+        <w:rPr>
+          <w:lang w:val="es-ES_tradnl"/>
+        </w:rPr>
+      </w:pPr>
+    </w:p>
+    <w:p>
+      <w:pPr>
+        <w:pStyle w:val="ParrafoCeutec"/>
+        <w:rPr>
+          <w:lang w:val="es-ES_tradnl"/>
+        </w:rPr>
+      </w:pPr>
+      <w:r>
+        <w:rPr>
+          <w:lang w:val="es-ES_tradnl"/>
+        </w:rPr>
+        <w:t xml:space="preserve">Sus funciones abarcan todo el ciclo de servicio al cliente. Durante la implementación, los consultores adaptan y ponen en marcha las soluciones según la operación de cada empresa. </w:t>
+      </w:r>
+      <w:r>
+        <w:rPr>
+          <w:lang w:val="es-ES_tradnl"/>
+        </w:rPr>
+        <w:lastRenderedPageBreak/>
+        <w:t>Además, capacitan al personal que utilizará estas herramientas, para que puedan aprovecharlas en su trabajo diario. Una vez en funcionamiento, el departamento brinda soporte continuo para resolver incidencias y atender nuevos requerimientos, y ofrece servicios de infraestructura en la nube que permiten a los clientes operar sus sistemas de forma segura y accesible.</w:t>
+      </w:r>
+    </w:p>
+    <w:p>
+      <w:pPr>
+        <w:pStyle w:val="ParrafoCeutec"/>
+        <w:rPr>
+          <w:lang w:val="es-ES_tradnl"/>
+        </w:rPr>
+      </w:pPr>
+    </w:p>
+    <w:p>
+      <w:pPr>
+        <w:pStyle w:val="ParrafoCeutec"/>
+        <w:rPr>
+          <w:lang w:val="es-ES_tradnl"/>
+        </w:rPr>
+      </w:pPr>
+      <w:r>
+        <w:rPr>
+          <w:lang w:val="es-ES_tradnl"/>
+        </w:rPr>
+        <w:t>De esta manera, el departamento de Consultoría no solo instala tecnología, sino que acompaña a los clientes durante todo el proceso para que la inversión en software se traduzca en resultados concretos para su negocio.</w:t>
+      </w:r>
+    </w:p>
+    <w:p>
+      <w:pPr>
+        <w:pStyle w:val="Ttulo2"/>
+      </w:pPr>
+      <w:bookmarkStart w:id="13" w:name="_Toc243321326"/>
+      <w:r>
+        <w:t>Antecedentes del Problema</w:t>
+      </w:r>
+      <w:bookmarkEnd w:id="13"/>
+    </w:p>
+    <w:p>
+      <w:pPr>
+        <w:pStyle w:val="ParrafoCeutec"/>
+        <w:rPr>
+          <w:lang w:val="es-HN"/>
+        </w:rPr>
+      </w:pPr>
+      <w:r>
+        <w:rPr>
+          <w:lang w:val="es-HN"/>
+        </w:rPr>
+        <w:t>La digitalización de los procesos de recursos humanos permite ahorrar tiempo y costos y reducir las tareas repetitivas</w:t>
+      </w:r>
+      <w:r>
+        <w:rPr>
+          <w:lang w:val="es-HN"/>
+        </w:rPr>
         <w:t xml:space="preserve"> </w:t>
       </w:r>
       <w:r>
+        <w:rPr>
+          <w:lang w:val="es-HN"/>
+        </w:rPr>
         <w:fldChar w:fldCharType="begin"/>
       </w:r>
       <w:r>
+        <w:rPr>
+          <w:lang w:val="es-HN"/>
+        </w:rPr>
+        <w:instrText xml:space="preserve"> ADDIN ZOTERO_ITEM CSL_CITATION {"citationID":"Gan2Irb7","properties":{"unsorted":false,"formattedCitation":"(Escrib\\uc0\\u225{}-Moreno et\\uc0\\u160{}al., 2024)","plainCitation":"(Escribá-Moreno et al., 2024)","noteIndex":0},"citationItems":[{"id":4,"uris":["http://zotero.org/users/local/q62uitc9/items/4ZAZJUQX"],"itemData":{"id":4,"type":"article-journal","container-title":"TEC Empresarial","DOI":"10.18845/te.v18i3.7289","issue":"3","journalAbbreviation":"TEC Empresarial","language":"es","page":"103-128","title":"Transformación digital de las empresas y e-gestión de recursos humanos. Un enfoque cualitativo","volume":"18","author":[{"family":"Escribá-Moreno","given":"María Ángeles"},{"family":"Redondo-Cano","given":"Ana"},{"family":"Escribá-Carda","given":"Naiara"},{"family":"Vallet-Bellmunt","given":"Teresa"}],"issued":{"date-parts":[["2024"]]}}}],"schema":"https://github.com/citation-style-language/schema/raw/master/csl-citation.json"} </w:instrText>
+      </w:r>
+      <w:r>
+        <w:rPr>
+          <w:lang w:val="es-HN"/>
+        </w:rPr>
+        <w:fldChar w:fldCharType="separate"/>
+      </w:r>
+      <w:r>
+        <w:rPr>
+          <w:kern w:val="0"/>
+          <w:lang w:val="es-HN"/>
+        </w:rPr>
+        <w:t>(Escribá-Moreno et al., 2024)</w:t>
+      </w:r>
+      <w:r>
+        <w:rPr>
+          <w:lang w:val="es-HN"/>
+        </w:rPr>
+        <w:fldChar w:fldCharType="end"/>
+      </w:r>
+      <w:r>
+        <w:rPr>
+          <w:lang w:val="es-HN"/>
+        </w:rPr>
+        <w:t xml:space="preserve">. En Honduras, donde las micro, pequeñas y medianas empresas generan aproximadamente el 70 % de los empleos, según la Asociación Hondureña de Instituciones Bancarias </w:t>
+      </w:r>
+      <w:r>
+        <w:rPr>
+          <w:lang w:val="es-HN"/>
+        </w:rPr>
+        <w:fldChar w:fldCharType="begin"/>
+      </w:r>
+      <w:r>
+        <w:rPr>
+          <w:lang w:val="es-HN"/>
+        </w:rPr>
+        <w:instrText xml:space="preserve"> ADDIN ZOTERO_ITEM CSL_CITATION {"citationID":"uFVszLkT","properties":{"unsorted":false,"formattedCitation":"(Mendoza, 2025)","plainCitation":"(Mendoza, 2025)","noteIndex":0},"citationItems":[{"id":12,"uris":["http://zotero.org/users/local/q62uitc9/items/TZIQZ6H9"],"itemData":{"id":12,"type":"article-newspaper","container-title":"El Heraldo","language":"es","title":"En Honduras, las mipymes generan 70% de los empleos en el 2025","URL":"https://www.elheraldo.hn/economia/honduras-mipymes-generan-70-por-ciento-empleos-2025-GG27218781","author":[{"family":"Mendoza","given":"Helen"}],"issued":{"date-parts":[["2025",9,3]]}}}],"schema":"https://github.com/citation-style-language/schema/raw/master/csl-citation.json"} </w:instrText>
+      </w:r>
+      <w:r>
+        <w:rPr>
+          <w:lang w:val="es-HN"/>
+        </w:rPr>
+        <w:fldChar w:fldCharType="separate"/>
+      </w:r>
+      <w:r>
+        <w:rPr>
+          <w:lang w:val="es-HN"/>
+        </w:rPr>
+        <w:t>(Mendoza, 2025)</w:t>
+      </w:r>
+      <w:r>
+        <w:rPr>
+          <w:lang w:val="es-HN"/>
+        </w:rPr>
+        <w:fldChar w:fldCharType="end"/>
+      </w:r>
+      <w:r>
+        <w:rPr>
+          <w:lang w:val="es-HN"/>
+        </w:rPr>
+        <w:t xml:space="preserve">, </w:t>
+      </w:r>
+      <w:r>
+        <w:rPr>
+          <w:lang w:val="es-HN"/>
+        </w:rPr>
+        <w:t>estas empresas enfrentan obstáculos para atraer y retener talento superiores a la media iberoamericana</w:t>
+      </w:r>
+      <w:r>
+        <w:rPr>
+          <w:lang w:val="es-HN"/>
+        </w:rPr>
+        <w:t xml:space="preserve"> </w:t>
+      </w:r>
+      <w:r>
+        <w:rPr>
+          <w:lang w:val="es-HN"/>
+        </w:rPr>
+        <w:fldChar w:fldCharType="begin"/>
+      </w:r>
+      <w:r>
+        <w:rPr>
+          <w:lang w:val="es-HN"/>
+        </w:rPr>
+        <w:instrText xml:space="preserve"> ADDIN ZOTERO_ITEM CSL_CITATION {"citationID":"U2JZ0XP9","properties":{"unsorted":false,"formattedCitation":"(Rodezno Brev\\uc0\\u233{} et\\uc0\\u160{}al., 2026)","plainCitation":"(Rodezno Brevé et al., 2026)","noteIndex":0},"citationItems":[{"id":14,"uris":["http://zotero.org/users/local/q62uitc9/items/6F4WTJVH"],"itemData":{"id":14,"type":"article-journal","container-title":"Ciencia Latina Revista Científica Multidisciplinar","DOI":"10.37811/cl_rcm.v10i3.24674","ISSN":"2707-2215","issue":"3","journalAbbreviation":"Ciencia Latina Revista Científica Multidisciplinar","language":"es","page":"6348-6362","title":"Gestión del talento humano y competitividad en las MIPYMES: Evidencia comparada entre Honduras e Iberoamérica","volume":"10","author":[{"family":"Rodezno Brevé","given":"Esly Marisela"},{"family":"Santos Figueroa","given":"Luis Enrique"},{"family":"Delcid Carrasco","given":"Javier Enrique"},{"family":"Mejía Ochoa","given":"Franklin Alberto"}],"issued":{"date-parts":[["2026"]]}}}],"schema":"https://github.com/citation-style-language/schema/raw/master/csl-citation.json"} </w:instrText>
+      </w:r>
+      <w:r>
+        <w:rPr>
+          <w:lang w:val="es-HN"/>
+        </w:rPr>
+        <w:fldChar w:fldCharType="separate"/>
+      </w:r>
+      <w:r>
+        <w:rPr>
+          <w:kern w:val="0"/>
+          <w:lang w:val="es-HN"/>
+        </w:rPr>
+        <w:t>(Rodezno Brevé et al., 2026)</w:t>
+      </w:r>
+      <w:r>
+        <w:rPr>
+          <w:lang w:val="es-HN"/>
+        </w:rPr>
+        <w:fldChar w:fldCharType="end"/>
+      </w:r>
+      <w:r>
+        <w:rPr>
+          <w:lang w:val="es-HN"/>
+        </w:rPr>
+        <w:t>.</w:t>
+      </w:r>
+    </w:p>
+    <w:p>
+      <w:pPr>
+        <w:pStyle w:val="ParrafoCeutec"/>
+        <w:rPr>
+          <w:lang w:val="es-HN"/>
+        </w:rPr>
+      </w:pPr>
+    </w:p>
+    <w:p>
+      <w:pPr>
+        <w:pStyle w:val="ParrafoCeutec"/>
+        <w:rPr>
+          <w:lang w:val="es-HN"/>
+        </w:rPr>
+      </w:pPr>
+      <w:r>
+        <w:rPr>
+          <w:lang w:val="es-HN"/>
+        </w:rPr>
+        <w:t xml:space="preserve">Inforum es una empresa de consultoría tecnológica que implementa y da soporte a SAP Business One y a otras soluciones empresariales; además ofrece capacitación, migraciones y desarrollos personalizados, y opera en seis países de la región con oficinas en San Pedro Sula y Tegucigalpa </w:t>
+      </w:r>
+      <w:r>
+        <w:rPr>
+          <w:lang w:val="es-HN"/>
+        </w:rPr>
+        <w:fldChar w:fldCharType="begin"/>
+      </w:r>
+      <w:r>
+        <w:rPr>
+          <w:lang w:val="es-HN"/>
+        </w:rPr>
+        <w:instrText xml:space="preserve"> ADDIN ZOTERO_ITEM CSL_CITATION {"citationID":"FkDypf44","properties":{"unsorted":false,"formattedCitation":"(Grupo Inforum, s.\\uc0\\u160{}f.-b)","plainCitation":"(Grupo Inforum, s. f.-b)","noteIndex":0},"citationItems":[{"id":9,"uris":["http://zotero.org/users/local/q62uitc9/items/8WUUHU4K"],"itemData":{"id":9,"type":"post-weblog","abstract":"Implementación y consultoría SAP Business One para empresas en Guatemala, El Salvador, Honduras, Panamá, República Dominicana y Ecuador.","language":"es-ES","title":"SAP Business One: Consultoría y Soluciones ERP","title-short":"SAP Business One","URL":"https://grupoinforum.com/","author":[{"literal":"Grupo Inforum"}],"accessed":{"date-parts":[["2026",10,29]]}}}],"schema":"https://github.com/citation-style-language/schema/raw/master/csl-citation.json"} </w:instrText>
+      </w:r>
+      <w:r>
+        <w:rPr>
+          <w:lang w:val="es-HN"/>
+        </w:rPr>
+        <w:fldChar w:fldCharType="separate"/>
+      </w:r>
+      <w:r>
+        <w:rPr>
+          <w:kern w:val="0"/>
+          <w:lang w:val="es-HN"/>
+        </w:rPr>
+        <w:t>(Grupo Inforum, s. f.-b)</w:t>
+      </w:r>
+      <w:r>
+        <w:rPr>
+          <w:lang w:val="es-HN"/>
+        </w:rPr>
+        <w:fldChar w:fldCharType="end"/>
+      </w:r>
+      <w:r>
+        <w:rPr>
+          <w:lang w:val="es-HN"/>
+        </w:rPr>
+        <w:t xml:space="preserve">. </w:t>
+      </w:r>
+      <w:r>
+        <w:rPr>
+          <w:lang w:val="es-HN"/>
+        </w:rPr>
+        <w:t>Su operación depende de que los consultores estén disponibles para atender a los clientes, por lo que las ausencias del personal deben registrarse y planificarse con precisión.</w:t>
+      </w:r>
+    </w:p>
+    <w:p>
+      <w:pPr>
+        <w:pStyle w:val="ParrafoCeutec"/>
+        <w:rPr>
+          <w:lang w:val="es-HN"/>
+        </w:rPr>
+      </w:pPr>
+    </w:p>
+    <w:p>
+      <w:pPr>
+        <w:pStyle w:val="ParrafoCeutec"/>
+        <w:rPr>
+          <w:lang w:val="es-HN"/>
+        </w:rPr>
+      </w:pPr>
+      <w:r>
+        <w:rPr>
+          <w:lang w:val="es-HN"/>
+        </w:rPr>
+        <w:lastRenderedPageBreak/>
+        <w:t xml:space="preserve">En Inforum, en San Pedro Sula, Cortés, se identificaron tres manifestaciones del problema durante la práctica profesional (julio-diciembre de 2026). La primera es que los permisos y las incapacidades se gestionan por WhatsApp o de forma verbal, sin comprobante ni historial por empleado </w:t>
+      </w:r>
+      <w:r>
+        <w:rPr>
+          <w:lang w:val="es-HN"/>
+        </w:rPr>
+        <w:t>[EVIDENCIA INTERNA</w:t>
+      </w:r>
+      <w:r>
+        <w:rPr>
+          <w:lang w:val="es-HN"/>
+        </w:rPr>
+        <w:t xml:space="preserve"> PENDIENTE</w:t>
+      </w:r>
+      <w:r>
+        <w:rPr>
+          <w:lang w:val="es-HN"/>
+        </w:rPr>
+        <w:t>]</w:t>
+      </w:r>
+      <w:r>
+        <w:rPr>
+          <w:lang w:val="es-HN"/>
+        </w:rPr>
+        <w:t>. La segunda es la falta de control de las vacaciones: el Código de Trabajo fija los días que corresponden según la antigüedad del empleado, prohíbe acumularlos salvo excepciones y exige dejar constancia escrita de su concesión firmada por el trabajador</w:t>
+      </w:r>
+      <w:r>
+        <w:rPr>
+          <w:lang w:val="es-HN"/>
+        </w:rPr>
+        <w:t xml:space="preserve"> </w:t>
+      </w:r>
+      <w:r>
+        <w:rPr>
+          <w:lang w:val="es-HN"/>
+        </w:rPr>
+        <w:fldChar w:fldCharType="begin"/>
+      </w:r>
+      <w:r>
+        <w:rPr>
+          <w:lang w:val="es-HN"/>
+        </w:rPr>
+        <w:instrText xml:space="preserve"> ADDIN ZOTERO_ITEM CSL_CITATION {"citationID":"E40LeBfJ","properties":{"unsorted":false,"formattedCitation":"(Matute L\\uc0\\u243{}pez y Rodr\\uc0\\u237{}guez Mej\\uc0\\u237{}a, 2009, arts. 346, 350 y 355)","plainCitation":"(Matute López y Rodríguez Mejía, 2009, arts. 346, 350 y 355)","noteIndex":0},"citationItems":[{"id":15,"uris":["http://zotero.org/users/local/q62uitc9/items/PK63QDYQ"],"itemData":{"id":15,"type":"book","ISBN":"978-99926-45-41-3","language":"es","publisher":"Organización Internacional del Trabajo","publisher-place":"Tegucigalpa","title":"Código del Trabajo de Honduras: Decreto No. 189 de 1959. Edición rubricada y concordada con las normas nacionales e internacionales del trabajo","editor":[{"family":"Matute López","given":"Darlan Esteban"},{"family":"Rodríguez Mejía","given":"Giovanni"}],"issued":{"date-parts":[["2009"]]}},"suffix":", arts. 346, 350 y 355"}],"schema":"https://github.com/citation-style-language/schema/raw/master/csl-citation.json"} </w:instrText>
+      </w:r>
+      <w:r>
+        <w:rPr>
+          <w:lang w:val="es-HN"/>
+        </w:rPr>
+        <w:fldChar w:fldCharType="separate"/>
+      </w:r>
+      <w:r>
+        <w:rPr>
+          <w:kern w:val="0"/>
+          <w:lang w:val="es-HN"/>
+        </w:rPr>
+        <w:t>(Matute López y Rodríguez Mejía, 2009, arts. 346, 350 y 355)</w:t>
+      </w:r>
+      <w:r>
+        <w:rPr>
+          <w:lang w:val="es-HN"/>
+        </w:rPr>
+        <w:fldChar w:fldCharType="end"/>
+      </w:r>
+      <w:r>
+        <w:rPr>
+          <w:lang w:val="es-HN"/>
+        </w:rPr>
+        <w:t xml:space="preserve">, pero la empresa no cuenta con un mecanismo que descuente los días tomados ni lleve el conteo de los pendientes </w:t>
+      </w:r>
+      <w:r>
+        <w:rPr>
+          <w:lang w:val="es-HN"/>
+        </w:rPr>
+        <w:t>[EVIDENCIA INTERNA</w:t>
+      </w:r>
+      <w:r>
+        <w:rPr>
+          <w:lang w:val="es-HN"/>
+        </w:rPr>
+        <w:t xml:space="preserve"> PENDIENTE</w:t>
+      </w:r>
+      <w:r>
+        <w:rPr>
+          <w:lang w:val="es-HN"/>
+        </w:rPr>
+        <w:t>].</w:t>
+      </w:r>
+      <w:r>
+        <w:rPr>
+          <w:lang w:val="es-HN"/>
+        </w:rPr>
+        <w:t xml:space="preserve"> La tercera, en el área comercial, es el envío de campañas duplicadas a un mismo cliente, difícil de evitar sin un registro de los envíos previos </w:t>
+      </w:r>
+      <w:r>
+        <w:rPr>
+          <w:lang w:val="es-HN"/>
+        </w:rPr>
+        <w:t>[EVIDENCIA INTERNA</w:t>
+      </w:r>
+      <w:r>
+        <w:rPr>
+          <w:lang w:val="es-HN"/>
+        </w:rPr>
+        <w:t xml:space="preserve"> PENDIENTE</w:t>
+      </w:r>
+      <w:r>
+        <w:rPr>
+          <w:lang w:val="es-HN"/>
+        </w:rPr>
+        <w:t>],</w:t>
+      </w:r>
+      <w:r>
+        <w:rPr>
+          <w:lang w:val="es-HN"/>
+        </w:rPr>
+        <w:t xml:space="preserve"> lo que puede llevar a los consumidores a darse de baja de las suscripciones </w:t>
+      </w:r>
+      <w:r>
+        <w:rPr>
+          <w:lang w:val="es-HN"/>
+        </w:rPr>
+        <w:fldChar w:fldCharType="begin"/>
+      </w:r>
+      <w:r>
+        <w:rPr>
+          <w:lang w:val="es-HN"/>
+        </w:rPr>
+        <w:instrText xml:space="preserve"> ADDIN ZOTERO_ITEM CSL_CITATION {"citationID":"TAnmIAWK","properties":{"unsorted":false,"formattedCitation":"(Micheaux, 2011)","plainCitation":"(Micheaux, 2011)","noteIndex":0},"citationItems":[{"id":2,"uris":["http://zotero.org/users/local/q62uitc9/items/32T8W5HE","http://zotero.org/users/local/q62uitc9/items/GAT84U33"],"itemData":{"id":2,"type":"article-journal","container-title":"Journal of Advertising","DOI":"10.2753/JOA0091-3367400404","ISSN":"0091-3367, 1557-7805","issue":"4","journalAbbreviation":"Journal of Advertising","language":"en","page":"45-66","source":"DOI.org (Crossref)","title":"Managing e-mail Advertising Frequency from the Consumer Perspective","volume":"40","author":[{"family":"Micheaux","given":"Andrea L."}],"issued":{"date-parts":[["2011",12,17]]}}}],"schema":"https://github.com/citation-style-language/schema/raw/master/csl-citation.json"} </w:instrText>
+      </w:r>
+      <w:r>
+        <w:rPr>
+          <w:lang w:val="es-HN"/>
+        </w:rPr>
+        <w:fldChar w:fldCharType="separate"/>
+      </w:r>
+      <w:r>
+        <w:rPr>
+          <w:lang w:val="es-HN"/>
+        </w:rPr>
+        <w:t>(Micheaux, 2011)</w:t>
+      </w:r>
+      <w:r>
+        <w:rPr>
+          <w:lang w:val="es-HN"/>
+        </w:rPr>
+        <w:fldChar w:fldCharType="end"/>
+      </w:r>
+      <w:r>
+        <w:rPr>
+          <w:lang w:val="es-HN"/>
+        </w:rPr>
+        <w:t xml:space="preserve">. </w:t>
+      </w:r>
+      <w:r>
+        <w:rPr>
+          <w:lang w:val="es-HN"/>
+        </w:rPr>
+        <w:t>En conjunto, estas manifestaciones evidencian una gestión dispersa y sin trazabilidad, que da origen al problema que se enuncia a continuación.</w:t>
+      </w:r>
+    </w:p>
+    <w:p>
+      <w:pPr>
+        <w:pStyle w:val="Ttulo2"/>
+      </w:pPr>
+      <w:r>
+        <w:t>Enunciado del Problema</w:t>
+      </w:r>
+    </w:p>
+    <w:p>
+      <w:pPr>
+        <w:pStyle w:val="ParrafoCeutec"/>
+        <w:rPr>
+          <w:lang w:val="es-HN"/>
+        </w:rPr>
+      </w:pPr>
+      <w:r>
+        <w:rPr>
+          <w:lang w:val="es-HN"/>
+        </w:rPr>
+        <w:t xml:space="preserve">En el Foro de la Información (Inforum), en </w:t>
+      </w:r>
+      <w:r>
+        <w:rPr>
+          <w:lang w:val="es-HN"/>
+        </w:rPr>
+        <w:t>San Pedro Sula, Cortés</w:t>
+      </w:r>
+      <w:r>
+        <w:rPr>
+          <w:lang w:val="es-HN"/>
+        </w:rPr>
+        <w:t xml:space="preserve">, la gestión de permisos, vacaciones e incapacidades del personal se realiza de forma manual y por medios informales (mensajes </w:t>
+      </w:r>
+      <w:r>
+        <w:rPr>
+          <w:lang w:val="es-HN"/>
+        </w:rPr>
+        <w:t xml:space="preserve">por WhatsApp </w:t>
+      </w:r>
+      <w:r>
+        <w:rPr>
+          <w:lang w:val="es-HN"/>
+        </w:rPr>
+        <w:t>y comunicación verbal), sin un registro centralizado ni control del saldo de días</w:t>
+      </w:r>
+      <w:r>
+        <w:rPr>
+          <w:lang w:val="es-HN"/>
+        </w:rPr>
+        <w:t xml:space="preserve"> de vacaciones u otras solicitudes</w:t>
+      </w:r>
+      <w:r>
+        <w:rPr>
+          <w:lang w:val="es-HN"/>
+        </w:rPr>
+        <w:t>. Esto afecta al personal, a las jefaturas y a R</w:t>
+      </w:r>
+      <w:r>
+        <w:rPr>
+          <w:lang w:val="es-HN"/>
+        </w:rPr>
+        <w:t>ecursos Humanos</w:t>
+      </w:r>
+      <w:r>
+        <w:rPr>
+          <w:lang w:val="es-HN"/>
+        </w:rPr>
+        <w:t>, y genera riesgo de errores, traslapes y de incumplimiento de lo que establece el Código de Trabajo. En el área comercial, los envíos de correos a clientes se gestionan sin control de frecuencia, lo que expone a los clientes a campañas duplicadas. Estas manifestaciones se observaron durante la práctica profesional (julio-diciembre de 2026).</w:t>
+      </w:r>
+    </w:p>
+    <w:p>
+      <w:pPr>
+        <w:pStyle w:val="Ttulo2"/>
+      </w:pPr>
+      <w:r>
+        <w:lastRenderedPageBreak/>
+        <w:t>Formulación del Problema</w:t>
+      </w:r>
+    </w:p>
+    <w:p>
+      <w:pPr>
+        <w:pStyle w:val="ParrafoCeutec"/>
+        <w:rPr>
+          <w:lang w:val="es-HN"/>
+        </w:rPr>
+      </w:pPr>
+      <w:r>
+        <w:rPr>
+          <w:lang w:val="es-HN"/>
+        </w:rPr>
+        <w:t>¿</w:t>
+      </w:r>
+      <w:r>
+        <w:rPr>
+          <w:lang w:val="es-HN"/>
+        </w:rPr>
+        <w:t xml:space="preserve">Cuál es la relación costo-beneficio de implementar un sistema web que centralice la gestión de permisos, vacaciones e incapacidades y el envío de campañas por correo en el Foro de la Información (Inforum), </w:t>
+      </w:r>
+      <w:r>
+        <w:rPr>
+          <w:lang w:val="es-HN"/>
+        </w:rPr>
+        <w:t>San Pedro Sula, Cortés</w:t>
+      </w:r>
+      <w:r>
+        <w:rPr>
+          <w:lang w:val="es-HN"/>
+        </w:rPr>
+        <w:t>, durante julio-diciembre de 2026?</w:t>
+      </w:r>
+    </w:p>
+    <w:p>
+      <w:pPr>
+        <w:pStyle w:val="Ttulo2"/>
+      </w:pPr>
+      <w:bookmarkStart w:id="14" w:name="_Toc243321327"/>
+      <w:r>
+        <w:t>Preguntas de Investigación</w:t>
+      </w:r>
+    </w:p>
+    <w:p>
+      <w:pPr>
+        <w:pStyle w:val="ParrafoCeutec"/>
+        <w:rPr>
+          <w:lang w:val="es-HN"/>
+        </w:rPr>
+      </w:pPr>
+      <w:r>
+        <w:rPr>
+          <w:lang w:val="es-HN"/>
+        </w:rPr>
+        <w:t>Para responder a la formulación del problema, se plantean las siguientes preguntas de investigación, cada una de las cuales dará origen a un objetivo específico:</w:t>
+      </w:r>
+    </w:p>
+    <w:p>
+      <w:pPr>
+        <w:pStyle w:val="ParrafoCeutec"/>
+        <w:rPr>
+          <w:lang w:val="es-HN"/>
+        </w:rPr>
+      </w:pPr>
+      <w:r>
+        <w:rPr>
+          <w:lang w:val="es-HN"/>
+        </w:rPr>
+        <w:t>1. ¿Cómo se gestionan actualmente los permisos, las vacaciones, las incapacidades y los envíos de campañas por correo en Inforum, y qué deficiencias presentan?</w:t>
+      </w:r>
+    </w:p>
+    <w:p>
+      <w:pPr>
+        <w:pStyle w:val="ParrafoCeutec"/>
+        <w:rPr>
+          <w:lang w:val="es-HN"/>
+        </w:rPr>
+      </w:pPr>
+      <w:r>
+        <w:rPr>
+          <w:lang w:val="es-HN"/>
+        </w:rPr>
+        <w:t>2. ¿Qué requerimientos funcionales y legales debe cumplir un sistema web para gestionar ambos procesos en Inforum?</w:t>
+      </w:r>
+    </w:p>
+    <w:p>
+      <w:pPr>
+        <w:pStyle w:val="ParrafoCeutec"/>
+        <w:rPr>
+          <w:lang w:val="es-HN"/>
+        </w:rPr>
+      </w:pPr>
+      <w:r>
+        <w:rPr>
+          <w:lang w:val="es-HN"/>
+        </w:rPr>
+        <w:t>3. ¿Qué módulos y funcionalidades permiten centralizar la gestión de permisos, vacaciones e incapacidades y evitar los envíos duplicados de campañas?</w:t>
+      </w:r>
+    </w:p>
+    <w:p>
+      <w:pPr>
+        <w:pStyle w:val="ParrafoCeutec"/>
+        <w:rPr>
+          <w:lang w:val="es-HN"/>
+        </w:rPr>
+      </w:pPr>
+      <w:r>
+        <w:rPr>
+          <w:lang w:val="es-HN"/>
+        </w:rPr>
+        <w:t>4. ¿Qué costos de desarrollo, implementación y operación tiene el sistema durante julio-diciembre de 2026?</w:t>
+      </w:r>
+    </w:p>
+    <w:p>
+      <w:pPr>
+        <w:pStyle w:val="ParrafoCeutec"/>
+        <w:rPr>
+          <w:lang w:val="es-HN"/>
+        </w:rPr>
+      </w:pPr>
+      <w:r>
+        <w:rPr>
+          <w:lang w:val="es-HN"/>
+        </w:rPr>
+        <w:t>5. ¿Qué beneficios en tiempo, errores y duplicados se obtienen frente al proceso manual?</w:t>
+      </w:r>
+    </w:p>
+    <w:p>
+      <w:pPr>
+        <w:pStyle w:val="Ttulo2"/>
+      </w:pPr>
+      <w:r>
+        <w:t>Objetivos</w:t>
+      </w:r>
+      <w:bookmarkEnd w:id="14"/>
+    </w:p>
+    <w:p>
+      <w:pPr>
+        <w:pStyle w:val="Ttulo3"/>
+      </w:pPr>
+      <w:bookmarkStart w:id="15" w:name="_Toc243321328"/>
+      <w:r>
+        <w:t>Objetivo General</w:t>
+      </w:r>
+      <w:bookmarkEnd w:id="15"/>
+    </w:p>
+    <w:p>
+      <w:pPr>
+        <w:pStyle w:val="ParrafoCeutec"/>
+        <w:rPr>
+          <w:lang w:val="es-HN"/>
+        </w:rPr>
+      </w:pPr>
+      <w:bookmarkStart w:id="16" w:name="_Toc243321329"/>
+      <w:r>
+        <w:rPr>
+          <w:lang w:val="es-HN"/>
+        </w:rPr>
+        <w:t>Determinar la relación costo-beneficio de implementar un sistema web que centralice la gestión de permisos, vacaciones e incapacidades y el envío de campañas por correo en el Foro de la Información (Inforum), San Pedro Sula, durante julio-diciembre de 2026.</w:t>
+      </w:r>
+    </w:p>
+    <w:p>
+      <w:pPr>
+        <w:pStyle w:val="Ttulo3"/>
+      </w:pPr>
+      <w:r>
+        <w:lastRenderedPageBreak/>
+        <w:t>Objetivos Específicos</w:t>
+      </w:r>
+      <w:bookmarkEnd w:id="16"/>
+    </w:p>
+    <w:p>
+      <w:pPr>
+        <w:pStyle w:val="ParrafoCeutec"/>
+        <w:rPr>
+          <w:lang w:val="es-HN"/>
+        </w:rPr>
+      </w:pPr>
+      <w:bookmarkStart w:id="17" w:name="_Toc243321330"/>
+      <w:r>
+        <w:rPr>
+          <w:lang w:val="es-HN"/>
+        </w:rPr>
+        <w:t>Para alcanzar el objetivo general, se plantean los siguientes objetivos específicos:</w:t>
+      </w:r>
+    </w:p>
+    <w:p>
+      <w:pPr>
+        <w:pStyle w:val="ParrafoCeutec"/>
+        <w:rPr>
+          <w:lang w:val="es-HN"/>
+        </w:rPr>
+      </w:pPr>
+      <w:r>
+        <w:rPr>
+          <w:lang w:val="es-HN"/>
+        </w:rPr>
+        <w:t>1. Identificar las deficiencias en la gestión actual de permisos, vacaciones, incapacidades y envío de campañas por correo en Inforum.</w:t>
+      </w:r>
+    </w:p>
+    <w:p>
+      <w:pPr>
+        <w:pStyle w:val="ParrafoCeutec"/>
+        <w:rPr>
+          <w:lang w:val="es-HN"/>
+        </w:rPr>
+      </w:pPr>
+      <w:r>
+        <w:rPr>
+          <w:lang w:val="es-HN"/>
+        </w:rPr>
+        <w:t>2. Definir los requerimientos funcionales y legales que debe cumplir el sistema web.</w:t>
+      </w:r>
+    </w:p>
+    <w:p>
+      <w:pPr>
+        <w:pStyle w:val="ParrafoCeutec"/>
+        <w:rPr>
+          <w:lang w:val="es-HN"/>
+        </w:rPr>
+      </w:pPr>
+      <w:r>
+        <w:rPr>
+          <w:lang w:val="es-HN"/>
+        </w:rPr>
+        <w:t>3. Determinar los módulos y funcionalidades del sistema web que permiten centralizar la gestión de permisos, vacaciones e incapacidades y evitar los envíos duplicados de campañas.</w:t>
+      </w:r>
+    </w:p>
+    <w:p>
+      <w:pPr>
+        <w:pStyle w:val="ParrafoCeutec"/>
+        <w:rPr>
+          <w:lang w:val="es-HN"/>
+        </w:rPr>
+      </w:pPr>
+      <w:r>
+        <w:rPr>
+          <w:lang w:val="es-HN"/>
+        </w:rPr>
+        <w:t>4. Cuantificar los costos de desarrollo, implementación y operación del sistema entre julio y diciembre de 2026.</w:t>
+      </w:r>
+    </w:p>
+    <w:p>
+      <w:pPr>
+        <w:pStyle w:val="ParrafoCeutec"/>
+        <w:rPr>
+          <w:lang w:val="es-HN"/>
+        </w:rPr>
+      </w:pPr>
+      <w:r>
+        <w:rPr>
+          <w:lang w:val="es-HN"/>
+        </w:rPr>
+        <w:t>5. Estimar los beneficios en tiempo, errores y duplicados evitados frente al proceso manual.</w:t>
+      </w:r>
+    </w:p>
+    <w:p>
+      <w:pPr>
+        <w:pStyle w:val="Ttulo1"/>
+      </w:pPr>
+      <w:r>
+        <w:lastRenderedPageBreak/>
+        <w:t>Capítulo III. Marco Teórico</w:t>
+      </w:r>
+      <w:bookmarkEnd w:id="17"/>
+    </w:p>
+    <w:p>
+      <w:pPr>
+        <w:pStyle w:val="Nmerodecaptulo"/>
+        <w:rPr>
+          <w:lang w:val="es-ES_tradnl"/>
+        </w:rPr>
+      </w:pPr>
+    </w:p>
+    <w:p>
+      <w:pPr>
+        <w:pStyle w:val="Ttulo2"/>
+      </w:pPr>
+      <w:bookmarkStart w:id="18" w:name="_Toc243321331"/>
+      <w:r>
+        <w:t>Análisis de la Situación Actual</w:t>
+      </w:r>
+      <w:bookmarkEnd w:id="18"/>
+    </w:p>
+    <w:p>
+      <w:pPr>
+        <w:pStyle w:val="Ttulo3"/>
+      </w:pPr>
+      <w:bookmarkStart w:id="19" w:name="_Toc243321332"/>
+      <w:r>
+        <w:t>Diagnostico Situacional FODA</w:t>
+      </w:r>
+      <w:bookmarkEnd w:id="19"/>
+    </w:p>
+    <w:p>
+      <w:pPr>
+        <w:pStyle w:val="Ttulo2"/>
+      </w:pPr>
+      <w:bookmarkStart w:id="20" w:name="_Toc243321333"/>
+      <w:r>
+        <w:t>Tecnologías de Control de Versiones</w:t>
+      </w:r>
+      <w:bookmarkEnd w:id="20"/>
+    </w:p>
+    <w:p>
+      <w:pPr>
+        <w:pStyle w:val="Ttulo3"/>
+      </w:pPr>
+      <w:bookmarkStart w:id="21" w:name="_Toc243321334"/>
+      <w:r>
+        <w:t>Git</w:t>
+      </w:r>
+      <w:bookmarkEnd w:id="21"/>
+    </w:p>
+    <w:p>
+      <w:pPr>
+        <w:pStyle w:val="Ttulo3"/>
+      </w:pPr>
+      <w:bookmarkStart w:id="22" w:name="_Toc243321335"/>
+      <w:r>
+        <w:t>Github</w:t>
+      </w:r>
+      <w:bookmarkEnd w:id="22"/>
+    </w:p>
+    <w:p>
+      <w:pPr>
+        <w:pStyle w:val="Ttulo3"/>
+      </w:pPr>
+      <w:bookmarkStart w:id="23" w:name="_Toc243321336"/>
+      <w:r>
+        <w:t>Firebase Hosting</w:t>
+      </w:r>
+      <w:bookmarkEnd w:id="23"/>
+    </w:p>
+    <w:p>
+      <w:pPr>
+        <w:pStyle w:val="Ttulo3"/>
+      </w:pPr>
+      <w:bookmarkStart w:id="24" w:name="_Toc243321337"/>
+      <w:r>
+        <w:t>Render</w:t>
+      </w:r>
+      <w:bookmarkEnd w:id="24"/>
+    </w:p>
+    <w:p>
+      <w:pPr>
+        <w:pStyle w:val="Ttulo3"/>
+      </w:pPr>
+      <w:bookmarkStart w:id="25" w:name="_Toc243321338"/>
+      <w:r>
+        <w:t>Aiven</w:t>
+      </w:r>
+      <w:bookmarkEnd w:id="25"/>
+    </w:p>
+    <w:p>
+      <w:pPr>
+        <w:pStyle w:val="Ttulo3"/>
+      </w:pPr>
+      <w:bookmarkStart w:id="26" w:name="_Toc243321339"/>
+      <w:r>
+        <w:t>Resend</w:t>
+      </w:r>
+      <w:bookmarkEnd w:id="26"/>
+    </w:p>
+    <w:p>
+      <w:pPr>
+        <w:pStyle w:val="Ttulo3"/>
+      </w:pPr>
+      <w:bookmarkStart w:id="27" w:name="_Toc243321340"/>
+      <w:r>
+        <w:t>Cloudinary</w:t>
+      </w:r>
+      <w:bookmarkEnd w:id="27"/>
+    </w:p>
+    <w:p>
+      <w:pPr>
+        <w:pStyle w:val="Ttulo3"/>
+      </w:pPr>
+      <w:bookmarkStart w:id="28" w:name="_Toc243321341"/>
+      <w:r>
+        <w:t>Buena Práctica: Conventional Commits</w:t>
+      </w:r>
+      <w:bookmarkEnd w:id="28"/>
+    </w:p>
+    <w:p>
+      <w:pPr>
+        <w:pStyle w:val="Ttulo2"/>
+      </w:pPr>
+      <w:bookmarkStart w:id="29" w:name="_Toc243321342"/>
+      <w:r>
+        <w:t>IDE y Editor de Código</w:t>
+      </w:r>
+      <w:bookmarkEnd w:id="29"/>
+    </w:p>
+    <w:p>
+      <w:pPr>
+        <w:pStyle w:val="Ttulo3"/>
+      </w:pPr>
+      <w:bookmarkStart w:id="30" w:name="_Toc243321343"/>
+      <w:r>
+        <w:t>Visual Studio Code</w:t>
+      </w:r>
+      <w:bookmarkEnd w:id="30"/>
+    </w:p>
+    <w:p>
+      <w:pPr>
+        <w:pStyle w:val="Ttulo2"/>
+      </w:pPr>
+      <w:bookmarkStart w:id="31" w:name="_Toc243321344"/>
+      <w:r>
+        <w:t>Frameworks y Tecnología de Desarrollo Web</w:t>
+      </w:r>
+      <w:bookmarkEnd w:id="31"/>
+    </w:p>
+    <w:p>
+      <w:pPr>
+        <w:pStyle w:val="Ttulo3"/>
+      </w:pPr>
+      <w:bookmarkStart w:id="32" w:name="_Toc243321345"/>
+      <w:r>
+        <w:t>HTML</w:t>
+      </w:r>
+      <w:bookmarkEnd w:id="32"/>
+    </w:p>
+    <w:p>
+      <w:pPr>
+        <w:pStyle w:val="Ttulo3"/>
+      </w:pPr>
+      <w:bookmarkStart w:id="33" w:name="_Toc243321346"/>
+      <w:r>
+        <w:rPr>
+          <w:lang w:val="en-US"/>
+        </w:rPr>
+        <w:t>CSS</w:t>
+      </w:r>
+      <w:r>
+        <w:rPr>
+          <w:lang w:val="en-US"/>
+        </w:rPr>
+        <w:t>/SCS</w:t>
+      </w:r>
+      <w:r>
+        <w:t>S</w:t>
+      </w:r>
+      <w:bookmarkEnd w:id="33"/>
+    </w:p>
+    <w:p>
+      <w:pPr>
+        <w:pStyle w:val="Ttulo3"/>
+      </w:pPr>
+      <w:bookmarkStart w:id="34" w:name="_Toc243321347"/>
+      <w:r>
+        <w:t>Angular</w:t>
+      </w:r>
+      <w:bookmarkEnd w:id="34"/>
+    </w:p>
+    <w:p>
+      <w:pPr>
+        <w:pStyle w:val="Ttulo3"/>
+      </w:pPr>
+      <w:bookmarkStart w:id="35" w:name="_Toc243321348"/>
+      <w:r>
+        <w:rPr>
+          <w:lang w:val="en-US"/>
+        </w:rPr>
+        <w:t>TypeScript</w:t>
+      </w:r>
+      <w:bookmarkEnd w:id="35"/>
+    </w:p>
+    <w:p>
+      <w:pPr>
+        <w:pStyle w:val="Ttulo3"/>
+      </w:pPr>
+      <w:bookmarkStart w:id="36" w:name="_Toc243321349"/>
+      <w:r>
+        <w:lastRenderedPageBreak/>
+        <w:t>Bootstrap</w:t>
+      </w:r>
+      <w:bookmarkEnd w:id="36"/>
+    </w:p>
+    <w:p>
+      <w:pPr>
+        <w:pStyle w:val="Ttulo3"/>
+      </w:pPr>
+      <w:bookmarkStart w:id="37" w:name="_Toc243321350"/>
+      <w:r>
+        <w:t>Express.js</w:t>
+      </w:r>
+      <w:bookmarkEnd w:id="37"/>
+    </w:p>
+    <w:p>
+      <w:pPr>
+        <w:pStyle w:val="Ttulo3"/>
+      </w:pPr>
+      <w:bookmarkStart w:id="38" w:name="_Toc243321351"/>
+      <w:r>
+        <w:t>DataTables</w:t>
+      </w:r>
+      <w:bookmarkEnd w:id="38"/>
+    </w:p>
+    <w:p>
+      <w:pPr>
+        <w:pStyle w:val="Ttulo3"/>
+        <w:rPr>
+          <w:lang w:val="en-US"/>
+        </w:rPr>
+      </w:pPr>
+      <w:bookmarkStart w:id="39" w:name="_Toc243321352"/>
+      <w:r>
+        <w:t>JTW</w:t>
+      </w:r>
+      <w:bookmarkEnd w:id="39"/>
+    </w:p>
+    <w:p>
+      <w:pPr>
+        <w:pStyle w:val="Ttulo3"/>
+        <w:rPr>
+          <w:lang w:val="en-US"/>
+        </w:rPr>
+      </w:pPr>
+      <w:bookmarkStart w:id="40" w:name="_Toc243321353"/>
+      <w:r>
+        <w:rPr>
+          <w:lang w:val="en-US"/>
+        </w:rPr>
+        <w:t>JavaScript</w:t>
+      </w:r>
+      <w:bookmarkEnd w:id="40"/>
+    </w:p>
+    <w:p>
+      <w:pPr>
+        <w:pStyle w:val="Ttulo3"/>
+        <w:rPr>
+          <w:lang w:val="en-US"/>
+        </w:rPr>
+      </w:pPr>
+      <w:bookmarkStart w:id="41" w:name="_Toc243321354"/>
+      <w:r>
+        <w:rPr>
+          <w:lang w:val="en-US"/>
+        </w:rPr>
+        <w:t>React</w:t>
+      </w:r>
+      <w:bookmarkEnd w:id="41"/>
+    </w:p>
+    <w:p>
+      <w:pPr>
+        <w:pStyle w:val="Ttulo3"/>
+        <w:rPr>
+          <w:lang w:val="en-US"/>
+        </w:rPr>
+      </w:pPr>
+      <w:bookmarkStart w:id="42" w:name="_Toc243321355"/>
+      <w:r>
+        <w:rPr>
+          <w:lang w:val="en-US"/>
+        </w:rPr>
+        <w:t>Nodejs</w:t>
+      </w:r>
+      <w:bookmarkEnd w:id="42"/>
+    </w:p>
+    <w:p>
+      <w:pPr>
+        <w:pStyle w:val="Ttulo3"/>
+      </w:pPr>
+      <w:bookmarkStart w:id="43" w:name="_Toc243321356"/>
+      <w:r>
+        <w:t>MySQL</w:t>
+      </w:r>
+      <w:bookmarkEnd w:id="43"/>
+    </w:p>
+    <w:p>
+      <w:pPr>
+        <w:pStyle w:val="Ttulo2"/>
+      </w:pPr>
+      <w:bookmarkStart w:id="44" w:name="_Toc243321357"/>
+      <w:r>
+        <w:t>Arquitectura de Capas</w:t>
+      </w:r>
+      <w:bookmarkEnd w:id="44"/>
+    </w:p>
+    <w:p>
+      <w:pPr>
+        <w:pStyle w:val="Ttulo3"/>
+      </w:pPr>
+      <w:bookmarkStart w:id="45" w:name="_Toc243321358"/>
+      <w:r>
+        <w:t>Capa de Rutas</w:t>
+      </w:r>
+      <w:bookmarkEnd w:id="45"/>
+    </w:p>
+    <w:p>
+      <w:pPr>
+        <w:pStyle w:val="Ttulo3"/>
+      </w:pPr>
+      <w:bookmarkStart w:id="46" w:name="_Toc243321359"/>
+      <w:r>
+        <w:t>Capa de Servicio</w:t>
+      </w:r>
+      <w:bookmarkEnd w:id="46"/>
+    </w:p>
+    <w:p>
+      <w:pPr>
+        <w:pStyle w:val="Ttulo3"/>
+      </w:pPr>
+      <w:bookmarkStart w:id="47" w:name="_Toc243321360"/>
+      <w:r>
+        <w:t>Capa de Base de Datos</w:t>
+      </w:r>
+      <w:bookmarkEnd w:id="47"/>
+    </w:p>
+    <w:p>
+      <w:pPr>
+        <w:pStyle w:val="Ttulo1"/>
+      </w:pPr>
+      <w:bookmarkStart w:id="48" w:name="_Toc243321361"/>
+      <w:r>
+        <w:t>Capítulo IV. Metodología</w:t>
+      </w:r>
+      <w:bookmarkEnd w:id="48"/>
+    </w:p>
+    <w:p>
+      <w:pPr>
+        <w:pStyle w:val="Nmerodecaptulo"/>
+        <w:rPr>
+          <w:lang w:val="es-ES_tradnl"/>
+        </w:rPr>
+      </w:pPr>
+    </w:p>
+    <w:p>
+      <w:pPr>
+        <w:pStyle w:val="Ttulo2"/>
+      </w:pPr>
+      <w:bookmarkStart w:id="49" w:name="_Toc243321362"/>
+      <w:r>
+        <w:t>Hipótesis</w:t>
+      </w:r>
+      <w:bookmarkEnd w:id="49"/>
+    </w:p>
+    <w:p>
+      <w:pPr>
+        <w:pStyle w:val="Ttulo2"/>
+      </w:pPr>
+      <w:bookmarkStart w:id="50" w:name="_Toc243321363"/>
+      <w:r>
+        <w:t>Variables de Investigación</w:t>
+      </w:r>
+      <w:bookmarkEnd w:id="50"/>
+    </w:p>
+    <w:p>
+      <w:pPr>
+        <w:pStyle w:val="Ttulo3"/>
+      </w:pPr>
+      <w:bookmarkStart w:id="51" w:name="_Toc243321364"/>
+      <w:r>
+        <w:t>Variable Independiente</w:t>
+      </w:r>
+      <w:bookmarkEnd w:id="51"/>
+    </w:p>
+    <w:p>
+      <w:pPr>
+        <w:pStyle w:val="Ttulo3"/>
+      </w:pPr>
+      <w:bookmarkStart w:id="52" w:name="_Toc243321365"/>
+      <w:r>
+        <w:t>Variables Dependientes</w:t>
+      </w:r>
+      <w:bookmarkEnd w:id="52"/>
+    </w:p>
+    <w:p>
+      <w:pPr>
+        <w:pStyle w:val="Ttulo2"/>
+      </w:pPr>
+      <w:bookmarkStart w:id="53" w:name="_Toc243321366"/>
+      <w:r>
+        <w:t>Definición de Variables</w:t>
+      </w:r>
+      <w:bookmarkEnd w:id="53"/>
+    </w:p>
+    <w:p>
+      <w:pPr>
+        <w:pStyle w:val="Ttulo2"/>
+      </w:pPr>
+      <w:bookmarkStart w:id="54" w:name="_Toc243321367"/>
+      <w:r>
+        <w:t>Población y Muestra</w:t>
+      </w:r>
+      <w:bookmarkEnd w:id="54"/>
+    </w:p>
+    <w:p>
+      <w:pPr>
+        <w:pStyle w:val="Descripcin"/>
+        <w:keepNext/>
+      </w:pPr>
+      <w:bookmarkStart w:id="55" w:name="_Toc243920924"/>
+      <w:r>
+        <w:lastRenderedPageBreak/>
+        <w:t xml:space="preserve">Tabla </w:t>
+      </w:r>
+      <w:r>
+        <w:fldChar w:fldCharType="begin"/>
+      </w:r>
+      <w:r>
         <w:instrText xml:space="preserve"> SEQ Tabla \* ARABIC </w:instrText>
       </w:r>
       <w:r>
@@ -13422,15 +14739,10 @@
       <w:r>
         <w:t xml:space="preserve">: </w:t>
       </w:r>
-      <w:proofErr w:type="spellStart"/>
-      <w:r>
-        <w:t>Muestra</w:t>
-      </w:r>
-      <w:proofErr w:type="spellEnd"/>
-      <w:r>
-        <w:t xml:space="preserve"> y Población</w:t>
-      </w:r>
-      <w:bookmarkEnd w:id="51"/>
+      <w:r>
+        <w:t>Muestra y Población</w:t>
+      </w:r>
+      <w:bookmarkEnd w:id="55"/>
     </w:p>
     <w:tbl>
       <w:tblPr>
@@ -13683,373 +14995,297 @@
       <w:pPr>
         <w:pStyle w:val="Ttulo2"/>
       </w:pPr>
-      <w:bookmarkStart w:id="52" w:name="_Toc243321368"/>
-      <w:r>
+      <w:bookmarkStart w:id="56" w:name="_Toc243321368"/>
+      <w:r>
+        <w:t>Técnicas e Instrumentos de Investigación</w:t>
+      </w:r>
+      <w:bookmarkEnd w:id="56"/>
+    </w:p>
+    <w:p>
+      <w:pPr>
+        <w:pStyle w:val="Ttulo3"/>
+      </w:pPr>
+      <w:bookmarkStart w:id="57" w:name="_Toc243321369"/>
+      <w:r>
+        <w:t>Encuesta</w:t>
+      </w:r>
+      <w:bookmarkEnd w:id="57"/>
+    </w:p>
+    <w:p>
+      <w:pPr>
+        <w:pStyle w:val="Ttulo2"/>
+      </w:pPr>
+      <w:bookmarkStart w:id="58" w:name="_Toc243321370"/>
+      <w:r>
+        <w:t>Fuentes de Información</w:t>
+      </w:r>
+      <w:bookmarkEnd w:id="58"/>
+    </w:p>
+    <w:p>
+      <w:pPr>
+        <w:pStyle w:val="Ttulo3"/>
+      </w:pPr>
+      <w:bookmarkStart w:id="59" w:name="_Toc243321371"/>
+      <w:r>
+        <w:t>Fuentes Primarias</w:t>
+      </w:r>
+      <w:bookmarkEnd w:id="59"/>
+    </w:p>
+    <w:p>
+      <w:pPr>
+        <w:pStyle w:val="Ttulo3"/>
+      </w:pPr>
+      <w:bookmarkStart w:id="60" w:name="_Toc243321372"/>
+      <w:r>
+        <w:t>Fuentes Secundarias</w:t>
+      </w:r>
+      <w:bookmarkEnd w:id="60"/>
+    </w:p>
+    <w:p>
+      <w:pPr>
+        <w:pStyle w:val="Ttulo2"/>
+      </w:pPr>
+      <w:bookmarkStart w:id="61" w:name="_Toc243321373"/>
+      <w:r>
+        <w:t>Resultados</w:t>
+      </w:r>
+      <w:bookmarkEnd w:id="61"/>
+    </w:p>
+    <w:p>
+      <w:pPr>
+        <w:pStyle w:val="Ttulo1"/>
+      </w:pPr>
+      <w:bookmarkStart w:id="62" w:name="_Toc243321374"/>
+      <w:r>
+        <w:t>Capítulo V. Descripción del Trabajo Desarrollado</w:t>
+      </w:r>
+      <w:bookmarkEnd w:id="62"/>
+    </w:p>
+    <w:p>
+      <w:pPr>
+        <w:pStyle w:val="Nmerodecaptulo"/>
+        <w:rPr>
+          <w:lang w:val="es-ES_tradnl"/>
+        </w:rPr>
+      </w:pPr>
+    </w:p>
+    <w:p>
+      <w:pPr>
+        <w:pStyle w:val="Ttulo2"/>
+      </w:pPr>
+      <w:bookmarkStart w:id="63" w:name="_Toc243321375"/>
+      <w:r>
+        <w:t>Implementación de InforumGo</w:t>
+      </w:r>
+      <w:bookmarkEnd w:id="63"/>
+    </w:p>
+    <w:p>
+      <w:pPr>
+        <w:pStyle w:val="Ttulo3"/>
+      </w:pPr>
+      <w:bookmarkStart w:id="64" w:name="_Toc243321376"/>
+      <w:r>
+        <w:t>Justificación</w:t>
+      </w:r>
+      <w:bookmarkEnd w:id="64"/>
+    </w:p>
+    <w:p>
+      <w:pPr>
+        <w:pStyle w:val="ParrafoCeutec"/>
+        <w:rPr>
+          <w:lang w:val="es-HN"/>
+        </w:rPr>
+      </w:pPr>
+      <w:bookmarkStart w:id="65" w:name="_Toc243321377"/>
+      <w:r>
+        <w:rPr>
+          <w:lang w:val="es-HN"/>
+        </w:rPr>
+        <w:t xml:space="preserve">El estudio es conveniente porque permite a la gerencia de Inforum decidir, con datos, si conviene mantener y ampliar un sistema propio para gestionar permisos, vacaciones, incapacidades y campañas por correo. Tiene relevancia social porque beneficia al personal, que contará con un registro de sus solicitudes; a Recursos Humanos y a las jefaturas, que controlarán </w:t>
+      </w:r>
+      <w:r>
+        <w:rPr>
+          <w:lang w:val="es-HN"/>
+        </w:rPr>
         <w:lastRenderedPageBreak/>
-        <w:t>Técnicas e Instrumentos de Investigación</w:t>
-      </w:r>
-      <w:bookmarkEnd w:id="52"/>
+        <w:t>el saldo de vacaciones; y a los clientes, que dejarán de recibir correos duplicados. Sus implicaciones prácticas radican en resolver un problema real: el Código de Trabajo exige constancia escrita y firmada de las vacaciones concedidas, y su ausencia hace presumir que no fueron otorgadas</w:t>
+      </w:r>
+      <w:r>
+        <w:rPr>
+          <w:lang w:val="es-HN"/>
+        </w:rPr>
+        <w:t xml:space="preserve"> </w:t>
+      </w:r>
+      <w:r>
+        <w:rPr>
+          <w:lang w:val="es-HN"/>
+        </w:rPr>
+        <w:fldChar w:fldCharType="begin"/>
+      </w:r>
+      <w:r>
+        <w:rPr>
+          <w:lang w:val="es-HN"/>
+        </w:rPr>
+        <w:instrText xml:space="preserve"> ADDIN ZOTERO_ITEM CSL_CITATION {"citationID":"R5npGTud","properties":{"unsorted":false,"formattedCitation":"(Matute L\\uc0\\u243{}pez y Rodr\\uc0\\u237{}guez Mej\\uc0\\u237{}a, 2009, art. 355)","plainCitation":"(Matute López y Rodríguez Mejía, 2009, art. 355)","noteIndex":0},"citationItems":[{"id":15,"uris":["http://zotero.org/users/local/q62uitc9/items/PK63QDYQ"],"itemData":{"id":15,"type":"book","ISBN":"978-99926-45-41-3","language":"es","publisher":"Organización Internacional del Trabajo","publisher-place":"Tegucigalpa","title":"Código del Trabajo de Honduras: Decreto No. 189 de 1959. Edición rubricada y concordada con las normas nacionales e internacionales del trabajo","editor":[{"family":"Matute López","given":"Darlan Esteban"},{"family":"Rodríguez Mejía","given":"Giovanni"}],"issued":{"date-parts":[["2009"]]}},"suffix":", art. 355"}],"schema":"https://github.com/citation-style-language/schema/raw/master/csl-citation.json"} </w:instrText>
+      </w:r>
+      <w:r>
+        <w:rPr>
+          <w:lang w:val="es-HN"/>
+        </w:rPr>
+        <w:fldChar w:fldCharType="separate"/>
+      </w:r>
+      <w:r>
+        <w:rPr>
+          <w:kern w:val="0"/>
+          <w:lang w:val="es-HN"/>
+        </w:rPr>
+        <w:t>(Matute López y Rodríguez Mejía, 2009, art. 355)</w:t>
+      </w:r>
+      <w:r>
+        <w:rPr>
+          <w:lang w:val="es-HN"/>
+        </w:rPr>
+        <w:fldChar w:fldCharType="end"/>
+      </w:r>
+      <w:r>
+        <w:rPr>
+          <w:lang w:val="es-HN"/>
+        </w:rPr>
+        <w:t xml:space="preserve">. </w:t>
+      </w:r>
+      <w:r>
+        <w:rPr>
+          <w:lang w:val="es-HN"/>
+        </w:rPr>
+        <w:t>Su valor teórico es aportar datos sobre el costo y el beneficio de digitalizar la gestión de ausencias en una empresa de consultoría tecnológica. Finalmente, su utilidad metodológica es dejar un instrumento reutilizable para medir el tiempo y los errores por solicitud antes y después de la implementación.</w:t>
+      </w:r>
     </w:p>
     <w:p>
       <w:pPr>
         <w:pStyle w:val="Ttulo3"/>
       </w:pPr>
-      <w:bookmarkStart w:id="53" w:name="_Toc243321369"/>
-      <w:r>
-        <w:t>Encuesta</w:t>
-      </w:r>
-      <w:bookmarkEnd w:id="53"/>
+      <w:r>
+        <w:t>Alcance</w:t>
+      </w:r>
+      <w:bookmarkEnd w:id="65"/>
+    </w:p>
+    <w:p>
+      <w:pPr>
+        <w:pStyle w:val="Ttulo3"/>
+      </w:pPr>
+      <w:bookmarkStart w:id="66" w:name="_Toc243321378"/>
+      <w:r>
+        <w:t>Recursos Disponibles y Limitaciones</w:t>
+      </w:r>
+      <w:bookmarkEnd w:id="66"/>
+    </w:p>
+    <w:p>
+      <w:pPr>
+        <w:pStyle w:val="Ttulo3"/>
+      </w:pPr>
+      <w:bookmarkStart w:id="67" w:name="_Toc243321379"/>
+      <w:r>
+        <w:t>Actividades Desarrolladas</w:t>
+      </w:r>
+      <w:bookmarkEnd w:id="67"/>
+    </w:p>
+    <w:p>
+      <w:pPr>
+        <w:pStyle w:val="Ttulo3"/>
+      </w:pPr>
+      <w:bookmarkStart w:id="68" w:name="_Toc243321380"/>
+      <w:r>
+        <w:t>Resultados Obtenidos</w:t>
+      </w:r>
+      <w:bookmarkEnd w:id="68"/>
     </w:p>
     <w:p>
       <w:pPr>
         <w:pStyle w:val="Ttulo2"/>
       </w:pPr>
-      <w:bookmarkStart w:id="54" w:name="_Toc243321370"/>
-      <w:r>
-        <w:t>Fuentes de Información</w:t>
-      </w:r>
-      <w:bookmarkEnd w:id="54"/>
+      <w:bookmarkStart w:id="69" w:name="_Toc243321381"/>
+      <w:r>
+        <w:t>Análisis Costo-Beneficio</w:t>
+      </w:r>
+      <w:bookmarkEnd w:id="69"/>
     </w:p>
     <w:p>
       <w:pPr>
         <w:pStyle w:val="Ttulo3"/>
       </w:pPr>
-      <w:bookmarkStart w:id="55" w:name="_Toc243321371"/>
-      <w:r>
-        <w:t>Fuentes Primarias</w:t>
-      </w:r>
-      <w:bookmarkEnd w:id="55"/>
+      <w:bookmarkStart w:id="70" w:name="_Toc243321382"/>
+      <w:r>
+        <w:t>Análisis de Costo Eléctrico</w:t>
+      </w:r>
+      <w:bookmarkEnd w:id="70"/>
     </w:p>
     <w:p>
       <w:pPr>
         <w:pStyle w:val="Ttulo3"/>
       </w:pPr>
-      <w:bookmarkStart w:id="56" w:name="_Toc243321372"/>
-      <w:r>
-        <w:t>Fuentes Secundarias</w:t>
-      </w:r>
-      <w:bookmarkEnd w:id="56"/>
-    </w:p>
-    <w:p>
-      <w:pPr>
-        <w:pStyle w:val="Ttulo2"/>
-      </w:pPr>
-      <w:bookmarkStart w:id="57" w:name="_Toc243321373"/>
-      <w:r>
-        <w:t>Resultados</w:t>
-      </w:r>
-      <w:bookmarkEnd w:id="57"/>
+      <w:bookmarkStart w:id="71" w:name="_Toc243321383"/>
+      <w:r>
+        <w:t>Análisis de Costo de Internet</w:t>
+      </w:r>
+      <w:bookmarkEnd w:id="71"/>
+    </w:p>
+    <w:p>
+      <w:pPr>
+        <w:pStyle w:val="Ttulo3"/>
+      </w:pPr>
+      <w:bookmarkStart w:id="72" w:name="_Toc243321384"/>
+      <w:r>
+        <w:t>Análisis de Costo Variados</w:t>
+      </w:r>
+      <w:bookmarkEnd w:id="72"/>
+    </w:p>
+    <w:p>
+      <w:pPr>
+        <w:pStyle w:val="Ttulo3"/>
+      </w:pPr>
+      <w:bookmarkStart w:id="73" w:name="_Toc243321385"/>
+      <w:r>
+        <w:t>Análisis de Costo Salarial</w:t>
+      </w:r>
+      <w:bookmarkEnd w:id="73"/>
+    </w:p>
+    <w:p>
+      <w:pPr>
+        <w:pStyle w:val="Ttulo3"/>
+      </w:pPr>
+      <w:bookmarkStart w:id="74" w:name="_Toc243321386"/>
+      <w:r>
+        <w:t>Análisis Financiero Costo Beneficio</w:t>
+      </w:r>
+      <w:bookmarkEnd w:id="74"/>
     </w:p>
     <w:p>
       <w:pPr>
         <w:pStyle w:val="Ttulo1"/>
       </w:pPr>
-      <w:bookmarkStart w:id="58" w:name="_Toc243321374"/>
-      <w:r>
-        <w:t>Capítulo V. Descripción del Trabajo Desarrollado</w:t>
-      </w:r>
-      <w:bookmarkEnd w:id="58"/>
-    </w:p>
-    <w:p>
-      <w:pPr>
-        <w:pStyle w:val="Nmerodecaptulo"/>
-        <w:rPr>
-          <w:lang w:val="es-ES_tradnl"/>
-        </w:rPr>
-      </w:pPr>
-    </w:p>
-    <w:p>
-      <w:pPr>
-        <w:pStyle w:val="Ttulo2"/>
-      </w:pPr>
-      <w:bookmarkStart w:id="59" w:name="_Toc243321375"/>
-      <w:r>
-        <w:t xml:space="preserve">Implementación de </w:t>
-      </w:r>
-      <w:proofErr w:type="spellStart"/>
-      <w:r>
-        <w:t>Inforum</w:t>
-      </w:r>
-      <w:proofErr w:type="spellEnd"/>
-      <w:r>
-        <w:t xml:space="preserve"> </w:t>
-      </w:r>
-      <w:proofErr w:type="spellStart"/>
-      <w:r>
-        <w:t>Go</w:t>
-      </w:r>
-      <w:bookmarkEnd w:id="59"/>
-      <w:proofErr w:type="spellEnd"/>
-    </w:p>
-    <w:p>
-      <w:pPr>
-        <w:pStyle w:val="Ttulo3"/>
-      </w:pPr>
-      <w:bookmarkStart w:id="60" w:name="_Toc243321376"/>
-      <w:r>
-        <w:t>Justificación</w:t>
-      </w:r>
-      <w:bookmarkEnd w:id="60"/>
-    </w:p>
-    <w:p>
-      <w:pPr>
-        <w:pStyle w:val="Ttulo3"/>
-      </w:pPr>
-      <w:bookmarkStart w:id="61" w:name="_Toc243321377"/>
-      <w:r>
-        <w:t>Alcance</w:t>
-      </w:r>
-      <w:bookmarkEnd w:id="61"/>
-    </w:p>
-    <w:p>
-      <w:pPr>
-        <w:pStyle w:val="Ttulo3"/>
-      </w:pPr>
-      <w:bookmarkStart w:id="62" w:name="_Toc243321378"/>
-      <w:r>
-        <w:t>Recursos Disponibles y Limitaciones</w:t>
-      </w:r>
-      <w:bookmarkEnd w:id="62"/>
-    </w:p>
-    <w:p>
-      <w:pPr>
-        <w:pStyle w:val="Ttulo3"/>
-      </w:pPr>
-      <w:bookmarkStart w:id="63" w:name="_Toc243321379"/>
-      <w:r>
-        <w:t>Actividades Desarrolladas</w:t>
-      </w:r>
-      <w:bookmarkEnd w:id="63"/>
-    </w:p>
-    <w:p>
-      <w:pPr>
-        <w:pStyle w:val="Ttulo3"/>
-      </w:pPr>
-      <w:bookmarkStart w:id="64" w:name="_Toc243321380"/>
-      <w:r>
-        <w:t>Resultados Obtenidos</w:t>
-      </w:r>
-      <w:bookmarkEnd w:id="64"/>
-    </w:p>
-    <w:p>
-      <w:pPr>
-        <w:pStyle w:val="Ttulo2"/>
-      </w:pPr>
-      <w:bookmarkStart w:id="65" w:name="_Toc243321381"/>
-      <w:r>
-        <w:t>Análisis Costo-Beneficio</w:t>
-      </w:r>
-      <w:bookmarkEnd w:id="65"/>
-    </w:p>
-    <w:p>
-      <w:pPr>
-        <w:pStyle w:val="Ttulo3"/>
-      </w:pPr>
-      <w:bookmarkStart w:id="66" w:name="_Toc243321382"/>
-      <w:r>
-        <w:t>Análisis de Costo Eléctrico</w:t>
-      </w:r>
-      <w:bookmarkEnd w:id="66"/>
-    </w:p>
-    <w:p>
-      <w:pPr>
-        <w:pStyle w:val="Ttulo3"/>
-      </w:pPr>
-      <w:bookmarkStart w:id="67" w:name="_Toc243321383"/>
-      <w:r>
-        <w:t>Análisis de Costo de Internet</w:t>
-      </w:r>
-      <w:bookmarkEnd w:id="67"/>
-    </w:p>
-    <w:p>
-      <w:pPr>
-        <w:pStyle w:val="Ttulo3"/>
-      </w:pPr>
-      <w:bookmarkStart w:id="68" w:name="_Toc243321384"/>
-      <w:r>
-        <w:t>Análisis de Costo Variados</w:t>
-      </w:r>
-      <w:bookmarkEnd w:id="68"/>
-    </w:p>
-    <w:p>
-      <w:pPr>
-        <w:pStyle w:val="Ttulo3"/>
-      </w:pPr>
-      <w:bookmarkStart w:id="69" w:name="_Toc243321385"/>
-      <w:r>
-        <w:t>Análisis de Costo Salarial</w:t>
-      </w:r>
-      <w:bookmarkEnd w:id="69"/>
-    </w:p>
-    <w:p>
-      <w:pPr>
-        <w:pStyle w:val="Ttulo3"/>
-      </w:pPr>
-      <w:bookmarkStart w:id="70" w:name="_Toc243321386"/>
-      <w:r>
-        <w:t>Análisis Financiero Costo Beneficio</w:t>
-      </w:r>
-      <w:bookmarkEnd w:id="70"/>
+      <w:bookmarkStart w:id="75" w:name="_Toc243321387"/>
+      <w:r>
+        <w:t>Capítulo VI Conclusiones</w:t>
+      </w:r>
+      <w:bookmarkEnd w:id="75"/>
     </w:p>
     <w:p>
       <w:pPr>
         <w:pStyle w:val="Ttulo1"/>
       </w:pPr>
-      <w:bookmarkStart w:id="71" w:name="_Toc243321387"/>
-      <w:r>
-        <w:lastRenderedPageBreak/>
-        <w:t>Capítulo VI Conclusiones</w:t>
-      </w:r>
-      <w:bookmarkEnd w:id="71"/>
-    </w:p>
-    <w:p>
-      <w:pPr>
-        <w:pStyle w:val="Ttulo1"/>
-      </w:pPr>
-      <w:bookmarkStart w:id="72" w:name="_Toc243321388"/>
+      <w:bookmarkStart w:id="76" w:name="_Toc243321388"/>
       <w:r>
         <w:t>Capítulo VII Recomendaciones</w:t>
       </w:r>
-      <w:bookmarkEnd w:id="72"/>
-    </w:p>
-    <w:p>
-      <w:pPr>
-        <w:rPr>
-          <w:lang w:val="es-ES_tradnl"/>
-        </w:rPr>
-      </w:pPr>
-    </w:p>
-    <w:p>
-      <w:pPr>
-        <w:rPr>
-          <w:lang w:val="es-ES_tradnl"/>
-        </w:rPr>
-      </w:pPr>
-    </w:p>
-    <w:p>
-      <w:pPr>
-        <w:rPr>
-          <w:lang w:val="es-ES_tradnl"/>
-        </w:rPr>
-      </w:pPr>
-    </w:p>
-    <w:p>
-      <w:pPr>
-        <w:rPr>
-          <w:lang w:val="es-ES_tradnl"/>
-        </w:rPr>
-      </w:pPr>
-    </w:p>
-    <w:p>
-      <w:pPr>
-        <w:rPr>
-          <w:lang w:val="es-ES_tradnl"/>
-        </w:rPr>
-      </w:pPr>
-    </w:p>
-    <w:p>
-      <w:pPr>
-        <w:rPr>
-          <w:lang w:val="es-ES_tradnl"/>
-        </w:rPr>
-      </w:pPr>
-    </w:p>
-    <w:p>
-      <w:pPr>
-        <w:rPr>
-          <w:lang w:val="es-ES_tradnl"/>
-        </w:rPr>
-      </w:pPr>
-    </w:p>
-    <w:p>
-      <w:pPr>
-        <w:rPr>
-          <w:lang w:val="es-ES_tradnl"/>
-        </w:rPr>
-      </w:pPr>
-    </w:p>
-    <w:p>
-      <w:pPr>
-        <w:rPr>
-          <w:lang w:val="es-ES_tradnl"/>
-        </w:rPr>
-      </w:pPr>
-    </w:p>
-    <w:p>
-      <w:pPr>
-        <w:rPr>
-          <w:lang w:val="es-ES_tradnl"/>
-        </w:rPr>
-      </w:pPr>
-    </w:p>
-    <w:p>
-      <w:pPr>
-        <w:rPr>
-          <w:lang w:val="es-ES_tradnl"/>
-        </w:rPr>
-      </w:pPr>
-    </w:p>
-    <w:p>
-      <w:pPr>
-        <w:rPr>
-          <w:lang w:val="es-ES_tradnl"/>
-        </w:rPr>
-      </w:pPr>
-    </w:p>
-    <w:p>
-      <w:pPr>
-        <w:rPr>
-          <w:lang w:val="es-ES_tradnl"/>
-        </w:rPr>
-      </w:pPr>
-    </w:p>
-    <w:p>
-      <w:pPr>
-        <w:rPr>
-          <w:lang w:val="es-ES_tradnl"/>
-        </w:rPr>
-      </w:pPr>
-    </w:p>
-    <w:p>
-      <w:pPr>
-        <w:rPr>
-          <w:lang w:val="es-ES_tradnl"/>
-        </w:rPr>
-      </w:pPr>
-    </w:p>
-    <w:p>
-      <w:pPr>
-        <w:rPr>
-          <w:lang w:val="es-ES_tradnl"/>
-        </w:rPr>
-      </w:pPr>
-    </w:p>
-    <w:p>
-      <w:pPr>
-        <w:rPr>
-          <w:lang w:val="es-ES_tradnl"/>
-        </w:rPr>
-      </w:pPr>
-    </w:p>
-    <w:p>
-      <w:pPr>
-        <w:pStyle w:val="Ttulo1"/>
-      </w:pPr>
-      <w:bookmarkStart w:id="73" w:name="_Toc243321389"/>
-    </w:p>
-    <w:p>
-      <w:pPr>
-        <w:rPr>
-          <w:lang w:val="es-ES_tradnl"/>
-        </w:rPr>
-      </w:pPr>
-    </w:p>
-    <w:p>
-      <w:pPr>
-        <w:rPr>
-          <w:lang w:val="es-ES_tradnl"/>
-        </w:rPr>
-      </w:pPr>
+      <w:bookmarkEnd w:id="76"/>
+    </w:p>
+    <w:p>
+      <w:pPr>
+        <w:rPr>
+          <w:lang w:val="es-ES_tradnl"/>
+        </w:rPr>
+      </w:pPr>
+      <w:bookmarkStart w:id="77" w:name="_Toc243321389"/>
     </w:p>
     <w:p>
       <w:pPr>
@@ -14059,7 +15295,7 @@
         <w:lastRenderedPageBreak/>
         <w:t>Bibliografía</w:t>
       </w:r>
-      <w:bookmarkEnd w:id="73"/>
+      <w:bookmarkEnd w:id="77"/>
     </w:p>
     <w:p>
       <w:pPr>
@@ -14095,7 +15331,7 @@
         <w:t>3</w:t>
       </w:r>
       <w:r>
-        <w:t>(4), 235–246.</w:t>
+        <w:t>(4), 235-246.</w:t>
       </w:r>
     </w:p>
     <w:p>
@@ -14105,37 +15341,8 @@
           <w:lang w:val="es-HN"/>
         </w:rPr>
       </w:pPr>
-      <w:proofErr w:type="spellStart"/>
-      <w:r>
-        <w:t>Escribá</w:t>
-      </w:r>
-      <w:proofErr w:type="spellEnd"/>
-      <w:r>
-        <w:t>-Moreno, M. Á., Redondo-</w:t>
-      </w:r>
-      <w:proofErr w:type="spellStart"/>
-      <w:r>
-        <w:t>Cano</w:t>
-      </w:r>
-      <w:proofErr w:type="spellEnd"/>
-      <w:r>
-        <w:t xml:space="preserve">, A., </w:t>
-      </w:r>
-      <w:proofErr w:type="spellStart"/>
-      <w:r>
-        <w:t>Escribá</w:t>
-      </w:r>
-      <w:proofErr w:type="spellEnd"/>
-      <w:r>
-        <w:t>-Carda, N. y Vallet-</w:t>
-      </w:r>
-      <w:proofErr w:type="spellStart"/>
-      <w:r>
-        <w:t>Bellmunt</w:t>
-      </w:r>
-      <w:proofErr w:type="spellEnd"/>
-      <w:r>
-        <w:t xml:space="preserve">, T. (2024). </w:t>
+      <w:r>
+        <w:t xml:space="preserve">Escribá-Moreno, M. Á., Redondo-Cano, A., Escribá-Carda, N. y Vallet-Bellmunt, T. (2024). </w:t>
       </w:r>
       <w:r>
         <w:rPr>
@@ -14169,70 +15376,119 @@
         <w:rPr>
           <w:lang w:val="es-HN"/>
         </w:rPr>
-        <w:t>(3), 103–128. https://doi.org/10.18845/te.v18i3.7289</w:t>
+        <w:t>(3), 103-128. https://doi.org/10.18845/te.v18i3.7289</w:t>
       </w:r>
     </w:p>
     <w:p>
       <w:pPr>
         <w:pStyle w:val="Bibliografa"/>
-      </w:pPr>
-      <w:r>
-        <w:t xml:space="preserve">Micheaux, A. L. (2011). Managing e-mail Advertising Frequency from the Consumer Perspective. </w:t>
+        <w:rPr>
+          <w:lang w:val="es-HN"/>
+        </w:rPr>
+      </w:pPr>
+      <w:r>
+        <w:rPr>
+          <w:lang w:val="es-HN"/>
+        </w:rPr>
+        <w:t xml:space="preserve">Grupo Inforum. (s. f.-a). </w:t>
       </w:r>
       <w:r>
         <w:rPr>
           <w:i/>
           <w:iCs/>
-        </w:rPr>
-        <w:t>Journal of Advertising</w:t>
-      </w:r>
-      <w:r>
-        <w:t xml:space="preserve">, </w:t>
+          <w:lang w:val="es-HN"/>
+        </w:rPr>
+        <w:t>Misión, Visión, Valores e Historia de Grupo Inforum</w:t>
+      </w:r>
+      <w:r>
+        <w:rPr>
+          <w:lang w:val="es-HN"/>
+        </w:rPr>
+        <w:t xml:space="preserve"> [Documento interno].</w:t>
+      </w:r>
+    </w:p>
+    <w:p>
+      <w:pPr>
+        <w:pStyle w:val="Bibliografa"/>
+        <w:rPr>
+          <w:lang w:val="es-HN"/>
+        </w:rPr>
+      </w:pPr>
+      <w:r>
+        <w:rPr>
+          <w:lang w:val="es-HN"/>
+        </w:rPr>
+        <w:t xml:space="preserve">Grupo Inforum. (s. f.-b). </w:t>
       </w:r>
       <w:r>
         <w:rPr>
           <w:i/>
           <w:iCs/>
-        </w:rPr>
-        <w:t>40</w:t>
-      </w:r>
-      <w:r>
-        <w:t>(4), 45–66. https://doi.org/10.2753/JOA0091-3367400404</w:t>
+          <w:lang w:val="es-HN"/>
+        </w:rPr>
+        <w:t>SAP Business One: Consultoría y Soluciones ERP</w:t>
+      </w:r>
+      <w:r>
+        <w:rPr>
+          <w:lang w:val="es-HN"/>
+        </w:rPr>
+        <w:t>. Recuperado 29 de octubre de 2026, de https://grupoinforum.com/</w:t>
       </w:r>
     </w:p>
     <w:p>
       <w:pPr>
         <w:pStyle w:val="Bibliografa"/>
-      </w:pPr>
-      <w:r>
-        <w:t xml:space="preserve">Schacher, P. (2025). </w:t>
-      </w:r>
-      <w:proofErr w:type="spellStart"/>
+        <w:rPr>
+          <w:lang w:val="es-HN"/>
+        </w:rPr>
+      </w:pPr>
+      <w:r>
+        <w:rPr>
+          <w:lang w:val="es-HN"/>
+        </w:rPr>
+        <w:t xml:space="preserve">Matute López, D. E. y Rodríguez Mejía, G. (Eds.). (2009). </w:t>
+      </w:r>
       <w:r>
         <w:rPr>
           <w:i/>
           <w:iCs/>
-        </w:rPr>
-        <w:t>Digitalising</w:t>
-      </w:r>
-      <w:proofErr w:type="spellEnd"/>
+          <w:lang w:val="es-HN"/>
+        </w:rPr>
+        <w:t>Código del Trabajo de Honduras: Decreto No. 189 de 1959. Edición rubricada y concordada con las normas nacionales e internacionales del trabajo</w:t>
+      </w:r>
+      <w:r>
+        <w:rPr>
+          <w:lang w:val="es-HN"/>
+        </w:rPr>
+        <w:t>. Organización Internacional del Trabajo.</w:t>
+      </w:r>
+    </w:p>
+    <w:p>
+      <w:pPr>
+        <w:pStyle w:val="Bibliografa"/>
+        <w:rPr>
+          <w:lang w:val="es-HN"/>
+        </w:rPr>
+      </w:pPr>
+      <w:r>
+        <w:rPr>
+          <w:lang w:val="es-HN"/>
+        </w:rPr>
+        <w:t xml:space="preserve">Mendoza, H. (2025, 3 de septiembre). En Honduras, las mipymes generan 70% de los empleos en el 2025. </w:t>
+      </w:r>
       <w:r>
         <w:rPr>
           <w:i/>
           <w:iCs/>
-        </w:rPr>
-        <w:t xml:space="preserve"> the employee leave request process at Marti Arc Jura; from paper forms to an efficient workflow</w:t>
-      </w:r>
-      <w:r>
-        <w:t xml:space="preserve">. Hochschule für </w:t>
-      </w:r>
-      <w:proofErr w:type="spellStart"/>
-      <w:r>
-        <w:t>Wirtschaft</w:t>
-      </w:r>
-      <w:proofErr w:type="spellEnd"/>
-      <w:r>
-        <w:t xml:space="preserve"> FHNW. https://irf.fhnw.ch/entities/publication/a566c33b-dbce-4baf-a891-145de0e03a0a/ful</w:t>
+          <w:lang w:val="es-HN"/>
+        </w:rPr>
+        <w:t>El Heraldo</w:t>
+      </w:r>
+      <w:r>
+        <w:rPr>
+          <w:lang w:val="es-HN"/>
+        </w:rPr>
+        <w:t>. https://www.elheraldo.hn/economia/honduras-mipymes-generan-70-por-ciento-empleos-2025-GG27218781</w:t>
       </w:r>
     </w:p>
     <w:p>
@@ -14240,28 +15496,14 @@
         <w:pStyle w:val="Bibliografa"/>
       </w:pPr>
       <w:r>
-        <w:rPr>
-          <w:lang w:val="es-HN"/>
-        </w:rPr>
-        <w:t xml:space="preserve">Wahjono, S. I., Marina, A., Rasulong, I. y Fen, F. S. (2020). </w:t>
-      </w:r>
-      <w:r>
-        <w:t xml:space="preserve">Leave management information system using </w:t>
-      </w:r>
-      <w:proofErr w:type="spellStart"/>
-      <w:r>
-        <w:t>InsideDPS</w:t>
-      </w:r>
-      <w:proofErr w:type="spellEnd"/>
-      <w:r>
-        <w:t xml:space="preserve"> software for efficiency of human resources management. </w:t>
+        <w:t xml:space="preserve">Micheaux, A. L. (2011). Managing e-mail Advertising Frequency from the Consumer Perspective. </w:t>
       </w:r>
       <w:r>
         <w:rPr>
           <w:i/>
           <w:iCs/>
         </w:rPr>
-        <w:t>Kinetik: Game Technology, Information System, Computer Network, Computing, Electronics, and Control</w:t>
+        <w:t>Journal of Advertising</w:t>
       </w:r>
       <w:r>
         <w:t xml:space="preserve">, </w:t>
@@ -14271,10 +15513,116 @@
           <w:i/>
           <w:iCs/>
         </w:rPr>
+        <w:t>40</w:t>
+      </w:r>
+      <w:r>
+        <w:t>(4), 45-66. https://doi.org/10.2753/JOA0091-3367400404</w:t>
+      </w:r>
+    </w:p>
+    <w:p>
+      <w:pPr>
+        <w:pStyle w:val="Bibliografa"/>
+        <w:rPr>
+          <w:lang w:val="es-HN"/>
+        </w:rPr>
+      </w:pPr>
+      <w:r>
+        <w:t xml:space="preserve">Rodezno Brevé, E. M., Santos Figueroa, L. E., Delcid Carrasco, J. E. y Mejía Ochoa, F. A. (2026). </w:t>
+      </w:r>
+      <w:r>
+        <w:rPr>
+          <w:lang w:val="es-HN"/>
+        </w:rPr>
+        <w:t xml:space="preserve">Gestión del talento humano y competitividad en las MIPYMES: Evidencia comparada entre Honduras e Iberoamérica. </w:t>
+      </w:r>
+      <w:r>
+        <w:rPr>
+          <w:i/>
+          <w:iCs/>
+          <w:lang w:val="es-HN"/>
+        </w:rPr>
+        <w:t xml:space="preserve">Ciencia Latina Revista Científica </w:t>
+      </w:r>
+      <w:r>
+        <w:rPr>
+          <w:i/>
+          <w:iCs/>
+          <w:lang w:val="es-HN"/>
+        </w:rPr>
+        <w:lastRenderedPageBreak/>
+        <w:t>Multidisciplinar</w:t>
+      </w:r>
+      <w:r>
+        <w:rPr>
+          <w:lang w:val="es-HN"/>
+        </w:rPr>
+        <w:t xml:space="preserve">, </w:t>
+      </w:r>
+      <w:r>
+        <w:rPr>
+          <w:i/>
+          <w:iCs/>
+          <w:lang w:val="es-HN"/>
+        </w:rPr>
+        <w:t>10</w:t>
+      </w:r>
+      <w:r>
+        <w:rPr>
+          <w:lang w:val="es-HN"/>
+        </w:rPr>
+        <w:t>(3), 6348-6362. https://doi.org/10.37811/cl_rcm.v10i3.24674</w:t>
+      </w:r>
+    </w:p>
+    <w:p>
+      <w:pPr>
+        <w:pStyle w:val="Bibliografa"/>
+      </w:pPr>
+      <w:r>
+        <w:t xml:space="preserve">Schacher, P. (2025). </w:t>
+      </w:r>
+      <w:r>
+        <w:rPr>
+          <w:i/>
+          <w:iCs/>
+        </w:rPr>
+        <w:t>Digitalising the employee leave request process at Marti Arc Jura; from paper forms to an efficient workflow</w:t>
+      </w:r>
+      <w:r>
+        <w:t>. Hochschule für Wirtschaft FHNW. https://irf.fhnw.ch/entities/publication/a566c33b-dbce-4baf-a891-145de0e03a0a/ful</w:t>
+      </w:r>
+    </w:p>
+    <w:p>
+      <w:pPr>
+        <w:pStyle w:val="Bibliografa"/>
+      </w:pPr>
+      <w:r>
+        <w:rPr>
+          <w:lang w:val="es-HN"/>
+        </w:rPr>
+        <w:t xml:space="preserve">Wahjono, S. I., Marina, A., Rasulong, I. y Fen, F. S. (2020). </w:t>
+      </w:r>
+      <w:r>
+        <w:t xml:space="preserve">Leave management information system using InsideDPS software for efficiency of human resources management. </w:t>
+      </w:r>
+      <w:r>
+        <w:rPr>
+          <w:i/>
+          <w:iCs/>
+        </w:rPr>
+        <w:t>Kinetik: Game Technology, Information System, Computer Network, Computing, Electronics, and Control</w:t>
+      </w:r>
+      <w:r>
+        <w:t xml:space="preserve">, </w:t>
+      </w:r>
+      <w:r>
+        <w:rPr>
+          <w:i/>
+          <w:iCs/>
+        </w:rPr>
         <w:t>5</w:t>
       </w:r>
       <w:r>
-        <w:t>(3), 211–218. https://doi.org/10.22219/kinetik.v5i3.1087</w:t>
+        <w:t>(3), 211-218. https://doi.org/10.22219/kinetik.v5i3.1087</w:t>
       </w:r>
     </w:p>
     <w:p>
@@ -14282,156 +15630,13 @@
         <w:pStyle w:val="Ttulo1"/>
         <w:jc w:val="left"/>
         <w:rPr>
-          <w:lang w:val="en-US"/>
+          <w:b w:val="0"/>
+          <w:bCs/>
         </w:rPr>
       </w:pPr>
       <w:r>
         <w:fldChar w:fldCharType="end"/>
       </w:r>
-    </w:p>
-    <w:p/>
-    <w:p>
-      <w:pPr>
-        <w:jc w:val="center"/>
-        <w:rPr>
-          <w:b/>
-          <w:bCs/>
-        </w:rPr>
-      </w:pPr>
-    </w:p>
-    <w:p>
-      <w:pPr>
-        <w:jc w:val="center"/>
-        <w:rPr>
-          <w:b/>
-          <w:bCs/>
-        </w:rPr>
-      </w:pPr>
-    </w:p>
-    <w:p>
-      <w:pPr>
-        <w:jc w:val="center"/>
-        <w:rPr>
-          <w:b/>
-          <w:bCs/>
-        </w:rPr>
-      </w:pPr>
-    </w:p>
-    <w:p>
-      <w:pPr>
-        <w:rPr>
-          <w:b/>
-          <w:bCs/>
-        </w:rPr>
-      </w:pPr>
-    </w:p>
-    <w:p>
-      <w:pPr>
-        <w:jc w:val="center"/>
-        <w:rPr>
-          <w:b/>
-          <w:bCs/>
-        </w:rPr>
-      </w:pPr>
-    </w:p>
-    <w:p>
-      <w:pPr>
-        <w:jc w:val="center"/>
-        <w:rPr>
-          <w:b/>
-          <w:bCs/>
-        </w:rPr>
-      </w:pPr>
-    </w:p>
-    <w:p>
-      <w:pPr>
-        <w:jc w:val="center"/>
-        <w:rPr>
-          <w:b/>
-          <w:bCs/>
-        </w:rPr>
-      </w:pPr>
-    </w:p>
-    <w:p>
-      <w:pPr>
-        <w:jc w:val="center"/>
-        <w:rPr>
-          <w:b/>
-          <w:bCs/>
-        </w:rPr>
-      </w:pPr>
-    </w:p>
-    <w:p>
-      <w:pPr>
-        <w:jc w:val="center"/>
-        <w:rPr>
-          <w:b/>
-          <w:bCs/>
-        </w:rPr>
-      </w:pPr>
-    </w:p>
-    <w:p>
-      <w:pPr>
-        <w:jc w:val="center"/>
-        <w:rPr>
-          <w:b/>
-          <w:bCs/>
-        </w:rPr>
-      </w:pPr>
-    </w:p>
-    <w:p>
-      <w:pPr>
-        <w:jc w:val="center"/>
-        <w:rPr>
-          <w:b/>
-          <w:bCs/>
-        </w:rPr>
-      </w:pPr>
-    </w:p>
-    <w:p>
-      <w:pPr>
-        <w:jc w:val="center"/>
-        <w:rPr>
-          <w:b/>
-          <w:bCs/>
-        </w:rPr>
-      </w:pPr>
-    </w:p>
-    <w:p>
-      <w:pPr>
-        <w:jc w:val="center"/>
-        <w:rPr>
-          <w:b/>
-          <w:bCs/>
-        </w:rPr>
-      </w:pPr>
-    </w:p>
-    <w:p>
-      <w:pPr>
-        <w:jc w:val="center"/>
-        <w:rPr>
-          <w:b/>
-          <w:bCs/>
-        </w:rPr>
-      </w:pPr>
-    </w:p>
-    <w:p>
-      <w:pPr>
-        <w:jc w:val="center"/>
-        <w:rPr>
-          <w:b/>
-          <w:bCs/>
-        </w:rPr>
-      </w:pPr>
-    </w:p>
-    <w:p>
-      <w:pPr>
-        <w:jc w:val="center"/>
-        <w:rPr>
-          <w:b/>
-          <w:bCs/>
-        </w:rPr>
-      </w:pPr>
     </w:p>
     <w:sectPr>
       <w:pgSz w:w="12240" w:h="15840" w:code="1"/>
@@ -14442,6 +15647,83 @@
     </w:sectPr>
   </w:body>
 </w:document>
+</file>
+
+<file path=word/comments.xml><?xml version="1.0" encoding="utf-8"?>
+<w:comments xmlns:wpc="http://schemas.microsoft.com/office/word/2010/wordprocessingCanvas" xmlns:cx="http://schemas.microsoft.com/office/drawing/2014/chartex" xmlns:cx1="http://schemas.microsoft.com/office/drawing/2015/9/8/chartex" xmlns:cx2="http://schemas.microsoft.com/office/drawing/2015/10/21/chartex" xmlns:cx3="http://schemas.microsoft.com/office/drawing/2016/5/9/chartex" xmlns:cx4="http://schemas.microsoft.com/office/drawing/2016/5/10/chartex" xmlns:cx5="http://schemas.microsoft.com/office/drawing/2016/5/11/chartex" xmlns:cx6="http://schemas.microsoft.com/office/drawing/2016/5/12/chartex" xmlns:cx7="http://schemas.microsoft.com/office/drawing/2016/5/13/chartex" xmlns:cx8="http://schemas.microsoft.com/office/drawing/2016/5/14/chartex" xmlns:mc="http://schemas.openxmlformats.org/markup-compatibility/2006" xmlns:aink="http://schemas.microsoft.com/office/drawing/2016/ink" xmlns:am3d="http://schemas.microsoft.com/office/drawing/2017/model3d" xmlns:o="urn:schemas-microsoft-com:office:office" xmlns:oel="http://schemas.microsoft.com/office/2019/extlst" xmlns:r="http://schemas.openxmlformats.org/officeDocument/2006/relationships" xmlns:m="http://schemas.openxmlformats.org/officeDocument/2006/math" xmlns:v="urn:schemas-microsoft-com:vml" xmlns:wp14="http://schemas.microsoft.com/office/word/2010/wordprocessingDrawing" xmlns:wp="http://schemas.openxmlformats.org/drawingml/2006/wordprocessingDrawing" xmlns:w10="urn:schemas-microsoft-com:office:word" xmlns:w="http://schemas.openxmlformats.org/wordprocessingml/2006/main" xmlns:w14="http://schemas.microsoft.com/office/word/2010/wordml" xmlns:w15="http://schemas.microsoft.com/office/word/2012/wordml" xmlns:w16cex="http://schemas.microsoft.com/office/word/2018/wordml/cex" xmlns:w16cid="http://schemas.microsoft.com/office/word/2016/wordml/cid" xmlns:w16="http://schemas.microsoft.com/office/word/2018/wordml" xmlns:w16du="http://schemas.microsoft.com/office/word/2023/wordml/word16du" xmlns:w16sdtdh="http://schemas.microsoft.com/office/word/2020/wordml/sdtdatahash" xmlns:w16sdtfl="http://schemas.microsoft.com/office/word/2024/wordml/sdtformatlock" xmlns:w16se="http://schemas.microsoft.com/office/word/2015/wordml/symex" xmlns:wpg="http://schemas.microsoft.com/office/word/2010/wordprocessingGroup" xmlns:wpi="http://schemas.microsoft.com/office/word/2010/wordprocessingInk" xmlns:wne="http://schemas.microsoft.com/office/word/2006/wordml" xmlns:wps="http://schemas.microsoft.com/office/word/2010/wordprocessingShape" mc:Ignorable="w14 w15 w16se w16cid w16 w16cex w16sdtdh w16sdtfl w16du wp14">
+  <w:comment w:id="0" w:author="FERNANDA NICOLE DUBON REYNOSO" w:date="2026-10-29T08:19:00Z" w:initials="FD">
+    <w:p>
+      <w:pPr>
+        <w:pStyle w:val="Textocomentario"/>
+      </w:pPr>
+      <w:r>
+        <w:rPr>
+          <w:rStyle w:val="Refdecomentario"/>
+        </w:rPr>
+        <w:annotationRef/>
+      </w:r>
+      <w:r>
+        <w:t>¿Título correcto?</w:t>
+      </w:r>
+    </w:p>
+  </w:comment>
+  <w:comment w:id="1" w:author="FERNANDA NICOLE DUBON REYNOSO" w:date="2026-10-29T08:20:00Z" w:initials="FD">
+    <w:p>
+      <w:pPr>
+        <w:pStyle w:val="Textocomentario"/>
+      </w:pPr>
+      <w:r>
+        <w:rPr>
+          <w:rStyle w:val="Refdecomentario"/>
+        </w:rPr>
+        <w:annotationRef/>
+      </w:r>
+      <w:r>
+        <w:t>¿Se debe colocar todo el título?</w:t>
+      </w:r>
+    </w:p>
+  </w:comment>
+  <w:comment w:id="2" w:author="FERNANDA NICOLE DUBON REYNOSO" w:date="2026-10-29T08:25:00Z" w:initials="FD">
+    <w:p>
+      <w:pPr>
+        <w:pStyle w:val="Textocomentario"/>
+      </w:pPr>
+      <w:r>
+        <w:rPr>
+          <w:rStyle w:val="Refdecomentario"/>
+        </w:rPr>
+        <w:annotationRef/>
+      </w:r>
+      <w:r>
+        <w:t>¿Incorrecto? Corregir con las indicaciones del módulo</w:t>
+      </w:r>
+    </w:p>
+  </w:comment>
+</w:comments>
+</file>
+
+<file path=word/commentsExtended.xml><?xml version="1.0" encoding="utf-8"?>
+<w15:commentsEx xmlns:wpc="http://schemas.microsoft.com/office/word/2010/wordprocessingCanvas" xmlns:cx="http://schemas.microsoft.com/office/drawing/2014/chartex" xmlns:cx1="http://schemas.microsoft.com/office/drawing/2015/9/8/chartex" xmlns:cx2="http://schemas.microsoft.com/office/drawing/2015/10/21/chartex" xmlns:cx3="http://schemas.microsoft.com/office/drawing/2016/5/9/chartex" xmlns:cx4="http://schemas.microsoft.com/office/drawing/2016/5/10/chartex" xmlns:cx5="http://schemas.microsoft.com/office/drawing/2016/5/11/chartex" xmlns:cx6="http://schemas.microsoft.com/office/drawing/2016/5/12/chartex" xmlns:cx7="http://schemas.microsoft.com/office/drawing/2016/5/13/chartex" xmlns:cx8="http://schemas.microsoft.com/office/drawing/2016/5/14/chartex" xmlns:mc="http://schemas.openxmlformats.org/markup-compatibility/2006" xmlns:aink="http://schemas.microsoft.com/office/drawing/2016/ink" xmlns:am3d="http://schemas.microsoft.com/office/drawing/2017/model3d" xmlns:o="urn:schemas-microsoft-com:office:office" xmlns:oel="http://schemas.microsoft.com/office/2019/extlst" xmlns:r="http://schemas.openxmlformats.org/officeDocument/2006/relationships" xmlns:m="http://schemas.openxmlformats.org/officeDocument/2006/math" xmlns:v="urn:schemas-microsoft-com:vml" xmlns:wp14="http://schemas.microsoft.com/office/word/2010/wordprocessingDrawing" xmlns:wp="http://schemas.openxmlformats.org/drawingml/2006/wordprocessingDrawing" xmlns:w10="urn:schemas-microsoft-com:office:word" xmlns:w="http://schemas.openxmlformats.org/wordprocessingml/2006/main" xmlns:w14="http://schemas.microsoft.com/office/word/2010/wordml" xmlns:w15="http://schemas.microsoft.com/office/word/2012/wordml" xmlns:w16cex="http://schemas.microsoft.com/office/word/2018/wordml/cex" xmlns:w16cid="http://schemas.microsoft.com/office/word/2016/wordml/cid" xmlns:w16="http://schemas.microsoft.com/office/word/2018/wordml" xmlns:w16du="http://schemas.microsoft.com/office/word/2023/wordml/word16du" xmlns:w16sdtdh="http://schemas.microsoft.com/office/word/2020/wordml/sdtdatahash" xmlns:w16sdtfl="http://schemas.microsoft.com/office/word/2024/wordml/sdtformatlock" xmlns:w16se="http://schemas.microsoft.com/office/word/2015/wordml/symex" xmlns:wpg="http://schemas.microsoft.com/office/word/2010/wordprocessingGroup" xmlns:wpi="http://schemas.microsoft.com/office/word/2010/wordprocessingInk" xmlns:wne="http://schemas.microsoft.com/office/word/2006/wordml" xmlns:wps="http://schemas.microsoft.com/office/word/2010/wordprocessingShape" mc:Ignorable="w14 w15 w16se w16cid w16 w16cex w16sdtdh w16sdtfl w16du wp14">
+  <w15:commentEx w15:paraId="638E8136" w15:done="0"/>
+  <w15:commentEx w15:paraId="6B448E50" w15:done="0"/>
+  <w15:commentEx w15:paraId="69F84B33" w15:done="0"/>
+</w15:commentsEx>
+</file>
+
+<file path=word/commentsExtensible.xml><?xml version="1.0" encoding="utf-8"?>
+<w16cex:commentsExtensible xmlns:wpc="http://schemas.microsoft.com/office/word/2010/wordprocessingCanvas" xmlns:cx="http://schemas.microsoft.com/office/drawing/2014/chartex" xmlns:cx1="http://schemas.microsoft.com/office/drawing/2015/9/8/chartex" xmlns:cx2="http://schemas.microsoft.com/office/drawing/2015/10/21/chartex" xmlns:cx3="http://schemas.microsoft.com/office/drawing/2016/5/9/chartex" xmlns:cx4="http://schemas.microsoft.com/office/drawing/2016/5/10/chartex" xmlns:cx5="http://schemas.microsoft.com/office/drawing/2016/5/11/chartex" xmlns:cx6="http://schemas.microsoft.com/office/drawing/2016/5/12/chartex" xmlns:cx7="http://schemas.microsoft.com/office/drawing/2016/5/13/chartex" xmlns:cx8="http://schemas.microsoft.com/office/drawing/2016/5/14/chartex" xmlns:cr="http://schemas.microsoft.com/office/comments/2020/reactions" xmlns:mc="http://schemas.openxmlformats.org/markup-compatibility/2006" xmlns:aink="http://schemas.microsoft.com/office/drawing/2016/ink" xmlns:am3d="http://schemas.microsoft.com/office/drawing/2017/model3d" xmlns:o="urn:schemas-microsoft-com:office:office" xmlns:oel="http://schemas.microsoft.com/office/2019/extlst" xmlns:r="http://schemas.openxmlformats.org/officeDocument/2006/relationships" xmlns:m="http://schemas.openxmlformats.org/officeDocument/2006/math" xmlns:rd="http://schemas.microsoft.com/office/reactions/2026/reactionDetails" xmlns:v="urn:schemas-microsoft-com:vml" xmlns:wp14="http://schemas.microsoft.com/office/word/2010/wordprocessingDrawing" xmlns:wp="http://schemas.openxmlformats.org/drawingml/2006/wordprocessingDrawing" xmlns:w10="urn:schemas-microsoft-com:office:word" xmlns:w="http://schemas.openxmlformats.org/wordprocessingml/2006/main" xmlns:w14="http://schemas.microsoft.com/office/word/2010/wordml" xmlns:w15="http://schemas.microsoft.com/office/word/2012/wordml" xmlns:w16cei="http://schemas.microsoft.com/office/word/2026/wordml/cei" xmlns:w16cex="http://schemas.microsoft.com/office/word/2018/wordml/cex" xmlns:w16cid="http://schemas.microsoft.com/office/word/2016/wordml/cid" xmlns:w16="http://schemas.microsoft.com/office/word/2018/wordml" xmlns:w16du="http://schemas.microsoft.com/office/word/2023/wordml/word16du" xmlns:w16sdtdh="http://schemas.microsoft.com/office/word/2020/wordml/sdtdatahash" xmlns:w16sdtfl="http://schemas.microsoft.com/office/word/2024/wordml/sdtformatlock" xmlns:w16se="http://schemas.microsoft.com/office/word/2015/wordml/symex" xmlns:wpg="http://schemas.microsoft.com/office/word/2010/wordprocessingGroup" xmlns:wpi="http://schemas.microsoft.com/office/word/2010/wordprocessingInk" xmlns:wne="http://schemas.microsoft.com/office/word/2006/wordml" xmlns:wps="http://schemas.microsoft.com/office/word/2010/wordprocessingShape" mc:Ignorable="w14 w15 w16se w16cid w16 w16cex w16sdtdh w16sdtfl cr w16cei rd w16du wp14">
+  <w16cex:commentExtensible w16cex:durableId="2E0F715A" w16cex:dateUtc="2026-10-29T14:19:00Z"/>
+  <w16cex:commentExtensible w16cex:durableId="10C8A870" w16cex:dateUtc="2026-10-29T14:20:00Z"/>
+  <w16cex:commentExtensible w16cex:durableId="5A9E3F41" w16cex:dateUtc="2026-10-29T14:25:00Z"/>
+</w16cex:commentsExtensible>
+</file>
+
+<file path=word/commentsIds.xml><?xml version="1.0" encoding="utf-8"?>
+<w16cid:commentsIds xmlns:wpc="http://schemas.microsoft.com/office/word/2010/wordprocessingCanvas" xmlns:cx="http://schemas.microsoft.com/office/drawing/2014/chartex" xmlns:cx1="http://schemas.microsoft.com/office/drawing/2015/9/8/chartex" xmlns:cx2="http://schemas.microsoft.com/office/drawing/2015/10/21/chartex" xmlns:cx3="http://schemas.microsoft.com/office/drawing/2016/5/9/chartex" xmlns:cx4="http://schemas.microsoft.com/office/drawing/2016/5/10/chartex" xmlns:cx5="http://schemas.microsoft.com/office/drawing/2016/5/11/chartex" xmlns:cx6="http://schemas.microsoft.com/office/drawing/2016/5/12/chartex" xmlns:cx7="http://schemas.microsoft.com/office/drawing/2016/5/13/chartex" xmlns:cx8="http://schemas.microsoft.com/office/drawing/2016/5/14/chartex" xmlns:mc="http://schemas.openxmlformats.org/markup-compatibility/2006" xmlns:aink="http://schemas.microsoft.com/office/drawing/2016/ink" xmlns:am3d="http://schemas.microsoft.com/office/drawing/2017/model3d" xmlns:o="urn:schemas-microsoft-com:office:office" xmlns:oel="http://schemas.microsoft.com/office/2019/extlst" xmlns:r="http://schemas.openxmlformats.org/officeDocument/2006/relationships" xmlns:m="http://schemas.openxmlformats.org/officeDocument/2006/math" xmlns:v="urn:schemas-microsoft-com:vml" xmlns:wp14="http://schemas.microsoft.com/office/word/2010/wordprocessingDrawing" xmlns:wp="http://schemas.openxmlformats.org/drawingml/2006/wordprocessingDrawing" xmlns:w10="urn:schemas-microsoft-com:office:word" xmlns:w="http://schemas.openxmlformats.org/wordprocessingml/2006/main" xmlns:w14="http://schemas.microsoft.com/office/word/2010/wordml" xmlns:w15="http://schemas.microsoft.com/office/word/2012/wordml" xmlns:w16cex="http://schemas.microsoft.com/office/word/2018/wordml/cex" xmlns:w16cid="http://schemas.microsoft.com/office/word/2016/wordml/cid" xmlns:w16="http://schemas.microsoft.com/office/word/2018/wordml" xmlns:w16du="http://schemas.microsoft.com/office/word/2023/wordml/word16du" xmlns:w16sdtdh="http://schemas.microsoft.com/office/word/2020/wordml/sdtdatahash" xmlns:w16sdtfl="http://schemas.microsoft.com/office/word/2024/wordml/sdtformatlock" xmlns:w16se="http://schemas.microsoft.com/office/word/2015/wordml/symex" xmlns:wpg="http://schemas.microsoft.com/office/word/2010/wordprocessingGroup" xmlns:wpi="http://schemas.microsoft.com/office/word/2010/wordprocessingInk" xmlns:wne="http://schemas.microsoft.com/office/word/2006/wordml" xmlns:wps="http://schemas.microsoft.com/office/word/2010/wordprocessingShape" mc:Ignorable="w14 w15 w16se w16cid w16 w16cex w16sdtdh w16sdtfl w16du wp14">
+  <w16cid:commentId w16cid:paraId="638E8136" w16cid:durableId="2E0F715A"/>
+  <w16cid:commentId w16cid:paraId="6B448E50" w16cid:durableId="10C8A870"/>
+  <w16cid:commentId w16cid:paraId="69F84B33" w16cid:durableId="5A9E3F41"/>
+</w16cid:commentsIds>
 </file>
 
 <file path=word/endnotes.xml><?xml version="1.0" encoding="utf-8"?>
@@ -18301,6 +19583,14 @@
   </w:num>
   <w:numIdMacAtCleanup w:val="19"/>
 </w:numbering>
+</file>
+
+<file path=word/people.xml><?xml version="1.0" encoding="utf-8"?>
+<w15:people xmlns:wpc="http://schemas.microsoft.com/office/word/2010/wordprocessingCanvas" xmlns:cx="http://schemas.microsoft.com/office/drawing/2014/chartex" xmlns:cx1="http://schemas.microsoft.com/office/drawing/2015/9/8/chartex" xmlns:cx2="http://schemas.microsoft.com/office/drawing/2015/10/21/chartex" xmlns:cx3="http://schemas.microsoft.com/office/drawing/2016/5/9/chartex" xmlns:cx4="http://schemas.microsoft.com/office/drawing/2016/5/10/chartex" xmlns:cx5="http://schemas.microsoft.com/office/drawing/2016/5/11/chartex" xmlns:cx6="http://schemas.microsoft.com/office/drawing/2016/5/12/chartex" xmlns:cx7="http://schemas.microsoft.com/office/drawing/2016/5/13/chartex" xmlns:cx8="http://schemas.microsoft.com/office/drawing/2016/5/14/chartex" xmlns:mc="http://schemas.openxmlformats.org/markup-compatibility/2006" xmlns:aink="http://schemas.microsoft.com/office/drawing/2016/ink" xmlns:am3d="http://schemas.microsoft.com/office/drawing/2017/model3d" xmlns:o="urn:schemas-microsoft-com:office:office" xmlns:oel="http://schemas.microsoft.com/office/2019/extlst" xmlns:r="http://schemas.openxmlformats.org/officeDocument/2006/relationships" xmlns:m="http://schemas.openxmlformats.org/officeDocument/2006/math" xmlns:v="urn:schemas-microsoft-com:vml" xmlns:wp14="http://schemas.microsoft.com/office/word/2010/wordprocessingDrawing" xmlns:wp="http://schemas.openxmlformats.org/drawingml/2006/wordprocessingDrawing" xmlns:w10="urn:schemas-microsoft-com:office:word" xmlns:w="http://schemas.openxmlformats.org/wordprocessingml/2006/main" xmlns:w14="http://schemas.microsoft.com/office/word/2010/wordml" xmlns:w15="http://schemas.microsoft.com/office/word/2012/wordml" xmlns:w16cex="http://schemas.microsoft.com/office/word/2018/wordml/cex" xmlns:w16cid="http://schemas.microsoft.com/office/word/2016/wordml/cid" xmlns:w16="http://schemas.microsoft.com/office/word/2018/wordml" xmlns:w16du="http://schemas.microsoft.com/office/word/2023/wordml/word16du" xmlns:w16sdtdh="http://schemas.microsoft.com/office/word/2020/wordml/sdtdatahash" xmlns:w16sdtfl="http://schemas.microsoft.com/office/word/2024/wordml/sdtformatlock" xmlns:w16se="http://schemas.microsoft.com/office/word/2015/wordml/symex" xmlns:wpg="http://schemas.microsoft.com/office/word/2010/wordprocessingGroup" xmlns:wpi="http://schemas.microsoft.com/office/word/2010/wordprocessingInk" xmlns:wne="http://schemas.microsoft.com/office/word/2006/wordml" xmlns:wps="http://schemas.microsoft.com/office/word/2010/wordprocessingShape" mc:Ignorable="w14 w15 w16se w16cid w16 w16cex w16sdtdh w16sdtfl w16du wp14">
+  <w15:person w15:author="FERNANDA NICOLE DUBON REYNOSO">
+    <w15:presenceInfo w15:providerId="AD" w15:userId="S::fernandadubon@unitec.edu::8708ad32-e85a-4505-830a-00a4eb0f26d7"/>
+  </w15:person>
+</w15:people>
 </file>
 
 <file path=word/styles.xml><?xml version="1.0" encoding="utf-8"?>

--- a/TESIS FERNANDA NICOLE DUBON REYNOSO.docx
+++ b/TESIS FERNANDA NICOLE DUBON REYNOSO.docx
@@ -3397,7 +3397,7 @@
           <w:r>
             <w:fldChar w:fldCharType="separate"/>
           </w:r>
-          <w:hyperlink w:anchor="_Toc243321317" w:history="1">
+          <w:hyperlink w:anchor="_Toc244293724" w:history="1">
             <w:r>
               <w:rPr>
                 <w:rStyle w:val="Hipervnculo"/>
@@ -3424,7 +3424,7 @@
                 <w:noProof/>
                 <w:webHidden/>
               </w:rPr>
-              <w:instrText xml:space="preserve"> PAGEREF _Toc243321317 \h </w:instrText>
+              <w:instrText xml:space="preserve"> PAGEREF _Toc244293724 \h </w:instrText>
             </w:r>
             <w:r>
               <w:rPr>
@@ -3444,7 +3444,7 @@
                 <w:noProof/>
                 <w:webHidden/>
               </w:rPr>
-              <w:t>IX</w:t>
+              <w:t>X</w:t>
             </w:r>
             <w:r>
               <w:rPr>
@@ -3468,7 +3468,7 @@
               <w:lang w:val="es-HN" w:eastAsia="es-HN"/>
             </w:rPr>
           </w:pPr>
-          <w:hyperlink w:anchor="_Toc243321318" w:history="1">
+          <w:hyperlink w:anchor="_Toc244293725" w:history="1">
             <w:r>
               <w:rPr>
                 <w:rStyle w:val="Hipervnculo"/>
@@ -3495,7 +3495,7 @@
                 <w:noProof/>
                 <w:webHidden/>
               </w:rPr>
-              <w:instrText xml:space="preserve"> PAGEREF _Toc243321318 \h </w:instrText>
+              <w:instrText xml:space="preserve"> PAGEREF _Toc244293725 \h </w:instrText>
             </w:r>
             <w:r>
               <w:rPr>
@@ -3539,7 +3539,7 @@
               <w:lang w:val="es-HN" w:eastAsia="es-HN"/>
             </w:rPr>
           </w:pPr>
-          <w:hyperlink w:anchor="_Toc243321319" w:history="1">
+          <w:hyperlink w:anchor="_Toc244293726" w:history="1">
             <w:r>
               <w:rPr>
                 <w:rStyle w:val="Hipervnculo"/>
@@ -3566,7 +3566,7 @@
                 <w:noProof/>
                 <w:webHidden/>
               </w:rPr>
-              <w:instrText xml:space="preserve"> PAGEREF _Toc243321319 \h </w:instrText>
+              <w:instrText xml:space="preserve"> PAGEREF _Toc244293726 \h </w:instrText>
             </w:r>
             <w:r>
               <w:rPr>
@@ -3611,7 +3611,7 @@
               <w:lang w:val="es-HN" w:eastAsia="es-HN"/>
             </w:rPr>
           </w:pPr>
-          <w:hyperlink w:anchor="_Toc243321320" w:history="1">
+          <w:hyperlink w:anchor="_Toc244293727" w:history="1">
             <w:r>
               <w:rPr>
                 <w:rStyle w:val="Hipervnculo"/>
@@ -3654,7 +3654,7 @@
                 <w:noProof/>
                 <w:webHidden/>
               </w:rPr>
-              <w:instrText xml:space="preserve"> PAGEREF _Toc243321320 \h </w:instrText>
+              <w:instrText xml:space="preserve"> PAGEREF _Toc244293727 \h </w:instrText>
             </w:r>
             <w:r>
               <w:rPr>
@@ -3699,7 +3699,7 @@
               <w:lang w:val="es-HN" w:eastAsia="es-HN"/>
             </w:rPr>
           </w:pPr>
-          <w:hyperlink w:anchor="_Toc243321321" w:history="1">
+          <w:hyperlink w:anchor="_Toc244293728" w:history="1">
             <w:r>
               <w:rPr>
                 <w:rStyle w:val="Hipervnculo"/>
@@ -3742,7 +3742,7 @@
                 <w:noProof/>
                 <w:webHidden/>
               </w:rPr>
-              <w:instrText xml:space="preserve"> PAGEREF _Toc243321321 \h </w:instrText>
+              <w:instrText xml:space="preserve"> PAGEREF _Toc244293728 \h </w:instrText>
             </w:r>
             <w:r>
               <w:rPr>
@@ -3787,7 +3787,7 @@
               <w:lang w:val="es-HN" w:eastAsia="es-HN"/>
             </w:rPr>
           </w:pPr>
-          <w:hyperlink w:anchor="_Toc243321322" w:history="1">
+          <w:hyperlink w:anchor="_Toc244293729" w:history="1">
             <w:r>
               <w:rPr>
                 <w:rStyle w:val="Hipervnculo"/>
@@ -3830,7 +3830,7 @@
                 <w:noProof/>
                 <w:webHidden/>
               </w:rPr>
-              <w:instrText xml:space="preserve"> PAGEREF _Toc243321322 \h </w:instrText>
+              <w:instrText xml:space="preserve"> PAGEREF _Toc244293729 \h </w:instrText>
             </w:r>
             <w:r>
               <w:rPr>
@@ -3850,7 +3850,7 @@
                 <w:noProof/>
                 <w:webHidden/>
               </w:rPr>
-              <w:t>3</w:t>
+              <w:t>4</w:t>
             </w:r>
             <w:r>
               <w:rPr>
@@ -3875,7 +3875,7 @@
               <w:lang w:val="es-HN" w:eastAsia="es-HN"/>
             </w:rPr>
           </w:pPr>
-          <w:hyperlink w:anchor="_Toc243321323" w:history="1">
+          <w:hyperlink w:anchor="_Toc244293730" w:history="1">
             <w:r>
               <w:rPr>
                 <w:rStyle w:val="Hipervnculo"/>
@@ -3897,7 +3897,7 @@
                 <w:rStyle w:val="Hipervnculo"/>
                 <w:noProof/>
               </w:rPr>
-              <w:t>Valores Organizacionales</w:t>
+              <w:t>Visión Organizacional</w:t>
             </w:r>
             <w:r>
               <w:rPr>
@@ -3918,7 +3918,7 @@
                 <w:noProof/>
                 <w:webHidden/>
               </w:rPr>
-              <w:instrText xml:space="preserve"> PAGEREF _Toc243321323 \h </w:instrText>
+              <w:instrText xml:space="preserve"> PAGEREF _Toc244293730 \h </w:instrText>
             </w:r>
             <w:r>
               <w:rPr>
@@ -3938,7 +3938,7 @@
                 <w:noProof/>
                 <w:webHidden/>
               </w:rPr>
-              <w:t>3</w:t>
+              <w:t>4</w:t>
             </w:r>
             <w:r>
               <w:rPr>
@@ -3963,7 +3963,7 @@
               <w:lang w:val="es-HN" w:eastAsia="es-HN"/>
             </w:rPr>
           </w:pPr>
-          <w:hyperlink w:anchor="_Toc243321324" w:history="1">
+          <w:hyperlink w:anchor="_Toc244293731" w:history="1">
             <w:r>
               <w:rPr>
                 <w:rStyle w:val="Hipervnculo"/>
@@ -3985,6 +3985,94 @@
                 <w:rStyle w:val="Hipervnculo"/>
                 <w:noProof/>
               </w:rPr>
+              <w:t>Valores Organizacionales</w:t>
+            </w:r>
+            <w:r>
+              <w:rPr>
+                <w:noProof/>
+                <w:webHidden/>
+              </w:rPr>
+              <w:tab/>
+            </w:r>
+            <w:r>
+              <w:rPr>
+                <w:noProof/>
+                <w:webHidden/>
+              </w:rPr>
+              <w:fldChar w:fldCharType="begin"/>
+            </w:r>
+            <w:r>
+              <w:rPr>
+                <w:noProof/>
+                <w:webHidden/>
+              </w:rPr>
+              <w:instrText xml:space="preserve"> PAGEREF _Toc244293731 \h </w:instrText>
+            </w:r>
+            <w:r>
+              <w:rPr>
+                <w:noProof/>
+                <w:webHidden/>
+              </w:rPr>
+            </w:r>
+            <w:r>
+              <w:rPr>
+                <w:noProof/>
+                <w:webHidden/>
+              </w:rPr>
+              <w:fldChar w:fldCharType="separate"/>
+            </w:r>
+            <w:r>
+              <w:rPr>
+                <w:noProof/>
+                <w:webHidden/>
+              </w:rPr>
+              <w:t>4</w:t>
+            </w:r>
+            <w:r>
+              <w:rPr>
+                <w:noProof/>
+                <w:webHidden/>
+              </w:rPr>
+              <w:fldChar w:fldCharType="end"/>
+            </w:r>
+          </w:hyperlink>
+        </w:p>
+        <w:p>
+          <w:pPr>
+            <w:pStyle w:val="TDC3"/>
+            <w:tabs>
+              <w:tab w:val="left" w:pos="1440"/>
+              <w:tab w:val="right" w:leader="dot" w:pos="9350"/>
+            </w:tabs>
+            <w:rPr>
+              <w:rFonts w:asciiTheme="minorHAnsi" w:eastAsiaTheme="minorEastAsia" w:hAnsiTheme="minorHAnsi"/>
+              <w:noProof/>
+              <w:szCs w:val="24"/>
+              <w:lang w:val="es-HN" w:eastAsia="es-HN"/>
+            </w:rPr>
+          </w:pPr>
+          <w:hyperlink w:anchor="_Toc244293732" w:history="1">
+            <w:r>
+              <w:rPr>
+                <w:rStyle w:val="Hipervnculo"/>
+                <w:noProof/>
+              </w:rPr>
+              <w:t>2.1.5.</w:t>
+            </w:r>
+            <w:r>
+              <w:rPr>
+                <w:rFonts w:asciiTheme="minorHAnsi" w:eastAsiaTheme="minorEastAsia" w:hAnsiTheme="minorHAnsi"/>
+                <w:noProof/>
+                <w:szCs w:val="24"/>
+                <w:lang w:val="es-HN" w:eastAsia="es-HN"/>
+              </w:rPr>
+              <w:tab/>
+            </w:r>
+            <w:r>
+              <w:rPr>
+                <w:rStyle w:val="Hipervnculo"/>
+                <w:noProof/>
+              </w:rPr>
               <w:t>Organigrama Organizacional</w:t>
             </w:r>
             <w:r>
@@ -4006,7 +4094,7 @@
                 <w:noProof/>
                 <w:webHidden/>
               </w:rPr>
-              <w:instrText xml:space="preserve"> PAGEREF _Toc243321324 \h </w:instrText>
+              <w:instrText xml:space="preserve"> PAGEREF _Toc244293732 \h </w:instrText>
             </w:r>
             <w:r>
               <w:rPr>
@@ -4026,7 +4114,7 @@
                 <w:noProof/>
                 <w:webHidden/>
               </w:rPr>
-              <w:t>3</w:t>
+              <w:t>5</w:t>
             </w:r>
             <w:r>
               <w:rPr>
@@ -4051,7 +4139,7 @@
               <w:lang w:val="es-HN" w:eastAsia="es-HN"/>
             </w:rPr>
           </w:pPr>
-          <w:hyperlink w:anchor="_Toc243321325" w:history="1">
+          <w:hyperlink w:anchor="_Toc244293733" w:history="1">
             <w:r>
               <w:rPr>
                 <w:rStyle w:val="Hipervnculo"/>
@@ -4094,7 +4182,7 @@
                 <w:noProof/>
                 <w:webHidden/>
               </w:rPr>
-              <w:instrText xml:space="preserve"> PAGEREF _Toc243321325 \h </w:instrText>
+              <w:instrText xml:space="preserve"> PAGEREF _Toc244293733 \h </w:instrText>
             </w:r>
             <w:r>
               <w:rPr>
@@ -4114,7 +4202,7 @@
                 <w:noProof/>
                 <w:webHidden/>
               </w:rPr>
-              <w:t>3</w:t>
+              <w:t>5</w:t>
             </w:r>
             <w:r>
               <w:rPr>
@@ -4139,7 +4227,7 @@
               <w:lang w:val="es-HN" w:eastAsia="es-HN"/>
             </w:rPr>
           </w:pPr>
-          <w:hyperlink w:anchor="_Toc243321326" w:history="1">
+          <w:hyperlink w:anchor="_Toc244293734" w:history="1">
             <w:r>
               <w:rPr>
                 <w:rStyle w:val="Hipervnculo"/>
@@ -4182,7 +4270,7 @@
                 <w:noProof/>
                 <w:webHidden/>
               </w:rPr>
-              <w:instrText xml:space="preserve"> PAGEREF _Toc243321326 \h </w:instrText>
+              <w:instrText xml:space="preserve"> PAGEREF _Toc244293734 \h </w:instrText>
             </w:r>
             <w:r>
               <w:rPr>
@@ -4202,7 +4290,7 @@
                 <w:noProof/>
                 <w:webHidden/>
               </w:rPr>
-              <w:t>3</w:t>
+              <w:t>6</w:t>
             </w:r>
             <w:r>
               <w:rPr>
@@ -4227,7 +4315,7 @@
               <w:lang w:val="es-HN" w:eastAsia="es-HN"/>
             </w:rPr>
           </w:pPr>
-          <w:hyperlink w:anchor="_Toc243321327" w:history="1">
+          <w:hyperlink w:anchor="_Toc244293735" w:history="1">
             <w:r>
               <w:rPr>
                 <w:rStyle w:val="Hipervnculo"/>
@@ -4249,6 +4337,270 @@
                 <w:rStyle w:val="Hipervnculo"/>
                 <w:noProof/>
               </w:rPr>
+              <w:t>Enunciado del Problema</w:t>
+            </w:r>
+            <w:r>
+              <w:rPr>
+                <w:noProof/>
+                <w:webHidden/>
+              </w:rPr>
+              <w:tab/>
+            </w:r>
+            <w:r>
+              <w:rPr>
+                <w:noProof/>
+                <w:webHidden/>
+              </w:rPr>
+              <w:fldChar w:fldCharType="begin"/>
+            </w:r>
+            <w:r>
+              <w:rPr>
+                <w:noProof/>
+                <w:webHidden/>
+              </w:rPr>
+              <w:instrText xml:space="preserve"> PAGEREF _Toc244293735 \h </w:instrText>
+            </w:r>
+            <w:r>
+              <w:rPr>
+                <w:noProof/>
+                <w:webHidden/>
+              </w:rPr>
+            </w:r>
+            <w:r>
+              <w:rPr>
+                <w:noProof/>
+                <w:webHidden/>
+              </w:rPr>
+              <w:fldChar w:fldCharType="separate"/>
+            </w:r>
+            <w:r>
+              <w:rPr>
+                <w:noProof/>
+                <w:webHidden/>
+              </w:rPr>
+              <w:t>7</w:t>
+            </w:r>
+            <w:r>
+              <w:rPr>
+                <w:noProof/>
+                <w:webHidden/>
+              </w:rPr>
+              <w:fldChar w:fldCharType="end"/>
+            </w:r>
+          </w:hyperlink>
+        </w:p>
+        <w:p>
+          <w:pPr>
+            <w:pStyle w:val="TDC2"/>
+            <w:tabs>
+              <w:tab w:val="left" w:pos="960"/>
+              <w:tab w:val="right" w:leader="dot" w:pos="9350"/>
+            </w:tabs>
+            <w:rPr>
+              <w:rFonts w:asciiTheme="minorHAnsi" w:eastAsiaTheme="minorEastAsia" w:hAnsiTheme="minorHAnsi"/>
+              <w:noProof/>
+              <w:szCs w:val="24"/>
+              <w:lang w:val="es-HN" w:eastAsia="es-HN"/>
+            </w:rPr>
+          </w:pPr>
+          <w:hyperlink w:anchor="_Toc244293736" w:history="1">
+            <w:r>
+              <w:rPr>
+                <w:rStyle w:val="Hipervnculo"/>
+                <w:noProof/>
+              </w:rPr>
+              <w:t>2.5.</w:t>
+            </w:r>
+            <w:r>
+              <w:rPr>
+                <w:rFonts w:asciiTheme="minorHAnsi" w:eastAsiaTheme="minorEastAsia" w:hAnsiTheme="minorHAnsi"/>
+                <w:noProof/>
+                <w:szCs w:val="24"/>
+                <w:lang w:val="es-HN" w:eastAsia="es-HN"/>
+              </w:rPr>
+              <w:tab/>
+            </w:r>
+            <w:r>
+              <w:rPr>
+                <w:rStyle w:val="Hipervnculo"/>
+                <w:noProof/>
+              </w:rPr>
+              <w:t>Formulación del Problema</w:t>
+            </w:r>
+            <w:r>
+              <w:rPr>
+                <w:noProof/>
+                <w:webHidden/>
+              </w:rPr>
+              <w:tab/>
+            </w:r>
+            <w:r>
+              <w:rPr>
+                <w:noProof/>
+                <w:webHidden/>
+              </w:rPr>
+              <w:fldChar w:fldCharType="begin"/>
+            </w:r>
+            <w:r>
+              <w:rPr>
+                <w:noProof/>
+                <w:webHidden/>
+              </w:rPr>
+              <w:instrText xml:space="preserve"> PAGEREF _Toc244293736 \h </w:instrText>
+            </w:r>
+            <w:r>
+              <w:rPr>
+                <w:noProof/>
+                <w:webHidden/>
+              </w:rPr>
+            </w:r>
+            <w:r>
+              <w:rPr>
+                <w:noProof/>
+                <w:webHidden/>
+              </w:rPr>
+              <w:fldChar w:fldCharType="separate"/>
+            </w:r>
+            <w:r>
+              <w:rPr>
+                <w:noProof/>
+                <w:webHidden/>
+              </w:rPr>
+              <w:t>8</w:t>
+            </w:r>
+            <w:r>
+              <w:rPr>
+                <w:noProof/>
+                <w:webHidden/>
+              </w:rPr>
+              <w:fldChar w:fldCharType="end"/>
+            </w:r>
+          </w:hyperlink>
+        </w:p>
+        <w:p>
+          <w:pPr>
+            <w:pStyle w:val="TDC2"/>
+            <w:tabs>
+              <w:tab w:val="left" w:pos="960"/>
+              <w:tab w:val="right" w:leader="dot" w:pos="9350"/>
+            </w:tabs>
+            <w:rPr>
+              <w:rFonts w:asciiTheme="minorHAnsi" w:eastAsiaTheme="minorEastAsia" w:hAnsiTheme="minorHAnsi"/>
+              <w:noProof/>
+              <w:szCs w:val="24"/>
+              <w:lang w:val="es-HN" w:eastAsia="es-HN"/>
+            </w:rPr>
+          </w:pPr>
+          <w:hyperlink w:anchor="_Toc244293737" w:history="1">
+            <w:r>
+              <w:rPr>
+                <w:rStyle w:val="Hipervnculo"/>
+                <w:noProof/>
+              </w:rPr>
+              <w:t>2.6.</w:t>
+            </w:r>
+            <w:r>
+              <w:rPr>
+                <w:rFonts w:asciiTheme="minorHAnsi" w:eastAsiaTheme="minorEastAsia" w:hAnsiTheme="minorHAnsi"/>
+                <w:noProof/>
+                <w:szCs w:val="24"/>
+                <w:lang w:val="es-HN" w:eastAsia="es-HN"/>
+              </w:rPr>
+              <w:tab/>
+            </w:r>
+            <w:r>
+              <w:rPr>
+                <w:rStyle w:val="Hipervnculo"/>
+                <w:noProof/>
+              </w:rPr>
+              <w:t>Preguntas de Investigación</w:t>
+            </w:r>
+            <w:r>
+              <w:rPr>
+                <w:noProof/>
+                <w:webHidden/>
+              </w:rPr>
+              <w:tab/>
+            </w:r>
+            <w:r>
+              <w:rPr>
+                <w:noProof/>
+                <w:webHidden/>
+              </w:rPr>
+              <w:fldChar w:fldCharType="begin"/>
+            </w:r>
+            <w:r>
+              <w:rPr>
+                <w:noProof/>
+                <w:webHidden/>
+              </w:rPr>
+              <w:instrText xml:space="preserve"> PAGEREF _Toc244293737 \h </w:instrText>
+            </w:r>
+            <w:r>
+              <w:rPr>
+                <w:noProof/>
+                <w:webHidden/>
+              </w:rPr>
+            </w:r>
+            <w:r>
+              <w:rPr>
+                <w:noProof/>
+                <w:webHidden/>
+              </w:rPr>
+              <w:fldChar w:fldCharType="separate"/>
+            </w:r>
+            <w:r>
+              <w:rPr>
+                <w:noProof/>
+                <w:webHidden/>
+              </w:rPr>
+              <w:t>8</w:t>
+            </w:r>
+            <w:r>
+              <w:rPr>
+                <w:noProof/>
+                <w:webHidden/>
+              </w:rPr>
+              <w:fldChar w:fldCharType="end"/>
+            </w:r>
+          </w:hyperlink>
+        </w:p>
+        <w:p>
+          <w:pPr>
+            <w:pStyle w:val="TDC2"/>
+            <w:tabs>
+              <w:tab w:val="left" w:pos="960"/>
+              <w:tab w:val="right" w:leader="dot" w:pos="9350"/>
+            </w:tabs>
+            <w:rPr>
+              <w:rFonts w:asciiTheme="minorHAnsi" w:eastAsiaTheme="minorEastAsia" w:hAnsiTheme="minorHAnsi"/>
+              <w:noProof/>
+              <w:szCs w:val="24"/>
+              <w:lang w:val="es-HN" w:eastAsia="es-HN"/>
+            </w:rPr>
+          </w:pPr>
+          <w:hyperlink w:anchor="_Toc244293738" w:history="1">
+            <w:r>
+              <w:rPr>
+                <w:rStyle w:val="Hipervnculo"/>
+                <w:noProof/>
+              </w:rPr>
+              <w:t>2.7.</w:t>
+            </w:r>
+            <w:r>
+              <w:rPr>
+                <w:rFonts w:asciiTheme="minorHAnsi" w:eastAsiaTheme="minorEastAsia" w:hAnsiTheme="minorHAnsi"/>
+                <w:noProof/>
+                <w:szCs w:val="24"/>
+                <w:lang w:val="es-HN" w:eastAsia="es-HN"/>
+              </w:rPr>
+              <w:tab/>
+            </w:r>
+            <w:r>
+              <w:rPr>
+                <w:rStyle w:val="Hipervnculo"/>
+                <w:noProof/>
+              </w:rPr>
               <w:t>Objetivos</w:t>
             </w:r>
             <w:r>
@@ -4270,7 +4622,7 @@
                 <w:noProof/>
                 <w:webHidden/>
               </w:rPr>
-              <w:instrText xml:space="preserve"> PAGEREF _Toc243321327 \h </w:instrText>
+              <w:instrText xml:space="preserve"> PAGEREF _Toc244293738 \h </w:instrText>
             </w:r>
             <w:r>
               <w:rPr>
@@ -4290,7 +4642,7 @@
                 <w:noProof/>
                 <w:webHidden/>
               </w:rPr>
-              <w:t>4</w:t>
+              <w:t>8</w:t>
             </w:r>
             <w:r>
               <w:rPr>
@@ -4315,13 +4667,13 @@
               <w:lang w:val="es-HN" w:eastAsia="es-HN"/>
             </w:rPr>
           </w:pPr>
-          <w:hyperlink w:anchor="_Toc243321328" w:history="1">
+          <w:hyperlink w:anchor="_Toc244293739" w:history="1">
             <w:r>
               <w:rPr>
                 <w:rStyle w:val="Hipervnculo"/>
                 <w:noProof/>
               </w:rPr>
-              <w:t>2.4.1.</w:t>
+              <w:t>2.7.1.</w:t>
             </w:r>
             <w:r>
               <w:rPr>
@@ -4358,7 +4710,7 @@
                 <w:noProof/>
                 <w:webHidden/>
               </w:rPr>
-              <w:instrText xml:space="preserve"> PAGEREF _Toc243321328 \h </w:instrText>
+              <w:instrText xml:space="preserve"> PAGEREF _Toc244293739 \h </w:instrText>
             </w:r>
             <w:r>
               <w:rPr>
@@ -4378,7 +4730,7 @@
                 <w:noProof/>
                 <w:webHidden/>
               </w:rPr>
-              <w:t>4</w:t>
+              <w:t>8</w:t>
             </w:r>
             <w:r>
               <w:rPr>
@@ -4403,13 +4755,13 @@
               <w:lang w:val="es-HN" w:eastAsia="es-HN"/>
             </w:rPr>
           </w:pPr>
-          <w:hyperlink w:anchor="_Toc243321329" w:history="1">
+          <w:hyperlink w:anchor="_Toc244293740" w:history="1">
             <w:r>
               <w:rPr>
                 <w:rStyle w:val="Hipervnculo"/>
                 <w:noProof/>
               </w:rPr>
-              <w:t>2.4.2.</w:t>
+              <w:t>2.7.2.</w:t>
             </w:r>
             <w:r>
               <w:rPr>
@@ -4446,7 +4798,7 @@
                 <w:noProof/>
                 <w:webHidden/>
               </w:rPr>
-              <w:instrText xml:space="preserve"> PAGEREF _Toc243321329 \h </w:instrText>
+              <w:instrText xml:space="preserve"> PAGEREF _Toc244293740 \h </w:instrText>
             </w:r>
             <w:r>
               <w:rPr>
@@ -4466,7 +4818,7 @@
                 <w:noProof/>
                 <w:webHidden/>
               </w:rPr>
-              <w:t>4</w:t>
+              <w:t>9</w:t>
             </w:r>
             <w:r>
               <w:rPr>
@@ -4490,7 +4842,7 @@
               <w:lang w:val="es-HN" w:eastAsia="es-HN"/>
             </w:rPr>
           </w:pPr>
-          <w:hyperlink w:anchor="_Toc243321330" w:history="1">
+          <w:hyperlink w:anchor="_Toc244293741" w:history="1">
             <w:r>
               <w:rPr>
                 <w:rStyle w:val="Hipervnculo"/>
@@ -4517,7 +4869,7 @@
                 <w:noProof/>
                 <w:webHidden/>
               </w:rPr>
-              <w:instrText xml:space="preserve"> PAGEREF _Toc243321330 \h </w:instrText>
+              <w:instrText xml:space="preserve"> PAGEREF _Toc244293741 \h </w:instrText>
             </w:r>
             <w:r>
               <w:rPr>
@@ -4537,7 +4889,7 @@
                 <w:noProof/>
                 <w:webHidden/>
               </w:rPr>
-              <w:t>4</w:t>
+              <w:t>10</w:t>
             </w:r>
             <w:r>
               <w:rPr>
@@ -4562,7 +4914,7 @@
               <w:lang w:val="es-HN" w:eastAsia="es-HN"/>
             </w:rPr>
           </w:pPr>
-          <w:hyperlink w:anchor="_Toc243321331" w:history="1">
+          <w:hyperlink w:anchor="_Toc244293742" w:history="1">
             <w:r>
               <w:rPr>
                 <w:rStyle w:val="Hipervnculo"/>
@@ -4605,7 +4957,7 @@
                 <w:noProof/>
                 <w:webHidden/>
               </w:rPr>
-              <w:instrText xml:space="preserve"> PAGEREF _Toc243321331 \h </w:instrText>
+              <w:instrText xml:space="preserve"> PAGEREF _Toc244293742 \h </w:instrText>
             </w:r>
             <w:r>
               <w:rPr>
@@ -4625,7 +4977,7 @@
                 <w:noProof/>
                 <w:webHidden/>
               </w:rPr>
-              <w:t>4</w:t>
+              <w:t>10</w:t>
             </w:r>
             <w:r>
               <w:rPr>
@@ -4650,7 +5002,7 @@
               <w:lang w:val="es-HN" w:eastAsia="es-HN"/>
             </w:rPr>
           </w:pPr>
-          <w:hyperlink w:anchor="_Toc243321332" w:history="1">
+          <w:hyperlink w:anchor="_Toc244293743" w:history="1">
             <w:r>
               <w:rPr>
                 <w:rStyle w:val="Hipervnculo"/>
@@ -4693,7 +5045,7 @@
                 <w:noProof/>
                 <w:webHidden/>
               </w:rPr>
-              <w:instrText xml:space="preserve"> PAGEREF _Toc243321332 \h </w:instrText>
+              <w:instrText xml:space="preserve"> PAGEREF _Toc244293743 \h </w:instrText>
             </w:r>
             <w:r>
               <w:rPr>
@@ -4713,7 +5065,7 @@
                 <w:noProof/>
                 <w:webHidden/>
               </w:rPr>
-              <w:t>4</w:t>
+              <w:t>10</w:t>
             </w:r>
             <w:r>
               <w:rPr>
@@ -4738,7 +5090,7 @@
               <w:lang w:val="es-HN" w:eastAsia="es-HN"/>
             </w:rPr>
           </w:pPr>
-          <w:hyperlink w:anchor="_Toc243321333" w:history="1">
+          <w:hyperlink w:anchor="_Toc244293744" w:history="1">
             <w:r>
               <w:rPr>
                 <w:rStyle w:val="Hipervnculo"/>
@@ -4781,7 +5133,7 @@
                 <w:noProof/>
                 <w:webHidden/>
               </w:rPr>
-              <w:instrText xml:space="preserve"> PAGEREF _Toc243321333 \h </w:instrText>
+              <w:instrText xml:space="preserve"> PAGEREF _Toc244293744 \h </w:instrText>
             </w:r>
             <w:r>
               <w:rPr>
@@ -4801,7 +5153,7 @@
                 <w:noProof/>
                 <w:webHidden/>
               </w:rPr>
-              <w:t>4</w:t>
+              <w:t>10</w:t>
             </w:r>
             <w:r>
               <w:rPr>
@@ -4826,7 +5178,7 @@
               <w:lang w:val="es-HN" w:eastAsia="es-HN"/>
             </w:rPr>
           </w:pPr>
-          <w:hyperlink w:anchor="_Toc243321334" w:history="1">
+          <w:hyperlink w:anchor="_Toc244293745" w:history="1">
             <w:r>
               <w:rPr>
                 <w:rStyle w:val="Hipervnculo"/>
@@ -4869,7 +5221,7 @@
                 <w:noProof/>
                 <w:webHidden/>
               </w:rPr>
-              <w:instrText xml:space="preserve"> PAGEREF _Toc243321334 \h </w:instrText>
+              <w:instrText xml:space="preserve"> PAGEREF _Toc244293745 \h </w:instrText>
             </w:r>
             <w:r>
               <w:rPr>
@@ -4889,7 +5241,7 @@
                 <w:noProof/>
                 <w:webHidden/>
               </w:rPr>
-              <w:t>4</w:t>
+              <w:t>10</w:t>
             </w:r>
             <w:r>
               <w:rPr>
@@ -4914,7 +5266,7 @@
               <w:lang w:val="es-HN" w:eastAsia="es-HN"/>
             </w:rPr>
           </w:pPr>
-          <w:hyperlink w:anchor="_Toc243321335" w:history="1">
+          <w:hyperlink w:anchor="_Toc244293746" w:history="1">
             <w:r>
               <w:rPr>
                 <w:rStyle w:val="Hipervnculo"/>
@@ -4957,7 +5309,7 @@
                 <w:noProof/>
                 <w:webHidden/>
               </w:rPr>
-              <w:instrText xml:space="preserve"> PAGEREF _Toc243321335 \h </w:instrText>
+              <w:instrText xml:space="preserve"> PAGEREF _Toc244293746 \h </w:instrText>
             </w:r>
             <w:r>
               <w:rPr>
@@ -4977,7 +5329,7 @@
                 <w:noProof/>
                 <w:webHidden/>
               </w:rPr>
-              <w:t>4</w:t>
+              <w:t>10</w:t>
             </w:r>
             <w:r>
               <w:rPr>
@@ -5002,7 +5354,7 @@
               <w:lang w:val="es-HN" w:eastAsia="es-HN"/>
             </w:rPr>
           </w:pPr>
-          <w:hyperlink w:anchor="_Toc243321336" w:history="1">
+          <w:hyperlink w:anchor="_Toc244293747" w:history="1">
             <w:r>
               <w:rPr>
                 <w:rStyle w:val="Hipervnculo"/>
@@ -5045,7 +5397,7 @@
                 <w:noProof/>
                 <w:webHidden/>
               </w:rPr>
-              <w:instrText xml:space="preserve"> PAGEREF _Toc243321336 \h </w:instrText>
+              <w:instrText xml:space="preserve"> PAGEREF _Toc244293747 \h </w:instrText>
             </w:r>
             <w:r>
               <w:rPr>
@@ -5065,7 +5417,7 @@
                 <w:noProof/>
                 <w:webHidden/>
               </w:rPr>
-              <w:t>4</w:t>
+              <w:t>10</w:t>
             </w:r>
             <w:r>
               <w:rPr>
@@ -5090,7 +5442,7 @@
               <w:lang w:val="es-HN" w:eastAsia="es-HN"/>
             </w:rPr>
           </w:pPr>
-          <w:hyperlink w:anchor="_Toc243321337" w:history="1">
+          <w:hyperlink w:anchor="_Toc244293748" w:history="1">
             <w:r>
               <w:rPr>
                 <w:rStyle w:val="Hipervnculo"/>
@@ -5133,7 +5485,7 @@
                 <w:noProof/>
                 <w:webHidden/>
               </w:rPr>
-              <w:instrText xml:space="preserve"> PAGEREF _Toc243321337 \h </w:instrText>
+              <w:instrText xml:space="preserve"> PAGEREF _Toc244293748 \h </w:instrText>
             </w:r>
             <w:r>
               <w:rPr>
@@ -5153,7 +5505,7 @@
                 <w:noProof/>
                 <w:webHidden/>
               </w:rPr>
-              <w:t>4</w:t>
+              <w:t>10</w:t>
             </w:r>
             <w:r>
               <w:rPr>
@@ -5178,7 +5530,7 @@
               <w:lang w:val="es-HN" w:eastAsia="es-HN"/>
             </w:rPr>
           </w:pPr>
-          <w:hyperlink w:anchor="_Toc243321338" w:history="1">
+          <w:hyperlink w:anchor="_Toc244293749" w:history="1">
             <w:r>
               <w:rPr>
                 <w:rStyle w:val="Hipervnculo"/>
@@ -5221,7 +5573,7 @@
                 <w:noProof/>
                 <w:webHidden/>
               </w:rPr>
-              <w:instrText xml:space="preserve"> PAGEREF _Toc243321338 \h </w:instrText>
+              <w:instrText xml:space="preserve"> PAGEREF _Toc244293749 \h </w:instrText>
             </w:r>
             <w:r>
               <w:rPr>
@@ -5241,7 +5593,7 @@
                 <w:noProof/>
                 <w:webHidden/>
               </w:rPr>
-              <w:t>4</w:t>
+              <w:t>10</w:t>
             </w:r>
             <w:r>
               <w:rPr>
@@ -5266,7 +5618,7 @@
               <w:lang w:val="es-HN" w:eastAsia="es-HN"/>
             </w:rPr>
           </w:pPr>
-          <w:hyperlink w:anchor="_Toc243321339" w:history="1">
+          <w:hyperlink w:anchor="_Toc244293750" w:history="1">
             <w:r>
               <w:rPr>
                 <w:rStyle w:val="Hipervnculo"/>
@@ -5309,7 +5661,7 @@
                 <w:noProof/>
                 <w:webHidden/>
               </w:rPr>
-              <w:instrText xml:space="preserve"> PAGEREF _Toc243321339 \h </w:instrText>
+              <w:instrText xml:space="preserve"> PAGEREF _Toc244293750 \h </w:instrText>
             </w:r>
             <w:r>
               <w:rPr>
@@ -5329,7 +5681,7 @@
                 <w:noProof/>
                 <w:webHidden/>
               </w:rPr>
-              <w:t>4</w:t>
+              <w:t>10</w:t>
             </w:r>
             <w:r>
               <w:rPr>
@@ -5354,7 +5706,7 @@
               <w:lang w:val="es-HN" w:eastAsia="es-HN"/>
             </w:rPr>
           </w:pPr>
-          <w:hyperlink w:anchor="_Toc243321340" w:history="1">
+          <w:hyperlink w:anchor="_Toc244293751" w:history="1">
             <w:r>
               <w:rPr>
                 <w:rStyle w:val="Hipervnculo"/>
@@ -5397,7 +5749,7 @@
                 <w:noProof/>
                 <w:webHidden/>
               </w:rPr>
-              <w:instrText xml:space="preserve"> PAGEREF _Toc243321340 \h </w:instrText>
+              <w:instrText xml:space="preserve"> PAGEREF _Toc244293751 \h </w:instrText>
             </w:r>
             <w:r>
               <w:rPr>
@@ -5417,7 +5769,7 @@
                 <w:noProof/>
                 <w:webHidden/>
               </w:rPr>
-              <w:t>4</w:t>
+              <w:t>10</w:t>
             </w:r>
             <w:r>
               <w:rPr>
@@ -5442,7 +5794,7 @@
               <w:lang w:val="es-HN" w:eastAsia="es-HN"/>
             </w:rPr>
           </w:pPr>
-          <w:hyperlink w:anchor="_Toc243321341" w:history="1">
+          <w:hyperlink w:anchor="_Toc244293752" w:history="1">
             <w:r>
               <w:rPr>
                 <w:rStyle w:val="Hipervnculo"/>
@@ -5485,7 +5837,7 @@
                 <w:noProof/>
                 <w:webHidden/>
               </w:rPr>
-              <w:instrText xml:space="preserve"> PAGEREF _Toc243321341 \h </w:instrText>
+              <w:instrText xml:space="preserve"> PAGEREF _Toc244293752 \h </w:instrText>
             </w:r>
             <w:r>
               <w:rPr>
@@ -5505,7 +5857,7 @@
                 <w:noProof/>
                 <w:webHidden/>
               </w:rPr>
-              <w:t>4</w:t>
+              <w:t>10</w:t>
             </w:r>
             <w:r>
               <w:rPr>
@@ -5530,7 +5882,7 @@
               <w:lang w:val="es-HN" w:eastAsia="es-HN"/>
             </w:rPr>
           </w:pPr>
-          <w:hyperlink w:anchor="_Toc243321342" w:history="1">
+          <w:hyperlink w:anchor="_Toc244293753" w:history="1">
             <w:r>
               <w:rPr>
                 <w:rStyle w:val="Hipervnculo"/>
@@ -5573,7 +5925,7 @@
                 <w:noProof/>
                 <w:webHidden/>
               </w:rPr>
-              <w:instrText xml:space="preserve"> PAGEREF _Toc243321342 \h </w:instrText>
+              <w:instrText xml:space="preserve"> PAGEREF _Toc244293753 \h </w:instrText>
             </w:r>
             <w:r>
               <w:rPr>
@@ -5593,7 +5945,7 @@
                 <w:noProof/>
                 <w:webHidden/>
               </w:rPr>
-              <w:t>4</w:t>
+              <w:t>10</w:t>
             </w:r>
             <w:r>
               <w:rPr>
@@ -5618,7 +5970,7 @@
               <w:lang w:val="es-HN" w:eastAsia="es-HN"/>
             </w:rPr>
           </w:pPr>
-          <w:hyperlink w:anchor="_Toc243321343" w:history="1">
+          <w:hyperlink w:anchor="_Toc244293754" w:history="1">
             <w:r>
               <w:rPr>
                 <w:rStyle w:val="Hipervnculo"/>
@@ -5661,7 +6013,7 @@
                 <w:noProof/>
                 <w:webHidden/>
               </w:rPr>
-              <w:instrText xml:space="preserve"> PAGEREF _Toc243321343 \h </w:instrText>
+              <w:instrText xml:space="preserve"> PAGEREF _Toc244293754 \h </w:instrText>
             </w:r>
             <w:r>
               <w:rPr>
@@ -5681,7 +6033,7 @@
                 <w:noProof/>
                 <w:webHidden/>
               </w:rPr>
-              <w:t>4</w:t>
+              <w:t>10</w:t>
             </w:r>
             <w:r>
               <w:rPr>
@@ -5706,7 +6058,7 @@
               <w:lang w:val="es-HN" w:eastAsia="es-HN"/>
             </w:rPr>
           </w:pPr>
-          <w:hyperlink w:anchor="_Toc243321344" w:history="1">
+          <w:hyperlink w:anchor="_Toc244293755" w:history="1">
             <w:r>
               <w:rPr>
                 <w:rStyle w:val="Hipervnculo"/>
@@ -5749,7 +6101,7 @@
                 <w:noProof/>
                 <w:webHidden/>
               </w:rPr>
-              <w:instrText xml:space="preserve"> PAGEREF _Toc243321344 \h </w:instrText>
+              <w:instrText xml:space="preserve"> PAGEREF _Toc244293755 \h </w:instrText>
             </w:r>
             <w:r>
               <w:rPr>
@@ -5769,7 +6121,7 @@
                 <w:noProof/>
                 <w:webHidden/>
               </w:rPr>
-              <w:t>4</w:t>
+              <w:t>10</w:t>
             </w:r>
             <w:r>
               <w:rPr>
@@ -5794,7 +6146,7 @@
               <w:lang w:val="es-HN" w:eastAsia="es-HN"/>
             </w:rPr>
           </w:pPr>
-          <w:hyperlink w:anchor="_Toc243321345" w:history="1">
+          <w:hyperlink w:anchor="_Toc244293756" w:history="1">
             <w:r>
               <w:rPr>
                 <w:rStyle w:val="Hipervnculo"/>
@@ -5837,7 +6189,7 @@
                 <w:noProof/>
                 <w:webHidden/>
               </w:rPr>
-              <w:instrText xml:space="preserve"> PAGEREF _Toc243321345 \h </w:instrText>
+              <w:instrText xml:space="preserve"> PAGEREF _Toc244293756 \h </w:instrText>
             </w:r>
             <w:r>
               <w:rPr>
@@ -5857,7 +6209,7 @@
                 <w:noProof/>
                 <w:webHidden/>
               </w:rPr>
-              <w:t>4</w:t>
+              <w:t>10</w:t>
             </w:r>
             <w:r>
               <w:rPr>
@@ -5882,7 +6234,7 @@
               <w:lang w:val="es-HN" w:eastAsia="es-HN"/>
             </w:rPr>
           </w:pPr>
-          <w:hyperlink w:anchor="_Toc243321346" w:history="1">
+          <w:hyperlink w:anchor="_Toc244293757" w:history="1">
             <w:r>
               <w:rPr>
                 <w:rStyle w:val="Hipervnculo"/>
@@ -5925,7 +6277,7 @@
                 <w:noProof/>
                 <w:webHidden/>
               </w:rPr>
-              <w:instrText xml:space="preserve"> PAGEREF _Toc243321346 \h </w:instrText>
+              <w:instrText xml:space="preserve"> PAGEREF _Toc244293757 \h </w:instrText>
             </w:r>
             <w:r>
               <w:rPr>
@@ -5945,7 +6297,7 @@
                 <w:noProof/>
                 <w:webHidden/>
               </w:rPr>
-              <w:t>5</w:t>
+              <w:t>10</w:t>
             </w:r>
             <w:r>
               <w:rPr>
@@ -5970,7 +6322,7 @@
               <w:lang w:val="es-HN" w:eastAsia="es-HN"/>
             </w:rPr>
           </w:pPr>
-          <w:hyperlink w:anchor="_Toc243321347" w:history="1">
+          <w:hyperlink w:anchor="_Toc244293758" w:history="1">
             <w:r>
               <w:rPr>
                 <w:rStyle w:val="Hipervnculo"/>
@@ -6013,7 +6365,7 @@
                 <w:noProof/>
                 <w:webHidden/>
               </w:rPr>
-              <w:instrText xml:space="preserve"> PAGEREF _Toc243321347 \h </w:instrText>
+              <w:instrText xml:space="preserve"> PAGEREF _Toc244293758 \h </w:instrText>
             </w:r>
             <w:r>
               <w:rPr>
@@ -6033,7 +6385,7 @@
                 <w:noProof/>
                 <w:webHidden/>
               </w:rPr>
-              <w:t>5</w:t>
+              <w:t>10</w:t>
             </w:r>
             <w:r>
               <w:rPr>
@@ -6058,7 +6410,7 @@
               <w:lang w:val="es-HN" w:eastAsia="es-HN"/>
             </w:rPr>
           </w:pPr>
-          <w:hyperlink w:anchor="_Toc243321348" w:history="1">
+          <w:hyperlink w:anchor="_Toc244293759" w:history="1">
             <w:r>
               <w:rPr>
                 <w:rStyle w:val="Hipervnculo"/>
@@ -6101,7 +6453,7 @@
                 <w:noProof/>
                 <w:webHidden/>
               </w:rPr>
-              <w:instrText xml:space="preserve"> PAGEREF _Toc243321348 \h </w:instrText>
+              <w:instrText xml:space="preserve"> PAGEREF _Toc244293759 \h </w:instrText>
             </w:r>
             <w:r>
               <w:rPr>
@@ -6121,7 +6473,7 @@
                 <w:noProof/>
                 <w:webHidden/>
               </w:rPr>
-              <w:t>5</w:t>
+              <w:t>10</w:t>
             </w:r>
             <w:r>
               <w:rPr>
@@ -6146,7 +6498,7 @@
               <w:lang w:val="es-HN" w:eastAsia="es-HN"/>
             </w:rPr>
           </w:pPr>
-          <w:hyperlink w:anchor="_Toc243321349" w:history="1">
+          <w:hyperlink w:anchor="_Toc244293760" w:history="1">
             <w:r>
               <w:rPr>
                 <w:rStyle w:val="Hipervnculo"/>
@@ -6189,7 +6541,7 @@
                 <w:noProof/>
                 <w:webHidden/>
               </w:rPr>
-              <w:instrText xml:space="preserve"> PAGEREF _Toc243321349 \h </w:instrText>
+              <w:instrText xml:space="preserve"> PAGEREF _Toc244293760 \h </w:instrText>
             </w:r>
             <w:r>
               <w:rPr>
@@ -6209,7 +6561,7 @@
                 <w:noProof/>
                 <w:webHidden/>
               </w:rPr>
-              <w:t>5</w:t>
+              <w:t>11</w:t>
             </w:r>
             <w:r>
               <w:rPr>
@@ -6234,7 +6586,7 @@
               <w:lang w:val="es-HN" w:eastAsia="es-HN"/>
             </w:rPr>
           </w:pPr>
-          <w:hyperlink w:anchor="_Toc243321350" w:history="1">
+          <w:hyperlink w:anchor="_Toc244293761" w:history="1">
             <w:r>
               <w:rPr>
                 <w:rStyle w:val="Hipervnculo"/>
@@ -6277,7 +6629,7 @@
                 <w:noProof/>
                 <w:webHidden/>
               </w:rPr>
-              <w:instrText xml:space="preserve"> PAGEREF _Toc243321350 \h </w:instrText>
+              <w:instrText xml:space="preserve"> PAGEREF _Toc244293761 \h </w:instrText>
             </w:r>
             <w:r>
               <w:rPr>
@@ -6297,7 +6649,7 @@
                 <w:noProof/>
                 <w:webHidden/>
               </w:rPr>
-              <w:t>5</w:t>
+              <w:t>11</w:t>
             </w:r>
             <w:r>
               <w:rPr>
@@ -6322,7 +6674,7 @@
               <w:lang w:val="es-HN" w:eastAsia="es-HN"/>
             </w:rPr>
           </w:pPr>
-          <w:hyperlink w:anchor="_Toc243321351" w:history="1">
+          <w:hyperlink w:anchor="_Toc244293762" w:history="1">
             <w:r>
               <w:rPr>
                 <w:rStyle w:val="Hipervnculo"/>
@@ -6365,7 +6717,7 @@
                 <w:noProof/>
                 <w:webHidden/>
               </w:rPr>
-              <w:instrText xml:space="preserve"> PAGEREF _Toc243321351 \h </w:instrText>
+              <w:instrText xml:space="preserve"> PAGEREF _Toc244293762 \h </w:instrText>
             </w:r>
             <w:r>
               <w:rPr>
@@ -6385,7 +6737,7 @@
                 <w:noProof/>
                 <w:webHidden/>
               </w:rPr>
-              <w:t>5</w:t>
+              <w:t>11</w:t>
             </w:r>
             <w:r>
               <w:rPr>
@@ -6410,7 +6762,7 @@
               <w:lang w:val="es-HN" w:eastAsia="es-HN"/>
             </w:rPr>
           </w:pPr>
-          <w:hyperlink w:anchor="_Toc243321352" w:history="1">
+          <w:hyperlink w:anchor="_Toc244293763" w:history="1">
             <w:r>
               <w:rPr>
                 <w:rStyle w:val="Hipervnculo"/>
@@ -6453,7 +6805,7 @@
                 <w:noProof/>
                 <w:webHidden/>
               </w:rPr>
-              <w:instrText xml:space="preserve"> PAGEREF _Toc243321352 \h </w:instrText>
+              <w:instrText xml:space="preserve"> PAGEREF _Toc244293763 \h </w:instrText>
             </w:r>
             <w:r>
               <w:rPr>
@@ -6473,7 +6825,7 @@
                 <w:noProof/>
                 <w:webHidden/>
               </w:rPr>
-              <w:t>5</w:t>
+              <w:t>11</w:t>
             </w:r>
             <w:r>
               <w:rPr>
@@ -6498,7 +6850,7 @@
               <w:lang w:val="es-HN" w:eastAsia="es-HN"/>
             </w:rPr>
           </w:pPr>
-          <w:hyperlink w:anchor="_Toc243321353" w:history="1">
+          <w:hyperlink w:anchor="_Toc244293764" w:history="1">
             <w:r>
               <w:rPr>
                 <w:rStyle w:val="Hipervnculo"/>
@@ -6541,7 +6893,7 @@
                 <w:noProof/>
                 <w:webHidden/>
               </w:rPr>
-              <w:instrText xml:space="preserve"> PAGEREF _Toc243321353 \h </w:instrText>
+              <w:instrText xml:space="preserve"> PAGEREF _Toc244293764 \h </w:instrText>
             </w:r>
             <w:r>
               <w:rPr>
@@ -6561,7 +6913,7 @@
                 <w:noProof/>
                 <w:webHidden/>
               </w:rPr>
-              <w:t>5</w:t>
+              <w:t>11</w:t>
             </w:r>
             <w:r>
               <w:rPr>
@@ -6586,7 +6938,7 @@
               <w:lang w:val="es-HN" w:eastAsia="es-HN"/>
             </w:rPr>
           </w:pPr>
-          <w:hyperlink w:anchor="_Toc243321354" w:history="1">
+          <w:hyperlink w:anchor="_Toc244293765" w:history="1">
             <w:r>
               <w:rPr>
                 <w:rStyle w:val="Hipervnculo"/>
@@ -6629,7 +6981,7 @@
                 <w:noProof/>
                 <w:webHidden/>
               </w:rPr>
-              <w:instrText xml:space="preserve"> PAGEREF _Toc243321354 \h </w:instrText>
+              <w:instrText xml:space="preserve"> PAGEREF _Toc244293765 \h </w:instrText>
             </w:r>
             <w:r>
               <w:rPr>
@@ -6649,7 +7001,7 @@
                 <w:noProof/>
                 <w:webHidden/>
               </w:rPr>
-              <w:t>5</w:t>
+              <w:t>11</w:t>
             </w:r>
             <w:r>
               <w:rPr>
@@ -6674,7 +7026,7 @@
               <w:lang w:val="es-HN" w:eastAsia="es-HN"/>
             </w:rPr>
           </w:pPr>
-          <w:hyperlink w:anchor="_Toc243321355" w:history="1">
+          <w:hyperlink w:anchor="_Toc244293766" w:history="1">
             <w:r>
               <w:rPr>
                 <w:rStyle w:val="Hipervnculo"/>
@@ -6717,7 +7069,7 @@
                 <w:noProof/>
                 <w:webHidden/>
               </w:rPr>
-              <w:instrText xml:space="preserve"> PAGEREF _Toc243321355 \h </w:instrText>
+              <w:instrText xml:space="preserve"> PAGEREF _Toc244293766 \h </w:instrText>
             </w:r>
             <w:r>
               <w:rPr>
@@ -6737,7 +7089,7 @@
                 <w:noProof/>
                 <w:webHidden/>
               </w:rPr>
-              <w:t>5</w:t>
+              <w:t>11</w:t>
             </w:r>
             <w:r>
               <w:rPr>
@@ -6762,7 +7114,7 @@
               <w:lang w:val="es-HN" w:eastAsia="es-HN"/>
             </w:rPr>
           </w:pPr>
-          <w:hyperlink w:anchor="_Toc243321356" w:history="1">
+          <w:hyperlink w:anchor="_Toc244293767" w:history="1">
             <w:r>
               <w:rPr>
                 <w:rStyle w:val="Hipervnculo"/>
@@ -6805,7 +7157,7 @@
                 <w:noProof/>
                 <w:webHidden/>
               </w:rPr>
-              <w:instrText xml:space="preserve"> PAGEREF _Toc243321356 \h </w:instrText>
+              <w:instrText xml:space="preserve"> PAGEREF _Toc244293767 \h </w:instrText>
             </w:r>
             <w:r>
               <w:rPr>
@@ -6825,7 +7177,7 @@
                 <w:noProof/>
                 <w:webHidden/>
               </w:rPr>
-              <w:t>5</w:t>
+              <w:t>11</w:t>
             </w:r>
             <w:r>
               <w:rPr>
@@ -6850,7 +7202,7 @@
               <w:lang w:val="es-HN" w:eastAsia="es-HN"/>
             </w:rPr>
           </w:pPr>
-          <w:hyperlink w:anchor="_Toc243321357" w:history="1">
+          <w:hyperlink w:anchor="_Toc244293768" w:history="1">
             <w:r>
               <w:rPr>
                 <w:rStyle w:val="Hipervnculo"/>
@@ -6893,7 +7245,7 @@
                 <w:noProof/>
                 <w:webHidden/>
               </w:rPr>
-              <w:instrText xml:space="preserve"> PAGEREF _Toc243321357 \h </w:instrText>
+              <w:instrText xml:space="preserve"> PAGEREF _Toc244293768 \h </w:instrText>
             </w:r>
             <w:r>
               <w:rPr>
@@ -6913,7 +7265,7 @@
                 <w:noProof/>
                 <w:webHidden/>
               </w:rPr>
-              <w:t>5</w:t>
+              <w:t>11</w:t>
             </w:r>
             <w:r>
               <w:rPr>
@@ -6938,7 +7290,7 @@
               <w:lang w:val="es-HN" w:eastAsia="es-HN"/>
             </w:rPr>
           </w:pPr>
-          <w:hyperlink w:anchor="_Toc243321358" w:history="1">
+          <w:hyperlink w:anchor="_Toc244293769" w:history="1">
             <w:r>
               <w:rPr>
                 <w:rStyle w:val="Hipervnculo"/>
@@ -6981,7 +7333,7 @@
                 <w:noProof/>
                 <w:webHidden/>
               </w:rPr>
-              <w:instrText xml:space="preserve"> PAGEREF _Toc243321358 \h </w:instrText>
+              <w:instrText xml:space="preserve"> PAGEREF _Toc244293769 \h </w:instrText>
             </w:r>
             <w:r>
               <w:rPr>
@@ -7001,7 +7353,7 @@
                 <w:noProof/>
                 <w:webHidden/>
               </w:rPr>
-              <w:t>5</w:t>
+              <w:t>11</w:t>
             </w:r>
             <w:r>
               <w:rPr>
@@ -7026,7 +7378,7 @@
               <w:lang w:val="es-HN" w:eastAsia="es-HN"/>
             </w:rPr>
           </w:pPr>
-          <w:hyperlink w:anchor="_Toc243321359" w:history="1">
+          <w:hyperlink w:anchor="_Toc244293770" w:history="1">
             <w:r>
               <w:rPr>
                 <w:rStyle w:val="Hipervnculo"/>
@@ -7069,7 +7421,7 @@
                 <w:noProof/>
                 <w:webHidden/>
               </w:rPr>
-              <w:instrText xml:space="preserve"> PAGEREF _Toc243321359 \h </w:instrText>
+              <w:instrText xml:space="preserve"> PAGEREF _Toc244293770 \h </w:instrText>
             </w:r>
             <w:r>
               <w:rPr>
@@ -7089,7 +7441,7 @@
                 <w:noProof/>
                 <w:webHidden/>
               </w:rPr>
-              <w:t>5</w:t>
+              <w:t>11</w:t>
             </w:r>
             <w:r>
               <w:rPr>
@@ -7114,7 +7466,7 @@
               <w:lang w:val="es-HN" w:eastAsia="es-HN"/>
             </w:rPr>
           </w:pPr>
-          <w:hyperlink w:anchor="_Toc243321360" w:history="1">
+          <w:hyperlink w:anchor="_Toc244293771" w:history="1">
             <w:r>
               <w:rPr>
                 <w:rStyle w:val="Hipervnculo"/>
@@ -7157,7 +7509,7 @@
                 <w:noProof/>
                 <w:webHidden/>
               </w:rPr>
-              <w:instrText xml:space="preserve"> PAGEREF _Toc243321360 \h </w:instrText>
+              <w:instrText xml:space="preserve"> PAGEREF _Toc244293771 \h </w:instrText>
             </w:r>
             <w:r>
               <w:rPr>
@@ -7177,7 +7529,7 @@
                 <w:noProof/>
                 <w:webHidden/>
               </w:rPr>
-              <w:t>5</w:t>
+              <w:t>11</w:t>
             </w:r>
             <w:r>
               <w:rPr>
@@ -7201,7 +7553,7 @@
               <w:lang w:val="es-HN" w:eastAsia="es-HN"/>
             </w:rPr>
           </w:pPr>
-          <w:hyperlink w:anchor="_Toc243321361" w:history="1">
+          <w:hyperlink w:anchor="_Toc244293772" w:history="1">
             <w:r>
               <w:rPr>
                 <w:rStyle w:val="Hipervnculo"/>
@@ -7228,7 +7580,7 @@
                 <w:noProof/>
                 <w:webHidden/>
               </w:rPr>
-              <w:instrText xml:space="preserve"> PAGEREF _Toc243321361 \h </w:instrText>
+              <w:instrText xml:space="preserve"> PAGEREF _Toc244293772 \h </w:instrText>
             </w:r>
             <w:r>
               <w:rPr>
@@ -7248,7 +7600,7 @@
                 <w:noProof/>
                 <w:webHidden/>
               </w:rPr>
-              <w:t>5</w:t>
+              <w:t>11</w:t>
             </w:r>
             <w:r>
               <w:rPr>
@@ -7273,7 +7625,7 @@
               <w:lang w:val="es-HN" w:eastAsia="es-HN"/>
             </w:rPr>
           </w:pPr>
-          <w:hyperlink w:anchor="_Toc243321362" w:history="1">
+          <w:hyperlink w:anchor="_Toc244293773" w:history="1">
             <w:r>
               <w:rPr>
                 <w:rStyle w:val="Hipervnculo"/>
@@ -7316,7 +7668,7 @@
                 <w:noProof/>
                 <w:webHidden/>
               </w:rPr>
-              <w:instrText xml:space="preserve"> PAGEREF _Toc243321362 \h </w:instrText>
+              <w:instrText xml:space="preserve"> PAGEREF _Toc244293773 \h </w:instrText>
             </w:r>
             <w:r>
               <w:rPr>
@@ -7336,7 +7688,7 @@
                 <w:noProof/>
                 <w:webHidden/>
               </w:rPr>
-              <w:t>5</w:t>
+              <w:t>11</w:t>
             </w:r>
             <w:r>
               <w:rPr>
@@ -7361,7 +7713,7 @@
               <w:lang w:val="es-HN" w:eastAsia="es-HN"/>
             </w:rPr>
           </w:pPr>
-          <w:hyperlink w:anchor="_Toc243321363" w:history="1">
+          <w:hyperlink w:anchor="_Toc244293774" w:history="1">
             <w:r>
               <w:rPr>
                 <w:rStyle w:val="Hipervnculo"/>
@@ -7404,7 +7756,7 @@
                 <w:noProof/>
                 <w:webHidden/>
               </w:rPr>
-              <w:instrText xml:space="preserve"> PAGEREF _Toc243321363 \h </w:instrText>
+              <w:instrText xml:space="preserve"> PAGEREF _Toc244293774 \h </w:instrText>
             </w:r>
             <w:r>
               <w:rPr>
@@ -7424,7 +7776,7 @@
                 <w:noProof/>
                 <w:webHidden/>
               </w:rPr>
-              <w:t>5</w:t>
+              <w:t>11</w:t>
             </w:r>
             <w:r>
               <w:rPr>
@@ -7449,7 +7801,7 @@
               <w:lang w:val="es-HN" w:eastAsia="es-HN"/>
             </w:rPr>
           </w:pPr>
-          <w:hyperlink w:anchor="_Toc243321364" w:history="1">
+          <w:hyperlink w:anchor="_Toc244293775" w:history="1">
             <w:r>
               <w:rPr>
                 <w:rStyle w:val="Hipervnculo"/>
@@ -7492,7 +7844,7 @@
                 <w:noProof/>
                 <w:webHidden/>
               </w:rPr>
-              <w:instrText xml:space="preserve"> PAGEREF _Toc243321364 \h </w:instrText>
+              <w:instrText xml:space="preserve"> PAGEREF _Toc244293775 \h </w:instrText>
             </w:r>
             <w:r>
               <w:rPr>
@@ -7512,7 +7864,7 @@
                 <w:noProof/>
                 <w:webHidden/>
               </w:rPr>
-              <w:t>5</w:t>
+              <w:t>11</w:t>
             </w:r>
             <w:r>
               <w:rPr>
@@ -7537,7 +7889,7 @@
               <w:lang w:val="es-HN" w:eastAsia="es-HN"/>
             </w:rPr>
           </w:pPr>
-          <w:hyperlink w:anchor="_Toc243321365" w:history="1">
+          <w:hyperlink w:anchor="_Toc244293776" w:history="1">
             <w:r>
               <w:rPr>
                 <w:rStyle w:val="Hipervnculo"/>
@@ -7580,7 +7932,7 @@
                 <w:noProof/>
                 <w:webHidden/>
               </w:rPr>
-              <w:instrText xml:space="preserve"> PAGEREF _Toc243321365 \h </w:instrText>
+              <w:instrText xml:space="preserve"> PAGEREF _Toc244293776 \h </w:instrText>
             </w:r>
             <w:r>
               <w:rPr>
@@ -7600,7 +7952,7 @@
                 <w:noProof/>
                 <w:webHidden/>
               </w:rPr>
-              <w:t>6</w:t>
+              <w:t>11</w:t>
             </w:r>
             <w:r>
               <w:rPr>
@@ -7625,7 +7977,7 @@
               <w:lang w:val="es-HN" w:eastAsia="es-HN"/>
             </w:rPr>
           </w:pPr>
-          <w:hyperlink w:anchor="_Toc243321366" w:history="1">
+          <w:hyperlink w:anchor="_Toc244293777" w:history="1">
             <w:r>
               <w:rPr>
                 <w:rStyle w:val="Hipervnculo"/>
@@ -7668,7 +8020,7 @@
                 <w:noProof/>
                 <w:webHidden/>
               </w:rPr>
-              <w:instrText xml:space="preserve"> PAGEREF _Toc243321366 \h </w:instrText>
+              <w:instrText xml:space="preserve"> PAGEREF _Toc244293777 \h </w:instrText>
             </w:r>
             <w:r>
               <w:rPr>
@@ -7688,7 +8040,7 @@
                 <w:noProof/>
                 <w:webHidden/>
               </w:rPr>
-              <w:t>6</w:t>
+              <w:t>11</w:t>
             </w:r>
             <w:r>
               <w:rPr>
@@ -7713,7 +8065,7 @@
               <w:lang w:val="es-HN" w:eastAsia="es-HN"/>
             </w:rPr>
           </w:pPr>
-          <w:hyperlink w:anchor="_Toc243321367" w:history="1">
+          <w:hyperlink w:anchor="_Toc244293778" w:history="1">
             <w:r>
               <w:rPr>
                 <w:rStyle w:val="Hipervnculo"/>
@@ -7756,7 +8108,7 @@
                 <w:noProof/>
                 <w:webHidden/>
               </w:rPr>
-              <w:instrText xml:space="preserve"> PAGEREF _Toc243321367 \h </w:instrText>
+              <w:instrText xml:space="preserve"> PAGEREF _Toc244293778 \h </w:instrText>
             </w:r>
             <w:r>
               <w:rPr>
@@ -7776,7 +8128,7 @@
                 <w:noProof/>
                 <w:webHidden/>
               </w:rPr>
-              <w:t>6</w:t>
+              <w:t>11</w:t>
             </w:r>
             <w:r>
               <w:rPr>
@@ -7801,7 +8153,7 @@
               <w:lang w:val="es-HN" w:eastAsia="es-HN"/>
             </w:rPr>
           </w:pPr>
-          <w:hyperlink w:anchor="_Toc243321368" w:history="1">
+          <w:hyperlink w:anchor="_Toc244293779" w:history="1">
             <w:r>
               <w:rPr>
                 <w:rStyle w:val="Hipervnculo"/>
@@ -7844,7 +8196,7 @@
                 <w:noProof/>
                 <w:webHidden/>
               </w:rPr>
-              <w:instrText xml:space="preserve"> PAGEREF _Toc243321368 \h </w:instrText>
+              <w:instrText xml:space="preserve"> PAGEREF _Toc244293779 \h </w:instrText>
             </w:r>
             <w:r>
               <w:rPr>
@@ -7864,7 +8216,7 @@
                 <w:noProof/>
                 <w:webHidden/>
               </w:rPr>
-              <w:t>7</w:t>
+              <w:t>12</w:t>
             </w:r>
             <w:r>
               <w:rPr>
@@ -7889,7 +8241,7 @@
               <w:lang w:val="es-HN" w:eastAsia="es-HN"/>
             </w:rPr>
           </w:pPr>
-          <w:hyperlink w:anchor="_Toc243321369" w:history="1">
+          <w:hyperlink w:anchor="_Toc244293780" w:history="1">
             <w:r>
               <w:rPr>
                 <w:rStyle w:val="Hipervnculo"/>
@@ -7932,7 +8284,7 @@
                 <w:noProof/>
                 <w:webHidden/>
               </w:rPr>
-              <w:instrText xml:space="preserve"> PAGEREF _Toc243321369 \h </w:instrText>
+              <w:instrText xml:space="preserve"> PAGEREF _Toc244293780 \h </w:instrText>
             </w:r>
             <w:r>
               <w:rPr>
@@ -7952,7 +8304,7 @@
                 <w:noProof/>
                 <w:webHidden/>
               </w:rPr>
-              <w:t>7</w:t>
+              <w:t>12</w:t>
             </w:r>
             <w:r>
               <w:rPr>
@@ -7977,7 +8329,7 @@
               <w:lang w:val="es-HN" w:eastAsia="es-HN"/>
             </w:rPr>
           </w:pPr>
-          <w:hyperlink w:anchor="_Toc243321370" w:history="1">
+          <w:hyperlink w:anchor="_Toc244293781" w:history="1">
             <w:r>
               <w:rPr>
                 <w:rStyle w:val="Hipervnculo"/>
@@ -8020,7 +8372,7 @@
                 <w:noProof/>
                 <w:webHidden/>
               </w:rPr>
-              <w:instrText xml:space="preserve"> PAGEREF _Toc243321370 \h </w:instrText>
+              <w:instrText xml:space="preserve"> PAGEREF _Toc244293781 \h </w:instrText>
             </w:r>
             <w:r>
               <w:rPr>
@@ -8040,7 +8392,7 @@
                 <w:noProof/>
                 <w:webHidden/>
               </w:rPr>
-              <w:t>7</w:t>
+              <w:t>12</w:t>
             </w:r>
             <w:r>
               <w:rPr>
@@ -8065,7 +8417,7 @@
               <w:lang w:val="es-HN" w:eastAsia="es-HN"/>
             </w:rPr>
           </w:pPr>
-          <w:hyperlink w:anchor="_Toc243321371" w:history="1">
+          <w:hyperlink w:anchor="_Toc244293782" w:history="1">
             <w:r>
               <w:rPr>
                 <w:rStyle w:val="Hipervnculo"/>
@@ -8108,7 +8460,7 @@
                 <w:noProof/>
                 <w:webHidden/>
               </w:rPr>
-              <w:instrText xml:space="preserve"> PAGEREF _Toc243321371 \h </w:instrText>
+              <w:instrText xml:space="preserve"> PAGEREF _Toc244293782 \h </w:instrText>
             </w:r>
             <w:r>
               <w:rPr>
@@ -8128,7 +8480,7 @@
                 <w:noProof/>
                 <w:webHidden/>
               </w:rPr>
-              <w:t>7</w:t>
+              <w:t>12</w:t>
             </w:r>
             <w:r>
               <w:rPr>
@@ -8153,7 +8505,7 @@
               <w:lang w:val="es-HN" w:eastAsia="es-HN"/>
             </w:rPr>
           </w:pPr>
-          <w:hyperlink w:anchor="_Toc243321372" w:history="1">
+          <w:hyperlink w:anchor="_Toc244293783" w:history="1">
             <w:r>
               <w:rPr>
                 <w:rStyle w:val="Hipervnculo"/>
@@ -8196,7 +8548,7 @@
                 <w:noProof/>
                 <w:webHidden/>
               </w:rPr>
-              <w:instrText xml:space="preserve"> PAGEREF _Toc243321372 \h </w:instrText>
+              <w:instrText xml:space="preserve"> PAGEREF _Toc244293783 \h </w:instrText>
             </w:r>
             <w:r>
               <w:rPr>
@@ -8216,7 +8568,7 @@
                 <w:noProof/>
                 <w:webHidden/>
               </w:rPr>
-              <w:t>7</w:t>
+              <w:t>12</w:t>
             </w:r>
             <w:r>
               <w:rPr>
@@ -8241,7 +8593,7 @@
               <w:lang w:val="es-HN" w:eastAsia="es-HN"/>
             </w:rPr>
           </w:pPr>
-          <w:hyperlink w:anchor="_Toc243321373" w:history="1">
+          <w:hyperlink w:anchor="_Toc244293784" w:history="1">
             <w:r>
               <w:rPr>
                 <w:rStyle w:val="Hipervnculo"/>
@@ -8284,7 +8636,7 @@
                 <w:noProof/>
                 <w:webHidden/>
               </w:rPr>
-              <w:instrText xml:space="preserve"> PAGEREF _Toc243321373 \h </w:instrText>
+              <w:instrText xml:space="preserve"> PAGEREF _Toc244293784 \h </w:instrText>
             </w:r>
             <w:r>
               <w:rPr>
@@ -8304,7 +8656,7 @@
                 <w:noProof/>
                 <w:webHidden/>
               </w:rPr>
-              <w:t>7</w:t>
+              <w:t>12</w:t>
             </w:r>
             <w:r>
               <w:rPr>
@@ -8328,7 +8680,7 @@
               <w:lang w:val="es-HN" w:eastAsia="es-HN"/>
             </w:rPr>
           </w:pPr>
-          <w:hyperlink w:anchor="_Toc243321374" w:history="1">
+          <w:hyperlink w:anchor="_Toc244293785" w:history="1">
             <w:r>
               <w:rPr>
                 <w:rStyle w:val="Hipervnculo"/>
@@ -8355,7 +8707,7 @@
                 <w:noProof/>
                 <w:webHidden/>
               </w:rPr>
-              <w:instrText xml:space="preserve"> PAGEREF _Toc243321374 \h </w:instrText>
+              <w:instrText xml:space="preserve"> PAGEREF _Toc244293785 \h </w:instrText>
             </w:r>
             <w:r>
               <w:rPr>
@@ -8375,7 +8727,7 @@
                 <w:noProof/>
                 <w:webHidden/>
               </w:rPr>
-              <w:t>7</w:t>
+              <w:t>12</w:t>
             </w:r>
             <w:r>
               <w:rPr>
@@ -8400,7 +8752,7 @@
               <w:lang w:val="es-HN" w:eastAsia="es-HN"/>
             </w:rPr>
           </w:pPr>
-          <w:hyperlink w:anchor="_Toc243321375" w:history="1">
+          <w:hyperlink w:anchor="_Toc244293786" w:history="1">
             <w:r>
               <w:rPr>
                 <w:rStyle w:val="Hipervnculo"/>
@@ -8422,14 +8774,7 @@
                 <w:rStyle w:val="Hipervnculo"/>
                 <w:noProof/>
               </w:rPr>
-              <w:t xml:space="preserve">Implementación de </w:t>
-            </w:r>
-            <w:r>
-              <w:rPr>
-                <w:rStyle w:val="Hipervnculo"/>
-                <w:noProof/>
-              </w:rPr>
-              <w:t>InforumGo</w:t>
+              <w:t>Implementación de InforumGo</w:t>
             </w:r>
             <w:r>
               <w:rPr>
@@ -8450,7 +8795,7 @@
                 <w:noProof/>
                 <w:webHidden/>
               </w:rPr>
-              <w:instrText xml:space="preserve"> PAGEREF _Toc243321375 \h </w:instrText>
+              <w:instrText xml:space="preserve"> PAGEREF _Toc244293786 \h </w:instrText>
             </w:r>
             <w:r>
               <w:rPr>
@@ -8470,7 +8815,7 @@
                 <w:noProof/>
                 <w:webHidden/>
               </w:rPr>
-              <w:t>7</w:t>
+              <w:t>12</w:t>
             </w:r>
             <w:r>
               <w:rPr>
@@ -8495,7 +8840,7 @@
               <w:lang w:val="es-HN" w:eastAsia="es-HN"/>
             </w:rPr>
           </w:pPr>
-          <w:hyperlink w:anchor="_Toc243321376" w:history="1">
+          <w:hyperlink w:anchor="_Toc244293787" w:history="1">
             <w:r>
               <w:rPr>
                 <w:rStyle w:val="Hipervnculo"/>
@@ -8538,7 +8883,7 @@
                 <w:noProof/>
                 <w:webHidden/>
               </w:rPr>
-              <w:instrText xml:space="preserve"> PAGEREF _Toc243321376 \h </w:instrText>
+              <w:instrText xml:space="preserve"> PAGEREF _Toc244293787 \h </w:instrText>
             </w:r>
             <w:r>
               <w:rPr>
@@ -8558,7 +8903,7 @@
                 <w:noProof/>
                 <w:webHidden/>
               </w:rPr>
-              <w:t>7</w:t>
+              <w:t>12</w:t>
             </w:r>
             <w:r>
               <w:rPr>
@@ -8583,7 +8928,7 @@
               <w:lang w:val="es-HN" w:eastAsia="es-HN"/>
             </w:rPr>
           </w:pPr>
-          <w:hyperlink w:anchor="_Toc243321377" w:history="1">
+          <w:hyperlink w:anchor="_Toc244293788" w:history="1">
             <w:r>
               <w:rPr>
                 <w:rStyle w:val="Hipervnculo"/>
@@ -8626,7 +8971,7 @@
                 <w:noProof/>
                 <w:webHidden/>
               </w:rPr>
-              <w:instrText xml:space="preserve"> PAGEREF _Toc243321377 \h </w:instrText>
+              <w:instrText xml:space="preserve"> PAGEREF _Toc244293788 \h </w:instrText>
             </w:r>
             <w:r>
               <w:rPr>
@@ -8646,7 +8991,7 @@
                 <w:noProof/>
                 <w:webHidden/>
               </w:rPr>
-              <w:t>7</w:t>
+              <w:t>13</w:t>
             </w:r>
             <w:r>
               <w:rPr>
@@ -8671,7 +9016,7 @@
               <w:lang w:val="es-HN" w:eastAsia="es-HN"/>
             </w:rPr>
           </w:pPr>
-          <w:hyperlink w:anchor="_Toc243321378" w:history="1">
+          <w:hyperlink w:anchor="_Toc244293789" w:history="1">
             <w:r>
               <w:rPr>
                 <w:rStyle w:val="Hipervnculo"/>
@@ -8714,7 +9059,7 @@
                 <w:noProof/>
                 <w:webHidden/>
               </w:rPr>
-              <w:instrText xml:space="preserve"> PAGEREF _Toc243321378 \h </w:instrText>
+              <w:instrText xml:space="preserve"> PAGEREF _Toc244293789 \h </w:instrText>
             </w:r>
             <w:r>
               <w:rPr>
@@ -8734,7 +9079,7 @@
                 <w:noProof/>
                 <w:webHidden/>
               </w:rPr>
-              <w:t>7</w:t>
+              <w:t>13</w:t>
             </w:r>
             <w:r>
               <w:rPr>
@@ -8759,7 +9104,7 @@
               <w:lang w:val="es-HN" w:eastAsia="es-HN"/>
             </w:rPr>
           </w:pPr>
-          <w:hyperlink w:anchor="_Toc243321379" w:history="1">
+          <w:hyperlink w:anchor="_Toc244293790" w:history="1">
             <w:r>
               <w:rPr>
                 <w:rStyle w:val="Hipervnculo"/>
@@ -8802,7 +9147,7 @@
                 <w:noProof/>
                 <w:webHidden/>
               </w:rPr>
-              <w:instrText xml:space="preserve"> PAGEREF _Toc243321379 \h </w:instrText>
+              <w:instrText xml:space="preserve"> PAGEREF _Toc244293790 \h </w:instrText>
             </w:r>
             <w:r>
               <w:rPr>
@@ -8822,7 +9167,7 @@
                 <w:noProof/>
                 <w:webHidden/>
               </w:rPr>
-              <w:t>7</w:t>
+              <w:t>13</w:t>
             </w:r>
             <w:r>
               <w:rPr>
@@ -8847,7 +9192,7 @@
               <w:lang w:val="es-HN" w:eastAsia="es-HN"/>
             </w:rPr>
           </w:pPr>
-          <w:hyperlink w:anchor="_Toc243321380" w:history="1">
+          <w:hyperlink w:anchor="_Toc244293791" w:history="1">
             <w:r>
               <w:rPr>
                 <w:rStyle w:val="Hipervnculo"/>
@@ -8890,7 +9235,7 @@
                 <w:noProof/>
                 <w:webHidden/>
               </w:rPr>
-              <w:instrText xml:space="preserve"> PAGEREF _Toc243321380 \h </w:instrText>
+              <w:instrText xml:space="preserve"> PAGEREF _Toc244293791 \h </w:instrText>
             </w:r>
             <w:r>
               <w:rPr>
@@ -8910,7 +9255,7 @@
                 <w:noProof/>
                 <w:webHidden/>
               </w:rPr>
-              <w:t>7</w:t>
+              <w:t>13</w:t>
             </w:r>
             <w:r>
               <w:rPr>
@@ -8935,7 +9280,7 @@
               <w:lang w:val="es-HN" w:eastAsia="es-HN"/>
             </w:rPr>
           </w:pPr>
-          <w:hyperlink w:anchor="_Toc243321381" w:history="1">
+          <w:hyperlink w:anchor="_Toc244293792" w:history="1">
             <w:r>
               <w:rPr>
                 <w:rStyle w:val="Hipervnculo"/>
@@ -8978,7 +9323,7 @@
                 <w:noProof/>
                 <w:webHidden/>
               </w:rPr>
-              <w:instrText xml:space="preserve"> PAGEREF _Toc243321381 \h </w:instrText>
+              <w:instrText xml:space="preserve"> PAGEREF _Toc244293792 \h </w:instrText>
             </w:r>
             <w:r>
               <w:rPr>
@@ -8998,7 +9343,7 @@
                 <w:noProof/>
                 <w:webHidden/>
               </w:rPr>
-              <w:t>7</w:t>
+              <w:t>13</w:t>
             </w:r>
             <w:r>
               <w:rPr>
@@ -9023,7 +9368,7 @@
               <w:lang w:val="es-HN" w:eastAsia="es-HN"/>
             </w:rPr>
           </w:pPr>
-          <w:hyperlink w:anchor="_Toc243321382" w:history="1">
+          <w:hyperlink w:anchor="_Toc244293793" w:history="1">
             <w:r>
               <w:rPr>
                 <w:rStyle w:val="Hipervnculo"/>
@@ -9066,7 +9411,7 @@
                 <w:noProof/>
                 <w:webHidden/>
               </w:rPr>
-              <w:instrText xml:space="preserve"> PAGEREF _Toc243321382 \h </w:instrText>
+              <w:instrText xml:space="preserve"> PAGEREF _Toc244293793 \h </w:instrText>
             </w:r>
             <w:r>
               <w:rPr>
@@ -9086,7 +9431,7 @@
                 <w:noProof/>
                 <w:webHidden/>
               </w:rPr>
-              <w:t>7</w:t>
+              <w:t>13</w:t>
             </w:r>
             <w:r>
               <w:rPr>
@@ -9111,7 +9456,7 @@
               <w:lang w:val="es-HN" w:eastAsia="es-HN"/>
             </w:rPr>
           </w:pPr>
-          <w:hyperlink w:anchor="_Toc243321383" w:history="1">
+          <w:hyperlink w:anchor="_Toc244293794" w:history="1">
             <w:r>
               <w:rPr>
                 <w:rStyle w:val="Hipervnculo"/>
@@ -9154,7 +9499,7 @@
                 <w:noProof/>
                 <w:webHidden/>
               </w:rPr>
-              <w:instrText xml:space="preserve"> PAGEREF _Toc243321383 \h </w:instrText>
+              <w:instrText xml:space="preserve"> PAGEREF _Toc244293794 \h </w:instrText>
             </w:r>
             <w:r>
               <w:rPr>
@@ -9174,7 +9519,7 @@
                 <w:noProof/>
                 <w:webHidden/>
               </w:rPr>
-              <w:t>7</w:t>
+              <w:t>13</w:t>
             </w:r>
             <w:r>
               <w:rPr>
@@ -9199,7 +9544,7 @@
               <w:lang w:val="es-HN" w:eastAsia="es-HN"/>
             </w:rPr>
           </w:pPr>
-          <w:hyperlink w:anchor="_Toc243321384" w:history="1">
+          <w:hyperlink w:anchor="_Toc244293795" w:history="1">
             <w:r>
               <w:rPr>
                 <w:rStyle w:val="Hipervnculo"/>
@@ -9242,7 +9587,7 @@
                 <w:noProof/>
                 <w:webHidden/>
               </w:rPr>
-              <w:instrText xml:space="preserve"> PAGEREF _Toc243321384 \h </w:instrText>
+              <w:instrText xml:space="preserve"> PAGEREF _Toc244293795 \h </w:instrText>
             </w:r>
             <w:r>
               <w:rPr>
@@ -9262,7 +9607,7 @@
                 <w:noProof/>
                 <w:webHidden/>
               </w:rPr>
-              <w:t>7</w:t>
+              <w:t>13</w:t>
             </w:r>
             <w:r>
               <w:rPr>
@@ -9287,7 +9632,7 @@
               <w:lang w:val="es-HN" w:eastAsia="es-HN"/>
             </w:rPr>
           </w:pPr>
-          <w:hyperlink w:anchor="_Toc243321385" w:history="1">
+          <w:hyperlink w:anchor="_Toc244293796" w:history="1">
             <w:r>
               <w:rPr>
                 <w:rStyle w:val="Hipervnculo"/>
@@ -9330,7 +9675,7 @@
                 <w:noProof/>
                 <w:webHidden/>
               </w:rPr>
-              <w:instrText xml:space="preserve"> PAGEREF _Toc243321385 \h </w:instrText>
+              <w:instrText xml:space="preserve"> PAGEREF _Toc244293796 \h </w:instrText>
             </w:r>
             <w:r>
               <w:rPr>
@@ -9350,7 +9695,7 @@
                 <w:noProof/>
                 <w:webHidden/>
               </w:rPr>
-              <w:t>7</w:t>
+              <w:t>13</w:t>
             </w:r>
             <w:r>
               <w:rPr>
@@ -9375,7 +9720,7 @@
               <w:lang w:val="es-HN" w:eastAsia="es-HN"/>
             </w:rPr>
           </w:pPr>
-          <w:hyperlink w:anchor="_Toc243321386" w:history="1">
+          <w:hyperlink w:anchor="_Toc244293797" w:history="1">
             <w:r>
               <w:rPr>
                 <w:rStyle w:val="Hipervnculo"/>
@@ -9418,7 +9763,7 @@
                 <w:noProof/>
                 <w:webHidden/>
               </w:rPr>
-              <w:instrText xml:space="preserve"> PAGEREF _Toc243321386 \h </w:instrText>
+              <w:instrText xml:space="preserve"> PAGEREF _Toc244293797 \h </w:instrText>
             </w:r>
             <w:r>
               <w:rPr>
@@ -9438,7 +9783,7 @@
                 <w:noProof/>
                 <w:webHidden/>
               </w:rPr>
-              <w:t>7</w:t>
+              <w:t>13</w:t>
             </w:r>
             <w:r>
               <w:rPr>
@@ -9462,7 +9807,7 @@
               <w:lang w:val="es-HN" w:eastAsia="es-HN"/>
             </w:rPr>
           </w:pPr>
-          <w:hyperlink w:anchor="_Toc243321387" w:history="1">
+          <w:hyperlink w:anchor="_Toc244293798" w:history="1">
             <w:r>
               <w:rPr>
                 <w:rStyle w:val="Hipervnculo"/>
@@ -9489,7 +9834,7 @@
                 <w:noProof/>
                 <w:webHidden/>
               </w:rPr>
-              <w:instrText xml:space="preserve"> PAGEREF _Toc243321387 \h </w:instrText>
+              <w:instrText xml:space="preserve"> PAGEREF _Toc244293798 \h </w:instrText>
             </w:r>
             <w:r>
               <w:rPr>
@@ -9509,7 +9854,7 @@
                 <w:noProof/>
                 <w:webHidden/>
               </w:rPr>
-              <w:t>8</w:t>
+              <w:t>13</w:t>
             </w:r>
             <w:r>
               <w:rPr>
@@ -9533,7 +9878,7 @@
               <w:lang w:val="es-HN" w:eastAsia="es-HN"/>
             </w:rPr>
           </w:pPr>
-          <w:hyperlink w:anchor="_Toc243321388" w:history="1">
+          <w:hyperlink w:anchor="_Toc244293799" w:history="1">
             <w:r>
               <w:rPr>
                 <w:rStyle w:val="Hipervnculo"/>
@@ -9560,7 +9905,7 @@
                 <w:noProof/>
                 <w:webHidden/>
               </w:rPr>
-              <w:instrText xml:space="preserve"> PAGEREF _Toc243321388 \h </w:instrText>
+              <w:instrText xml:space="preserve"> PAGEREF _Toc244293799 \h </w:instrText>
             </w:r>
             <w:r>
               <w:rPr>
@@ -9580,7 +9925,7 @@
                 <w:noProof/>
                 <w:webHidden/>
               </w:rPr>
-              <w:t>8</w:t>
+              <w:t>13</w:t>
             </w:r>
             <w:r>
               <w:rPr>
@@ -9604,7 +9949,7 @@
               <w:lang w:val="es-HN" w:eastAsia="es-HN"/>
             </w:rPr>
           </w:pPr>
-          <w:hyperlink w:anchor="_Toc243321389" w:history="1">
+          <w:hyperlink w:anchor="_Toc244293800" w:history="1">
             <w:r>
               <w:rPr>
                 <w:rStyle w:val="Hipervnculo"/>
@@ -9631,7 +9976,7 @@
                 <w:noProof/>
                 <w:webHidden/>
               </w:rPr>
-              <w:instrText xml:space="preserve"> PAGEREF _Toc243321389 \h </w:instrText>
+              <w:instrText xml:space="preserve"> PAGEREF _Toc244293800 \h </w:instrText>
             </w:r>
             <w:r>
               <w:rPr>
@@ -9651,7 +9996,7 @@
                 <w:noProof/>
                 <w:webHidden/>
               </w:rPr>
-              <w:t>8</w:t>
+              <w:t>14</w:t>
             </w:r>
             <w:r>
               <w:rPr>
@@ -9749,7 +10094,6 @@
           <w:bCs/>
           <w:lang w:val="es-HN"/>
         </w:rPr>
-        <w:lastRenderedPageBreak/>
         <w:t>Índice de Tablas</w:t>
       </w:r>
     </w:p>
@@ -10023,7 +10367,7 @@
         <w:pStyle w:val="Ttulo1"/>
         <w:pageBreakBefore/>
       </w:pPr>
-      <w:bookmarkStart w:id="3" w:name="_Toc243321317"/>
+      <w:bookmarkStart w:id="3" w:name="_Toc244293724"/>
       <w:r>
         <w:lastRenderedPageBreak/>
         <w:t>Glosario</w:t>
@@ -11881,12 +12225,12 @@
           <w:docGrid w:linePitch="326"/>
         </w:sectPr>
       </w:pPr>
-      <w:bookmarkStart w:id="4" w:name="_Toc243321318"/>
     </w:p>
     <w:p>
       <w:pPr>
         <w:pStyle w:val="Ttulo1"/>
       </w:pPr>
+      <w:bookmarkStart w:id="4" w:name="_Toc244293725"/>
       <w:r>
         <w:lastRenderedPageBreak/>
         <w:t>Capítulo I. Introducción</w:t>
@@ -12400,7 +12744,7 @@
       <w:pPr>
         <w:pStyle w:val="Ttulo1"/>
       </w:pPr>
-      <w:bookmarkStart w:id="5" w:name="_Toc243321319"/>
+      <w:bookmarkStart w:id="5" w:name="_Toc244293726"/>
       <w:r>
         <w:lastRenderedPageBreak/>
         <w:t>Capítulo II. Generalidades de la Empresa</w:t>
@@ -12427,7 +12771,7 @@
       <w:pPr>
         <w:pStyle w:val="Ttulo2"/>
       </w:pPr>
-      <w:bookmarkStart w:id="6" w:name="_Toc243321320"/>
+      <w:bookmarkStart w:id="6" w:name="_Toc244293727"/>
       <w:r>
         <w:t>Descripción de la Empresa</w:t>
       </w:r>
@@ -12512,7 +12856,7 @@
       <w:pPr>
         <w:pStyle w:val="Ttulo3"/>
       </w:pPr>
-      <w:bookmarkStart w:id="7" w:name="_Toc243321321"/>
+      <w:bookmarkStart w:id="7" w:name="_Toc244293728"/>
       <w:r>
         <w:t>Historia Organizacional</w:t>
       </w:r>
@@ -12678,7 +13022,7 @@
       <w:pPr>
         <w:pStyle w:val="Ttulo3"/>
       </w:pPr>
-      <w:bookmarkStart w:id="8" w:name="_Toc243321322"/>
+      <w:bookmarkStart w:id="8" w:name="_Toc244293729"/>
       <w:r>
         <w:lastRenderedPageBreak/>
         <w:t>Misión Organizacional</w:t>
@@ -12910,9 +13254,11 @@
       <w:pPr>
         <w:pStyle w:val="Ttulo3"/>
       </w:pPr>
+      <w:bookmarkStart w:id="9" w:name="_Toc244293730"/>
       <w:r>
         <w:t>Visión Organizacional</w:t>
       </w:r>
+      <w:bookmarkEnd w:id="9"/>
     </w:p>
     <w:p>
       <w:pPr>
@@ -13005,11 +13351,11 @@
       <w:pPr>
         <w:pStyle w:val="Ttulo3"/>
       </w:pPr>
-      <w:bookmarkStart w:id="9" w:name="_Toc243321323"/>
+      <w:bookmarkStart w:id="10" w:name="_Toc244293731"/>
       <w:r>
         <w:t>Valores Organizacionales</w:t>
       </w:r>
-      <w:bookmarkEnd w:id="9"/>
+      <w:bookmarkEnd w:id="10"/>
     </w:p>
     <w:p>
       <w:pPr>
@@ -13282,19 +13628,19 @@
       <w:pPr>
         <w:pStyle w:val="Ttulo3"/>
       </w:pPr>
-      <w:bookmarkStart w:id="10" w:name="_Toc243321324"/>
+      <w:bookmarkStart w:id="11" w:name="_Toc244293732"/>
       <w:r>
         <w:lastRenderedPageBreak/>
         <w:t>Organigrama Organizacional</w:t>
       </w:r>
-      <w:bookmarkEnd w:id="10"/>
+      <w:bookmarkEnd w:id="11"/>
     </w:p>
     <w:p>
       <w:pPr>
         <w:pStyle w:val="Descripcin"/>
         <w:keepNext/>
       </w:pPr>
-      <w:bookmarkStart w:id="11" w:name="_Toc244161426"/>
+      <w:bookmarkStart w:id="12" w:name="_Toc244161426"/>
       <w:r>
         <w:rPr>
           <w:b/>
@@ -13362,7 +13708,7 @@
       <w:r>
         <w:t>Organigrama de Inforum</w:t>
       </w:r>
-      <w:bookmarkEnd w:id="11"/>
+      <w:bookmarkEnd w:id="12"/>
     </w:p>
     <w:p>
       <w:pPr>
@@ -13474,11 +13820,11 @@
       <w:pPr>
         <w:pStyle w:val="Ttulo2"/>
       </w:pPr>
-      <w:bookmarkStart w:id="12" w:name="_Toc243321325"/>
+      <w:bookmarkStart w:id="13" w:name="_Toc244293733"/>
       <w:r>
         <w:t>Descripción del Departamento o Unidad</w:t>
       </w:r>
-      <w:bookmarkEnd w:id="12"/>
+      <w:bookmarkEnd w:id="13"/>
     </w:p>
     <w:p>
       <w:pPr>
@@ -13549,11 +13895,11 @@
       <w:pPr>
         <w:pStyle w:val="Ttulo2"/>
       </w:pPr>
-      <w:bookmarkStart w:id="13" w:name="_Toc243321326"/>
+      <w:bookmarkStart w:id="14" w:name="_Toc244293734"/>
       <w:r>
         <w:t>Antecedentes del Problema</w:t>
       </w:r>
-      <w:bookmarkEnd w:id="13"/>
+      <w:bookmarkEnd w:id="14"/>
     </w:p>
     <w:p>
       <w:pPr>
@@ -13946,9 +14292,11 @@
       <w:pPr>
         <w:pStyle w:val="Ttulo2"/>
       </w:pPr>
+      <w:bookmarkStart w:id="15" w:name="_Toc244293735"/>
       <w:r>
         <w:t>Enunciado del Problema</w:t>
       </w:r>
+      <w:bookmarkEnd w:id="15"/>
     </w:p>
     <w:p>
       <w:pPr>
@@ -14016,10 +14364,12 @@
       <w:pPr>
         <w:pStyle w:val="Ttulo2"/>
       </w:pPr>
+      <w:bookmarkStart w:id="16" w:name="_Toc244293736"/>
       <w:r>
         <w:lastRenderedPageBreak/>
         <w:t>Formulación del Problema</w:t>
       </w:r>
+      <w:bookmarkEnd w:id="16"/>
     </w:p>
     <w:p>
       <w:pPr>
@@ -14057,10 +14407,11 @@
       <w:pPr>
         <w:pStyle w:val="Ttulo2"/>
       </w:pPr>
-      <w:bookmarkStart w:id="14" w:name="_Toc243321327"/>
+      <w:bookmarkStart w:id="17" w:name="_Toc244293737"/>
       <w:r>
         <w:t>Preguntas de Investigación</w:t>
       </w:r>
+      <w:bookmarkEnd w:id="17"/>
     </w:p>
     <w:p>
       <w:pPr>
@@ -14150,20 +14501,21 @@
       <w:pPr>
         <w:pStyle w:val="Ttulo2"/>
       </w:pPr>
+      <w:bookmarkStart w:id="18" w:name="_Toc244293738"/>
       <w:r>
         <w:t>Objetivos</w:t>
       </w:r>
-      <w:bookmarkEnd w:id="14"/>
+      <w:bookmarkEnd w:id="18"/>
     </w:p>
     <w:p>
       <w:pPr>
         <w:pStyle w:val="Ttulo3"/>
       </w:pPr>
-      <w:bookmarkStart w:id="15" w:name="_Toc243321328"/>
+      <w:bookmarkStart w:id="19" w:name="_Toc244293739"/>
       <w:r>
         <w:t>Objetivo General</w:t>
       </w:r>
-      <w:bookmarkEnd w:id="15"/>
+      <w:bookmarkEnd w:id="19"/>
     </w:p>
     <w:p>
       <w:pPr>
@@ -14172,7 +14524,6 @@
           <w:lang w:val="es-HN"/>
         </w:rPr>
       </w:pPr>
-      <w:bookmarkStart w:id="16" w:name="_Toc243321329"/>
       <w:r>
         <w:rPr>
           <w:lang w:val="es-HN"/>
@@ -14184,11 +14535,12 @@
       <w:pPr>
         <w:pStyle w:val="Ttulo3"/>
       </w:pPr>
+      <w:bookmarkStart w:id="20" w:name="_Toc244293740"/>
       <w:r>
         <w:lastRenderedPageBreak/>
         <w:t>Objetivos Específicos</w:t>
       </w:r>
-      <w:bookmarkEnd w:id="16"/>
+      <w:bookmarkEnd w:id="20"/>
     </w:p>
     <w:p>
       <w:pPr>
@@ -14197,7 +14549,6 @@
           <w:lang w:val="es-HN"/>
         </w:rPr>
       </w:pPr>
-      <w:bookmarkStart w:id="17" w:name="_Toc243321330"/>
       <w:r>
         <w:rPr>
           <w:lang w:val="es-HN"/>
@@ -14277,13 +14628,99 @@
     </w:p>
     <w:p>
       <w:pPr>
+        <w:pStyle w:val="Ttulo3"/>
+      </w:pPr>
+      <w:r>
+        <w:t>Justificación</w:t>
+      </w:r>
+    </w:p>
+    <w:p>
+      <w:pPr>
+        <w:pStyle w:val="ParrafoCeutec"/>
+        <w:rPr>
+          <w:lang w:val="es-HN"/>
+        </w:rPr>
+      </w:pPr>
+      <w:r>
+        <w:rPr>
+          <w:lang w:val="es-HN"/>
+        </w:rPr>
+        <w:t>El estudio es conveniente porque permite a la gerencia de Inforum decidir, con datos, si conviene mantener y ampliar un sistema propio para gestionar permisos, vacaciones, incapacidades y campañas por correo. Tiene relevancia social porque beneficia al personal, que contará con un registro de sus solicitudes; a Recursos Humanos y a las jefaturas, que controlarán el saldo de vacaciones; y a los clientes, que dejarán de recibir correos duplicados. Sus implicaciones prácticas radican en resolver un problema real: el Código de Trabajo exige constancia escrita y firmada de las vacaciones concedidas, y su ausencia hace presumir que no fueron otorgadas</w:t>
+      </w:r>
+      <w:r>
+        <w:rPr>
+          <w:lang w:val="es-HN"/>
+        </w:rPr>
+        <w:t xml:space="preserve"> </w:t>
+      </w:r>
+      <w:r>
+        <w:rPr>
+          <w:lang w:val="es-HN"/>
+        </w:rPr>
+        <w:fldChar w:fldCharType="begin"/>
+      </w:r>
+      <w:r>
+        <w:rPr>
+          <w:lang w:val="es-HN"/>
+        </w:rPr>
+        <w:instrText xml:space="preserve"> ADDIN ZOTERO_ITEM CSL_CITATION {"citationID":"R5npGTud","properties":{"unsorted":false,"formattedCitation":"(Matute L\\uc0\\u243{}pez y Rodr\\uc0\\u237{}guez Mej\\uc0\\u237{}a, 2009, art. 355)","plainCitation":"(Matute López y Rodríguez Mejía, 2009, art. 355)","noteIndex":0},"citationItems":[{"id":15,"uris":["http://zotero.org/users/local/q62uitc9/items/PK63QDYQ"],"itemData":{"id":15,"type":"book","ISBN":"978-99926-45-41-3","language":"es","publisher":"Organización Internacional del Trabajo","publisher-place":"Tegucigalpa","title":"Código del Trabajo de Honduras: Decreto No. 189 de 1959. Edición rubricada y concordada con las normas nacionales e internacionales del trabajo","editor":[{"family":"Matute López","given":"Darlan Esteban"},{"family":"Rodríguez Mejía","given":"Giovanni"}],"issued":{"date-parts":[["2009"]]}},"suffix":", art. 355"}],"schema":"https://github.com/citation-style-language/schema/raw/master/csl-citation.json"} </w:instrText>
+      </w:r>
+      <w:r>
+        <w:rPr>
+          <w:lang w:val="es-HN"/>
+        </w:rPr>
+        <w:fldChar w:fldCharType="separate"/>
+      </w:r>
+      <w:r>
+        <w:rPr>
+          <w:kern w:val="0"/>
+          <w:lang w:val="es-HN"/>
+        </w:rPr>
+        <w:t>(Matute López y Rodríguez Mejía, 2009, art. 355)</w:t>
+      </w:r>
+      <w:r>
+        <w:rPr>
+          <w:lang w:val="es-HN"/>
+        </w:rPr>
+        <w:fldChar w:fldCharType="end"/>
+      </w:r>
+      <w:r>
+        <w:rPr>
+          <w:lang w:val="es-HN"/>
+        </w:rPr>
+        <w:t xml:space="preserve">. </w:t>
+      </w:r>
+      <w:r>
+        <w:rPr>
+          <w:lang w:val="es-HN"/>
+        </w:rPr>
+        <w:t xml:space="preserve">Su valor teórico es aportar datos sobre el costo y el beneficio de digitalizar la gestión de ausencias en una empresa de consultoría tecnológica. Finalmente, su utilidad metodológica es dejar un instrumento reutilizable para medir el tiempo y los errores por solicitud antes y después de la </w:t>
+      </w:r>
+      <w:r>
+        <w:rPr>
+          <w:lang w:val="es-HN"/>
+        </w:rPr>
+        <w:lastRenderedPageBreak/>
+        <w:t>implementación.</w:t>
+      </w:r>
+    </w:p>
+    <w:p>
+      <w:pPr>
+        <w:rPr>
+          <w:lang w:val="es-HN"/>
+        </w:rPr>
+      </w:pPr>
+    </w:p>
+    <w:p>
+      <w:pPr>
         <w:pStyle w:val="Ttulo1"/>
       </w:pPr>
+      <w:bookmarkStart w:id="21" w:name="_Toc244293741"/>
       <w:r>
         <w:lastRenderedPageBreak/>
         <w:t>Capítulo III. Marco Teórico</w:t>
       </w:r>
-      <w:bookmarkEnd w:id="17"/>
+      <w:bookmarkEnd w:id="21"/>
     </w:p>
     <w:p>
       <w:pPr>
@@ -14297,157 +14734,157 @@
       <w:pPr>
         <w:pStyle w:val="Ttulo2"/>
       </w:pPr>
-      <w:bookmarkStart w:id="18" w:name="_Toc243321331"/>
+      <w:bookmarkStart w:id="22" w:name="_Toc244293742"/>
       <w:r>
         <w:t>Análisis de la Situación Actual</w:t>
       </w:r>
-      <w:bookmarkEnd w:id="18"/>
+      <w:bookmarkEnd w:id="22"/>
     </w:p>
     <w:p>
       <w:pPr>
         <w:pStyle w:val="Ttulo3"/>
       </w:pPr>
-      <w:bookmarkStart w:id="19" w:name="_Toc243321332"/>
+      <w:bookmarkStart w:id="23" w:name="_Toc244293743"/>
       <w:r>
         <w:t>Diagnostico Situacional FODA</w:t>
       </w:r>
-      <w:bookmarkEnd w:id="19"/>
+      <w:bookmarkEnd w:id="23"/>
     </w:p>
     <w:p>
       <w:pPr>
         <w:pStyle w:val="Ttulo2"/>
       </w:pPr>
-      <w:bookmarkStart w:id="20" w:name="_Toc243321333"/>
+      <w:bookmarkStart w:id="24" w:name="_Toc244293744"/>
       <w:r>
         <w:t>Tecnologías de Control de Versiones</w:t>
       </w:r>
-      <w:bookmarkEnd w:id="20"/>
+      <w:bookmarkEnd w:id="24"/>
     </w:p>
     <w:p>
       <w:pPr>
         <w:pStyle w:val="Ttulo3"/>
       </w:pPr>
-      <w:bookmarkStart w:id="21" w:name="_Toc243321334"/>
+      <w:bookmarkStart w:id="25" w:name="_Toc244293745"/>
       <w:r>
         <w:t>Git</w:t>
       </w:r>
-      <w:bookmarkEnd w:id="21"/>
+      <w:bookmarkEnd w:id="25"/>
     </w:p>
     <w:p>
       <w:pPr>
         <w:pStyle w:val="Ttulo3"/>
       </w:pPr>
-      <w:bookmarkStart w:id="22" w:name="_Toc243321335"/>
+      <w:bookmarkStart w:id="26" w:name="_Toc244293746"/>
       <w:r>
         <w:t>Github</w:t>
       </w:r>
-      <w:bookmarkEnd w:id="22"/>
+      <w:bookmarkEnd w:id="26"/>
     </w:p>
     <w:p>
       <w:pPr>
         <w:pStyle w:val="Ttulo3"/>
       </w:pPr>
-      <w:bookmarkStart w:id="23" w:name="_Toc243321336"/>
+      <w:bookmarkStart w:id="27" w:name="_Toc244293747"/>
       <w:r>
         <w:t>Firebase Hosting</w:t>
       </w:r>
-      <w:bookmarkEnd w:id="23"/>
+      <w:bookmarkEnd w:id="27"/>
     </w:p>
     <w:p>
       <w:pPr>
         <w:pStyle w:val="Ttulo3"/>
       </w:pPr>
-      <w:bookmarkStart w:id="24" w:name="_Toc243321337"/>
+      <w:bookmarkStart w:id="28" w:name="_Toc244293748"/>
       <w:r>
         <w:t>Render</w:t>
       </w:r>
-      <w:bookmarkEnd w:id="24"/>
+      <w:bookmarkEnd w:id="28"/>
     </w:p>
     <w:p>
       <w:pPr>
         <w:pStyle w:val="Ttulo3"/>
       </w:pPr>
-      <w:bookmarkStart w:id="25" w:name="_Toc243321338"/>
+      <w:bookmarkStart w:id="29" w:name="_Toc244293749"/>
       <w:r>
         <w:t>Aiven</w:t>
       </w:r>
-      <w:bookmarkEnd w:id="25"/>
+      <w:bookmarkEnd w:id="29"/>
     </w:p>
     <w:p>
       <w:pPr>
         <w:pStyle w:val="Ttulo3"/>
       </w:pPr>
-      <w:bookmarkStart w:id="26" w:name="_Toc243321339"/>
+      <w:bookmarkStart w:id="30" w:name="_Toc244293750"/>
       <w:r>
         <w:t>Resend</w:t>
       </w:r>
-      <w:bookmarkEnd w:id="26"/>
+      <w:bookmarkEnd w:id="30"/>
     </w:p>
     <w:p>
       <w:pPr>
         <w:pStyle w:val="Ttulo3"/>
       </w:pPr>
-      <w:bookmarkStart w:id="27" w:name="_Toc243321340"/>
+      <w:bookmarkStart w:id="31" w:name="_Toc244293751"/>
       <w:r>
         <w:t>Cloudinary</w:t>
       </w:r>
-      <w:bookmarkEnd w:id="27"/>
+      <w:bookmarkEnd w:id="31"/>
     </w:p>
     <w:p>
       <w:pPr>
         <w:pStyle w:val="Ttulo3"/>
       </w:pPr>
-      <w:bookmarkStart w:id="28" w:name="_Toc243321341"/>
+      <w:bookmarkStart w:id="32" w:name="_Toc244293752"/>
       <w:r>
         <w:t>Buena Práctica: Conventional Commits</w:t>
       </w:r>
-      <w:bookmarkEnd w:id="28"/>
+      <w:bookmarkEnd w:id="32"/>
     </w:p>
     <w:p>
       <w:pPr>
         <w:pStyle w:val="Ttulo2"/>
       </w:pPr>
-      <w:bookmarkStart w:id="29" w:name="_Toc243321342"/>
+      <w:bookmarkStart w:id="33" w:name="_Toc244293753"/>
       <w:r>
         <w:t>IDE y Editor de Código</w:t>
       </w:r>
-      <w:bookmarkEnd w:id="29"/>
+      <w:bookmarkEnd w:id="33"/>
     </w:p>
     <w:p>
       <w:pPr>
         <w:pStyle w:val="Ttulo3"/>
       </w:pPr>
-      <w:bookmarkStart w:id="30" w:name="_Toc243321343"/>
+      <w:bookmarkStart w:id="34" w:name="_Toc244293754"/>
       <w:r>
         <w:t>Visual Studio Code</w:t>
       </w:r>
-      <w:bookmarkEnd w:id="30"/>
+      <w:bookmarkEnd w:id="34"/>
     </w:p>
     <w:p>
       <w:pPr>
         <w:pStyle w:val="Ttulo2"/>
       </w:pPr>
-      <w:bookmarkStart w:id="31" w:name="_Toc243321344"/>
+      <w:bookmarkStart w:id="35" w:name="_Toc244293755"/>
       <w:r>
         <w:t>Frameworks y Tecnología de Desarrollo Web</w:t>
       </w:r>
-      <w:bookmarkEnd w:id="31"/>
+      <w:bookmarkEnd w:id="35"/>
     </w:p>
     <w:p>
       <w:pPr>
         <w:pStyle w:val="Ttulo3"/>
       </w:pPr>
-      <w:bookmarkStart w:id="32" w:name="_Toc243321345"/>
+      <w:bookmarkStart w:id="36" w:name="_Toc244293756"/>
       <w:r>
         <w:t>HTML</w:t>
       </w:r>
-      <w:bookmarkEnd w:id="32"/>
+      <w:bookmarkEnd w:id="36"/>
     </w:p>
     <w:p>
       <w:pPr>
         <w:pStyle w:val="Ttulo3"/>
       </w:pPr>
-      <w:bookmarkStart w:id="33" w:name="_Toc243321346"/>
+      <w:bookmarkStart w:id="37" w:name="_Toc244293757"/>
       <w:r>
         <w:rPr>
           <w:lang w:val="en-US"/>
@@ -14463,61 +14900,61 @@
       <w:r>
         <w:t>S</w:t>
       </w:r>
-      <w:bookmarkEnd w:id="33"/>
+      <w:bookmarkEnd w:id="37"/>
     </w:p>
     <w:p>
       <w:pPr>
         <w:pStyle w:val="Ttulo3"/>
       </w:pPr>
-      <w:bookmarkStart w:id="34" w:name="_Toc243321347"/>
+      <w:bookmarkStart w:id="38" w:name="_Toc244293758"/>
       <w:r>
         <w:t>Angular</w:t>
       </w:r>
-      <w:bookmarkEnd w:id="34"/>
+      <w:bookmarkEnd w:id="38"/>
     </w:p>
     <w:p>
       <w:pPr>
         <w:pStyle w:val="Ttulo3"/>
       </w:pPr>
-      <w:bookmarkStart w:id="35" w:name="_Toc243321348"/>
+      <w:bookmarkStart w:id="39" w:name="_Toc244293759"/>
       <w:r>
         <w:rPr>
           <w:lang w:val="en-US"/>
         </w:rPr>
         <w:t>TypeScript</w:t>
       </w:r>
-      <w:bookmarkEnd w:id="35"/>
+      <w:bookmarkEnd w:id="39"/>
     </w:p>
     <w:p>
       <w:pPr>
         <w:pStyle w:val="Ttulo3"/>
       </w:pPr>
-      <w:bookmarkStart w:id="36" w:name="_Toc243321349"/>
+      <w:bookmarkStart w:id="40" w:name="_Toc244293760"/>
       <w:r>
         <w:lastRenderedPageBreak/>
         <w:t>Bootstrap</w:t>
       </w:r>
-      <w:bookmarkEnd w:id="36"/>
+      <w:bookmarkEnd w:id="40"/>
     </w:p>
     <w:p>
       <w:pPr>
         <w:pStyle w:val="Ttulo3"/>
       </w:pPr>
-      <w:bookmarkStart w:id="37" w:name="_Toc243321350"/>
+      <w:bookmarkStart w:id="41" w:name="_Toc244293761"/>
       <w:r>
         <w:t>Express.js</w:t>
       </w:r>
-      <w:bookmarkEnd w:id="37"/>
+      <w:bookmarkEnd w:id="41"/>
     </w:p>
     <w:p>
       <w:pPr>
         <w:pStyle w:val="Ttulo3"/>
       </w:pPr>
-      <w:bookmarkStart w:id="38" w:name="_Toc243321351"/>
+      <w:bookmarkStart w:id="42" w:name="_Toc244293762"/>
       <w:r>
         <w:t>DataTables</w:t>
       </w:r>
-      <w:bookmarkEnd w:id="38"/>
+      <w:bookmarkEnd w:id="42"/>
     </w:p>
     <w:p>
       <w:pPr>
@@ -14526,11 +14963,11 @@
           <w:lang w:val="en-US"/>
         </w:rPr>
       </w:pPr>
-      <w:bookmarkStart w:id="39" w:name="_Toc243321352"/>
+      <w:bookmarkStart w:id="43" w:name="_Toc244293763"/>
       <w:r>
         <w:t>JTW</w:t>
       </w:r>
-      <w:bookmarkEnd w:id="39"/>
+      <w:bookmarkEnd w:id="43"/>
     </w:p>
     <w:p>
       <w:pPr>
@@ -14539,14 +14976,14 @@
           <w:lang w:val="en-US"/>
         </w:rPr>
       </w:pPr>
-      <w:bookmarkStart w:id="40" w:name="_Toc243321353"/>
+      <w:bookmarkStart w:id="44" w:name="_Toc244293764"/>
       <w:r>
         <w:rPr>
           <w:lang w:val="en-US"/>
         </w:rPr>
         <w:t>JavaScript</w:t>
       </w:r>
-      <w:bookmarkEnd w:id="40"/>
+      <w:bookmarkEnd w:id="44"/>
     </w:p>
     <w:p>
       <w:pPr>
@@ -14555,14 +14992,14 @@
           <w:lang w:val="en-US"/>
         </w:rPr>
       </w:pPr>
-      <w:bookmarkStart w:id="41" w:name="_Toc243321354"/>
+      <w:bookmarkStart w:id="45" w:name="_Toc244293765"/>
       <w:r>
         <w:rPr>
           <w:lang w:val="en-US"/>
         </w:rPr>
         <w:t>React</w:t>
       </w:r>
-      <w:bookmarkEnd w:id="41"/>
+      <w:bookmarkEnd w:id="45"/>
     </w:p>
     <w:p>
       <w:pPr>
@@ -14571,74 +15008,74 @@
           <w:lang w:val="en-US"/>
         </w:rPr>
       </w:pPr>
-      <w:bookmarkStart w:id="42" w:name="_Toc243321355"/>
+      <w:bookmarkStart w:id="46" w:name="_Toc244293766"/>
       <w:r>
         <w:rPr>
           <w:lang w:val="en-US"/>
         </w:rPr>
         <w:t>Nodejs</w:t>
       </w:r>
-      <w:bookmarkEnd w:id="42"/>
+      <w:bookmarkEnd w:id="46"/>
     </w:p>
     <w:p>
       <w:pPr>
         <w:pStyle w:val="Ttulo3"/>
       </w:pPr>
-      <w:bookmarkStart w:id="43" w:name="_Toc243321356"/>
+      <w:bookmarkStart w:id="47" w:name="_Toc244293767"/>
       <w:r>
         <w:t>MySQL</w:t>
       </w:r>
-      <w:bookmarkEnd w:id="43"/>
+      <w:bookmarkEnd w:id="47"/>
     </w:p>
     <w:p>
       <w:pPr>
         <w:pStyle w:val="Ttulo2"/>
       </w:pPr>
-      <w:bookmarkStart w:id="44" w:name="_Toc243321357"/>
+      <w:bookmarkStart w:id="48" w:name="_Toc244293768"/>
       <w:r>
         <w:t>Arquitectura de Capas</w:t>
       </w:r>
-      <w:bookmarkEnd w:id="44"/>
+      <w:bookmarkEnd w:id="48"/>
     </w:p>
     <w:p>
       <w:pPr>
         <w:pStyle w:val="Ttulo3"/>
       </w:pPr>
-      <w:bookmarkStart w:id="45" w:name="_Toc243321358"/>
+      <w:bookmarkStart w:id="49" w:name="_Toc244293769"/>
       <w:r>
         <w:t>Capa de Rutas</w:t>
       </w:r>
-      <w:bookmarkEnd w:id="45"/>
+      <w:bookmarkEnd w:id="49"/>
     </w:p>
     <w:p>
       <w:pPr>
         <w:pStyle w:val="Ttulo3"/>
       </w:pPr>
-      <w:bookmarkStart w:id="46" w:name="_Toc243321359"/>
+      <w:bookmarkStart w:id="50" w:name="_Toc244293770"/>
       <w:r>
         <w:t>Capa de Servicio</w:t>
       </w:r>
-      <w:bookmarkEnd w:id="46"/>
+      <w:bookmarkEnd w:id="50"/>
     </w:p>
     <w:p>
       <w:pPr>
         <w:pStyle w:val="Ttulo3"/>
       </w:pPr>
-      <w:bookmarkStart w:id="47" w:name="_Toc243321360"/>
+      <w:bookmarkStart w:id="51" w:name="_Toc244293771"/>
       <w:r>
         <w:t>Capa de Base de Datos</w:t>
       </w:r>
-      <w:bookmarkEnd w:id="47"/>
+      <w:bookmarkEnd w:id="51"/>
     </w:p>
     <w:p>
       <w:pPr>
         <w:pStyle w:val="Ttulo1"/>
       </w:pPr>
-      <w:bookmarkStart w:id="48" w:name="_Toc243321361"/>
+      <w:bookmarkStart w:id="52" w:name="_Toc244293772"/>
       <w:r>
         <w:t>Capítulo IV. Metodología</w:t>
       </w:r>
-      <w:bookmarkEnd w:id="48"/>
+      <w:bookmarkEnd w:id="52"/>
     </w:p>
     <w:p>
       <w:pPr>
@@ -14652,68 +15089,68 @@
       <w:pPr>
         <w:pStyle w:val="Ttulo2"/>
       </w:pPr>
-      <w:bookmarkStart w:id="49" w:name="_Toc243321362"/>
+      <w:bookmarkStart w:id="53" w:name="_Toc244293773"/>
       <w:r>
         <w:t>Hipótesis</w:t>
       </w:r>
-      <w:bookmarkEnd w:id="49"/>
+      <w:bookmarkEnd w:id="53"/>
     </w:p>
     <w:p>
       <w:pPr>
         <w:pStyle w:val="Ttulo2"/>
       </w:pPr>
-      <w:bookmarkStart w:id="50" w:name="_Toc243321363"/>
+      <w:bookmarkStart w:id="54" w:name="_Toc244293774"/>
       <w:r>
         <w:t>Variables de Investigación</w:t>
       </w:r>
-      <w:bookmarkEnd w:id="50"/>
+      <w:bookmarkEnd w:id="54"/>
     </w:p>
     <w:p>
       <w:pPr>
         <w:pStyle w:val="Ttulo3"/>
       </w:pPr>
-      <w:bookmarkStart w:id="51" w:name="_Toc243321364"/>
+      <w:bookmarkStart w:id="55" w:name="_Toc244293775"/>
       <w:r>
         <w:t>Variable Independiente</w:t>
       </w:r>
-      <w:bookmarkEnd w:id="51"/>
+      <w:bookmarkEnd w:id="55"/>
     </w:p>
     <w:p>
       <w:pPr>
         <w:pStyle w:val="Ttulo3"/>
       </w:pPr>
-      <w:bookmarkStart w:id="52" w:name="_Toc243321365"/>
+      <w:bookmarkStart w:id="56" w:name="_Toc244293776"/>
       <w:r>
         <w:t>Variables Dependientes</w:t>
       </w:r>
-      <w:bookmarkEnd w:id="52"/>
+      <w:bookmarkEnd w:id="56"/>
     </w:p>
     <w:p>
       <w:pPr>
         <w:pStyle w:val="Ttulo2"/>
       </w:pPr>
-      <w:bookmarkStart w:id="53" w:name="_Toc243321366"/>
+      <w:bookmarkStart w:id="57" w:name="_Toc244293777"/>
       <w:r>
         <w:t>Definición de Variables</w:t>
       </w:r>
-      <w:bookmarkEnd w:id="53"/>
+      <w:bookmarkEnd w:id="57"/>
     </w:p>
     <w:p>
       <w:pPr>
         <w:pStyle w:val="Ttulo2"/>
       </w:pPr>
-      <w:bookmarkStart w:id="54" w:name="_Toc243321367"/>
+      <w:bookmarkStart w:id="58" w:name="_Toc244293778"/>
       <w:r>
         <w:t>Población y Muestra</w:t>
       </w:r>
-      <w:bookmarkEnd w:id="54"/>
+      <w:bookmarkEnd w:id="58"/>
     </w:p>
     <w:p>
       <w:pPr>
         <w:pStyle w:val="Descripcin"/>
         <w:keepNext/>
       </w:pPr>
-      <w:bookmarkStart w:id="55" w:name="_Toc243920924"/>
+      <w:bookmarkStart w:id="59" w:name="_Toc243920924"/>
       <w:r>
         <w:lastRenderedPageBreak/>
         <w:t xml:space="preserve">Tabla </w:t>
@@ -14742,7 +15179,7 @@
       <w:r>
         <w:t>Muestra y Población</w:t>
       </w:r>
-      <w:bookmarkEnd w:id="55"/>
+      <w:bookmarkEnd w:id="59"/>
     </w:p>
     <w:tbl>
       <w:tblPr>
@@ -14995,71 +15432,72 @@
       <w:pPr>
         <w:pStyle w:val="Ttulo2"/>
       </w:pPr>
-      <w:bookmarkStart w:id="56" w:name="_Toc243321368"/>
-      <w:r>
+      <w:bookmarkStart w:id="60" w:name="_Toc244293779"/>
+      <w:r>
+        <w:lastRenderedPageBreak/>
         <w:t>Técnicas e Instrumentos de Investigación</w:t>
       </w:r>
-      <w:bookmarkEnd w:id="56"/>
+      <w:bookmarkEnd w:id="60"/>
     </w:p>
     <w:p>
       <w:pPr>
         <w:pStyle w:val="Ttulo3"/>
       </w:pPr>
-      <w:bookmarkStart w:id="57" w:name="_Toc243321369"/>
+      <w:bookmarkStart w:id="61" w:name="_Toc244293780"/>
       <w:r>
         <w:t>Encuesta</w:t>
       </w:r>
-      <w:bookmarkEnd w:id="57"/>
+      <w:bookmarkEnd w:id="61"/>
     </w:p>
     <w:p>
       <w:pPr>
         <w:pStyle w:val="Ttulo2"/>
       </w:pPr>
-      <w:bookmarkStart w:id="58" w:name="_Toc243321370"/>
+      <w:bookmarkStart w:id="62" w:name="_Toc244293781"/>
       <w:r>
         <w:t>Fuentes de Información</w:t>
       </w:r>
-      <w:bookmarkEnd w:id="58"/>
+      <w:bookmarkEnd w:id="62"/>
     </w:p>
     <w:p>
       <w:pPr>
         <w:pStyle w:val="Ttulo3"/>
       </w:pPr>
-      <w:bookmarkStart w:id="59" w:name="_Toc243321371"/>
+      <w:bookmarkStart w:id="63" w:name="_Toc244293782"/>
       <w:r>
         <w:t>Fuentes Primarias</w:t>
       </w:r>
-      <w:bookmarkEnd w:id="59"/>
+      <w:bookmarkEnd w:id="63"/>
     </w:p>
     <w:p>
       <w:pPr>
         <w:pStyle w:val="Ttulo3"/>
       </w:pPr>
-      <w:bookmarkStart w:id="60" w:name="_Toc243321372"/>
+      <w:bookmarkStart w:id="64" w:name="_Toc244293783"/>
       <w:r>
         <w:t>Fuentes Secundarias</w:t>
       </w:r>
-      <w:bookmarkEnd w:id="60"/>
+      <w:bookmarkEnd w:id="64"/>
     </w:p>
     <w:p>
       <w:pPr>
         <w:pStyle w:val="Ttulo2"/>
       </w:pPr>
-      <w:bookmarkStart w:id="61" w:name="_Toc243321373"/>
+      <w:bookmarkStart w:id="65" w:name="_Toc244293784"/>
       <w:r>
         <w:t>Resultados</w:t>
       </w:r>
-      <w:bookmarkEnd w:id="61"/>
+      <w:bookmarkEnd w:id="65"/>
     </w:p>
     <w:p>
       <w:pPr>
         <w:pStyle w:val="Ttulo1"/>
       </w:pPr>
-      <w:bookmarkStart w:id="62" w:name="_Toc243321374"/>
+      <w:bookmarkStart w:id="66" w:name="_Toc244293785"/>
       <w:r>
         <w:t>Capítulo V. Descripción del Trabajo Desarrollado</w:t>
       </w:r>
-      <w:bookmarkEnd w:id="62"/>
+      <w:bookmarkEnd w:id="66"/>
     </w:p>
     <w:p>
       <w:pPr>
@@ -15073,229 +15511,159 @@
       <w:pPr>
         <w:pStyle w:val="Ttulo2"/>
       </w:pPr>
-      <w:bookmarkStart w:id="63" w:name="_Toc243321375"/>
+      <w:bookmarkStart w:id="67" w:name="_Toc244293786"/>
       <w:r>
         <w:t>Implementación de InforumGo</w:t>
       </w:r>
-      <w:bookmarkEnd w:id="63"/>
+      <w:bookmarkEnd w:id="67"/>
     </w:p>
     <w:p>
       <w:pPr>
         <w:pStyle w:val="Ttulo3"/>
       </w:pPr>
-      <w:bookmarkStart w:id="64" w:name="_Toc243321376"/>
+      <w:bookmarkStart w:id="68" w:name="_Toc244293787"/>
       <w:r>
         <w:t>Justificación</w:t>
       </w:r>
-      <w:bookmarkEnd w:id="64"/>
-    </w:p>
-    <w:p>
-      <w:pPr>
-        <w:pStyle w:val="ParrafoCeutec"/>
-        <w:rPr>
-          <w:lang w:val="es-HN"/>
-        </w:rPr>
-      </w:pPr>
-      <w:bookmarkStart w:id="65" w:name="_Toc243321377"/>
-      <w:r>
-        <w:rPr>
-          <w:lang w:val="es-HN"/>
-        </w:rPr>
-        <w:t xml:space="preserve">El estudio es conveniente porque permite a la gerencia de Inforum decidir, con datos, si conviene mantener y ampliar un sistema propio para gestionar permisos, vacaciones, incapacidades y campañas por correo. Tiene relevancia social porque beneficia al personal, que contará con un registro de sus solicitudes; a Recursos Humanos y a las jefaturas, que controlarán </w:t>
-      </w:r>
-      <w:r>
-        <w:rPr>
-          <w:lang w:val="es-HN"/>
-        </w:rPr>
+      <w:bookmarkEnd w:id="68"/>
+    </w:p>
+    <w:p>
+      <w:pPr>
+        <w:pStyle w:val="Ttulo3"/>
+      </w:pPr>
+      <w:bookmarkStart w:id="69" w:name="_Toc244293788"/>
+      <w:r>
+        <w:t>Alcance</w:t>
+      </w:r>
+      <w:bookmarkEnd w:id="69"/>
+    </w:p>
+    <w:p>
+      <w:pPr>
+        <w:pStyle w:val="Ttulo3"/>
+      </w:pPr>
+      <w:bookmarkStart w:id="70" w:name="_Toc244293789"/>
+      <w:r>
+        <w:t>Recursos Disponibles y Limitaciones</w:t>
+      </w:r>
+      <w:bookmarkEnd w:id="70"/>
+    </w:p>
+    <w:p>
+      <w:pPr>
+        <w:pStyle w:val="Ttulo3"/>
+      </w:pPr>
+      <w:bookmarkStart w:id="71" w:name="_Toc244293790"/>
+      <w:r>
+        <w:t>Actividades Desarrolladas</w:t>
+      </w:r>
+      <w:bookmarkEnd w:id="71"/>
+    </w:p>
+    <w:p>
+      <w:pPr>
+        <w:pStyle w:val="Ttulo3"/>
+      </w:pPr>
+      <w:bookmarkStart w:id="72" w:name="_Toc244293791"/>
+      <w:r>
+        <w:t>Resultados Obtenidos</w:t>
+      </w:r>
+      <w:bookmarkEnd w:id="72"/>
+    </w:p>
+    <w:p>
+      <w:pPr>
+        <w:pStyle w:val="Ttulo2"/>
+      </w:pPr>
+      <w:bookmarkStart w:id="73" w:name="_Toc244293792"/>
+      <w:r>
+        <w:t>Análisis Costo-Beneficio</w:t>
+      </w:r>
+      <w:bookmarkEnd w:id="73"/>
+    </w:p>
+    <w:p>
+      <w:pPr>
+        <w:pStyle w:val="Ttulo3"/>
+      </w:pPr>
+      <w:bookmarkStart w:id="74" w:name="_Toc244293793"/>
+      <w:r>
+        <w:t>Análisis de Costo Eléctrico</w:t>
+      </w:r>
+      <w:bookmarkEnd w:id="74"/>
+    </w:p>
+    <w:p>
+      <w:pPr>
+        <w:pStyle w:val="Ttulo3"/>
+      </w:pPr>
+      <w:bookmarkStart w:id="75" w:name="_Toc244293794"/>
+      <w:r>
+        <w:t>Análisis de Costo de Internet</w:t>
+      </w:r>
+      <w:bookmarkEnd w:id="75"/>
+    </w:p>
+    <w:p>
+      <w:pPr>
+        <w:pStyle w:val="Ttulo3"/>
+      </w:pPr>
+      <w:bookmarkStart w:id="76" w:name="_Toc244293795"/>
+      <w:r>
+        <w:t>Análisis de Costo Variados</w:t>
+      </w:r>
+      <w:bookmarkEnd w:id="76"/>
+    </w:p>
+    <w:p>
+      <w:pPr>
+        <w:pStyle w:val="Ttulo3"/>
+      </w:pPr>
+      <w:bookmarkStart w:id="77" w:name="_Toc244293796"/>
+      <w:r>
+        <w:t>Análisis de Costo Salarial</w:t>
+      </w:r>
+      <w:bookmarkEnd w:id="77"/>
+    </w:p>
+    <w:p>
+      <w:pPr>
+        <w:pStyle w:val="Ttulo3"/>
+      </w:pPr>
+      <w:bookmarkStart w:id="78" w:name="_Toc244293797"/>
+      <w:r>
+        <w:t>Análisis Financiero Costo Beneficio</w:t>
+      </w:r>
+      <w:bookmarkEnd w:id="78"/>
+    </w:p>
+    <w:p>
+      <w:pPr>
+        <w:pStyle w:val="Ttulo1"/>
+      </w:pPr>
+      <w:bookmarkStart w:id="79" w:name="_Toc244293798"/>
+      <w:r>
         <w:lastRenderedPageBreak/>
-        <w:t>el saldo de vacaciones; y a los clientes, que dejarán de recibir correos duplicados. Sus implicaciones prácticas radican en resolver un problema real: el Código de Trabajo exige constancia escrita y firmada de las vacaciones concedidas, y su ausencia hace presumir que no fueron otorgadas</w:t>
-      </w:r>
-      <w:r>
-        <w:rPr>
-          <w:lang w:val="es-HN"/>
-        </w:rPr>
-        <w:t xml:space="preserve"> </w:t>
-      </w:r>
-      <w:r>
-        <w:rPr>
-          <w:lang w:val="es-HN"/>
-        </w:rPr>
-        <w:fldChar w:fldCharType="begin"/>
-      </w:r>
-      <w:r>
-        <w:rPr>
-          <w:lang w:val="es-HN"/>
-        </w:rPr>
-        <w:instrText xml:space="preserve"> ADDIN ZOTERO_ITEM CSL_CITATION {"citationID":"R5npGTud","properties":{"unsorted":false,"formattedCitation":"(Matute L\\uc0\\u243{}pez y Rodr\\uc0\\u237{}guez Mej\\uc0\\u237{}a, 2009, art. 355)","plainCitation":"(Matute López y Rodríguez Mejía, 2009, art. 355)","noteIndex":0},"citationItems":[{"id":15,"uris":["http://zotero.org/users/local/q62uitc9/items/PK63QDYQ"],"itemData":{"id":15,"type":"book","ISBN":"978-99926-45-41-3","language":"es","publisher":"Organización Internacional del Trabajo","publisher-place":"Tegucigalpa","title":"Código del Trabajo de Honduras: Decreto No. 189 de 1959. Edición rubricada y concordada con las normas nacionales e internacionales del trabajo","editor":[{"family":"Matute López","given":"Darlan Esteban"},{"family":"Rodríguez Mejía","given":"Giovanni"}],"issued":{"date-parts":[["2009"]]}},"suffix":", art. 355"}],"schema":"https://github.com/citation-style-language/schema/raw/master/csl-citation.json"} </w:instrText>
-      </w:r>
-      <w:r>
-        <w:rPr>
-          <w:lang w:val="es-HN"/>
-        </w:rPr>
-        <w:fldChar w:fldCharType="separate"/>
-      </w:r>
-      <w:r>
-        <w:rPr>
-          <w:kern w:val="0"/>
-          <w:lang w:val="es-HN"/>
-        </w:rPr>
-        <w:t>(Matute López y Rodríguez Mejía, 2009, art. 355)</w:t>
-      </w:r>
-      <w:r>
-        <w:rPr>
-          <w:lang w:val="es-HN"/>
-        </w:rPr>
-        <w:fldChar w:fldCharType="end"/>
-      </w:r>
-      <w:r>
-        <w:rPr>
-          <w:lang w:val="es-HN"/>
-        </w:rPr>
-        <w:t xml:space="preserve">. </w:t>
-      </w:r>
-      <w:r>
-        <w:rPr>
-          <w:lang w:val="es-HN"/>
-        </w:rPr>
-        <w:t>Su valor teórico es aportar datos sobre el costo y el beneficio de digitalizar la gestión de ausencias en una empresa de consultoría tecnológica. Finalmente, su utilidad metodológica es dejar un instrumento reutilizable para medir el tiempo y los errores por solicitud antes y después de la implementación.</w:t>
-      </w:r>
-    </w:p>
-    <w:p>
-      <w:pPr>
-        <w:pStyle w:val="Ttulo3"/>
-      </w:pPr>
-      <w:r>
-        <w:t>Alcance</w:t>
-      </w:r>
-      <w:bookmarkEnd w:id="65"/>
-    </w:p>
-    <w:p>
-      <w:pPr>
-        <w:pStyle w:val="Ttulo3"/>
-      </w:pPr>
-      <w:bookmarkStart w:id="66" w:name="_Toc243321378"/>
-      <w:r>
-        <w:t>Recursos Disponibles y Limitaciones</w:t>
-      </w:r>
-      <w:bookmarkEnd w:id="66"/>
-    </w:p>
-    <w:p>
-      <w:pPr>
-        <w:pStyle w:val="Ttulo3"/>
-      </w:pPr>
-      <w:bookmarkStart w:id="67" w:name="_Toc243321379"/>
-      <w:r>
-        <w:t>Actividades Desarrolladas</w:t>
-      </w:r>
-      <w:bookmarkEnd w:id="67"/>
-    </w:p>
-    <w:p>
-      <w:pPr>
-        <w:pStyle w:val="Ttulo3"/>
-      </w:pPr>
-      <w:bookmarkStart w:id="68" w:name="_Toc243321380"/>
-      <w:r>
-        <w:t>Resultados Obtenidos</w:t>
-      </w:r>
-      <w:bookmarkEnd w:id="68"/>
-    </w:p>
-    <w:p>
-      <w:pPr>
-        <w:pStyle w:val="Ttulo2"/>
-      </w:pPr>
-      <w:bookmarkStart w:id="69" w:name="_Toc243321381"/>
-      <w:r>
-        <w:t>Análisis Costo-Beneficio</w:t>
-      </w:r>
-      <w:bookmarkEnd w:id="69"/>
-    </w:p>
-    <w:p>
-      <w:pPr>
-        <w:pStyle w:val="Ttulo3"/>
-      </w:pPr>
-      <w:bookmarkStart w:id="70" w:name="_Toc243321382"/>
-      <w:r>
-        <w:t>Análisis de Costo Eléctrico</w:t>
-      </w:r>
-      <w:bookmarkEnd w:id="70"/>
-    </w:p>
-    <w:p>
-      <w:pPr>
-        <w:pStyle w:val="Ttulo3"/>
-      </w:pPr>
-      <w:bookmarkStart w:id="71" w:name="_Toc243321383"/>
-      <w:r>
-        <w:t>Análisis de Costo de Internet</w:t>
-      </w:r>
-      <w:bookmarkEnd w:id="71"/>
-    </w:p>
-    <w:p>
-      <w:pPr>
-        <w:pStyle w:val="Ttulo3"/>
-      </w:pPr>
-      <w:bookmarkStart w:id="72" w:name="_Toc243321384"/>
-      <w:r>
-        <w:t>Análisis de Costo Variados</w:t>
-      </w:r>
-      <w:bookmarkEnd w:id="72"/>
-    </w:p>
-    <w:p>
-      <w:pPr>
-        <w:pStyle w:val="Ttulo3"/>
-      </w:pPr>
-      <w:bookmarkStart w:id="73" w:name="_Toc243321385"/>
-      <w:r>
-        <w:t>Análisis de Costo Salarial</w:t>
-      </w:r>
-      <w:bookmarkEnd w:id="73"/>
-    </w:p>
-    <w:p>
-      <w:pPr>
-        <w:pStyle w:val="Ttulo3"/>
-      </w:pPr>
-      <w:bookmarkStart w:id="74" w:name="_Toc243321386"/>
-      <w:r>
-        <w:t>Análisis Financiero Costo Beneficio</w:t>
-      </w:r>
-      <w:bookmarkEnd w:id="74"/>
+        <w:t>Capítulo VI Conclusiones</w:t>
+      </w:r>
+      <w:bookmarkEnd w:id="79"/>
     </w:p>
     <w:p>
       <w:pPr>
         <w:pStyle w:val="Ttulo1"/>
       </w:pPr>
-      <w:bookmarkStart w:id="75" w:name="_Toc243321387"/>
-      <w:r>
-        <w:t>Capítulo VI Conclusiones</w:t>
-      </w:r>
-      <w:bookmarkEnd w:id="75"/>
+      <w:bookmarkStart w:id="80" w:name="_Toc244293799"/>
+      <w:r>
+        <w:t>Capítulo VII Recomendaciones</w:t>
+      </w:r>
+      <w:bookmarkEnd w:id="80"/>
+    </w:p>
+    <w:p>
+      <w:pPr>
+        <w:rPr>
+          <w:lang w:val="es-ES_tradnl"/>
+        </w:rPr>
+      </w:pPr>
     </w:p>
     <w:p>
       <w:pPr>
         <w:pStyle w:val="Ttulo1"/>
       </w:pPr>
-      <w:bookmarkStart w:id="76" w:name="_Toc243321388"/>
-      <w:r>
-        <w:t>Capítulo VII Recomendaciones</w:t>
-      </w:r>
-      <w:bookmarkEnd w:id="76"/>
-    </w:p>
-    <w:p>
-      <w:pPr>
-        <w:rPr>
-          <w:lang w:val="es-ES_tradnl"/>
-        </w:rPr>
-      </w:pPr>
-      <w:bookmarkStart w:id="77" w:name="_Toc243321389"/>
-    </w:p>
-    <w:p>
-      <w:pPr>
-        <w:pStyle w:val="Ttulo1"/>
-      </w:pPr>
-      <w:r>
-        <w:lastRenderedPageBreak/>
+      <w:bookmarkStart w:id="81" w:name="_Toc244293800"/>
+      <w:r>
         <w:t>Bibliografía</w:t>
       </w:r>
-      <w:bookmarkEnd w:id="77"/>
+      <w:bookmarkEnd w:id="81"/>
     </w:p>
     <w:p>
       <w:pPr>
@@ -15527,6 +15895,7 @@
         </w:rPr>
       </w:pPr>
       <w:r>
+        <w:lastRenderedPageBreak/>
         <w:t xml:space="preserve">Rodezno Brevé, E. M., Santos Figueroa, L. E., Delcid Carrasco, J. E. y Mejía Ochoa, F. A. (2026). </w:t>
       </w:r>
       <w:r>
@@ -15541,16 +15910,7 @@
           <w:iCs/>
           <w:lang w:val="es-HN"/>
         </w:rPr>
-        <w:t xml:space="preserve">Ciencia Latina Revista Científica </w:t>
-      </w:r>
-      <w:r>
-        <w:rPr>
-          <w:i/>
-          <w:iCs/>
-          <w:lang w:val="es-HN"/>
-        </w:rPr>
-        <w:lastRenderedPageBreak/>
-        <w:t>Multidisciplinar</w:t>
+        <w:t>Ciencia Latina Revista Científica Multidisciplinar</w:t>
       </w:r>
       <w:r>
         <w:rPr>
